--- a/submission_materials/2_Research_Paper_Source/IEEE_BAMKS_D_Research_Paper.docx
+++ b/submission_materials/2_Research_Paper_Source/IEEE_BAMKS_D_Research_Paper.docx
@@ -38,16 +38,6 @@
         <w:t>School of Computer Science and Engineering, Vellore Institute of Technology (VIT), Chennai, Tamil Nadu, India</w:t>
         <w:br/>
       </w:r>
-      <w:r>
-        <w:rPr>
-          <w:rFonts w:ascii="Times New Roman" w:hAnsi="Times New Roman"/>
-          <w:i/>
-          <w:color w:val="475569"/>
-          <w:sz w:val="19"/>
-        </w:rPr>
-        <w:t>Academic Guide: Prof. Karthika V | Course: Cryptography and Network Security (BCSE309L)</w:t>
-        <w:br/>
-      </w:r>
     </w:p>
     <w:tbl>
       <w:tblPr>
@@ -62,52 +52,43 @@
         <w:tc>
           <w:tcPr>
             <w:tcW w:type="dxa" w:w="10080"/>
-            <w:shd w:val="clear" w:color="auto" w:fill="F1F5F9"/>
+            <w:shd w:val="clear" w:color="auto" w:fill="F8FAFC"/>
             <w:tcMar>
-              <w:top w:w="140" w:type="dxa"/>
-              <w:bottom w:w="140" w:type="dxa"/>
-              <w:left w:w="200" w:type="dxa"/>
-              <w:right w:w="200" w:type="dxa"/>
+              <w:top w:w="120" w:type="dxa"/>
+              <w:bottom w:w="120" w:type="dxa"/>
+              <w:left w:w="180" w:type="dxa"/>
+              <w:right w:w="180" w:type="dxa"/>
             </w:tcMar>
+            <w:tcBorders>
+              <w:top w:val="none"/>
+              <w:left w:val="single" w:sz="24" w:space="0" w:color="0F172A"/>
+              <w:bottom w:val="none"/>
+              <w:right w:val="none"/>
+            </w:tcBorders>
           </w:tcPr>
           <w:p>
             <w:pPr>
-              <w:spacing w:line="276" w:lineRule="auto" w:after="120"/>
+              <w:spacing w:before="40" w:after="40" w:line="276" w:lineRule="auto"/>
             </w:pPr>
             <w:r>
               <w:rPr>
                 <w:rFonts w:ascii="Times New Roman" w:hAnsi="Times New Roman"/>
                 <w:b/>
+                <w:color w:val="1E293B"/>
                 <w:sz w:val="19"/>
               </w:rPr>
-              <w:t xml:space="preserve">Abstract— </w:t>
+              <w:t xml:space="preserve">ABSTRACT: </w:t>
             </w:r>
             <w:r>
               <w:rPr>
                 <w:rFonts w:ascii="Times New Roman" w:hAnsi="Times New Roman"/>
+                <w:color w:val="334155"/>
                 <w:sz w:val="19"/>
               </w:rPr>
-              <w:t>Outsourcing encrypted Electronic Health Records (EHRs) to cloud-edge storage repositories substantially reduces hospital capital infrastructure expenses but severely impairs keyword searchability and introduces major data privacy challenges. In recent state-of-the-art literature, Cheng et al. (Elsevier Internet of Things, 2026) proposed BAMKS (Blockchain-assisted Attribute-based Multi-Keyword Search), unifying Ciphertext-Policy Attribute-Based Encryption (CP-ABE) and smart-contract verification to achieve secure conjunctive search over dynamic outsourced data. However, as explicitly acknowledged in Section 8 of the base paper, BAMKS operates strictly on monolithic file collection versions: adding, deleting, or updating a single file forces a full re-keying of all L files across m keywords, incurring a prohibitive O(L * m) computational overhead. To resolve this fundamental research gap, we propose, implement, and deploy BAMKS-D (Dynamic). BAMKS-D introduces fine-grained file-level granularity via three atomic primitives: (1) SingleDocAdd with O(m) complexity, (2) SingleDocDelete with O(1) constant-time revocation enforced via a Solidity state mapping on the Ethereum Sepolia Testnet, and (3) SingleDocModify via atomic revoke-and-append. We demonstrate that our scheme eliminates collection-wide re-keying, providing up to a 3,610.7x speedup at L=5,000 files over the base paper baseline. Furthermore, outsourced ciphertexts are pinned directly to decentralized IPFS via Pinata, achieving zero-trust verifiability, robust access control, and complete mathematical soundness.</w:t>
-            </w:r>
-          </w:p>
-          <w:p>
-            <w:pPr>
-              <w:spacing w:before="80" w:after="40"/>
-            </w:pPr>
-            <w:r>
-              <w:rPr>
-                <w:rFonts w:ascii="Times New Roman" w:hAnsi="Times New Roman"/>
-                <w:b/>
-                <w:sz w:val="19"/>
-              </w:rPr>
-              <w:t xml:space="preserve">Keywords— </w:t>
-            </w:r>
-            <w:r>
-              <w:rPr>
-                <w:rFonts w:ascii="Times New Roman" w:hAnsi="Times New Roman"/>
-                <w:sz w:val="19"/>
-              </w:rPr>
-              <w:t>Searchable Encryption, Attribute-Based Encryption, Blockchain, Smart Contracts, Dynamic Updates, Cloud-Edge Computing, Healthcare IoT, IPFS.</w:t>
+              <w:t>In cloud-edge IoT architectures for healthcare, sharing encrypted Electronic Health Records (EHR) demands fine-grained access control, conjunctive keyword search, and verifiable query results. The BAMKS scheme (Cheng et al., Internet of Things, 2026) addressed multi-authority access control and blockchain result verification, yet its index update mechanism requires either re-indexing the entire collection or executing O(L * m) group updates across all existing documents. In this paper, we present BAMKS-D, an algorithmic prototype and architecture integration layer that introduces atomic file-level operations. Single-document addition operates in strict O(m) time, achieving a 12.11x speedup at L=5,000 files over Cheng et al. Section 5.10 index updates (and 3,527.7x over naive full re-encryption). Single-document revocation is mapped directly to Ethereum Virtual Machine (EVM) storage (mapping(uint256 =&gt; bool) deletedDocRegistry), achieving O(1) constant-time lookup with zero array traversal. We validate the architecture through live smart contract deployment on the Ethereum Sepolia Testnet (0xfDC8615Bf6483c3B0f39c330F55A56Cb0f08C8D3), decentralized IPFS storage, and a 30-run empirical benchmark (m=3). An honest assessment of prototype algebraic assumptions, inverted index access-pattern leakage, and threats to validity is presented.</w:t>
+              <w:br/>
+              <w:br/>
+              <w:t>Keywords: Searchable Encryption, Attribute-Based Encryption, Blockchain, Smart Contracts, Dynamic Revocation, Healthcare IoT, EVM.</w:t>
             </w:r>
           </w:p>
         </w:tc>
@@ -115,11 +96,12 @@
     </w:tbl>
     <w:p>
       <w:pPr>
-        <w:spacing w:before="80" w:after="160"/>
+        <w:spacing w:before="0" w:after="80"/>
       </w:pPr>
     </w:p>
     <w:p>
       <w:pPr>
+        <w:keepNext/>
         <w:spacing w:before="280" w:after="80"/>
       </w:pPr>
       <w:r>
@@ -127,227 +109,74 @@
           <w:rFonts w:ascii="Times New Roman" w:hAnsi="Times New Roman"/>
           <w:b/>
           <w:color w:val="0F172A"/>
-          <w:sz w:val="23"/>
+          <w:sz w:val="24"/>
         </w:rPr>
-        <w:t>I.  INTRODUCTION</w:t>
+        <w:t>I. INTRODUCTION</w:t>
       </w:r>
     </w:p>
     <w:p>
       <w:pPr>
-        <w:spacing w:before="200" w:after="60"/>
-      </w:pPr>
-      <w:r>
-        <w:rPr>
-          <w:rFonts w:ascii="Times New Roman" w:hAnsi="Times New Roman"/>
-          <w:b/>
-          <w:color w:val="1E293B"/>
-          <w:sz w:val="21"/>
-        </w:rPr>
-        <w:t>A.  Context and Motivation</w:t>
-      </w:r>
-    </w:p>
-    <w:p>
-      <w:pPr>
-        <w:spacing w:before="40" w:after="80" w:line="276" w:lineRule="auto"/>
+        <w:spacing w:before="0" w:after="80" w:line="276" w:lineRule="auto"/>
+        <w:jc w:val="both"/>
       </w:pPr>
       <w:r>
         <w:rPr>
           <w:rFonts w:ascii="Times New Roman" w:hAnsi="Times New Roman"/>
           <w:sz w:val="20"/>
         </w:rPr>
-        <w:t>The rapid convergence of edge intelligence, cloud computing architectures, and the Internet of Medical Things (IoMT) has fundamentally transformed contemporary healthcare delivery. Modern healthcare facilities generate continuous streams of high-resolution Electronic Health Records (EHRs)—including continuous 12-lead electrocardiograms (ECGs), magnetic resonance imaging (MRI) volumetrics, oncology histopathology biopsies, and intensive care unit (ICU) telemetry feeds. Outsourcing these massive datasets to third-party Cloud Storage Providers (CSPs) relieves hospitals of enormous on-premises server maintenance and disaster recovery costs. However, because EHRs contain deeply sensitive diagnostic and genetic indicators protected by strict regulatory statutes such as the Health Insurance Portability and Accountability Act (HIPAA) in the United States and the General Data Protection Regulation (GDPR) in the European Union, patient files must be encrypted prior to cloud outsourcing.</w:t>
+        <w:t>The proliferation of Internet of Medical Things (IoMT) devices—such as wireless cardiac monitors, ambulatory pulse oximeters, and bedside telemetry sensors—has transformed contemporary healthcare delivery [2], [3]. Modern medical facilities generate voluminous streams of Electronic Health Records (EHR) that must be archived securely in external Cloud Storage Providers (CSP) while preserving clinician query capabilities. Because medical data contains sensitive diagnostic diagnoses protected under regulatory statutes (e.g., HIPAA and GDPR), plaintexts must be encrypted under fine-grained access policies before outsourcing [4].</w:t>
       </w:r>
     </w:p>
     <w:p>
       <w:pPr>
-        <w:spacing w:before="200" w:after="60"/>
-      </w:pPr>
-      <w:r>
-        <w:rPr>
-          <w:rFonts w:ascii="Times New Roman" w:hAnsi="Times New Roman"/>
-          <w:b/>
-          <w:color w:val="1E293B"/>
-          <w:sz w:val="21"/>
-        </w:rPr>
-        <w:t>B.  The Conflict Between Encryption and Searchability</w:t>
-      </w:r>
-    </w:p>
-    <w:p>
-      <w:pPr>
-        <w:spacing w:before="40" w:after="80" w:line="276" w:lineRule="auto"/>
+        <w:spacing w:before="0" w:after="80" w:line="276" w:lineRule="auto"/>
+        <w:jc w:val="both"/>
       </w:pPr>
       <w:r>
         <w:rPr>
           <w:rFonts w:ascii="Times New Roman" w:hAnsi="Times New Roman"/>
           <w:sz w:val="20"/>
         </w:rPr>
-        <w:t>Applying standard symmetric encryption primitives, such as AES-256-GCM, transforms plaintext records into pseudorandom bitstreams. While this guarantees data confidentiality at rest, it completely destroys the internal algebraic structure necessary for keyword indexing. Consequently, when an emergency clinician or cardiologist needs to retrieve all patient files satisfying a compound query (e.g., 'Cardiology' AND 'ECG'), the cloud server cannot perform selective matching. The clinician is forced to download and decrypt the entire institutional database locally, creating massive network bandwidth congestion and unacceptable diagnostic latency. To resolve this tension, Searchable Encryption (SE) and Attribute-Based Keyword Search (ABKS) protocols were introduced.</w:t>
+        <w:t>To reconcile cryptographic confidentiality with expressive querying, Ciphertext-Policy Attribute-Based Keyword Search (CP-ABKS) schemes were formulated [5], [6]. In CP-ABKS, data owners encrypt documents under an access structure (e.g., (Role_Doctor and Dept_Cardiology)), and only clinicians with valid attribute credentials can generate search trapdoors or decrypt returned records [7], [8]. Recently, Cheng et al. [1] proposed BAMKS, introducing decentralized multi-authority key generation, multi-owner collaborative indexing, and a blockchain Result Verification Smart Contract (RVSC) utilizing aggregated Schnorr Non-Interactive Zero-Knowledge (SNIZK) proofs [11].</w:t>
       </w:r>
     </w:p>
     <w:p>
       <w:pPr>
-        <w:spacing w:before="200" w:after="60"/>
-      </w:pPr>
-      <w:r>
-        <w:rPr>
-          <w:rFonts w:ascii="Times New Roman" w:hAnsi="Times New Roman"/>
-          <w:b/>
-          <w:color w:val="1E293B"/>
-          <w:sz w:val="21"/>
-        </w:rPr>
-        <w:t>C.  State of the Art: The Cheng et al. BAMKS Scheme</w:t>
-      </w:r>
-    </w:p>
-    <w:p>
-      <w:pPr>
-        <w:spacing w:before="40" w:after="80" w:line="276" w:lineRule="auto"/>
+        <w:spacing w:before="0" w:after="80" w:line="276" w:lineRule="auto"/>
+        <w:jc w:val="both"/>
       </w:pPr>
       <w:r>
         <w:rPr>
           <w:rFonts w:ascii="Times New Roman" w:hAnsi="Times New Roman"/>
           <w:sz w:val="20"/>
         </w:rPr>
-        <w:t>In a prominent 2026 contribution published in Elsevier's Internet of Things, Cheng et al. introduced BAMKS (Blockchain-assisted Attribute-based Multi-Keyword Search). The BAMKS protocol combined three major cryptographic pillars: (1) collaborative multi-owner access token generation (Phi), (2) fine-grained Ciphertext-Policy Attribute-Based Encryption (CP-ABE) access trees over Linear Secret Sharing Schemes (LSSS), and (3) an Ethereum-based Result Verification Smart Contract (RVSC) validating search correctness through aggregated Schnorr Non-Interactive Zero-Knowledge (SNIZK) proofs. BAMKS represented a significant theoretical advance in verifying search integrity against semi-honest cloud service providers.</w:t>
+        <w:t>The Open Challenge in BAMKS: In Section 8 of their foundational paper, Cheng et al. identified a critical operational bottleneck [1]: their architecture supports dynamic user credential updates, but does not provide an efficient mechanism for single-file additions or deletions. Adding a single document requires either re-encrypting and re-indexing the entire document collection (naive baseline), or updating the entire inverted index via modular multiplication of an update token X_upd across all L * m index entries (Section 5.10 baseline) [1]. For an enterprise healthcare repository with L = 5,000 records and m = 3 keywords, updating 15,000 index entries introduces noticeable latency. Furthermore, document deletion in prior schemes requires either re-encrypting the remaining corpus or relying on cloud server honesty.</w:t>
       </w:r>
     </w:p>
     <w:p>
       <w:pPr>
-        <w:spacing w:before="200" w:after="60"/>
-      </w:pPr>
-      <w:r>
-        <w:rPr>
-          <w:rFonts w:ascii="Times New Roman" w:hAnsi="Times New Roman"/>
-          <w:b/>
-          <w:color w:val="1E293B"/>
-          <w:sz w:val="21"/>
-        </w:rPr>
-        <w:t>D.  Research Gap and Problem Formulation</w:t>
-      </w:r>
-    </w:p>
-    <w:p>
-      <w:pPr>
-        <w:spacing w:before="40" w:after="80" w:line="276" w:lineRule="auto"/>
+        <w:spacing w:before="0" w:after="80" w:line="276" w:lineRule="auto"/>
+        <w:jc w:val="both"/>
       </w:pPr>
       <w:r>
         <w:rPr>
           <w:rFonts w:ascii="Times New Roman" w:hAnsi="Times New Roman"/>
           <w:sz w:val="20"/>
         </w:rPr>
-        <w:t>Despite its mathematical elegance, the base BAMKS protocol suffers from a severe, fundamental architectural constraint: it operates strictly on monolithic file collection versions. As formalized in Section 5.10 of Cheng et al., updating an encrypted dataset requires generating an index update factor X_upd = g^Delta, where Delta = (delta'_ver - delta_ver) / (xi'_ver - xi_ver) mod (P-1). To refresh the index, every single file token I_{kappa, j} across all L documents and m keywords must be multiplied by X_upd. Consequently, inserting a single newly admitted patient record, modifying an existing diagnosis, or revoking a discharged patient's record forces the hospital to execute a collection-wide re-keying over all L files, incurring an asymptotic computational complexity of O(L * m).</w:t>
+        <w:t>Contributions: In this work, we propose BAMKS-D, an architecture integration and dynamic evaluation framework that addresses these limitations:</w:t>
+        <w:br/>
+        <w:t>• Atomic Single-Document Addition (O(m)): Decouples inverted keyword indexing so appending an EHR requires generating tokens only for its m keywords.</w:t>
+        <w:br/>
+        <w:t>• Instant On-Chain Document Revocation (O(1)): Employs EVM direct mapping storage with zero array traversal.</w:t>
+        <w:br/>
+        <w:t>• Live Ethereum Sepolia Deployment: Verified BAMKS_Registry.sol contract (0xfDC8615Bf6483c3B0f39c330F55A56Cb0f08C8D3) with mined receipts.</w:t>
+        <w:br/>
+        <w:t>• Rigorous Fair Benchmarks (30 Runs): Evaluates both naive re-encryption and true Cheng et al. Section 5.10 index updates on an Intel Core i5-13420H platform.</w:t>
       </w:r>
     </w:p>
     <w:p>
       <w:pPr>
-        <w:spacing w:before="40" w:after="80" w:line="276" w:lineRule="auto"/>
-      </w:pPr>
-      <w:r>
-        <w:rPr>
-          <w:rFonts w:ascii="Times New Roman" w:hAnsi="Times New Roman"/>
-          <w:sz w:val="20"/>
-        </w:rPr>
-        <w:t>In modern hospital environments where ICU telemetry feeds and emergency admissions arrive as continuous asynchronous streams, re-keying thousands of existing records for every file operation is computationally prohibitive. Cheng et al. explicitly acknowledged this limitation in Section 8 of their paper, stating: 'In the future, we plan to extend BAMKS to support time-sensitive data sharing with adding, deleting, and inserting operations.'</w:t>
-      </w:r>
-    </w:p>
-    <w:p>
-      <w:pPr>
-        <w:spacing w:before="200" w:after="60"/>
-      </w:pPr>
-      <w:r>
-        <w:rPr>
-          <w:rFonts w:ascii="Times New Roman" w:hAnsi="Times New Roman"/>
-          <w:b/>
-          <w:color w:val="1E293B"/>
-          <w:sz w:val="21"/>
-        </w:rPr>
-        <w:t>E.  Research Objectives &amp; Scientific Contributions</w:t>
-      </w:r>
-    </w:p>
-    <w:p>
-      <w:pPr>
-        <w:spacing w:before="40" w:after="80" w:line="276" w:lineRule="auto"/>
-      </w:pPr>
-      <w:r>
-        <w:rPr>
-          <w:rFonts w:ascii="Times New Roman" w:hAnsi="Times New Roman"/>
-          <w:sz w:val="20"/>
-        </w:rPr>
-        <w:t>To directly solve this open research challenge, this paper introduces, designs, and deploys BAMKS-D (Dynamic). Our primary contributions are:</w:t>
-      </w:r>
-    </w:p>
-    <w:p>
-      <w:pPr>
-        <w:spacing w:before="40" w:after="80" w:line="276" w:lineRule="auto"/>
-      </w:pPr>
-      <w:r>
-        <w:rPr>
-          <w:rFonts w:ascii="Times New Roman" w:hAnsi="Times New Roman"/>
-          <w:sz w:val="20"/>
-        </w:rPr>
-        <w:t>1. Direct Resolution of Base Paper Research Gap: We design the first atomic, file-level dynamic update mechanism for the BAMKS architecture, fulfilling the open problem posed in Section 8 of Cheng et al.</w:t>
-      </w:r>
-    </w:p>
-    <w:p>
-      <w:pPr>
-        <w:spacing w:before="40" w:after="80" w:line="276" w:lineRule="auto"/>
-      </w:pPr>
-      <w:r>
-        <w:rPr>
-          <w:rFonts w:ascii="Times New Roman" w:hAnsi="Times New Roman"/>
-          <w:sz w:val="20"/>
-        </w:rPr>
-        <w:t>2. Atomic Dynamic Ingestion (SingleDocAdd): We propose an atomic file addition primitive operating in O(m) time (~0.29 ms), appending individual document tokens without modifying or re-encrypting existing files.</w:t>
-      </w:r>
-    </w:p>
-    <w:p>
-      <w:pPr>
-        <w:spacing w:before="40" w:after="80" w:line="276" w:lineRule="auto"/>
-      </w:pPr>
-      <w:r>
-        <w:rPr>
-          <w:rFonts w:ascii="Times New Roman" w:hAnsi="Times New Roman"/>
-          <w:sz w:val="20"/>
-        </w:rPr>
-        <w:t>3. Instant On-Chain Revocation (SingleDocDelete): We introduce a document deletion mechanism achieving strict O(1) constant-time revocation via a Solidity state mapping on Ethereum Sepolia, consuming an invariant 42,100 gas units.</w:t>
-      </w:r>
-    </w:p>
-    <w:p>
-      <w:pPr>
-        <w:spacing w:before="40" w:after="80" w:line="276" w:lineRule="auto"/>
-      </w:pPr>
-      <w:r>
-        <w:rPr>
-          <w:rFonts w:ascii="Times New Roman" w:hAnsi="Times New Roman"/>
-          <w:sz w:val="20"/>
-        </w:rPr>
-        <w:t>4. Cryptographic Key Freshness: We eliminate key stagnation vulnerabilities by integrating fresh session randomness t into CP-ABE user key generation, ensuring genuine per-generation uniqueness.</w:t>
-      </w:r>
-    </w:p>
-    <w:p>
-      <w:pPr>
-        <w:spacing w:before="40" w:after="80" w:line="276" w:lineRule="auto"/>
-      </w:pPr>
-      <w:r>
-        <w:rPr>
-          <w:rFonts w:ascii="Times New Roman" w:hAnsi="Times New Roman"/>
-          <w:sz w:val="20"/>
-        </w:rPr>
-        <w:t>5. Full Web3 &amp; IPFS Production Deployment: We deploy the complete architecture with live smart contracts verified on the Ethereum Sepolia Testnet (0x3829bda65146D8fb0C2c6E2596F6A39936bF9DB5) and decentralized Pinata IPFS storage.</w:t>
-      </w:r>
-    </w:p>
-    <w:p>
-      <w:pPr>
-        <w:spacing w:before="40" w:after="80" w:line="276" w:lineRule="auto"/>
-      </w:pPr>
-      <w:r>
-        <w:rPr>
-          <w:rFonts w:ascii="Times New Roman" w:hAnsi="Times New Roman"/>
-          <w:sz w:val="20"/>
-        </w:rPr>
-        <w:t>6. Empirical Benchmark Validation: Extensive experiments over realistic clinical EHR datasets show that BAMKS-D achieves up to a 3,610.7x speedup over the base BAMKS protocol at L=5,000 files.</w:t>
-      </w:r>
-    </w:p>
-    <w:p>
-      <w:pPr>
+        <w:keepNext/>
         <w:spacing w:before="280" w:after="80"/>
       </w:pPr>
       <w:r>
@@ -355,38 +184,40 @@
           <w:rFonts w:ascii="Times New Roman" w:hAnsi="Times New Roman"/>
           <w:b/>
           <w:color w:val="0F172A"/>
-          <w:sz w:val="23"/>
+          <w:sz w:val="24"/>
         </w:rPr>
-        <w:t>II.  RELATED WORK</w:t>
+        <w:t>II. RELATED WORK</w:t>
       </w:r>
     </w:p>
     <w:p>
       <w:pPr>
-        <w:spacing w:before="40" w:after="80" w:line="276" w:lineRule="auto"/>
+        <w:spacing w:before="0" w:after="80" w:line="276" w:lineRule="auto"/>
+        <w:jc w:val="both"/>
       </w:pPr>
       <w:r>
         <w:rPr>
           <w:rFonts w:ascii="Times New Roman" w:hAnsi="Times New Roman"/>
           <w:sz w:val="20"/>
         </w:rPr>
-        <w:t>Searchable Encryption was pioneered by Song et al. in the symmetric setting and by Boneh et al. in the asymmetric public-key setting (PEKS). Early PEKS schemes supported only single-keyword queries and were vulnerable to inside Keyword Guessing Attacks (KGA). To enable expressive access control, Sahai and Waters introduced Attribute-Based Encryption (ABE), which was subsequently extended to Ciphertext-Policy ABE (CP-ABE) by Bethencourt, Sahai, and Waters. Waters further formalized expressive CP-ABE using Linear Secret Sharing Schemes (LSSS), enabling efficient linear algebraic share evaluation.</w:t>
+        <w:t>Public-Key Encryption with Keyword Search (PEKS) was introduced by Boneh et al. [5], enabling untrusted servers to evaluate keyword matches. Sahai and Waters [7] formulated Attribute-Based Encryption (ABE), which Bethencourt et al. [6] extended to Ciphertext-Policy ABE (CP-ABE). Waters [8] formalized expressive CP-ABE using Linear Secret Sharing Schemes (LSSS). Dynamic Searchable Symmetric Encryption (DSSE) was explored by Song et al. [16], Curtmola et al. [17], Kamara et al. [18], and Bost [19], establishing forward and backward security notions for symmetric settings.</w:t>
       </w:r>
     </w:p>
     <w:p>
       <w:pPr>
-        <w:spacing w:before="40" w:after="80" w:line="276" w:lineRule="auto"/>
+        <w:spacing w:before="0" w:after="80" w:line="276" w:lineRule="auto"/>
+        <w:jc w:val="both"/>
       </w:pPr>
       <w:r>
         <w:rPr>
           <w:rFonts w:ascii="Times New Roman" w:hAnsi="Times New Roman"/>
           <w:sz w:val="20"/>
         </w:rPr>
-        <w:t>Attribute-Based Keyword Search (ABKS) combined CP-ABE access policies with encrypted inverted indices. To address the problem of dishonest cloud servers returning incomplete search results, blockchain-assisted searchable encryption emerged. Cheng et al. introduced BAMKS, using an Ethereum smart contract (RVSC) to verify search results via aggregated Schnorr NIZK proofs. Table I compares BAMKS-D with prominent schemes across eight functional dimensions.</w:t>
+        <w:t>In attribute-based search, Li et al. [9] developed verifiable data sharing with outsourced decryption, while Zhang et al. [10] investigated subversion-resistant search over cloud storage. Multi-authority architectures were analyzed by Chase [24] and Lewko and Waters [23]. Predicate encryption schemes supporting inner-product matching were proposed by Katz, Sahai, and Waters [20]. Broadcast encryption techniques were studied by Delerablee et al. [25]. Blockchain-assisted searchable encryption was explored by Yang et al. [14], Sun et al. [15], and Cheng et al. [1], using smart contracts on Ethereum [12] and decentralized IPFS storage [13]. Table I contrasts BAMKS-D against foundational schemes.</w:t>
       </w:r>
     </w:p>
     <w:p>
       <w:pPr>
-        <w:spacing w:before="160" w:after="40"/>
+        <w:spacing w:before="120" w:after="40"/>
         <w:jc w:val="center"/>
       </w:pPr>
       <w:r>
@@ -394,7 +225,7 @@
           <w:b/>
           <w:sz w:val="19"/>
         </w:rPr>
-        <w:t>TABLE I: COMPREHENSIVE COMPARISON OF SEARCHABLE ENCRYPTION SCHEMES</w:t>
+        <w:t>TABLE I: COMPARISON OF SEARCHABLE ENCRYPTION SCHEMES</w:t>
       </w:r>
     </w:p>
     <w:tbl>
@@ -405,200 +236,17 @@
         <w:tblLook w:firstColumn="1" w:firstRow="1" w:lastColumn="0" w:lastRow="0" w:noHBand="0" w:noVBand="1" w:val="04A0"/>
       </w:tblPr>
       <w:tblGrid>
-        <w:gridCol w:w="1680"/>
-        <w:gridCol w:w="1680"/>
-        <w:gridCol w:w="1680"/>
-        <w:gridCol w:w="1680"/>
-        <w:gridCol w:w="1680"/>
-        <w:gridCol w:w="1680"/>
+        <w:gridCol w:w="2016"/>
+        <w:gridCol w:w="2016"/>
+        <w:gridCol w:w="2016"/>
+        <w:gridCol w:w="2016"/>
+        <w:gridCol w:w="2016"/>
       </w:tblGrid>
       <w:tr>
         <w:tc>
           <w:tcPr>
-            <w:tcW w:type="dxa" w:w="2592"/>
+            <w:tcW w:type="dxa" w:w="2160"/>
             <w:shd w:val="clear" w:color="auto" w:fill="1E293B"/>
-            <w:tcMar>
-              <w:top w:w="80" w:type="dxa"/>
-              <w:bottom w:w="80" w:type="dxa"/>
-              <w:left w:w="100" w:type="dxa"/>
-              <w:right w:w="100" w:type="dxa"/>
-            </w:tcMar>
-          </w:tcPr>
-          <w:p>
-            <w:pPr>
-              <w:jc w:val="center"/>
-            </w:pPr>
-            <w:r>
-              <w:rPr>
-                <w:rFonts w:ascii="Times New Roman" w:hAnsi="Times New Roman"/>
-                <w:b/>
-                <w:color w:val="FFFFFF"/>
-                <w:sz w:val="17"/>
-              </w:rPr>
-              <w:t>Scheme / Reference</w:t>
-            </w:r>
-          </w:p>
-        </w:tc>
-        <w:tc>
-          <w:tcPr>
-            <w:tcW w:type="dxa" w:w="1440"/>
-            <w:shd w:val="clear" w:color="auto" w:fill="1E293B"/>
-            <w:tcMar>
-              <w:top w:w="80" w:type="dxa"/>
-              <w:bottom w:w="80" w:type="dxa"/>
-              <w:left w:w="100" w:type="dxa"/>
-              <w:right w:w="100" w:type="dxa"/>
-            </w:tcMar>
-          </w:tcPr>
-          <w:p>
-            <w:pPr>
-              <w:jc w:val="center"/>
-            </w:pPr>
-            <w:r>
-              <w:rPr>
-                <w:rFonts w:ascii="Times New Roman" w:hAnsi="Times New Roman"/>
-                <w:b/>
-                <w:color w:val="FFFFFF"/>
-                <w:sz w:val="17"/>
-              </w:rPr>
-              <w:t>Query Type</w:t>
-            </w:r>
-          </w:p>
-        </w:tc>
-        <w:tc>
-          <w:tcPr>
-            <w:tcW w:type="dxa" w:w="1584"/>
-            <w:shd w:val="clear" w:color="auto" w:fill="1E293B"/>
-            <w:tcMar>
-              <w:top w:w="80" w:type="dxa"/>
-              <w:bottom w:w="80" w:type="dxa"/>
-              <w:left w:w="100" w:type="dxa"/>
-              <w:right w:w="100" w:type="dxa"/>
-            </w:tcMar>
-          </w:tcPr>
-          <w:p>
-            <w:pPr>
-              <w:jc w:val="center"/>
-            </w:pPr>
-            <w:r>
-              <w:rPr>
-                <w:rFonts w:ascii="Times New Roman" w:hAnsi="Times New Roman"/>
-                <w:b/>
-                <w:color w:val="FFFFFF"/>
-                <w:sz w:val="17"/>
-              </w:rPr>
-              <w:t>Access Control</w:t>
-            </w:r>
-          </w:p>
-        </w:tc>
-        <w:tc>
-          <w:tcPr>
-            <w:tcW w:type="dxa" w:w="1584"/>
-            <w:shd w:val="clear" w:color="auto" w:fill="1E293B"/>
-            <w:tcMar>
-              <w:top w:w="80" w:type="dxa"/>
-              <w:bottom w:w="80" w:type="dxa"/>
-              <w:left w:w="100" w:type="dxa"/>
-              <w:right w:w="100" w:type="dxa"/>
-            </w:tcMar>
-          </w:tcPr>
-          <w:p>
-            <w:pPr>
-              <w:jc w:val="center"/>
-            </w:pPr>
-            <w:r>
-              <w:rPr>
-                <w:rFonts w:ascii="Times New Roman" w:hAnsi="Times New Roman"/>
-                <w:b/>
-                <w:color w:val="FFFFFF"/>
-                <w:sz w:val="17"/>
-              </w:rPr>
-              <w:t>Verification</w:t>
-            </w:r>
-          </w:p>
-        </w:tc>
-        <w:tc>
-          <w:tcPr>
-            <w:tcW w:type="dxa" w:w="1584"/>
-            <w:shd w:val="clear" w:color="auto" w:fill="1E293B"/>
-            <w:tcMar>
-              <w:top w:w="80" w:type="dxa"/>
-              <w:bottom w:w="80" w:type="dxa"/>
-              <w:left w:w="100" w:type="dxa"/>
-              <w:right w:w="100" w:type="dxa"/>
-            </w:tcMar>
-          </w:tcPr>
-          <w:p>
-            <w:pPr>
-              <w:jc w:val="center"/>
-            </w:pPr>
-            <w:r>
-              <w:rPr>
-                <w:rFonts w:ascii="Times New Roman" w:hAnsi="Times New Roman"/>
-                <w:b/>
-                <w:color w:val="FFFFFF"/>
-                <w:sz w:val="17"/>
-              </w:rPr>
-              <w:t>Update Granularity</w:t>
-            </w:r>
-          </w:p>
-        </w:tc>
-        <w:tc>
-          <w:tcPr>
-            <w:tcW w:type="dxa" w:w="1296"/>
-            <w:shd w:val="clear" w:color="auto" w:fill="1E293B"/>
-            <w:tcMar>
-              <w:top w:w="80" w:type="dxa"/>
-              <w:bottom w:w="80" w:type="dxa"/>
-              <w:left w:w="100" w:type="dxa"/>
-              <w:right w:w="100" w:type="dxa"/>
-            </w:tcMar>
-          </w:tcPr>
-          <w:p>
-            <w:pPr>
-              <w:jc w:val="center"/>
-            </w:pPr>
-            <w:r>
-              <w:rPr>
-                <w:rFonts w:ascii="Times New Roman" w:hAnsi="Times New Roman"/>
-                <w:b/>
-                <w:color w:val="FFFFFF"/>
-                <w:sz w:val="17"/>
-              </w:rPr>
-              <w:t>Add Cost</w:t>
-            </w:r>
-          </w:p>
-        </w:tc>
-      </w:tr>
-      <w:tr>
-        <w:tc>
-          <w:tcPr>
-            <w:tcW w:type="dxa" w:w="2592"/>
-            <w:shd w:val="clear" w:color="auto" w:fill="F8FAFC"/>
-            <w:tcMar>
-              <w:top w:w="60" w:type="dxa"/>
-              <w:bottom w:w="60" w:type="dxa"/>
-              <w:left w:w="80" w:type="dxa"/>
-              <w:right w:w="80" w:type="dxa"/>
-            </w:tcMar>
-          </w:tcPr>
-          <w:p>
-            <w:pPr>
-              <w:jc w:val="left"/>
-            </w:pPr>
-            <w:r>
-              <w:rPr>
-                <w:rFonts w:ascii="Times New Roman" w:hAnsi="Times New Roman"/>
-                <w:sz w:val="17"/>
-              </w:rPr>
-              <w:t>Boneh et al. [5]</w:t>
-            </w:r>
-          </w:p>
-        </w:tc>
-        <w:tc>
-          <w:tcPr>
-            <w:tcW w:type="dxa" w:w="1440"/>
-            <w:shd w:val="clear" w:color="auto" w:fill="F8FAFC"/>
             <w:tcMar>
               <w:top w:w="60" w:type="dxa"/>
               <w:bottom w:w="60" w:type="dxa"/>
@@ -612,89 +260,18 @@
             </w:pPr>
             <w:r>
               <w:rPr>
-                <w:rFonts w:ascii="Times New Roman" w:hAnsi="Times New Roman"/>
+                <w:b/>
+                <w:color w:val="FFFFFF"/>
                 <w:sz w:val="17"/>
               </w:rPr>
-              <w:t>Single Keyword</w:t>
+              <w:t>Scheme</w:t>
             </w:r>
           </w:p>
         </w:tc>
         <w:tc>
           <w:tcPr>
             <w:tcW w:type="dxa" w:w="1584"/>
-            <w:shd w:val="clear" w:color="auto" w:fill="F8FAFC"/>
-            <w:tcMar>
-              <w:top w:w="60" w:type="dxa"/>
-              <w:bottom w:w="60" w:type="dxa"/>
-              <w:left w:w="80" w:type="dxa"/>
-              <w:right w:w="80" w:type="dxa"/>
-            </w:tcMar>
-          </w:tcPr>
-          <w:p>
-            <w:pPr>
-              <w:jc w:val="left"/>
-            </w:pPr>
-            <w:r>
-              <w:rPr>
-                <w:rFonts w:ascii="Times New Roman" w:hAnsi="Times New Roman"/>
-                <w:sz w:val="17"/>
-              </w:rPr>
-              <w:t>None (Public Key)</w:t>
-            </w:r>
-          </w:p>
-        </w:tc>
-        <w:tc>
-          <w:tcPr>
-            <w:tcW w:type="dxa" w:w="1584"/>
-            <w:shd w:val="clear" w:color="auto" w:fill="F8FAFC"/>
-            <w:tcMar>
-              <w:top w:w="60" w:type="dxa"/>
-              <w:bottom w:w="60" w:type="dxa"/>
-              <w:left w:w="80" w:type="dxa"/>
-              <w:right w:w="80" w:type="dxa"/>
-            </w:tcMar>
-          </w:tcPr>
-          <w:p>
-            <w:pPr>
-              <w:jc w:val="left"/>
-            </w:pPr>
-            <w:r>
-              <w:rPr>
-                <w:rFonts w:ascii="Times New Roman" w:hAnsi="Times New Roman"/>
-                <w:sz w:val="17"/>
-              </w:rPr>
-              <w:t>None (Untrusted)</w:t>
-            </w:r>
-          </w:p>
-        </w:tc>
-        <w:tc>
-          <w:tcPr>
-            <w:tcW w:type="dxa" w:w="1584"/>
-            <w:shd w:val="clear" w:color="auto" w:fill="F8FAFC"/>
-            <w:tcMar>
-              <w:top w:w="60" w:type="dxa"/>
-              <w:bottom w:w="60" w:type="dxa"/>
-              <w:left w:w="80" w:type="dxa"/>
-              <w:right w:w="80" w:type="dxa"/>
-            </w:tcMar>
-          </w:tcPr>
-          <w:p>
-            <w:pPr>
-              <w:jc w:val="left"/>
-            </w:pPr>
-            <w:r>
-              <w:rPr>
-                <w:rFonts w:ascii="Times New Roman" w:hAnsi="Times New Roman"/>
-                <w:sz w:val="17"/>
-              </w:rPr>
-              <w:t>Static Index</w:t>
-            </w:r>
-          </w:p>
-        </w:tc>
-        <w:tc>
-          <w:tcPr>
-            <w:tcW w:type="dxa" w:w="1296"/>
-            <w:shd w:val="clear" w:color="auto" w:fill="F8FAFC"/>
+            <w:shd w:val="clear" w:color="auto" w:fill="1E293B"/>
             <w:tcMar>
               <w:top w:w="60" w:type="dxa"/>
               <w:bottom w:w="60" w:type="dxa"/>
@@ -708,43 +285,18 @@
             </w:pPr>
             <w:r>
               <w:rPr>
-                <w:rFonts w:ascii="Times New Roman" w:hAnsi="Times New Roman"/>
+                <w:b/>
+                <w:color w:val="FFFFFF"/>
                 <w:sz w:val="17"/>
               </w:rPr>
-              <w:t>O(L)</w:t>
-            </w:r>
-          </w:p>
-        </w:tc>
-      </w:tr>
-      <w:tr>
-        <w:tc>
-          <w:tcPr>
-            <w:tcW w:type="dxa" w:w="2592"/>
-            <w:shd w:val="clear" w:color="auto" w:fill="FFFFFF"/>
-            <w:tcMar>
-              <w:top w:w="60" w:type="dxa"/>
-              <w:bottom w:w="60" w:type="dxa"/>
-              <w:left w:w="80" w:type="dxa"/>
-              <w:right w:w="80" w:type="dxa"/>
-            </w:tcMar>
-          </w:tcPr>
-          <w:p>
-            <w:pPr>
-              <w:jc w:val="left"/>
-            </w:pPr>
-            <w:r>
-              <w:rPr>
-                <w:rFonts w:ascii="Times New Roman" w:hAnsi="Times New Roman"/>
-                <w:sz w:val="17"/>
-              </w:rPr>
-              <w:t>Bethencourt et al. [6]</w:t>
+              <w:t>Query Type</w:t>
             </w:r>
           </w:p>
         </w:tc>
         <w:tc>
           <w:tcPr>
-            <w:tcW w:type="dxa" w:w="1440"/>
-            <w:shd w:val="clear" w:color="auto" w:fill="FFFFFF"/>
+            <w:tcW w:type="dxa" w:w="2304"/>
+            <w:shd w:val="clear" w:color="auto" w:fill="1E293B"/>
             <w:tcMar>
               <w:top w:w="60" w:type="dxa"/>
               <w:bottom w:w="60" w:type="dxa"/>
@@ -758,89 +310,18 @@
             </w:pPr>
             <w:r>
               <w:rPr>
-                <w:rFonts w:ascii="Times New Roman" w:hAnsi="Times New Roman"/>
+                <w:b/>
+                <w:color w:val="FFFFFF"/>
                 <w:sz w:val="17"/>
               </w:rPr>
-              <w:t>None (Storage)</w:t>
+              <w:t>Access Control</w:t>
             </w:r>
           </w:p>
         </w:tc>
         <w:tc>
           <w:tcPr>
-            <w:tcW w:type="dxa" w:w="1584"/>
-            <w:shd w:val="clear" w:color="auto" w:fill="FFFFFF"/>
-            <w:tcMar>
-              <w:top w:w="60" w:type="dxa"/>
-              <w:bottom w:w="60" w:type="dxa"/>
-              <w:left w:w="80" w:type="dxa"/>
-              <w:right w:w="80" w:type="dxa"/>
-            </w:tcMar>
-          </w:tcPr>
-          <w:p>
-            <w:pPr>
-              <w:jc w:val="left"/>
-            </w:pPr>
-            <w:r>
-              <w:rPr>
-                <w:rFonts w:ascii="Times New Roman" w:hAnsi="Times New Roman"/>
-                <w:sz w:val="17"/>
-              </w:rPr>
-              <w:t>CP-ABE Access Tree</w:t>
-            </w:r>
-          </w:p>
-        </w:tc>
-        <w:tc>
-          <w:tcPr>
-            <w:tcW w:type="dxa" w:w="1584"/>
-            <w:shd w:val="clear" w:color="auto" w:fill="FFFFFF"/>
-            <w:tcMar>
-              <w:top w:w="60" w:type="dxa"/>
-              <w:bottom w:w="60" w:type="dxa"/>
-              <w:left w:w="80" w:type="dxa"/>
-              <w:right w:w="80" w:type="dxa"/>
-            </w:tcMar>
-          </w:tcPr>
-          <w:p>
-            <w:pPr>
-              <w:jc w:val="left"/>
-            </w:pPr>
-            <w:r>
-              <w:rPr>
-                <w:rFonts w:ascii="Times New Roman" w:hAnsi="Times New Roman"/>
-                <w:sz w:val="17"/>
-              </w:rPr>
-              <w:t>None</w:t>
-            </w:r>
-          </w:p>
-        </w:tc>
-        <w:tc>
-          <w:tcPr>
-            <w:tcW w:type="dxa" w:w="1584"/>
-            <w:shd w:val="clear" w:color="auto" w:fill="FFFFFF"/>
-            <w:tcMar>
-              <w:top w:w="60" w:type="dxa"/>
-              <w:bottom w:w="60" w:type="dxa"/>
-              <w:left w:w="80" w:type="dxa"/>
-              <w:right w:w="80" w:type="dxa"/>
-            </w:tcMar>
-          </w:tcPr>
-          <w:p>
-            <w:pPr>
-              <w:jc w:val="left"/>
-            </w:pPr>
-            <w:r>
-              <w:rPr>
-                <w:rFonts w:ascii="Times New Roman" w:hAnsi="Times New Roman"/>
-                <w:sz w:val="17"/>
-              </w:rPr>
-              <w:t>Key Re-issue</w:t>
-            </w:r>
-          </w:p>
-        </w:tc>
-        <w:tc>
-          <w:tcPr>
-            <w:tcW w:type="dxa" w:w="1296"/>
-            <w:shd w:val="clear" w:color="auto" w:fill="FFFFFF"/>
+            <w:tcW w:type="dxa" w:w="2304"/>
+            <w:shd w:val="clear" w:color="auto" w:fill="1E293B"/>
             <w:tcMar>
               <w:top w:w="60" w:type="dxa"/>
               <w:bottom w:w="60" w:type="dxa"/>
@@ -854,43 +335,18 @@
             </w:pPr>
             <w:r>
               <w:rPr>
-                <w:rFonts w:ascii="Times New Roman" w:hAnsi="Times New Roman"/>
+                <w:b/>
+                <w:color w:val="FFFFFF"/>
                 <w:sz w:val="17"/>
               </w:rPr>
-              <w:t>N/A</w:t>
-            </w:r>
-          </w:p>
-        </w:tc>
-      </w:tr>
-      <w:tr>
-        <w:tc>
-          <w:tcPr>
-            <w:tcW w:type="dxa" w:w="2592"/>
-            <w:shd w:val="clear" w:color="auto" w:fill="F8FAFC"/>
-            <w:tcMar>
-              <w:top w:w="60" w:type="dxa"/>
-              <w:bottom w:w="60" w:type="dxa"/>
-              <w:left w:w="80" w:type="dxa"/>
-              <w:right w:w="80" w:type="dxa"/>
-            </w:tcMar>
-          </w:tcPr>
-          <w:p>
-            <w:pPr>
-              <w:jc w:val="left"/>
-            </w:pPr>
-            <w:r>
-              <w:rPr>
-                <w:rFonts w:ascii="Times New Roman" w:hAnsi="Times New Roman"/>
-                <w:sz w:val="17"/>
-              </w:rPr>
-              <w:t>Li et al. (TDSC 2021) [9]</w:t>
+              <w:t>Update Mechanism</w:t>
             </w:r>
           </w:p>
         </w:tc>
         <w:tc>
           <w:tcPr>
-            <w:tcW w:type="dxa" w:w="1440"/>
-            <w:shd w:val="clear" w:color="auto" w:fill="F8FAFC"/>
+            <w:tcW w:type="dxa" w:w="1728"/>
+            <w:shd w:val="clear" w:color="auto" w:fill="1E293B"/>
             <w:tcMar>
               <w:top w:w="60" w:type="dxa"/>
               <w:bottom w:w="60" w:type="dxa"/>
@@ -904,7 +360,290 @@
             </w:pPr>
             <w:r>
               <w:rPr>
-                <w:rFonts w:ascii="Times New Roman" w:hAnsi="Times New Roman"/>
+                <w:b/>
+                <w:color w:val="FFFFFF"/>
+                <w:sz w:val="17"/>
+              </w:rPr>
+              <w:t>Addition Cost</w:t>
+            </w:r>
+          </w:p>
+        </w:tc>
+      </w:tr>
+      <w:tr>
+        <w:tc>
+          <w:tcPr>
+            <w:tcW w:type="dxa" w:w="2160"/>
+            <w:shd w:val="clear" w:color="auto" w:fill="F8FAFC"/>
+            <w:tcMar>
+              <w:top w:w="50" w:type="dxa"/>
+              <w:bottom w:w="50" w:type="dxa"/>
+              <w:left w:w="70" w:type="dxa"/>
+              <w:right w:w="70" w:type="dxa"/>
+            </w:tcMar>
+          </w:tcPr>
+          <w:p>
+            <w:pPr>
+              <w:jc w:val="center"/>
+            </w:pPr>
+            <w:r>
+              <w:rPr>
+                <w:sz w:val="17"/>
+              </w:rPr>
+              <w:t>Boneh et al. [5]</w:t>
+            </w:r>
+          </w:p>
+        </w:tc>
+        <w:tc>
+          <w:tcPr>
+            <w:tcW w:type="dxa" w:w="1584"/>
+            <w:shd w:val="clear" w:color="auto" w:fill="F8FAFC"/>
+            <w:tcMar>
+              <w:top w:w="50" w:type="dxa"/>
+              <w:bottom w:w="50" w:type="dxa"/>
+              <w:left w:w="70" w:type="dxa"/>
+              <w:right w:w="70" w:type="dxa"/>
+            </w:tcMar>
+          </w:tcPr>
+          <w:p>
+            <w:pPr>
+              <w:jc w:val="center"/>
+            </w:pPr>
+            <w:r>
+              <w:rPr>
+                <w:sz w:val="17"/>
+              </w:rPr>
+              <w:t>Single</w:t>
+            </w:r>
+          </w:p>
+        </w:tc>
+        <w:tc>
+          <w:tcPr>
+            <w:tcW w:type="dxa" w:w="2304"/>
+            <w:shd w:val="clear" w:color="auto" w:fill="F8FAFC"/>
+            <w:tcMar>
+              <w:top w:w="50" w:type="dxa"/>
+              <w:bottom w:w="50" w:type="dxa"/>
+              <w:left w:w="70" w:type="dxa"/>
+              <w:right w:w="70" w:type="dxa"/>
+            </w:tcMar>
+          </w:tcPr>
+          <w:p>
+            <w:pPr>
+              <w:jc w:val="center"/>
+            </w:pPr>
+            <w:r>
+              <w:rPr>
+                <w:sz w:val="17"/>
+              </w:rPr>
+              <w:t>None (Public Key)</w:t>
+            </w:r>
+          </w:p>
+        </w:tc>
+        <w:tc>
+          <w:tcPr>
+            <w:tcW w:type="dxa" w:w="2304"/>
+            <w:shd w:val="clear" w:color="auto" w:fill="F8FAFC"/>
+            <w:tcMar>
+              <w:top w:w="50" w:type="dxa"/>
+              <w:bottom w:w="50" w:type="dxa"/>
+              <w:left w:w="70" w:type="dxa"/>
+              <w:right w:w="70" w:type="dxa"/>
+            </w:tcMar>
+          </w:tcPr>
+          <w:p>
+            <w:pPr>
+              <w:jc w:val="center"/>
+            </w:pPr>
+            <w:r>
+              <w:rPr>
+                <w:sz w:val="17"/>
+              </w:rPr>
+              <w:t>Static Index</w:t>
+            </w:r>
+          </w:p>
+        </w:tc>
+        <w:tc>
+          <w:tcPr>
+            <w:tcW w:type="dxa" w:w="1728"/>
+            <w:shd w:val="clear" w:color="auto" w:fill="F8FAFC"/>
+            <w:tcMar>
+              <w:top w:w="50" w:type="dxa"/>
+              <w:bottom w:w="50" w:type="dxa"/>
+              <w:left w:w="70" w:type="dxa"/>
+              <w:right w:w="70" w:type="dxa"/>
+            </w:tcMar>
+          </w:tcPr>
+          <w:p>
+            <w:pPr>
+              <w:jc w:val="center"/>
+            </w:pPr>
+            <w:r>
+              <w:rPr>
+                <w:sz w:val="17"/>
+              </w:rPr>
+              <w:t>O(1)</w:t>
+            </w:r>
+          </w:p>
+        </w:tc>
+      </w:tr>
+      <w:tr>
+        <w:tc>
+          <w:tcPr>
+            <w:tcW w:type="dxa" w:w="2160"/>
+            <w:shd w:val="clear" w:color="auto" w:fill="FFFFFF"/>
+            <w:tcMar>
+              <w:top w:w="50" w:type="dxa"/>
+              <w:bottom w:w="50" w:type="dxa"/>
+              <w:left w:w="70" w:type="dxa"/>
+              <w:right w:w="70" w:type="dxa"/>
+            </w:tcMar>
+          </w:tcPr>
+          <w:p>
+            <w:pPr>
+              <w:jc w:val="center"/>
+            </w:pPr>
+            <w:r>
+              <w:rPr>
+                <w:sz w:val="17"/>
+              </w:rPr>
+              <w:t>Bethencourt et al. [6]</w:t>
+            </w:r>
+          </w:p>
+        </w:tc>
+        <w:tc>
+          <w:tcPr>
+            <w:tcW w:type="dxa" w:w="1584"/>
+            <w:shd w:val="clear" w:color="auto" w:fill="FFFFFF"/>
+            <w:tcMar>
+              <w:top w:w="50" w:type="dxa"/>
+              <w:bottom w:w="50" w:type="dxa"/>
+              <w:left w:w="70" w:type="dxa"/>
+              <w:right w:w="70" w:type="dxa"/>
+            </w:tcMar>
+          </w:tcPr>
+          <w:p>
+            <w:pPr>
+              <w:jc w:val="center"/>
+            </w:pPr>
+            <w:r>
+              <w:rPr>
+                <w:sz w:val="17"/>
+              </w:rPr>
+              <w:t>None</w:t>
+            </w:r>
+          </w:p>
+        </w:tc>
+        <w:tc>
+          <w:tcPr>
+            <w:tcW w:type="dxa" w:w="2304"/>
+            <w:shd w:val="clear" w:color="auto" w:fill="FFFFFF"/>
+            <w:tcMar>
+              <w:top w:w="50" w:type="dxa"/>
+              <w:bottom w:w="50" w:type="dxa"/>
+              <w:left w:w="70" w:type="dxa"/>
+              <w:right w:w="70" w:type="dxa"/>
+            </w:tcMar>
+          </w:tcPr>
+          <w:p>
+            <w:pPr>
+              <w:jc w:val="center"/>
+            </w:pPr>
+            <w:r>
+              <w:rPr>
+                <w:sz w:val="17"/>
+              </w:rPr>
+              <w:t>CP-ABE Tree</w:t>
+            </w:r>
+          </w:p>
+        </w:tc>
+        <w:tc>
+          <w:tcPr>
+            <w:tcW w:type="dxa" w:w="2304"/>
+            <w:shd w:val="clear" w:color="auto" w:fill="FFFFFF"/>
+            <w:tcMar>
+              <w:top w:w="50" w:type="dxa"/>
+              <w:bottom w:w="50" w:type="dxa"/>
+              <w:left w:w="70" w:type="dxa"/>
+              <w:right w:w="70" w:type="dxa"/>
+            </w:tcMar>
+          </w:tcPr>
+          <w:p>
+            <w:pPr>
+              <w:jc w:val="center"/>
+            </w:pPr>
+            <w:r>
+              <w:rPr>
+                <w:sz w:val="17"/>
+              </w:rPr>
+              <w:t>Key Re-issuance</w:t>
+            </w:r>
+          </w:p>
+        </w:tc>
+        <w:tc>
+          <w:tcPr>
+            <w:tcW w:type="dxa" w:w="1728"/>
+            <w:shd w:val="clear" w:color="auto" w:fill="FFFFFF"/>
+            <w:tcMar>
+              <w:top w:w="50" w:type="dxa"/>
+              <w:bottom w:w="50" w:type="dxa"/>
+              <w:left w:w="70" w:type="dxa"/>
+              <w:right w:w="70" w:type="dxa"/>
+            </w:tcMar>
+          </w:tcPr>
+          <w:p>
+            <w:pPr>
+              <w:jc w:val="center"/>
+            </w:pPr>
+            <w:r>
+              <w:rPr>
+                <w:sz w:val="17"/>
+              </w:rPr>
+              <w:t>N/A</w:t>
+            </w:r>
+          </w:p>
+        </w:tc>
+      </w:tr>
+      <w:tr>
+        <w:tc>
+          <w:tcPr>
+            <w:tcW w:type="dxa" w:w="2160"/>
+            <w:shd w:val="clear" w:color="auto" w:fill="F8FAFC"/>
+            <w:tcMar>
+              <w:top w:w="50" w:type="dxa"/>
+              <w:bottom w:w="50" w:type="dxa"/>
+              <w:left w:w="70" w:type="dxa"/>
+              <w:right w:w="70" w:type="dxa"/>
+            </w:tcMar>
+          </w:tcPr>
+          <w:p>
+            <w:pPr>
+              <w:jc w:val="center"/>
+            </w:pPr>
+            <w:r>
+              <w:rPr>
+                <w:sz w:val="17"/>
+              </w:rPr>
+              <w:t>Li et al. [9]</w:t>
+            </w:r>
+          </w:p>
+        </w:tc>
+        <w:tc>
+          <w:tcPr>
+            <w:tcW w:type="dxa" w:w="1584"/>
+            <w:shd w:val="clear" w:color="auto" w:fill="F8FAFC"/>
+            <w:tcMar>
+              <w:top w:w="50" w:type="dxa"/>
+              <w:bottom w:w="50" w:type="dxa"/>
+              <w:left w:w="70" w:type="dxa"/>
+              <w:right w:w="70" w:type="dxa"/>
+            </w:tcMar>
+          </w:tcPr>
+          <w:p>
+            <w:pPr>
+              <w:jc w:val="center"/>
+            </w:pPr>
+            <w:r>
+              <w:rPr>
                 <w:sz w:val="17"/>
               </w:rPr>
               <w:t>Conjunctive</w:t>
@@ -913,85 +652,13 @@
         </w:tc>
         <w:tc>
           <w:tcPr>
-            <w:tcW w:type="dxa" w:w="1584"/>
+            <w:tcW w:type="dxa" w:w="2304"/>
             <w:shd w:val="clear" w:color="auto" w:fill="F8FAFC"/>
             <w:tcMar>
-              <w:top w:w="60" w:type="dxa"/>
-              <w:bottom w:w="60" w:type="dxa"/>
-              <w:left w:w="80" w:type="dxa"/>
-              <w:right w:w="80" w:type="dxa"/>
-            </w:tcMar>
-          </w:tcPr>
-          <w:p>
-            <w:pPr>
-              <w:jc w:val="left"/>
-            </w:pPr>
-            <w:r>
-              <w:rPr>
-                <w:rFonts w:ascii="Times New Roman" w:hAnsi="Times New Roman"/>
-                <w:sz w:val="17"/>
-              </w:rPr>
-              <w:t>Role-Based Matrix</w:t>
-            </w:r>
-          </w:p>
-        </w:tc>
-        <w:tc>
-          <w:tcPr>
-            <w:tcW w:type="dxa" w:w="1584"/>
-            <w:shd w:val="clear" w:color="auto" w:fill="F8FAFC"/>
-            <w:tcMar>
-              <w:top w:w="60" w:type="dxa"/>
-              <w:bottom w:w="60" w:type="dxa"/>
-              <w:left w:w="80" w:type="dxa"/>
-              <w:right w:w="80" w:type="dxa"/>
-            </w:tcMar>
-          </w:tcPr>
-          <w:p>
-            <w:pPr>
-              <w:jc w:val="left"/>
-            </w:pPr>
-            <w:r>
-              <w:rPr>
-                <w:rFonts w:ascii="Times New Roman" w:hAnsi="Times New Roman"/>
-                <w:sz w:val="17"/>
-              </w:rPr>
-              <w:t>Centralized Auditor</w:t>
-            </w:r>
-          </w:p>
-        </w:tc>
-        <w:tc>
-          <w:tcPr>
-            <w:tcW w:type="dxa" w:w="1584"/>
-            <w:shd w:val="clear" w:color="auto" w:fill="F8FAFC"/>
-            <w:tcMar>
-              <w:top w:w="60" w:type="dxa"/>
-              <w:bottom w:w="60" w:type="dxa"/>
-              <w:left w:w="80" w:type="dxa"/>
-              <w:right w:w="80" w:type="dxa"/>
-            </w:tcMar>
-          </w:tcPr>
-          <w:p>
-            <w:pPr>
-              <w:jc w:val="left"/>
-            </w:pPr>
-            <w:r>
-              <w:rPr>
-                <w:rFonts w:ascii="Times New Roman" w:hAnsi="Times New Roman"/>
-                <w:sz w:val="17"/>
-              </w:rPr>
-              <w:t>Batch Level</w:t>
-            </w:r>
-          </w:p>
-        </w:tc>
-        <w:tc>
-          <w:tcPr>
-            <w:tcW w:type="dxa" w:w="1296"/>
-            <w:shd w:val="clear" w:color="auto" w:fill="F8FAFC"/>
-            <w:tcMar>
-              <w:top w:w="60" w:type="dxa"/>
-              <w:bottom w:w="60" w:type="dxa"/>
-              <w:left w:w="80" w:type="dxa"/>
-              <w:right w:w="80" w:type="dxa"/>
+              <w:top w:w="50" w:type="dxa"/>
+              <w:bottom w:w="50" w:type="dxa"/>
+              <w:left w:w="70" w:type="dxa"/>
+              <w:right w:w="70" w:type="dxa"/>
             </w:tcMar>
           </w:tcPr>
           <w:p>
@@ -1000,7 +667,52 @@
             </w:pPr>
             <w:r>
               <w:rPr>
-                <w:rFonts w:ascii="Times New Roman" w:hAnsi="Times New Roman"/>
+                <w:sz w:val="17"/>
+              </w:rPr>
+              <w:t>Role Matrix</w:t>
+            </w:r>
+          </w:p>
+        </w:tc>
+        <w:tc>
+          <w:tcPr>
+            <w:tcW w:type="dxa" w:w="2304"/>
+            <w:shd w:val="clear" w:color="auto" w:fill="F8FAFC"/>
+            <w:tcMar>
+              <w:top w:w="50" w:type="dxa"/>
+              <w:bottom w:w="50" w:type="dxa"/>
+              <w:left w:w="70" w:type="dxa"/>
+              <w:right w:w="70" w:type="dxa"/>
+            </w:tcMar>
+          </w:tcPr>
+          <w:p>
+            <w:pPr>
+              <w:jc w:val="center"/>
+            </w:pPr>
+            <w:r>
+              <w:rPr>
+                <w:sz w:val="17"/>
+              </w:rPr>
+              <w:t>Batch Re-keying</w:t>
+            </w:r>
+          </w:p>
+        </w:tc>
+        <w:tc>
+          <w:tcPr>
+            <w:tcW w:type="dxa" w:w="1728"/>
+            <w:shd w:val="clear" w:color="auto" w:fill="F8FAFC"/>
+            <w:tcMar>
+              <w:top w:w="50" w:type="dxa"/>
+              <w:bottom w:w="50" w:type="dxa"/>
+              <w:left w:w="70" w:type="dxa"/>
+              <w:right w:w="70" w:type="dxa"/>
+            </w:tcMar>
+          </w:tcPr>
+          <w:p>
+            <w:pPr>
+              <w:jc w:val="center"/>
+            </w:pPr>
+            <w:r>
+              <w:rPr>
                 <w:sz w:val="17"/>
               </w:rPr>
               <w:t>O(L * m)</w:t>
@@ -1011,37 +723,13 @@
       <w:tr>
         <w:tc>
           <w:tcPr>
-            <w:tcW w:type="dxa" w:w="2592"/>
+            <w:tcW w:type="dxa" w:w="2160"/>
             <w:shd w:val="clear" w:color="auto" w:fill="FFFFFF"/>
             <w:tcMar>
-              <w:top w:w="60" w:type="dxa"/>
-              <w:bottom w:w="60" w:type="dxa"/>
-              <w:left w:w="80" w:type="dxa"/>
-              <w:right w:w="80" w:type="dxa"/>
-            </w:tcMar>
-          </w:tcPr>
-          <w:p>
-            <w:pPr>
-              <w:jc w:val="left"/>
-            </w:pPr>
-            <w:r>
-              <w:rPr>
-                <w:rFonts w:ascii="Times New Roman" w:hAnsi="Times New Roman"/>
-                <w:sz w:val="17"/>
-              </w:rPr>
-              <w:t>Zhang et al. (TIFS 2023) [10]</w:t>
-            </w:r>
-          </w:p>
-        </w:tc>
-        <w:tc>
-          <w:tcPr>
-            <w:tcW w:type="dxa" w:w="1440"/>
-            <w:shd w:val="clear" w:color="auto" w:fill="FFFFFF"/>
-            <w:tcMar>
-              <w:top w:w="60" w:type="dxa"/>
-              <w:bottom w:w="60" w:type="dxa"/>
-              <w:left w:w="80" w:type="dxa"/>
-              <w:right w:w="80" w:type="dxa"/>
+              <w:top w:w="50" w:type="dxa"/>
+              <w:bottom w:w="50" w:type="dxa"/>
+              <w:left w:w="70" w:type="dxa"/>
+              <w:right w:w="70" w:type="dxa"/>
             </w:tcMar>
           </w:tcPr>
           <w:p>
@@ -1050,10 +738,9 @@
             </w:pPr>
             <w:r>
               <w:rPr>
-                <w:rFonts w:ascii="Times New Roman" w:hAnsi="Times New Roman"/>
                 <w:sz w:val="17"/>
               </w:rPr>
-              <w:t>Multi-Keyword</w:t>
+              <w:t>Zhang et al. [10]</w:t>
             </w:r>
           </w:p>
         </w:tc>
@@ -1062,82 +749,10 @@
             <w:tcW w:type="dxa" w:w="1584"/>
             <w:shd w:val="clear" w:color="auto" w:fill="FFFFFF"/>
             <w:tcMar>
-              <w:top w:w="60" w:type="dxa"/>
-              <w:bottom w:w="60" w:type="dxa"/>
-              <w:left w:w="80" w:type="dxa"/>
-              <w:right w:w="80" w:type="dxa"/>
-            </w:tcMar>
-          </w:tcPr>
-          <w:p>
-            <w:pPr>
-              <w:jc w:val="left"/>
-            </w:pPr>
-            <w:r>
-              <w:rPr>
-                <w:rFonts w:ascii="Times New Roman" w:hAnsi="Times New Roman"/>
-                <w:sz w:val="17"/>
-              </w:rPr>
-              <w:t>Attribute-Based</w:t>
-            </w:r>
-          </w:p>
-        </w:tc>
-        <w:tc>
-          <w:tcPr>
-            <w:tcW w:type="dxa" w:w="1584"/>
-            <w:shd w:val="clear" w:color="auto" w:fill="FFFFFF"/>
-            <w:tcMar>
-              <w:top w:w="60" w:type="dxa"/>
-              <w:bottom w:w="60" w:type="dxa"/>
-              <w:left w:w="80" w:type="dxa"/>
-              <w:right w:w="80" w:type="dxa"/>
-            </w:tcMar>
-          </w:tcPr>
-          <w:p>
-            <w:pPr>
-              <w:jc w:val="left"/>
-            </w:pPr>
-            <w:r>
-              <w:rPr>
-                <w:rFonts w:ascii="Times New Roman" w:hAnsi="Times New Roman"/>
-                <w:sz w:val="17"/>
-              </w:rPr>
-              <w:t>Merkle Tree Proofs</w:t>
-            </w:r>
-          </w:p>
-        </w:tc>
-        <w:tc>
-          <w:tcPr>
-            <w:tcW w:type="dxa" w:w="1584"/>
-            <w:shd w:val="clear" w:color="auto" w:fill="FFFFFF"/>
-            <w:tcMar>
-              <w:top w:w="60" w:type="dxa"/>
-              <w:bottom w:w="60" w:type="dxa"/>
-              <w:left w:w="80" w:type="dxa"/>
-              <w:right w:w="80" w:type="dxa"/>
-            </w:tcMar>
-          </w:tcPr>
-          <w:p>
-            <w:pPr>
-              <w:jc w:val="left"/>
-            </w:pPr>
-            <w:r>
-              <w:rPr>
-                <w:rFonts w:ascii="Times New Roman" w:hAnsi="Times New Roman"/>
-                <w:sz w:val="17"/>
-              </w:rPr>
-              <w:t>Tree Rebalance</w:t>
-            </w:r>
-          </w:p>
-        </w:tc>
-        <w:tc>
-          <w:tcPr>
-            <w:tcW w:type="dxa" w:w="1296"/>
-            <w:shd w:val="clear" w:color="auto" w:fill="FFFFFF"/>
-            <w:tcMar>
-              <w:top w:w="60" w:type="dxa"/>
-              <w:bottom w:w="60" w:type="dxa"/>
-              <w:left w:w="80" w:type="dxa"/>
-              <w:right w:w="80" w:type="dxa"/>
+              <w:top w:w="50" w:type="dxa"/>
+              <w:bottom w:w="50" w:type="dxa"/>
+              <w:left w:w="70" w:type="dxa"/>
+              <w:right w:w="70" w:type="dxa"/>
             </w:tcMar>
           </w:tcPr>
           <w:p>
@@ -1146,7 +761,75 @@
             </w:pPr>
             <w:r>
               <w:rPr>
-                <w:rFonts w:ascii="Times New Roman" w:hAnsi="Times New Roman"/>
+                <w:sz w:val="17"/>
+              </w:rPr>
+              <w:t>Multi-KW</w:t>
+            </w:r>
+          </w:p>
+        </w:tc>
+        <w:tc>
+          <w:tcPr>
+            <w:tcW w:type="dxa" w:w="2304"/>
+            <w:shd w:val="clear" w:color="auto" w:fill="FFFFFF"/>
+            <w:tcMar>
+              <w:top w:w="50" w:type="dxa"/>
+              <w:bottom w:w="50" w:type="dxa"/>
+              <w:left w:w="70" w:type="dxa"/>
+              <w:right w:w="70" w:type="dxa"/>
+            </w:tcMar>
+          </w:tcPr>
+          <w:p>
+            <w:pPr>
+              <w:jc w:val="center"/>
+            </w:pPr>
+            <w:r>
+              <w:rPr>
+                <w:sz w:val="17"/>
+              </w:rPr>
+              <w:t>Multi-Auth ABE</w:t>
+            </w:r>
+          </w:p>
+        </w:tc>
+        <w:tc>
+          <w:tcPr>
+            <w:tcW w:type="dxa" w:w="2304"/>
+            <w:shd w:val="clear" w:color="auto" w:fill="FFFFFF"/>
+            <w:tcMar>
+              <w:top w:w="50" w:type="dxa"/>
+              <w:bottom w:w="50" w:type="dxa"/>
+              <w:left w:w="70" w:type="dxa"/>
+              <w:right w:w="70" w:type="dxa"/>
+            </w:tcMar>
+          </w:tcPr>
+          <w:p>
+            <w:pPr>
+              <w:jc w:val="center"/>
+            </w:pPr>
+            <w:r>
+              <w:rPr>
+                <w:sz w:val="17"/>
+              </w:rPr>
+              <w:t>Index Tree Update</w:t>
+            </w:r>
+          </w:p>
+        </w:tc>
+        <w:tc>
+          <w:tcPr>
+            <w:tcW w:type="dxa" w:w="1728"/>
+            <w:shd w:val="clear" w:color="auto" w:fill="FFFFFF"/>
+            <w:tcMar>
+              <w:top w:w="50" w:type="dxa"/>
+              <w:bottom w:w="50" w:type="dxa"/>
+              <w:left w:w="70" w:type="dxa"/>
+              <w:right w:w="70" w:type="dxa"/>
+            </w:tcMar>
+          </w:tcPr>
+          <w:p>
+            <w:pPr>
+              <w:jc w:val="center"/>
+            </w:pPr>
+            <w:r>
+              <w:rPr>
                 <w:sz w:val="17"/>
               </w:rPr>
               <w:t>O(m log L)</w:t>
@@ -1157,37 +840,13 @@
       <w:tr>
         <w:tc>
           <w:tcPr>
-            <w:tcW w:type="dxa" w:w="2592"/>
+            <w:tcW w:type="dxa" w:w="2160"/>
             <w:shd w:val="clear" w:color="auto" w:fill="F8FAFC"/>
             <w:tcMar>
-              <w:top w:w="60" w:type="dxa"/>
-              <w:bottom w:w="60" w:type="dxa"/>
-              <w:left w:w="80" w:type="dxa"/>
-              <w:right w:w="80" w:type="dxa"/>
-            </w:tcMar>
-          </w:tcPr>
-          <w:p>
-            <w:pPr>
-              <w:jc w:val="left"/>
-            </w:pPr>
-            <w:r>
-              <w:rPr>
-                <w:rFonts w:ascii="Times New Roman" w:hAnsi="Times New Roman"/>
-                <w:sz w:val="17"/>
-              </w:rPr>
-              <w:t>Cheng et al. (Base 2026) [1]</w:t>
-            </w:r>
-          </w:p>
-        </w:tc>
-        <w:tc>
-          <w:tcPr>
-            <w:tcW w:type="dxa" w:w="1440"/>
-            <w:shd w:val="clear" w:color="auto" w:fill="F8FAFC"/>
-            <w:tcMar>
-              <w:top w:w="60" w:type="dxa"/>
-              <w:bottom w:w="60" w:type="dxa"/>
-              <w:left w:w="80" w:type="dxa"/>
-              <w:right w:w="80" w:type="dxa"/>
+              <w:top w:w="50" w:type="dxa"/>
+              <w:bottom w:w="50" w:type="dxa"/>
+              <w:left w:w="70" w:type="dxa"/>
+              <w:right w:w="70" w:type="dxa"/>
             </w:tcMar>
           </w:tcPr>
           <w:p>
@@ -1196,7 +855,29 @@
             </w:pPr>
             <w:r>
               <w:rPr>
-                <w:rFonts w:ascii="Times New Roman" w:hAnsi="Times New Roman"/>
+                <w:sz w:val="17"/>
+              </w:rPr>
+              <w:t>Cheng et al. [1] (Base)</w:t>
+            </w:r>
+          </w:p>
+        </w:tc>
+        <w:tc>
+          <w:tcPr>
+            <w:tcW w:type="dxa" w:w="1584"/>
+            <w:shd w:val="clear" w:color="auto" w:fill="F8FAFC"/>
+            <w:tcMar>
+              <w:top w:w="50" w:type="dxa"/>
+              <w:bottom w:w="50" w:type="dxa"/>
+              <w:left w:w="70" w:type="dxa"/>
+              <w:right w:w="70" w:type="dxa"/>
+            </w:tcMar>
+          </w:tcPr>
+          <w:p>
+            <w:pPr>
+              <w:jc w:val="center"/>
+            </w:pPr>
+            <w:r>
+              <w:rPr>
                 <w:sz w:val="17"/>
               </w:rPr>
               <w:t>Conjunctive</w:t>
@@ -1205,85 +886,13 @@
         </w:tc>
         <w:tc>
           <w:tcPr>
-            <w:tcW w:type="dxa" w:w="1584"/>
+            <w:tcW w:type="dxa" w:w="2304"/>
             <w:shd w:val="clear" w:color="auto" w:fill="F8FAFC"/>
             <w:tcMar>
-              <w:top w:w="60" w:type="dxa"/>
-              <w:bottom w:w="60" w:type="dxa"/>
-              <w:left w:w="80" w:type="dxa"/>
-              <w:right w:w="80" w:type="dxa"/>
-            </w:tcMar>
-          </w:tcPr>
-          <w:p>
-            <w:pPr>
-              <w:jc w:val="left"/>
-            </w:pPr>
-            <w:r>
-              <w:rPr>
-                <w:rFonts w:ascii="Times New Roman" w:hAnsi="Times New Roman"/>
-                <w:sz w:val="17"/>
-              </w:rPr>
-              <w:t>CP-ABE + Multi-Owner</w:t>
-            </w:r>
-          </w:p>
-        </w:tc>
-        <w:tc>
-          <w:tcPr>
-            <w:tcW w:type="dxa" w:w="1584"/>
-            <w:shd w:val="clear" w:color="auto" w:fill="F8FAFC"/>
-            <w:tcMar>
-              <w:top w:w="60" w:type="dxa"/>
-              <w:bottom w:w="60" w:type="dxa"/>
-              <w:left w:w="80" w:type="dxa"/>
-              <w:right w:w="80" w:type="dxa"/>
-            </w:tcMar>
-          </w:tcPr>
-          <w:p>
-            <w:pPr>
-              <w:jc w:val="left"/>
-            </w:pPr>
-            <w:r>
-              <w:rPr>
-                <w:rFonts w:ascii="Times New Roman" w:hAnsi="Times New Roman"/>
-                <w:sz w:val="17"/>
-              </w:rPr>
-              <w:t>Solidity RVSC</w:t>
-            </w:r>
-          </w:p>
-        </w:tc>
-        <w:tc>
-          <w:tcPr>
-            <w:tcW w:type="dxa" w:w="1584"/>
-            <w:shd w:val="clear" w:color="auto" w:fill="F8FAFC"/>
-            <w:tcMar>
-              <w:top w:w="60" w:type="dxa"/>
-              <w:bottom w:w="60" w:type="dxa"/>
-              <w:left w:w="80" w:type="dxa"/>
-              <w:right w:w="80" w:type="dxa"/>
-            </w:tcMar>
-          </w:tcPr>
-          <w:p>
-            <w:pPr>
-              <w:jc w:val="left"/>
-            </w:pPr>
-            <w:r>
-              <w:rPr>
-                <w:rFonts w:ascii="Times New Roman" w:hAnsi="Times New Roman"/>
-                <w:sz w:val="17"/>
-              </w:rPr>
-              <w:t>Monolithic Version</w:t>
-            </w:r>
-          </w:p>
-        </w:tc>
-        <w:tc>
-          <w:tcPr>
-            <w:tcW w:type="dxa" w:w="1296"/>
-            <w:shd w:val="clear" w:color="auto" w:fill="F8FAFC"/>
-            <w:tcMar>
-              <w:top w:w="60" w:type="dxa"/>
-              <w:bottom w:w="60" w:type="dxa"/>
-              <w:left w:w="80" w:type="dxa"/>
-              <w:right w:w="80" w:type="dxa"/>
+              <w:top w:w="50" w:type="dxa"/>
+              <w:bottom w:w="50" w:type="dxa"/>
+              <w:left w:w="70" w:type="dxa"/>
+              <w:right w:w="70" w:type="dxa"/>
             </w:tcMar>
           </w:tcPr>
           <w:p>
@@ -1292,10 +901,55 @@
             </w:pPr>
             <w:r>
               <w:rPr>
-                <w:rFonts w:ascii="Times New Roman" w:hAnsi="Times New Roman"/>
                 <w:sz w:val="17"/>
               </w:rPr>
-              <w:t>O(L * m) Bulk</w:t>
+              <w:t>CP-ABE + Phi</w:t>
+            </w:r>
+          </w:p>
+        </w:tc>
+        <w:tc>
+          <w:tcPr>
+            <w:tcW w:type="dxa" w:w="2304"/>
+            <w:shd w:val="clear" w:color="auto" w:fill="F8FAFC"/>
+            <w:tcMar>
+              <w:top w:w="50" w:type="dxa"/>
+              <w:bottom w:w="50" w:type="dxa"/>
+              <w:left w:w="70" w:type="dxa"/>
+              <w:right w:w="70" w:type="dxa"/>
+            </w:tcMar>
+          </w:tcPr>
+          <w:p>
+            <w:pPr>
+              <w:jc w:val="center"/>
+            </w:pPr>
+            <w:r>
+              <w:rPr>
+                <w:sz w:val="17"/>
+              </w:rPr>
+              <w:t>Sec 5.10 Index Mult.</w:t>
+            </w:r>
+          </w:p>
+        </w:tc>
+        <w:tc>
+          <w:tcPr>
+            <w:tcW w:type="dxa" w:w="1728"/>
+            <w:shd w:val="clear" w:color="auto" w:fill="F8FAFC"/>
+            <w:tcMar>
+              <w:top w:w="50" w:type="dxa"/>
+              <w:bottom w:w="50" w:type="dxa"/>
+              <w:left w:w="70" w:type="dxa"/>
+              <w:right w:w="70" w:type="dxa"/>
+            </w:tcMar>
+          </w:tcPr>
+          <w:p>
+            <w:pPr>
+              <w:jc w:val="center"/>
+            </w:pPr>
+            <w:r>
+              <w:rPr>
+                <w:sz w:val="17"/>
+              </w:rPr>
+              <w:t>O(L * m)</w:t>
             </w:r>
           </w:p>
         </w:tc>
@@ -1303,22 +957,21 @@
       <w:tr>
         <w:tc>
           <w:tcPr>
-            <w:tcW w:type="dxa" w:w="2592"/>
+            <w:tcW w:type="dxa" w:w="2160"/>
             <w:shd w:val="clear" w:color="auto" w:fill="EFF6FF"/>
             <w:tcMar>
-              <w:top w:w="60" w:type="dxa"/>
-              <w:bottom w:w="60" w:type="dxa"/>
-              <w:left w:w="80" w:type="dxa"/>
-              <w:right w:w="80" w:type="dxa"/>
+              <w:top w:w="50" w:type="dxa"/>
+              <w:bottom w:w="50" w:type="dxa"/>
+              <w:left w:w="70" w:type="dxa"/>
+              <w:right w:w="70" w:type="dxa"/>
             </w:tcMar>
           </w:tcPr>
           <w:p>
             <w:pPr>
-              <w:jc w:val="left"/>
+              <w:jc w:val="center"/>
             </w:pPr>
             <w:r>
               <w:rPr>
-                <w:rFonts w:ascii="Times New Roman" w:hAnsi="Times New Roman"/>
                 <w:b/>
                 <w:color w:val="1D4ED8"/>
                 <w:sz w:val="17"/>
@@ -1329,13 +982,13 @@
         </w:tc>
         <w:tc>
           <w:tcPr>
-            <w:tcW w:type="dxa" w:w="1440"/>
+            <w:tcW w:type="dxa" w:w="1584"/>
             <w:shd w:val="clear" w:color="auto" w:fill="EFF6FF"/>
             <w:tcMar>
-              <w:top w:w="60" w:type="dxa"/>
-              <w:bottom w:w="60" w:type="dxa"/>
-              <w:left w:w="80" w:type="dxa"/>
-              <w:right w:w="80" w:type="dxa"/>
+              <w:top w:w="50" w:type="dxa"/>
+              <w:bottom w:w="50" w:type="dxa"/>
+              <w:left w:w="70" w:type="dxa"/>
+              <w:right w:w="70" w:type="dxa"/>
             </w:tcMar>
           </w:tcPr>
           <w:p>
@@ -1344,7 +997,6 @@
             </w:pPr>
             <w:r>
               <w:rPr>
-                <w:rFonts w:ascii="Times New Roman" w:hAnsi="Times New Roman"/>
                 <w:b/>
                 <w:color w:val="1D4ED8"/>
                 <w:sz w:val="17"/>
@@ -1355,22 +1007,21 @@
         </w:tc>
         <w:tc>
           <w:tcPr>
-            <w:tcW w:type="dxa" w:w="1584"/>
+            <w:tcW w:type="dxa" w:w="2304"/>
             <w:shd w:val="clear" w:color="auto" w:fill="EFF6FF"/>
             <w:tcMar>
-              <w:top w:w="60" w:type="dxa"/>
-              <w:bottom w:w="60" w:type="dxa"/>
-              <w:left w:w="80" w:type="dxa"/>
-              <w:right w:w="80" w:type="dxa"/>
+              <w:top w:w="50" w:type="dxa"/>
+              <w:bottom w:w="50" w:type="dxa"/>
+              <w:left w:w="70" w:type="dxa"/>
+              <w:right w:w="70" w:type="dxa"/>
             </w:tcMar>
           </w:tcPr>
           <w:p>
             <w:pPr>
-              <w:jc w:val="left"/>
+              <w:jc w:val="center"/>
             </w:pPr>
             <w:r>
               <w:rPr>
-                <w:rFonts w:ascii="Times New Roman" w:hAnsi="Times New Roman"/>
                 <w:b/>
                 <w:color w:val="1D4ED8"/>
                 <w:sz w:val="17"/>
@@ -1381,48 +1032,21 @@
         </w:tc>
         <w:tc>
           <w:tcPr>
-            <w:tcW w:type="dxa" w:w="1584"/>
+            <w:tcW w:type="dxa" w:w="2304"/>
             <w:shd w:val="clear" w:color="auto" w:fill="EFF6FF"/>
             <w:tcMar>
-              <w:top w:w="60" w:type="dxa"/>
-              <w:bottom w:w="60" w:type="dxa"/>
-              <w:left w:w="80" w:type="dxa"/>
-              <w:right w:w="80" w:type="dxa"/>
+              <w:top w:w="50" w:type="dxa"/>
+              <w:bottom w:w="50" w:type="dxa"/>
+              <w:left w:w="70" w:type="dxa"/>
+              <w:right w:w="70" w:type="dxa"/>
             </w:tcMar>
           </w:tcPr>
           <w:p>
             <w:pPr>
-              <w:jc w:val="left"/>
+              <w:jc w:val="center"/>
             </w:pPr>
             <w:r>
               <w:rPr>
-                <w:rFonts w:ascii="Times New Roman" w:hAnsi="Times New Roman"/>
-                <w:b/>
-                <w:color w:val="1D4ED8"/>
-                <w:sz w:val="17"/>
-              </w:rPr>
-              <w:t>Live Sepolia RVSC</w:t>
-            </w:r>
-          </w:p>
-        </w:tc>
-        <w:tc>
-          <w:tcPr>
-            <w:tcW w:type="dxa" w:w="1584"/>
-            <w:shd w:val="clear" w:color="auto" w:fill="EFF6FF"/>
-            <w:tcMar>
-              <w:top w:w="60" w:type="dxa"/>
-              <w:bottom w:w="60" w:type="dxa"/>
-              <w:left w:w="80" w:type="dxa"/>
-              <w:right w:w="80" w:type="dxa"/>
-            </w:tcMar>
-          </w:tcPr>
-          <w:p>
-            <w:pPr>
-              <w:jc w:val="left"/>
-            </w:pPr>
-            <w:r>
-              <w:rPr>
-                <w:rFonts w:ascii="Times New Roman" w:hAnsi="Times New Roman"/>
                 <w:b/>
                 <w:color w:val="1D4ED8"/>
                 <w:sz w:val="17"/>
@@ -1433,13 +1057,13 @@
         </w:tc>
         <w:tc>
           <w:tcPr>
-            <w:tcW w:type="dxa" w:w="1296"/>
+            <w:tcW w:type="dxa" w:w="1728"/>
             <w:shd w:val="clear" w:color="auto" w:fill="EFF6FF"/>
             <w:tcMar>
-              <w:top w:w="60" w:type="dxa"/>
-              <w:bottom w:w="60" w:type="dxa"/>
-              <w:left w:w="80" w:type="dxa"/>
-              <w:right w:w="80" w:type="dxa"/>
+              <w:top w:w="50" w:type="dxa"/>
+              <w:bottom w:w="50" w:type="dxa"/>
+              <w:left w:w="70" w:type="dxa"/>
+              <w:right w:w="70" w:type="dxa"/>
             </w:tcMar>
           </w:tcPr>
           <w:p>
@@ -1448,7 +1072,6 @@
             </w:pPr>
             <w:r>
               <w:rPr>
-                <w:rFonts w:ascii="Times New Roman" w:hAnsi="Times New Roman"/>
                 <w:b/>
                 <w:color w:val="1D4ED8"/>
                 <w:sz w:val="17"/>
@@ -1461,11 +1084,12 @@
     </w:tbl>
     <w:p>
       <w:pPr>
-        <w:spacing w:after="160"/>
+        <w:spacing w:after="120"/>
       </w:pPr>
     </w:p>
     <w:p>
       <w:pPr>
+        <w:keepNext/>
         <w:spacing w:before="280" w:after="80"/>
       </w:pPr>
       <w:r>
@@ -1473,201 +1097,85 @@
           <w:rFonts w:ascii="Times New Roman" w:hAnsi="Times New Roman"/>
           <w:b/>
           <w:color w:val="0F172A"/>
-          <w:sz w:val="23"/>
+          <w:sz w:val="24"/>
         </w:rPr>
-        <w:t>III.  PRELIMINARIES &amp; THREAT MODEL</w:t>
+        <w:t>III. PRELIMINARIES &amp; SYSTEM MODEL</w:t>
       </w:r>
     </w:p>
     <w:p>
       <w:pPr>
-        <w:spacing w:before="200" w:after="60"/>
+        <w:keepNext/>
+        <w:spacing w:before="160" w:after="40"/>
       </w:pPr>
       <w:r>
         <w:rPr>
           <w:rFonts w:ascii="Times New Roman" w:hAnsi="Times New Roman"/>
           <w:b/>
+          <w:i/>
           <w:color w:val="1E293B"/>
           <w:sz w:val="21"/>
         </w:rPr>
-        <w:t>A.  Cryptographic Foundations and Prime Cyclic Group</w:t>
+        <w:t>A. Prototype Algebraic Setting</w:t>
       </w:r>
     </w:p>
     <w:p>
       <w:pPr>
-        <w:spacing w:before="40" w:after="80" w:line="276" w:lineRule="auto"/>
+        <w:spacing w:before="0" w:after="80" w:line="276" w:lineRule="auto"/>
+        <w:jc w:val="both"/>
       </w:pPr>
       <w:r>
         <w:rPr>
           <w:rFonts w:ascii="Times New Roman" w:hAnsi="Times New Roman"/>
           <w:sz w:val="20"/>
         </w:rPr>
-        <w:t>Let G be a multiplicative cyclic group of large prime order P, with generator g = 2. In our implementation, P is a 256-bit prime defined over the secp256k1 base field: P = 2^256 - 2^32 - 977. Cryptographic security relies on the standard Discrete Logarithm (DL) assumption and Decisional Bilinear Diffie-Hellman (DBDH) assumption in G. We utilize two cryptographic hash functions: H_1: {0,1}* -&gt; Z_P* mapping arbitrary byte strings to non-zero group exponents, and H_2: {0,1}* -&gt; {0,1}^256 implemented via SHA-256.</w:t>
+        <w:t>In our software prototype, algebraic computations are evaluated in the multiplicative group (Z_P*, *) using the 256-bit prime P = 2^256 - 2^32 - 977 (the secp256k1 field prime), with generator g = 2. We explicitly note that Z_P* has composite order P-1 and does not support bilinear pairings; pairings e(g_1, g_2) are evaluated via modular exponentiation for prototype simulation. Cryptographic hash functions include H_1: {0,1}* -&gt; Z_P* and H_2: {0,1}* -&gt; {0,1}^256 (SHA-256).</w:t>
       </w:r>
-    </w:p>
-    <w:tbl>
-      <w:tblPr>
-        <w:tblW w:type="auto" w:w="0"/>
-        <w:jc w:val="center"/>
-        <w:tblLayout w:type="fixed"/>
-        <w:tblLook w:firstColumn="1" w:firstRow="1" w:lastColumn="0" w:lastRow="0" w:noHBand="0" w:noVBand="1" w:val="04A0"/>
-      </w:tblPr>
-      <w:tblGrid>
-        <w:gridCol w:w="8640"/>
-        <w:gridCol w:w="1152"/>
-      </w:tblGrid>
-      <w:tr>
-        <w:tc>
-          <w:tcPr>
-            <w:tcW w:type="dxa" w:w="5040"/>
-          </w:tcPr>
-          <w:p>
-            <w:pPr>
-              <w:jc w:val="center"/>
-            </w:pPr>
-            <w:r>
-              <w:rPr>
-                <w:rFonts w:ascii="Times New Roman" w:hAnsi="Times New Roman"/>
-                <w:i/>
-                <w:sz w:val="20"/>
-              </w:rPr>
-              <w:t>P = 2^{256} - 2^{32} - 977</w:t>
-            </w:r>
-          </w:p>
-        </w:tc>
-        <w:tc>
-          <w:tcPr>
-            <w:tcW w:type="dxa" w:w="5040"/>
-          </w:tcPr>
-          <w:p>
-            <w:pPr>
-              <w:jc w:val="right"/>
-            </w:pPr>
-            <w:r>
-              <w:rPr>
-                <w:rFonts w:ascii="Times New Roman" w:hAnsi="Times New Roman"/>
-                <w:b/>
-                <w:sz w:val="19"/>
-              </w:rPr>
-              <w:t>(1)</w:t>
-            </w:r>
-          </w:p>
-        </w:tc>
-      </w:tr>
-    </w:tbl>
-    <w:p>
-      <w:pPr>
-        <w:spacing w:before="0" w:after="60"/>
-      </w:pPr>
     </w:p>
     <w:p>
       <w:pPr>
-        <w:spacing w:before="200" w:after="60"/>
+        <w:keepNext/>
+        <w:spacing w:before="160" w:after="40"/>
       </w:pPr>
       <w:r>
         <w:rPr>
           <w:rFonts w:ascii="Times New Roman" w:hAnsi="Times New Roman"/>
           <w:b/>
+          <w:i/>
           <w:color w:val="1E293B"/>
           <w:sz w:val="21"/>
         </w:rPr>
-        <w:t>B.  System Architecture Entities</w:t>
+        <w:t>B. Entities and Threat Model</w:t>
       </w:r>
     </w:p>
     <w:p>
       <w:pPr>
-        <w:spacing w:before="40" w:after="80" w:line="276" w:lineRule="auto"/>
+        <w:spacing w:before="0" w:after="80" w:line="276" w:lineRule="auto"/>
+        <w:jc w:val="both"/>
       </w:pPr>
       <w:r>
         <w:rPr>
           <w:rFonts w:ascii="Times New Roman" w:hAnsi="Times New Roman"/>
           <w:sz w:val="20"/>
         </w:rPr>
-        <w:t>BAMKS-D orchestrates interactions among seven key entities: (1) Key Generation Center (KGC) initializing global parameters and master secrets, (2) Attribute Authorities (AA) managing clinical attributes (Doctor, Nurse, Cardiology, ICU), (3) Data Owners (DO) encrypting EHRs and pinning payloads to IPFS, (4) Data Users (DU) generating query trapdoors, (5) Cloud Storage Provider (CSP) hosting the encrypted index and evaluating trapdoors, (6) Ethereum Sepolia Smart Contract (BAMKS_Registry) maintaining the deletion registry and verifying search proofs, and (7) Decentralized IPFS Storage Layer storing encrypted payloads addressed by Content Identifiers (CIDs).</w:t>
+        <w:t>BAMKS-D operates across seven entities: (1) Key Generation Center (KGC) initializing global parameters, (2) Attribute Authorities (AA) managing disjoint clinical attribute universes, (3) Data Owners (DO) encrypting EHRs and pinning payloads to IPFS, (4) Data Users (DU) submitting trapdoors, (5) Cloud Service Provider (CSP) indexing tokens and matching queries, (6) Ethereum Sepolia Smart Contract maintaining revocation state, and (7) IPFS decentralized content-addressed storage.</w:t>
       </w:r>
     </w:p>
     <w:p>
       <w:pPr>
-        <w:spacing w:before="120" w:after="40"/>
-        <w:jc w:val="center"/>
-      </w:pPr>
-    </w:p>
-    <w:p>
-      <w:r>
-        <w:drawing>
-          <wp:inline xmlns:a="http://schemas.openxmlformats.org/drawingml/2006/main" xmlns:pic="http://schemas.openxmlformats.org/drawingml/2006/picture">
-            <wp:extent cx="5303520" cy="2872740"/>
-            <wp:docPr id="1" name="Picture 1"/>
-            <wp:cNvGraphicFramePr>
-              <a:graphicFrameLocks noChangeAspect="1"/>
-            </wp:cNvGraphicFramePr>
-            <a:graphic>
-              <a:graphicData uri="http://schemas.openxmlformats.org/drawingml/2006/picture">
-                <pic:pic>
-                  <pic:nvPicPr>
-                    <pic:cNvPr id="0" name="diagram_architecture.png"/>
-                    <pic:cNvPicPr/>
-                  </pic:nvPicPr>
-                  <pic:blipFill>
-                    <a:blip r:embed="rId9"/>
-                    <a:stretch>
-                      <a:fillRect/>
-                    </a:stretch>
-                  </pic:blipFill>
-                  <pic:spPr>
-                    <a:xfrm>
-                      <a:off x="0" y="0"/>
-                      <a:ext cx="5303520" cy="2872740"/>
-                    </a:xfrm>
-                    <a:prstGeom prst="rect"/>
-                  </pic:spPr>
-                </pic:pic>
-              </a:graphicData>
-            </a:graphic>
-          </wp:inline>
-        </w:drawing>
-      </w:r>
-    </w:p>
-    <w:p>
-      <w:pPr>
-        <w:spacing w:after="160"/>
-        <w:jc w:val="center"/>
-      </w:pPr>
-      <w:r>
-        <w:rPr>
-          <w:i/>
-          <w:sz w:val="17"/>
-        </w:rPr>
-        <w:t>Fig. 1. System Architecture of BAMKS-D: Decoupled workflow across KGC, Attribute Authorities, Data Owners, Cloud Server, Sepolia Smart Contract, and Decentralized IPFS.</w:t>
-      </w:r>
-    </w:p>
-    <w:p>
-      <w:pPr>
-        <w:spacing w:before="200" w:after="60"/>
-      </w:pPr>
-      <w:r>
-        <w:rPr>
-          <w:rFonts w:ascii="Times New Roman" w:hAnsi="Times New Roman"/>
-          <w:b/>
-          <w:color w:val="1E293B"/>
-          <w:sz w:val="21"/>
-        </w:rPr>
-        <w:t>C.  Threat Model and Security Goals</w:t>
-      </w:r>
-    </w:p>
-    <w:p>
-      <w:pPr>
-        <w:spacing w:before="40" w:after="80" w:line="276" w:lineRule="auto"/>
+        <w:spacing w:before="0" w:after="80" w:line="276" w:lineRule="auto"/>
+        <w:jc w:val="both"/>
       </w:pPr>
       <w:r>
         <w:rPr>
           <w:rFonts w:ascii="Times New Roman" w:hAnsi="Times New Roman"/>
           <w:sz w:val="20"/>
         </w:rPr>
-        <w:t>The CSP is modeled as honest-but-curious: it faithfully executes search algorithms and stores indices, but attempts to infer plaintext patient diagnoses and correlate query patterns. Data Users may be malicious and collude to pool attributes to bypass access policies. The Ethereum Sepolia blockchain is modeled as a decentralized, tamper-proof state machine with deterministic execution. Our security goals include data confidentiality, index indistinguishability (IND-CKA), trapdoor unlinkability, and verifiable non-bypassability.</w:t>
+        <w:t>The CSP is modeled as honest-but-curious: it executes search algorithms correctly but attempts to correlate queries and infer keyword patterns. Data Users may attempt attribute collusion. The blockchain provides a tamper-proof state execution layer.</w:t>
       </w:r>
     </w:p>
     <w:p>
       <w:pPr>
+        <w:keepNext/>
         <w:spacing w:before="280" w:after="80"/>
       </w:pPr>
       <w:r>
@@ -1675,531 +1183,75 @@
           <w:rFonts w:ascii="Times New Roman" w:hAnsi="Times New Roman"/>
           <w:b/>
           <w:color w:val="0F172A"/>
-          <w:sz w:val="23"/>
+          <w:sz w:val="24"/>
         </w:rPr>
-        <w:t>IV.  THE PROPOSED BAMKS-D PROTOCOL</w:t>
+        <w:t>IV. THE PROPOSED BAMKS-D PROTOCOL</w:t>
       </w:r>
     </w:p>
     <w:p>
       <w:pPr>
-        <w:spacing w:before="200" w:after="60"/>
+        <w:keepNext/>
+        <w:spacing w:before="160" w:after="40"/>
       </w:pPr>
       <w:r>
         <w:rPr>
           <w:rFonts w:ascii="Times New Roman" w:hAnsi="Times New Roman"/>
           <w:b/>
+          <w:i/>
           <w:color w:val="1E293B"/>
           <w:sz w:val="21"/>
         </w:rPr>
-        <w:t>A.  Global Setup and Key Generation with Session Randomness</w:t>
+        <w:t>A. Key Generation with Session Randomness</w:t>
       </w:r>
     </w:p>
     <w:p>
       <w:pPr>
-        <w:spacing w:before="40" w:after="80" w:line="276" w:lineRule="auto"/>
+        <w:spacing w:before="0" w:after="80" w:line="276" w:lineRule="auto"/>
+        <w:jc w:val="both"/>
       </w:pPr>
       <w:r>
         <w:rPr>
           <w:rFonts w:ascii="Times New Roman" w:hAnsi="Times New Roman"/>
           <w:sz w:val="20"/>
         </w:rPr>
-        <w:t>The KGC initializes the system by sampling master secrets mu, gamma in Z_P* and a shared collection exponent eta in Z_{P-1}*. The public parameters are published as GP = (g, P, g^mu, g^gamma, g^eta, e(g,g)^mu). For a clinician with identity uid and attribute set S_uid, the Attribute Authority samples fresh per-generation session randomness t in Z_{P-1}* and computes user keys:</w:t>
+        <w:t>To prevent key correlation across distinct issuances, each KeyGen invocation samples fresh per-generation session randomness t in Z_{P-1}*:</w:t>
+        <w:br/>
+        <w:t>K_1 = H_1(uid)^{-t mod (P-1)} mod P</w:t>
+        <w:br/>
+        <w:t>K_{2,i} = (H_1(uid)^{t * beta_i} * dpk_ver^{alpha_i}) mod P</w:t>
       </w:r>
-    </w:p>
-    <w:tbl>
-      <w:tblPr>
-        <w:tblW w:type="auto" w:w="0"/>
-        <w:jc w:val="center"/>
-        <w:tblLayout w:type="fixed"/>
-        <w:tblLook w:firstColumn="1" w:firstRow="1" w:lastColumn="0" w:lastRow="0" w:noHBand="0" w:noVBand="1" w:val="04A0"/>
-      </w:tblPr>
-      <w:tblGrid>
-        <w:gridCol w:w="8640"/>
-        <w:gridCol w:w="1152"/>
-      </w:tblGrid>
-      <w:tr>
-        <w:tc>
-          <w:tcPr>
-            <w:tcW w:type="dxa" w:w="5040"/>
-          </w:tcPr>
-          <w:p>
-            <w:pPr>
-              <w:jc w:val="center"/>
-            </w:pPr>
-            <w:r>
-              <w:rPr>
-                <w:rFonts w:ascii="Times New Roman" w:hAnsi="Times New Roman"/>
-                <w:i/>
-                <w:sz w:val="20"/>
-              </w:rPr>
-              <w:t>K_1 = H_1(uid)^{-t \pmod{P-1}} \pmod P</w:t>
-            </w:r>
-          </w:p>
-        </w:tc>
-        <w:tc>
-          <w:tcPr>
-            <w:tcW w:type="dxa" w:w="5040"/>
-          </w:tcPr>
-          <w:p>
-            <w:pPr>
-              <w:jc w:val="right"/>
-            </w:pPr>
-            <w:r>
-              <w:rPr>
-                <w:rFonts w:ascii="Times New Roman" w:hAnsi="Times New Roman"/>
-                <w:b/>
-                <w:sz w:val="19"/>
-              </w:rPr>
-              <w:t>(2)</w:t>
-            </w:r>
-          </w:p>
-        </w:tc>
-      </w:tr>
-    </w:tbl>
-    <w:p>
-      <w:pPr>
-        <w:spacing w:before="0" w:after="60"/>
-      </w:pPr>
-    </w:p>
-    <w:tbl>
-      <w:tblPr>
-        <w:tblW w:type="auto" w:w="0"/>
-        <w:jc w:val="center"/>
-        <w:tblLayout w:type="fixed"/>
-        <w:tblLook w:firstColumn="1" w:firstRow="1" w:lastColumn="0" w:lastRow="0" w:noHBand="0" w:noVBand="1" w:val="04A0"/>
-      </w:tblPr>
-      <w:tblGrid>
-        <w:gridCol w:w="8640"/>
-        <w:gridCol w:w="1152"/>
-      </w:tblGrid>
-      <w:tr>
-        <w:tc>
-          <w:tcPr>
-            <w:tcW w:type="dxa" w:w="5040"/>
-          </w:tcPr>
-          <w:p>
-            <w:pPr>
-              <w:jc w:val="center"/>
-            </w:pPr>
-            <w:r>
-              <w:rPr>
-                <w:rFonts w:ascii="Times New Roman" w:hAnsi="Times New Roman"/>
-                <w:i/>
-                <w:sz w:val="20"/>
-              </w:rPr>
-              <w:t>\forall attr_i \in S_{uid}: \quad K_{2,i} = \left( H_1(uid)^{t \cdot \beta_i} \cdot dpk_{ver}^{\alpha_i} \right) \pmod P</w:t>
-            </w:r>
-          </w:p>
-        </w:tc>
-        <w:tc>
-          <w:tcPr>
-            <w:tcW w:type="dxa" w:w="5040"/>
-          </w:tcPr>
-          <w:p>
-            <w:pPr>
-              <w:jc w:val="right"/>
-            </w:pPr>
-            <w:r>
-              <w:rPr>
-                <w:rFonts w:ascii="Times New Roman" w:hAnsi="Times New Roman"/>
-                <w:b/>
-                <w:sz w:val="19"/>
-              </w:rPr>
-              <w:t>(3)</w:t>
-            </w:r>
-          </w:p>
-        </w:tc>
-      </w:tr>
-    </w:tbl>
-    <w:p>
-      <w:pPr>
-        <w:spacing w:before="0" w:after="60"/>
-      </w:pPr>
-    </w:p>
-    <w:tbl>
-      <w:tblPr>
-        <w:tblW w:type="auto" w:w="0"/>
-        <w:jc w:val="center"/>
-        <w:tblLayout w:type="fixed"/>
-        <w:tblLook w:firstColumn="1" w:firstRow="1" w:lastColumn="0" w:lastRow="0" w:noHBand="0" w:noVBand="1" w:val="04A0"/>
-      </w:tblPr>
-      <w:tblGrid>
-        <w:gridCol w:w="8640"/>
-        <w:gridCol w:w="1152"/>
-      </w:tblGrid>
-      <w:tr>
-        <w:tc>
-          <w:tcPr>
-            <w:tcW w:type="dxa" w:w="5040"/>
-          </w:tcPr>
-          <w:p>
-            <w:pPr>
-              <w:jc w:val="center"/>
-            </w:pPr>
-            <w:r>
-              <w:rPr>
-                <w:rFonts w:ascii="Times New Roman" w:hAnsi="Times New Roman"/>
-                <w:i/>
-                <w:sz w:val="20"/>
-              </w:rPr>
-              <w:t>SK_{uid} = \left( K_1, \{K_{2,i}\}_{i \in S_{uid}}, K_3 \right)</w:t>
-            </w:r>
-          </w:p>
-        </w:tc>
-        <w:tc>
-          <w:tcPr>
-            <w:tcW w:type="dxa" w:w="5040"/>
-          </w:tcPr>
-          <w:p>
-            <w:pPr>
-              <w:jc w:val="right"/>
-            </w:pPr>
-            <w:r>
-              <w:rPr>
-                <w:rFonts w:ascii="Times New Roman" w:hAnsi="Times New Roman"/>
-                <w:b/>
-                <w:sz w:val="19"/>
-              </w:rPr>
-              <w:t>(4)</w:t>
-            </w:r>
-          </w:p>
-        </w:tc>
-      </w:tr>
-    </w:tbl>
-    <w:p>
-      <w:pPr>
-        <w:spacing w:before="0" w:after="60"/>
-      </w:pPr>
     </w:p>
     <w:p>
       <w:pPr>
-        <w:spacing w:before="40" w:after="80" w:line="276" w:lineRule="auto"/>
+        <w:keepNext/>
+        <w:spacing w:before="160" w:after="40"/>
+      </w:pPr>
+      <w:r>
+        <w:rPr>
+          <w:rFonts w:ascii="Times New Roman" w:hAnsi="Times New Roman"/>
+          <w:b/>
+          <w:i/>
+          <w:color w:val="1E293B"/>
+          <w:sz w:val="21"/>
+        </w:rPr>
+        <w:t>B. Atomic Single-Document Addition</w:t>
+      </w:r>
+    </w:p>
+    <w:p>
+      <w:pPr>
+        <w:spacing w:before="0" w:after="80" w:line="276" w:lineRule="auto"/>
+        <w:jc w:val="both"/>
       </w:pPr>
       <w:r>
         <w:rPr>
           <w:rFonts w:ascii="Times New Roman" w:hAnsi="Times New Roman"/>
           <w:sz w:val="20"/>
         </w:rPr>
-        <w:t>By enforcing fresh randomness t in Z_{P-1}* on each KeyGen call, consecutive key issuances for the same identity produce mathematically distinct keys, resolving the key stagnation bug present in the base codebase.</w:t>
-      </w:r>
-    </w:p>
-    <w:p>
-      <w:pPr>
-        <w:spacing w:before="200" w:after="60"/>
-      </w:pPr>
-      <w:r>
-        <w:rPr>
-          <w:rFonts w:ascii="Times New Roman" w:hAnsi="Times New Roman"/>
-          <w:b/>
-          <w:color w:val="1E293B"/>
-          <w:sz w:val="21"/>
-        </w:rPr>
-        <w:t>B.  Payload Encryption and IPFS Pinning</w:t>
-      </w:r>
-    </w:p>
-    <w:p>
-      <w:pPr>
-        <w:spacing w:before="40" w:after="80" w:line="276" w:lineRule="auto"/>
-      </w:pPr>
-      <w:r>
-        <w:rPr>
-          <w:rFonts w:ascii="Times New Roman" w:hAnsi="Times New Roman"/>
-          <w:sz w:val="20"/>
-        </w:rPr>
-        <w:t>For document F_doc with identifier docId, the symmetric key is derived as K_sym = H_2(Phi || docId || ver). The payload is encrypted using AES-256-GCM, producing ciphertext C_data, nonce N_96, and tag Tag_128. A Schnorr verification secret sigma_k in Z_{P-1}* is sampled to construct public tag y_k = g^{sigma_k} mod P. The encrypted bundle is pinned to IPFS via Pinata, returning an immutable CID.</w:t>
-      </w:r>
-    </w:p>
-    <w:p>
-      <w:pPr>
-        <w:spacing w:before="200" w:after="60"/>
-      </w:pPr>
-      <w:r>
-        <w:rPr>
-          <w:rFonts w:ascii="Times New Roman" w:hAnsi="Times New Roman"/>
-          <w:b/>
-          <w:color w:val="1E293B"/>
-          <w:sz w:val="21"/>
-        </w:rPr>
-        <w:t>C.  Atomic Single-Document Addition Primitive (SingleDocAdd)</w:t>
-      </w:r>
-    </w:p>
-    <w:p>
-      <w:pPr>
-        <w:spacing w:before="40" w:after="80" w:line="276" w:lineRule="auto"/>
-      </w:pPr>
-      <w:r>
-        <w:rPr>
-          <w:rFonts w:ascii="Times New Roman" w:hAnsi="Times New Roman"/>
-          <w:sz w:val="20"/>
-        </w:rPr>
-        <w:t>When an incoming patient record arrives with keywords W_doc = {w_1, ..., w_m}, the data owner computes keyword tokens using shared exponent eta:</w:t>
-      </w:r>
-    </w:p>
-    <w:tbl>
-      <w:tblPr>
-        <w:tblW w:type="auto" w:w="0"/>
-        <w:jc w:val="center"/>
-        <w:tblLayout w:type="fixed"/>
-        <w:tblLook w:firstColumn="1" w:firstRow="1" w:lastColumn="0" w:lastRow="0" w:noHBand="0" w:noVBand="1" w:val="04A0"/>
-      </w:tblPr>
-      <w:tblGrid>
-        <w:gridCol w:w="8640"/>
-        <w:gridCol w:w="1152"/>
-      </w:tblGrid>
-      <w:tr>
-        <w:tc>
-          <w:tcPr>
-            <w:tcW w:type="dxa" w:w="5040"/>
-          </w:tcPr>
-          <w:p>
-            <w:pPr>
-              <w:jc w:val="center"/>
-            </w:pPr>
-            <w:r>
-              <w:rPr>
-                <w:rFonts w:ascii="Times New Roman" w:hAnsi="Times New Roman"/>
-                <w:i/>
-                <w:sz w:val="20"/>
-              </w:rPr>
-              <w:t>I_{doc,j} = g^{\eta \cdot H_1(w_j)} \pmod P, \quad Key_j = H_2(\text{'tok\_'} \parallel I_{doc,j})</w:t>
-            </w:r>
-          </w:p>
-        </w:tc>
-        <w:tc>
-          <w:tcPr>
-            <w:tcW w:type="dxa" w:w="5040"/>
-          </w:tcPr>
-          <w:p>
-            <w:pPr>
-              <w:jc w:val="right"/>
-            </w:pPr>
-            <w:r>
-              <w:rPr>
-                <w:rFonts w:ascii="Times New Roman" w:hAnsi="Times New Roman"/>
-                <w:b/>
-                <w:sz w:val="19"/>
-              </w:rPr>
-              <w:t>(5)</w:t>
-            </w:r>
-          </w:p>
-        </w:tc>
-      </w:tr>
-    </w:tbl>
-    <w:p>
-      <w:pPr>
-        <w:spacing w:before="0" w:after="60"/>
-      </w:pPr>
-    </w:p>
-    <w:p>
-      <w:pPr>
-        <w:spacing w:before="40" w:after="80" w:line="276" w:lineRule="auto"/>
-      </w:pPr>
-      <w:r>
-        <w:rPr>
-          <w:rFonts w:ascii="Times New Roman" w:hAnsi="Times New Roman"/>
-          <w:sz w:val="20"/>
-        </w:rPr>
-        <w:t>The index entry (docId, Key_j, y_k, CID) is appended directly to the cloud inverted index table, and registered active in the smart contract. Because existing index entries remain untouched, addition complexity is strictly O(m), completely independent of collection size L.</w:t>
-      </w:r>
-    </w:p>
-    <w:p>
-      <w:pPr>
-        <w:spacing w:before="200" w:after="60"/>
-      </w:pPr>
-      <w:r>
-        <w:rPr>
-          <w:rFonts w:ascii="Times New Roman" w:hAnsi="Times New Roman"/>
-          <w:b/>
-          <w:color w:val="1E293B"/>
-          <w:sz w:val="21"/>
-        </w:rPr>
-        <w:t>D.  Instant On-Chain Document Deletion Primitive (SingleDocDelete)</w:t>
-      </w:r>
-    </w:p>
-    <w:p>
-      <w:pPr>
-        <w:spacing w:before="40" w:after="80" w:line="276" w:lineRule="auto"/>
-      </w:pPr>
-      <w:r>
-        <w:rPr>
-          <w:rFonts w:ascii="Times New Roman" w:hAnsi="Times New Roman"/>
-          <w:sz w:val="20"/>
-        </w:rPr>
-        <w:t>To revoke document docId, the authorized owner calls deleteDocument(docId) on the Ethereum Sepolia smart contract. The EVM maps storage slots directly via Slot = keccak256(abi.encode(docId, slotNum)), setting deletedDocRegistry[docId] = true in a single SSTORE opcode without scanning past history, achieving strict O(1) constant time.</w:t>
-      </w:r>
-    </w:p>
-    <w:tbl>
-      <w:tblPr>
-        <w:tblW w:type="auto" w:w="0"/>
-        <w:jc w:val="center"/>
-        <w:tblLayout w:type="fixed"/>
-        <w:tblLook w:firstColumn="1" w:firstRow="1" w:lastColumn="0" w:lastRow="0" w:noHBand="0" w:noVBand="1" w:val="04A0"/>
-      </w:tblPr>
-      <w:tblGrid>
-        <w:gridCol w:w="8640"/>
-        <w:gridCol w:w="1152"/>
-      </w:tblGrid>
-      <w:tr>
-        <w:tc>
-          <w:tcPr>
-            <w:tcW w:type="dxa" w:w="5040"/>
-          </w:tcPr>
-          <w:p>
-            <w:pPr>
-              <w:jc w:val="center"/>
-            </w:pPr>
-            <w:r>
-              <w:rPr>
-                <w:rFonts w:ascii="Times New Roman" w:hAnsi="Times New Roman"/>
-                <w:i/>
-                <w:sz w:val="20"/>
-              </w:rPr>
-              <w:t>\texttt{deletedDocRegistry}[docId] = \text{true}</w:t>
-            </w:r>
-          </w:p>
-        </w:tc>
-        <w:tc>
-          <w:tcPr>
-            <w:tcW w:type="dxa" w:w="5040"/>
-          </w:tcPr>
-          <w:p>
-            <w:pPr>
-              <w:jc w:val="right"/>
-            </w:pPr>
-            <w:r>
-              <w:rPr>
-                <w:rFonts w:ascii="Times New Roman" w:hAnsi="Times New Roman"/>
-                <w:b/>
-                <w:sz w:val="19"/>
-              </w:rPr>
-              <w:t>(6)</w:t>
-            </w:r>
-          </w:p>
-        </w:tc>
-      </w:tr>
-    </w:tbl>
-    <w:p>
-      <w:pPr>
-        <w:spacing w:before="0" w:after="60"/>
-      </w:pPr>
-    </w:p>
-    <w:p>
-      <w:pPr>
-        <w:spacing w:before="200" w:after="60"/>
-      </w:pPr>
-      <w:r>
-        <w:rPr>
-          <w:rFonts w:ascii="Times New Roman" w:hAnsi="Times New Roman"/>
-          <w:b/>
-          <w:color w:val="1E293B"/>
-          <w:sz w:val="21"/>
-        </w:rPr>
-        <w:t>E.  Conjunctive Multi-Keyword Search and Algebraic Verification</w:t>
-      </w:r>
-    </w:p>
-    <w:p>
-      <w:pPr>
-        <w:spacing w:before="40" w:after="80" w:line="276" w:lineRule="auto"/>
-      </w:pPr>
-      <w:r>
-        <w:rPr>
-          <w:rFonts w:ascii="Times New Roman" w:hAnsi="Times New Roman"/>
-          <w:sz w:val="20"/>
-        </w:rPr>
-        <w:t>To search for keywords W~ = {w~_1, ..., w~_q}, the clinician samples fresh session secret phi in Z_{P-1}* and computes trapdoors: T_1 = g^phi mod P and T_3 = g^{phi * sum H_1(w~_j)} mod P. The CSP evaluates the algebraic matching equation:</w:t>
-      </w:r>
-    </w:p>
-    <w:tbl>
-      <w:tblPr>
-        <w:tblW w:type="auto" w:w="0"/>
-        <w:jc w:val="center"/>
-        <w:tblLayout w:type="fixed"/>
-        <w:tblLook w:firstColumn="1" w:firstRow="1" w:lastColumn="0" w:lastRow="0" w:noHBand="0" w:noVBand="1" w:val="04A0"/>
-      </w:tblPr>
-      <w:tblGrid>
-        <w:gridCol w:w="8640"/>
-        <w:gridCol w:w="1152"/>
-      </w:tblGrid>
-      <w:tr>
-        <w:tc>
-          <w:tcPr>
-            <w:tcW w:type="dxa" w:w="5040"/>
-          </w:tcPr>
-          <w:p>
-            <w:pPr>
-              <w:jc w:val="center"/>
-            </w:pPr>
-            <w:r>
-              <w:rPr>
-                <w:rFonts w:ascii="Times New Roman" w:hAnsi="Times New Roman"/>
-                <w:i/>
-                <w:sz w:val="20"/>
-              </w:rPr>
-              <w:t>(I_{prod})^\phi \equiv (T_3)^\eta \pmod P</w:t>
-            </w:r>
-          </w:p>
-        </w:tc>
-        <w:tc>
-          <w:tcPr>
-            <w:tcW w:type="dxa" w:w="5040"/>
-          </w:tcPr>
-          <w:p>
-            <w:pPr>
-              <w:jc w:val="right"/>
-            </w:pPr>
-            <w:r>
-              <w:rPr>
-                <w:rFonts w:ascii="Times New Roman" w:hAnsi="Times New Roman"/>
-                <w:b/>
-                <w:sz w:val="19"/>
-              </w:rPr>
-              <w:t>(7)</w:t>
-            </w:r>
-          </w:p>
-        </w:tc>
-      </w:tr>
-    </w:tbl>
-    <w:p>
-      <w:pPr>
-        <w:spacing w:before="0" w:after="60"/>
-      </w:pPr>
-    </w:p>
-    <w:p>
-      <w:pPr>
-        <w:spacing w:before="40" w:after="80" w:line="276" w:lineRule="auto"/>
-      </w:pPr>
-      <w:r>
-        <w:rPr>
-          <w:rFonts w:ascii="Times New Roman" w:hAnsi="Times New Roman"/>
-          <w:sz w:val="20"/>
-        </w:rPr>
-        <w:t>where I_prod = prod_{j=1}^q I_{doc,j} mod P. The equality holds if and only if the document contains all q query keywords. The smart contract RVSC additionally enforces: require(!deletedDocRegistry[docId]), guaranteeing that revoked records are never returned.</w:t>
-      </w:r>
-    </w:p>
-    <w:p>
-      <w:pPr>
-        <w:spacing w:before="280" w:after="80"/>
-      </w:pPr>
-      <w:r>
-        <w:rPr>
-          <w:rFonts w:ascii="Times New Roman" w:hAnsi="Times New Roman"/>
-          <w:b/>
-          <w:color w:val="0F172A"/>
-          <w:sz w:val="23"/>
-        </w:rPr>
-        <w:t>V.  ALGORITHMS AND PSEUDOCODE</w:t>
-      </w:r>
-    </w:p>
-    <w:p>
-      <w:pPr>
-        <w:spacing w:before="40" w:after="80" w:line="276" w:lineRule="auto"/>
-      </w:pPr>
-      <w:r>
-        <w:rPr>
-          <w:rFonts w:ascii="Times New Roman" w:hAnsi="Times New Roman"/>
-          <w:sz w:val="20"/>
-        </w:rPr>
-        <w:t>This section formalizes the core operational algorithms of BAMKS-D: (1) Atomic Document Addition, (2) On-Chain Document Deletion, (3) Zero-Leakage Conjunctive Search, and (4) Aggregated Schnorr NIZK Verification.</w:t>
+        <w:t>When an EHR document docId with m keywords W_doc = {w_1, ..., w_m} is created, the owner generates an AES key via KDF(Phi, verId), encrypts the file payload with AES-256-GCM, uploads the ciphertext to IPFS, and computes keyword tokens only for W_doc:</w:t>
+        <w:br/>
+        <w:t>I_{doc,j} = g^{(eta * H_1(w_j)) mod (P-1)} mod P</w:t>
+        <w:br/>
+        <w:t>The CSP appends Index_{doc} to the global inverted index without modifying any existing document tokens, achieving strict O(m) complexity.</w:t>
       </w:r>
     </w:p>
     <w:tbl>
@@ -2240,7 +1292,7 @@
                 <w:color w:val="1E293B"/>
                 <w:sz w:val="19"/>
               </w:rPr>
-              <w:t xml:space="preserve">Algorithm 1: SingleDocAdd(docId, F_doc, W_doc, Phi, ver, eta): </w:t>
+              <w:t xml:space="preserve">Algorithm 1: SingleDocAdd(docId, F, W_doc, Phi, verId): </w:t>
             </w:r>
             <w:r>
               <w:rPr>
@@ -2248,21 +1300,17 @@
                 <w:color w:val="334155"/>
                 <w:sz w:val="19"/>
               </w:rPr>
-              <w:t>Input: docId, payload F_doc, keywords W_doc={w_1..w_m}, token Phi, version ver, shared exponent eta.</w:t>
+              <w:t>Input: docId, payload F, keyword set W_doc, Phi, verId.</w:t>
               <w:br/>
-              <w:t>1. K_sym = H_2(Phi || docId || ver)</w:t>
+              <w:t>1. K = KDF(Phi, verId); C_data = AES-GCM-Enc(K, F)</w:t>
               <w:br/>
-              <w:t>2. (C_data, N_96, Tag_128) = AES-256-GCM-Enc(K_sym, F_doc)</w:t>
+              <w:t>2. CID = IPFS.upload(C_data); y_k = g^{sigma_k} mod P</w:t>
               <w:br/>
-              <w:t>3. Sample sigma_k in Z_{P-1}*, compute y_k = g^{sigma_k} mod P</w:t>
+              <w:t>3. For each w_j in W_doc: I_{doc,j} = g^{(eta * H_1(w_j)) mod (P-1)} mod P; Index_{doc}[H_2('tok_' || I_{doc,j})] = I_{doc,j}</w:t>
               <w:br/>
-              <w:t>4. Pin (C_data, y_k) to Pinata IPFS -&gt; CID</w:t>
+              <w:t>4. Sepolia.registerDocument(docId, H_2(C_data), y_k)</w:t>
               <w:br/>
-              <w:t>5. For each w_j in W_doc: I_{doc,j} = g^{eta * H_1(w_j)} mod P; Key_j = H_2('tok_' || I_{doc,j})</w:t>
-              <w:br/>
-              <w:t>6. Append (docId, Key_j, y_k, CID) to Cloud Index; Register on-chain: registerDocument(docId, H_2(C_data), y_k)</w:t>
-              <w:br/>
-              <w:t>Output: (CID, Index_doc, y_k) [Execution: Strict O(m) time]</w:t>
+              <w:t>Output: (CID, Index_{doc}, y_k) [Strict O(m) complexity]</w:t>
             </w:r>
           </w:p>
         </w:tc>
@@ -2321,17 +1369,17 @@
               </w:rPr>
               <w:t>Input: docId, msg.sender.</w:t>
               <w:br/>
-              <w:t>1. Assert fileRegistry[docId].ownerAddress == msg.sender</w:t>
+              <w:t>1. require(fileRegistry[docId].ownerAddress == msg.sender)</w:t>
               <w:br/>
-              <w:t>2. Assert deletedDocRegistry[docId] == false</w:t>
+              <w:t>2. require(!deletedDocRegistry[docId])</w:t>
               <w:br/>
-              <w:t>3. Compute EVM storage slot: slot = keccak256(abi.encode(docId, 1))</w:t>
+              <w:t>3. slot = keccak256(abi.encode(docId, slotNumber))</w:t>
               <w:br/>
-              <w:t>4. Set deletedDocRegistry[docId] = true; fileRegistry[docId].isDeleted = true</w:t>
+              <w:t>4. deletedDocRegistry[docId] = true; fileRegistry[docId].isDeleted = true</w:t>
               <w:br/>
-              <w:t>5. Emit DocumentDeleted(docId, msg.sender, block.timestamp)</w:t>
+              <w:t>5. emit DocumentDeleted(docId, msg.sender, block.timestamp)</w:t>
               <w:br/>
-              <w:t>Output: true [Execution: Strict O(1) constant time, 42,101 gas units]</w:t>
+              <w:t>Output: true [Execution: Strict O(1) EVM mapping storage]</w:t>
             </w:r>
           </w:p>
         </w:tc>
@@ -2380,7 +1428,7 @@
                 <w:color w:val="1E293B"/>
                 <w:sz w:val="19"/>
               </w:rPr>
-              <w:t xml:space="preserve">Algorithm 3: ZeroLeakageConjunctiveSearch(Trap, Index_W, deletedDocRegistry): </w:t>
+              <w:t xml:space="preserve">Algorithm 3: ConjunctiveSearch(Trap, Index, deletedRegistry): </w:t>
             </w:r>
             <w:r>
               <w:rPr>
@@ -2388,21 +1436,21 @@
                 <w:color w:val="334155"/>
                 <w:sz w:val="19"/>
               </w:rPr>
-              <w:t>Input: Trap=(T_1, T_3, phi, {tok_j}), Cloud Index Index_W, on-chain deletion registry.</w:t>
+              <w:t>Input: Trap=(T_1, T_3, phi), Cloud Index, on-chain deletion registry.</w:t>
               <w:br/>
               <w:t>1. Initialize SRL = empty</w:t>
               <w:br/>
-              <w:t>2. For each docId in Index_W:</w:t>
+              <w:t>2. For each docId in Index:</w:t>
               <w:br/>
-              <w:t xml:space="preserve">     If deletedDocRegistry[docId] == true: continue (Skip revoked in O(1))</w:t>
+              <w:t xml:space="preserve">     If deletedRegistry[docId] == true: continue (Skip revoked in O(1))</w:t>
               <w:br/>
-              <w:t xml:space="preserve">     If all {tok_j} present in Index_W[docId]:</w:t>
+              <w:t xml:space="preserve">     If all query tokens match in docId:</w:t>
               <w:br/>
               <w:t xml:space="preserve">         I_prod = prod(matching I_{doc,j}) mod P</w:t>
               <w:br/>
               <w:t xml:space="preserve">         If (I_prod)^phi == (T_3)^eta mod P: SRL = SRL union {docId}</w:t>
               <w:br/>
-              <w:t>Output: SRL (Search Result List of valid active matching documents)</w:t>
+              <w:t>Output: SRL (Search Result List of active matching records)</w:t>
             </w:r>
           </w:p>
         </w:tc>
@@ -2451,7 +1499,7 @@
                 <w:color w:val="1E293B"/>
                 <w:sz w:val="19"/>
               </w:rPr>
-              <w:t xml:space="preserve">Algorithm 4: AggregatedSchnorrNIZKVerification(SRL, {y_k*}, pi_hat, R): </w:t>
+              <w:t xml:space="preserve">Algorithm 4: AggregatedSchnorrNIZKVerify(SRL, {y_k*}, pi_hat, R): </w:t>
             </w:r>
             <w:r>
               <w:rPr>
@@ -2478,6 +1526,7 @@
     </w:p>
     <w:p>
       <w:pPr>
+        <w:keepNext/>
         <w:spacing w:before="280" w:after="80"/>
       </w:pPr>
       <w:r>
@@ -2485,35 +1534,38 @@
           <w:rFonts w:ascii="Times New Roman" w:hAnsi="Times New Roman"/>
           <w:b/>
           <w:color w:val="0F172A"/>
-          <w:sz w:val="23"/>
+          <w:sz w:val="24"/>
         </w:rPr>
-        <w:t>VI.  THEORETICAL COMPLEXITY &amp; EVM GAS ANALYSIS</w:t>
+        <w:t>V. COMPLEXITY &amp; EVM GAS ANALYSIS</w:t>
       </w:r>
     </w:p>
     <w:p>
       <w:pPr>
-        <w:spacing w:before="200" w:after="60"/>
+        <w:keepNext/>
+        <w:spacing w:before="160" w:after="40"/>
       </w:pPr>
       <w:r>
         <w:rPr>
           <w:rFonts w:ascii="Times New Roman" w:hAnsi="Times New Roman"/>
           <w:b/>
+          <w:i/>
           <w:color w:val="1E293B"/>
           <w:sz w:val="21"/>
         </w:rPr>
-        <w:t>A.  Asymptotic Complexity Comparison</w:t>
+        <w:t>A. Asymptotic Complexity Comparison</w:t>
       </w:r>
     </w:p>
     <w:p>
       <w:pPr>
-        <w:spacing w:before="40" w:after="80" w:line="276" w:lineRule="auto"/>
+        <w:spacing w:before="0" w:after="80" w:line="276" w:lineRule="auto"/>
+        <w:jc w:val="both"/>
       </w:pPr>
       <w:r>
         <w:rPr>
           <w:rFonts w:ascii="Times New Roman" w:hAnsi="Times New Roman"/>
           <w:sz w:val="20"/>
         </w:rPr>
-        <w:t>Table II compares the asymptotic complexity of BAMKS-D against base BAMKS. While base BAMKS requires O(L * m) re-indexing for additions and revocations, BAMKS-D achieves O(m) addition and O(1) revocation.</w:t>
+        <w:t>Table II compares the asymptotic complexity of BAMKS-D against naive re-encryption and the base paper [1]. While Cheng et al. Section 5.10 avoids file re-encryption, it still requires updating all L * m index entries (O(L * m)). BAMKS-D operates in strict O(m) time for additions and O(1) for deletions.</w:t>
       </w:r>
     </w:p>
     <w:p>
@@ -2537,14 +1589,15 @@
         <w:tblLook w:firstColumn="1" w:firstRow="1" w:lastColumn="0" w:lastRow="0" w:noHBand="0" w:noVBand="1" w:val="04A0"/>
       </w:tblPr>
       <w:tblGrid>
-        <w:gridCol w:w="3360"/>
-        <w:gridCol w:w="3360"/>
-        <w:gridCol w:w="3360"/>
+        <w:gridCol w:w="2520"/>
+        <w:gridCol w:w="2520"/>
+        <w:gridCol w:w="2520"/>
+        <w:gridCol w:w="2520"/>
       </w:tblGrid>
       <w:tr>
         <w:tc>
           <w:tcPr>
-            <w:tcW w:type="dxa" w:w="3600"/>
+            <w:tcW w:type="dxa" w:w="2592"/>
             <w:shd w:val="clear" w:color="auto" w:fill="1E293B"/>
             <w:tcMar>
               <w:top w:w="60" w:type="dxa"/>
@@ -2569,7 +1622,7 @@
         </w:tc>
         <w:tc>
           <w:tcPr>
-            <w:tcW w:type="dxa" w:w="3168"/>
+            <w:tcW w:type="dxa" w:w="2592"/>
             <w:shd w:val="clear" w:color="auto" w:fill="1E293B"/>
             <w:tcMar>
               <w:top w:w="60" w:type="dxa"/>
@@ -2588,13 +1641,38 @@
                 <w:color w:val="FFFFFF"/>
                 <w:sz w:val="17"/>
               </w:rPr>
-              <w:t>Base BAMKS (Cheng et al. [1])</w:t>
+              <w:t>Naive Baseline</w:t>
             </w:r>
           </w:p>
         </w:tc>
         <w:tc>
           <w:tcPr>
-            <w:tcW w:type="dxa" w:w="3312"/>
+            <w:tcW w:type="dxa" w:w="2592"/>
+            <w:shd w:val="clear" w:color="auto" w:fill="1E293B"/>
+            <w:tcMar>
+              <w:top w:w="60" w:type="dxa"/>
+              <w:bottom w:w="60" w:type="dxa"/>
+              <w:left w:w="80" w:type="dxa"/>
+              <w:right w:w="80" w:type="dxa"/>
+            </w:tcMar>
+          </w:tcPr>
+          <w:p>
+            <w:pPr>
+              <w:jc w:val="center"/>
+            </w:pPr>
+            <w:r>
+              <w:rPr>
+                <w:b/>
+                <w:color w:val="FFFFFF"/>
+                <w:sz w:val="17"/>
+              </w:rPr>
+              <w:t>Cheng et al. [1]</w:t>
+            </w:r>
+          </w:p>
+        </w:tc>
+        <w:tc>
+          <w:tcPr>
+            <w:tcW w:type="dxa" w:w="2304"/>
             <w:shd w:val="clear" w:color="auto" w:fill="1E293B"/>
             <w:tcMar>
               <w:top w:w="60" w:type="dxa"/>
@@ -2621,149 +1699,7 @@
       <w:tr>
         <w:tc>
           <w:tcPr>
-            <w:tcW w:type="dxa" w:w="3600"/>
-            <w:shd w:val="clear" w:color="auto" w:fill="F8FAFC"/>
-            <w:tcMar>
-              <w:top w:w="50" w:type="dxa"/>
-              <w:bottom w:w="50" w:type="dxa"/>
-              <w:left w:w="70" w:type="dxa"/>
-              <w:right w:w="70" w:type="dxa"/>
-            </w:tcMar>
-          </w:tcPr>
-          <w:p>
-            <w:pPr>
-              <w:jc w:val="left"/>
-            </w:pPr>
-            <w:r>
-              <w:rPr>
-                <w:sz w:val="17"/>
-              </w:rPr>
-              <w:t>Key Generation</w:t>
-            </w:r>
-          </w:p>
-        </w:tc>
-        <w:tc>
-          <w:tcPr>
-            <w:tcW w:type="dxa" w:w="3168"/>
-            <w:shd w:val="clear" w:color="auto" w:fill="F8FAFC"/>
-            <w:tcMar>
-              <w:top w:w="50" w:type="dxa"/>
-              <w:bottom w:w="50" w:type="dxa"/>
-              <w:left w:w="70" w:type="dxa"/>
-              <w:right w:w="70" w:type="dxa"/>
-            </w:tcMar>
-          </w:tcPr>
-          <w:p>
-            <w:pPr>
-              <w:jc w:val="center"/>
-            </w:pPr>
-            <w:r>
-              <w:rPr>
-                <w:sz w:val="17"/>
-              </w:rPr>
-              <w:t>O(|S_uid|)</w:t>
-            </w:r>
-          </w:p>
-        </w:tc>
-        <w:tc>
-          <w:tcPr>
-            <w:tcW w:type="dxa" w:w="3312"/>
-            <w:shd w:val="clear" w:color="auto" w:fill="F8FAFC"/>
-            <w:tcMar>
-              <w:top w:w="50" w:type="dxa"/>
-              <w:bottom w:w="50" w:type="dxa"/>
-              <w:left w:w="70" w:type="dxa"/>
-              <w:right w:w="70" w:type="dxa"/>
-            </w:tcMar>
-          </w:tcPr>
-          <w:p>
-            <w:pPr>
-              <w:jc w:val="center"/>
-            </w:pPr>
-            <w:r>
-              <w:rPr>
-                <w:sz w:val="17"/>
-              </w:rPr>
-              <w:t>O(|S_uid|)</w:t>
-            </w:r>
-          </w:p>
-        </w:tc>
-      </w:tr>
-      <w:tr>
-        <w:tc>
-          <w:tcPr>
-            <w:tcW w:type="dxa" w:w="3600"/>
-            <w:shd w:val="clear" w:color="auto" w:fill="FFFFFF"/>
-            <w:tcMar>
-              <w:top w:w="50" w:type="dxa"/>
-              <w:bottom w:w="50" w:type="dxa"/>
-              <w:left w:w="70" w:type="dxa"/>
-              <w:right w:w="70" w:type="dxa"/>
-            </w:tcMar>
-          </w:tcPr>
-          <w:p>
-            <w:pPr>
-              <w:jc w:val="left"/>
-            </w:pPr>
-            <w:r>
-              <w:rPr>
-                <w:sz w:val="17"/>
-              </w:rPr>
-              <w:t>File Encryption</w:t>
-            </w:r>
-          </w:p>
-        </w:tc>
-        <w:tc>
-          <w:tcPr>
-            <w:tcW w:type="dxa" w:w="3168"/>
-            <w:shd w:val="clear" w:color="auto" w:fill="FFFFFF"/>
-            <w:tcMar>
-              <w:top w:w="50" w:type="dxa"/>
-              <w:bottom w:w="50" w:type="dxa"/>
-              <w:left w:w="70" w:type="dxa"/>
-              <w:right w:w="70" w:type="dxa"/>
-            </w:tcMar>
-          </w:tcPr>
-          <w:p>
-            <w:pPr>
-              <w:jc w:val="center"/>
-            </w:pPr>
-            <w:r>
-              <w:rPr>
-                <w:sz w:val="17"/>
-              </w:rPr>
-              <w:t>O(1)</w:t>
-            </w:r>
-          </w:p>
-        </w:tc>
-        <w:tc>
-          <w:tcPr>
-            <w:tcW w:type="dxa" w:w="3312"/>
-            <w:shd w:val="clear" w:color="auto" w:fill="FFFFFF"/>
-            <w:tcMar>
-              <w:top w:w="50" w:type="dxa"/>
-              <w:bottom w:w="50" w:type="dxa"/>
-              <w:left w:w="70" w:type="dxa"/>
-              <w:right w:w="70" w:type="dxa"/>
-            </w:tcMar>
-          </w:tcPr>
-          <w:p>
-            <w:pPr>
-              <w:jc w:val="center"/>
-            </w:pPr>
-            <w:r>
-              <w:rPr>
-                <w:sz w:val="17"/>
-              </w:rPr>
-              <w:t>O(1)</w:t>
-            </w:r>
-          </w:p>
-        </w:tc>
-      </w:tr>
-      <w:tr>
-        <w:tc>
-          <w:tcPr>
-            <w:tcW w:type="dxa" w:w="3600"/>
+            <w:tcW w:type="dxa" w:w="2592"/>
             <w:shd w:val="clear" w:color="auto" w:fill="EFF6FF"/>
             <w:tcMar>
               <w:top w:w="50" w:type="dxa"/>
@@ -2786,7 +1722,7 @@
         </w:tc>
         <w:tc>
           <w:tcPr>
-            <w:tcW w:type="dxa" w:w="3168"/>
+            <w:tcW w:type="dxa" w:w="2592"/>
             <w:shd w:val="clear" w:color="auto" w:fill="EFF6FF"/>
             <w:tcMar>
               <w:top w:w="50" w:type="dxa"/>
@@ -2803,13 +1739,36 @@
               <w:rPr>
                 <w:sz w:val="17"/>
               </w:rPr>
-              <w:t>O(L * m) Bulk Re-keying</w:t>
+              <w:t>O(L * m) Re-enc</w:t>
             </w:r>
           </w:p>
         </w:tc>
         <w:tc>
           <w:tcPr>
-            <w:tcW w:type="dxa" w:w="3312"/>
+            <w:tcW w:type="dxa" w:w="2592"/>
+            <w:shd w:val="clear" w:color="auto" w:fill="EFF6FF"/>
+            <w:tcMar>
+              <w:top w:w="50" w:type="dxa"/>
+              <w:bottom w:w="50" w:type="dxa"/>
+              <w:left w:w="70" w:type="dxa"/>
+              <w:right w:w="70" w:type="dxa"/>
+            </w:tcMar>
+          </w:tcPr>
+          <w:p>
+            <w:pPr>
+              <w:jc w:val="center"/>
+            </w:pPr>
+            <w:r>
+              <w:rPr>
+                <w:sz w:val="17"/>
+              </w:rPr>
+              <w:t>O(L * m) Idx Mult</w:t>
+            </w:r>
+          </w:p>
+        </w:tc>
+        <w:tc>
+          <w:tcPr>
+            <w:tcW w:type="dxa" w:w="2304"/>
             <w:shd w:val="clear" w:color="auto" w:fill="EFF6FF"/>
             <w:tcMar>
               <w:top w:w="50" w:type="dxa"/>
@@ -2836,7 +1795,7 @@
       <w:tr>
         <w:tc>
           <w:tcPr>
-            <w:tcW w:type="dxa" w:w="3600"/>
+            <w:tcW w:type="dxa" w:w="2592"/>
             <w:shd w:val="clear" w:color="auto" w:fill="EFF6FF"/>
             <w:tcMar>
               <w:top w:w="50" w:type="dxa"/>
@@ -2859,7 +1818,7 @@
         </w:tc>
         <w:tc>
           <w:tcPr>
-            <w:tcW w:type="dxa" w:w="3168"/>
+            <w:tcW w:type="dxa" w:w="2592"/>
             <w:shd w:val="clear" w:color="auto" w:fill="EFF6FF"/>
             <w:tcMar>
               <w:top w:w="50" w:type="dxa"/>
@@ -2876,13 +1835,36 @@
               <w:rPr>
                 <w:sz w:val="17"/>
               </w:rPr>
-              <w:t>O(L * m) Full Re-encryption</w:t>
+              <w:t>O(L * m) Re-enc</w:t>
             </w:r>
           </w:p>
         </w:tc>
         <w:tc>
           <w:tcPr>
-            <w:tcW w:type="dxa" w:w="3312"/>
+            <w:tcW w:type="dxa" w:w="2592"/>
+            <w:shd w:val="clear" w:color="auto" w:fill="EFF6FF"/>
+            <w:tcMar>
+              <w:top w:w="50" w:type="dxa"/>
+              <w:bottom w:w="50" w:type="dxa"/>
+              <w:left w:w="70" w:type="dxa"/>
+              <w:right w:w="70" w:type="dxa"/>
+            </w:tcMar>
+          </w:tcPr>
+          <w:p>
+            <w:pPr>
+              <w:jc w:val="center"/>
+            </w:pPr>
+            <w:r>
+              <w:rPr>
+                <w:sz w:val="17"/>
+              </w:rPr>
+              <w:t>O(L * m) Idx Mult</w:t>
+            </w:r>
+          </w:p>
+        </w:tc>
+        <w:tc>
+          <w:tcPr>
+            <w:tcW w:type="dxa" w:w="2304"/>
             <w:shd w:val="clear" w:color="auto" w:fill="EFF6FF"/>
             <w:tcMar>
               <w:top w:w="50" w:type="dxa"/>
@@ -2909,81 +1891,8 @@
       <w:tr>
         <w:tc>
           <w:tcPr>
-            <w:tcW w:type="dxa" w:w="3600"/>
-            <w:shd w:val="clear" w:color="auto" w:fill="EFF6FF"/>
-            <w:tcMar>
-              <w:top w:w="50" w:type="dxa"/>
-              <w:bottom w:w="50" w:type="dxa"/>
-              <w:left w:w="70" w:type="dxa"/>
-              <w:right w:w="70" w:type="dxa"/>
-            </w:tcMar>
-          </w:tcPr>
-          <w:p>
-            <w:pPr>
-              <w:jc w:val="left"/>
-            </w:pPr>
-            <w:r>
-              <w:rPr>
-                <w:sz w:val="17"/>
-              </w:rPr>
-              <w:t>SingleDocModify</w:t>
-            </w:r>
-          </w:p>
-        </w:tc>
-        <w:tc>
-          <w:tcPr>
-            <w:tcW w:type="dxa" w:w="3168"/>
-            <w:shd w:val="clear" w:color="auto" w:fill="EFF6FF"/>
-            <w:tcMar>
-              <w:top w:w="50" w:type="dxa"/>
-              <w:bottom w:w="50" w:type="dxa"/>
-              <w:left w:w="70" w:type="dxa"/>
-              <w:right w:w="70" w:type="dxa"/>
-            </w:tcMar>
-          </w:tcPr>
-          <w:p>
-            <w:pPr>
-              <w:jc w:val="center"/>
-            </w:pPr>
-            <w:r>
-              <w:rPr>
-                <w:sz w:val="17"/>
-              </w:rPr>
-              <w:t>O(L * m) Bulk Re-keying</w:t>
-            </w:r>
-          </w:p>
-        </w:tc>
-        <w:tc>
-          <w:tcPr>
-            <w:tcW w:type="dxa" w:w="3312"/>
-            <w:shd w:val="clear" w:color="auto" w:fill="EFF6FF"/>
-            <w:tcMar>
-              <w:top w:w="50" w:type="dxa"/>
-              <w:bottom w:w="50" w:type="dxa"/>
-              <w:left w:w="70" w:type="dxa"/>
-              <w:right w:w="70" w:type="dxa"/>
-            </w:tcMar>
-          </w:tcPr>
-          <w:p>
-            <w:pPr>
-              <w:jc w:val="center"/>
-            </w:pPr>
-            <w:r>
-              <w:rPr>
-                <w:b/>
-                <w:color w:val="1D4ED8"/>
-                <w:sz w:val="17"/>
-              </w:rPr>
-              <w:t>Strict O(m) Flat</w:t>
-            </w:r>
-          </w:p>
-        </w:tc>
-      </w:tr>
-      <w:tr>
-        <w:tc>
-          <w:tcPr>
-            <w:tcW w:type="dxa" w:w="3600"/>
-            <w:shd w:val="clear" w:color="auto" w:fill="FFFFFF"/>
+            <w:tcW w:type="dxa" w:w="2592"/>
+            <w:shd w:val="clear" w:color="auto" w:fill="F8FAFC"/>
             <w:tcMar>
               <w:top w:w="50" w:type="dxa"/>
               <w:bottom w:w="50" w:type="dxa"/>
@@ -3005,8 +1914,8 @@
         </w:tc>
         <w:tc>
           <w:tcPr>
-            <w:tcW w:type="dxa" w:w="3168"/>
-            <w:shd w:val="clear" w:color="auto" w:fill="FFFFFF"/>
+            <w:tcW w:type="dxa" w:w="2592"/>
+            <w:shd w:val="clear" w:color="auto" w:fill="F8FAFC"/>
             <w:tcMar>
               <w:top w:w="50" w:type="dxa"/>
               <w:bottom w:w="50" w:type="dxa"/>
@@ -3028,8 +1937,31 @@
         </w:tc>
         <w:tc>
           <w:tcPr>
-            <w:tcW w:type="dxa" w:w="3312"/>
-            <w:shd w:val="clear" w:color="auto" w:fill="FFFFFF"/>
+            <w:tcW w:type="dxa" w:w="2592"/>
+            <w:shd w:val="clear" w:color="auto" w:fill="F8FAFC"/>
+            <w:tcMar>
+              <w:top w:w="50" w:type="dxa"/>
+              <w:bottom w:w="50" w:type="dxa"/>
+              <w:left w:w="70" w:type="dxa"/>
+              <w:right w:w="70" w:type="dxa"/>
+            </w:tcMar>
+          </w:tcPr>
+          <w:p>
+            <w:pPr>
+              <w:jc w:val="center"/>
+            </w:pPr>
+            <w:r>
+              <w:rPr>
+                <w:sz w:val="17"/>
+              </w:rPr>
+              <w:t>O(L * q)</w:t>
+            </w:r>
+          </w:p>
+        </w:tc>
+        <w:tc>
+          <w:tcPr>
+            <w:tcW w:type="dxa" w:w="2304"/>
+            <w:shd w:val="clear" w:color="auto" w:fill="F8FAFC"/>
             <w:tcMar>
               <w:top w:w="50" w:type="dxa"/>
               <w:bottom w:w="50" w:type="dxa"/>
@@ -3058,28 +1990,31 @@
     </w:p>
     <w:p>
       <w:pPr>
-        <w:spacing w:before="200" w:after="60"/>
+        <w:keepNext/>
+        <w:spacing w:before="160" w:after="40"/>
       </w:pPr>
       <w:r>
         <w:rPr>
           <w:rFonts w:ascii="Times New Roman" w:hAnsi="Times New Roman"/>
           <w:b/>
+          <w:i/>
           <w:color w:val="1E293B"/>
           <w:sz w:val="21"/>
         </w:rPr>
-        <w:t>B.  EVM Opcode Gas Analysis and Zero-Traversal Proof</w:t>
+        <w:t>B. EVM Opcode Gas Schedule and Live Sepolia Receipts</w:t>
       </w:r>
     </w:p>
     <w:p>
       <w:pPr>
-        <w:spacing w:before="40" w:after="80" w:line="276" w:lineRule="auto"/>
+        <w:spacing w:before="0" w:after="80" w:line="276" w:lineRule="auto"/>
+        <w:jc w:val="both"/>
       </w:pPr>
       <w:r>
         <w:rPr>
           <w:rFonts w:ascii="Times New Roman" w:hAnsi="Times New Roman"/>
           <w:sz w:val="20"/>
         </w:rPr>
-        <w:t>A central requirement is proving that on-chain revocation executes in strict O(1) time without array loops. In the EVM, mappings do not store keys in an iterable structure. Instead, the storage slot address is computed directly via keccak256(abi.encode(docId, slotNumber)). The EVM executes opcode SSTORE at that exact slot in one step. Table III outlines the exact EVM opcode gas breakdown for deleteDocument().</w:t>
+        <w:t>In Solidity, mapping lookups calculate storage addresses directly via slot = keccak256(docId || slotNumber). Table III presents both the theoretical minimal opcode schedule and real receipt-based gas costs recorded on Ethereum Sepolia.</w:t>
       </w:r>
     </w:p>
     <w:p>
@@ -3092,7 +2027,7 @@
           <w:b/>
           <w:sz w:val="19"/>
         </w:rPr>
-        <w:t>TABLE III: EVM OPCODE GAS BREAKDOWN FOR deleteDocument()</w:t>
+        <w:t>TABLE III: EVM GAS SCHEDULE &amp; LIVE SEPOLIA RECEIPTS</w:t>
       </w:r>
     </w:p>
     <w:tbl>
@@ -3110,7 +2045,7 @@
       <w:tr>
         <w:tc>
           <w:tcPr>
-            <w:tcW w:type="dxa" w:w="3168"/>
+            <w:tcW w:type="dxa" w:w="3456"/>
             <w:shd w:val="clear" w:color="auto" w:fill="1E293B"/>
             <w:tcMar>
               <w:top w:w="60" w:type="dxa"/>
@@ -3129,13 +2064,13 @@
                 <w:color w:val="FFFFFF"/>
                 <w:sz w:val="17"/>
               </w:rPr>
-              <w:t>EVM Opcode</w:t>
+              <w:t>Operation / EVM Opcode</w:t>
             </w:r>
           </w:p>
         </w:tc>
         <w:tc>
           <w:tcPr>
-            <w:tcW w:type="dxa" w:w="5184"/>
+            <w:tcW w:type="dxa" w:w="4896"/>
             <w:shd w:val="clear" w:color="auto" w:fill="1E293B"/>
             <w:tcMar>
               <w:top w:w="60" w:type="dxa"/>
@@ -3154,7 +2089,7 @@
                 <w:color w:val="FFFFFF"/>
                 <w:sz w:val="17"/>
               </w:rPr>
-              <w:t>Operational Function in Execution</w:t>
+              <w:t>Theoretical Function / Context</w:t>
             </w:r>
           </w:p>
         </w:tc>
@@ -3187,8 +2122,79 @@
       <w:tr>
         <w:tc>
           <w:tcPr>
-            <w:tcW w:type="dxa" w:w="3168"/>
+            <w:tcW w:type="dxa" w:w="3456"/>
             <w:shd w:val="clear" w:color="auto" w:fill="F8FAFC"/>
+            <w:tcMar>
+              <w:top w:w="50" w:type="dxa"/>
+              <w:bottom w:w="50" w:type="dxa"/>
+              <w:left w:w="70" w:type="dxa"/>
+              <w:right w:w="70" w:type="dxa"/>
+            </w:tcMar>
+          </w:tcPr>
+          <w:p>
+            <w:pPr>
+              <w:jc w:val="left"/>
+            </w:pPr>
+            <w:r>
+              <w:rPr>
+                <w:sz w:val="17"/>
+              </w:rPr>
+              <w:t>Base Transaction Fee</w:t>
+            </w:r>
+          </w:p>
+        </w:tc>
+        <w:tc>
+          <w:tcPr>
+            <w:tcW w:type="dxa" w:w="4896"/>
+            <w:shd w:val="clear" w:color="auto" w:fill="F8FAFC"/>
+            <w:tcMar>
+              <w:top w:w="50" w:type="dxa"/>
+              <w:bottom w:w="50" w:type="dxa"/>
+              <w:left w:w="70" w:type="dxa"/>
+              <w:right w:w="70" w:type="dxa"/>
+            </w:tcMar>
+          </w:tcPr>
+          <w:p>
+            <w:pPr>
+              <w:jc w:val="left"/>
+            </w:pPr>
+            <w:r>
+              <w:rPr>
+                <w:sz w:val="17"/>
+              </w:rPr>
+              <w:t>Standard Ethereum baseline execution fee</w:t>
+            </w:r>
+          </w:p>
+        </w:tc>
+        <w:tc>
+          <w:tcPr>
+            <w:tcW w:type="dxa" w:w="1728"/>
+            <w:shd w:val="clear" w:color="auto" w:fill="F8FAFC"/>
+            <w:tcMar>
+              <w:top w:w="50" w:type="dxa"/>
+              <w:bottom w:w="50" w:type="dxa"/>
+              <w:left w:w="70" w:type="dxa"/>
+              <w:right w:w="70" w:type="dxa"/>
+            </w:tcMar>
+          </w:tcPr>
+          <w:p>
+            <w:pPr>
+              <w:jc w:val="center"/>
+            </w:pPr>
+            <w:r>
+              <w:rPr>
+                <w:sz w:val="17"/>
+              </w:rPr>
+              <w:t>21,000</w:t>
+            </w:r>
+          </w:p>
+        </w:tc>
+      </w:tr>
+      <w:tr>
+        <w:tc>
+          <w:tcPr>
+            <w:tcW w:type="dxa" w:w="3456"/>
+            <w:shd w:val="clear" w:color="auto" w:fill="FFFFFF"/>
             <w:tcMar>
               <w:top w:w="50" w:type="dxa"/>
               <w:bottom w:w="50" w:type="dxa"/>
@@ -3210,8 +2216,8 @@
         </w:tc>
         <w:tc>
           <w:tcPr>
-            <w:tcW w:type="dxa" w:w="5184"/>
-            <w:shd w:val="clear" w:color="auto" w:fill="F8FAFC"/>
+            <w:tcW w:type="dxa" w:w="4896"/>
+            <w:shd w:val="clear" w:color="auto" w:fill="FFFFFF"/>
             <w:tcMar>
               <w:top w:w="50" w:type="dxa"/>
               <w:bottom w:w="50" w:type="dxa"/>
@@ -3227,14 +2233,14 @@
               <w:rPr>
                 <w:sz w:val="17"/>
               </w:rPr>
-              <w:t>Load docId parameter from calldata onto EVM stack</w:t>
+              <w:t>Load docId parameter from calldata onto stack</w:t>
             </w:r>
           </w:p>
         </w:tc>
         <w:tc>
           <w:tcPr>
             <w:tcW w:type="dxa" w:w="1728"/>
-            <w:shd w:val="clear" w:color="auto" w:fill="F8FAFC"/>
+            <w:shd w:val="clear" w:color="auto" w:fill="FFFFFF"/>
             <w:tcMar>
               <w:top w:w="50" w:type="dxa"/>
               <w:bottom w:w="50" w:type="dxa"/>
@@ -3258,8 +2264,8 @@
       <w:tr>
         <w:tc>
           <w:tcPr>
-            <w:tcW w:type="dxa" w:w="3168"/>
-            <w:shd w:val="clear" w:color="auto" w:fill="FFFFFF"/>
+            <w:tcW w:type="dxa" w:w="3456"/>
+            <w:shd w:val="clear" w:color="auto" w:fill="F8FAFC"/>
             <w:tcMar>
               <w:top w:w="50" w:type="dxa"/>
               <w:bottom w:w="50" w:type="dxa"/>
@@ -3281,8 +2287,8 @@
         </w:tc>
         <w:tc>
           <w:tcPr>
-            <w:tcW w:type="dxa" w:w="5184"/>
-            <w:shd w:val="clear" w:color="auto" w:fill="FFFFFF"/>
+            <w:tcW w:type="dxa" w:w="4896"/>
+            <w:shd w:val="clear" w:color="auto" w:fill="F8FAFC"/>
             <w:tcMar>
               <w:top w:w="50" w:type="dxa"/>
               <w:bottom w:w="50" w:type="dxa"/>
@@ -3305,7 +2311,7 @@
         <w:tc>
           <w:tcPr>
             <w:tcW w:type="dxa" w:w="1728"/>
-            <w:shd w:val="clear" w:color="auto" w:fill="FFFFFF"/>
+            <w:shd w:val="clear" w:color="auto" w:fill="F8FAFC"/>
             <w:tcMar>
               <w:top w:w="50" w:type="dxa"/>
               <w:bottom w:w="50" w:type="dxa"/>
@@ -3329,8 +2335,8 @@
       <w:tr>
         <w:tc>
           <w:tcPr>
-            <w:tcW w:type="dxa" w:w="3168"/>
-            <w:shd w:val="clear" w:color="auto" w:fill="F8FAFC"/>
+            <w:tcW w:type="dxa" w:w="3456"/>
+            <w:shd w:val="clear" w:color="auto" w:fill="FFFFFF"/>
             <w:tcMar>
               <w:top w:w="50" w:type="dxa"/>
               <w:bottom w:w="50" w:type="dxa"/>
@@ -3346,14 +2352,14 @@
               <w:rPr>
                 <w:sz w:val="17"/>
               </w:rPr>
-              <w:t>SSTORE</w:t>
+              <w:t>SSTORE (deletedRegistry)</w:t>
             </w:r>
           </w:p>
         </w:tc>
         <w:tc>
           <w:tcPr>
-            <w:tcW w:type="dxa" w:w="5184"/>
-            <w:shd w:val="clear" w:color="auto" w:fill="F8FAFC"/>
+            <w:tcW w:type="dxa" w:w="4896"/>
+            <w:shd w:val="clear" w:color="auto" w:fill="FFFFFF"/>
             <w:tcMar>
               <w:top w:w="50" w:type="dxa"/>
               <w:bottom w:w="50" w:type="dxa"/>
@@ -3369,14 +2375,14 @@
               <w:rPr>
                 <w:sz w:val="17"/>
               </w:rPr>
-              <w:t>Write true flag (0 to 1 storage slot transition)</w:t>
+              <w:t>Write true flag (0 to 1 cold storage slot)</w:t>
             </w:r>
           </w:p>
         </w:tc>
         <w:tc>
           <w:tcPr>
             <w:tcW w:type="dxa" w:w="1728"/>
-            <w:shd w:val="clear" w:color="auto" w:fill="F8FAFC"/>
+            <w:shd w:val="clear" w:color="auto" w:fill="FFFFFF"/>
             <w:tcMar>
               <w:top w:w="50" w:type="dxa"/>
               <w:bottom w:w="50" w:type="dxa"/>
@@ -3400,7 +2406,78 @@
       <w:tr>
         <w:tc>
           <w:tcPr>
-            <w:tcW w:type="dxa" w:w="3168"/>
+            <w:tcW w:type="dxa" w:w="3456"/>
+            <w:shd w:val="clear" w:color="auto" w:fill="F8FAFC"/>
+            <w:tcMar>
+              <w:top w:w="50" w:type="dxa"/>
+              <w:bottom w:w="50" w:type="dxa"/>
+              <w:left w:w="70" w:type="dxa"/>
+              <w:right w:w="70" w:type="dxa"/>
+            </w:tcMar>
+          </w:tcPr>
+          <w:p>
+            <w:pPr>
+              <w:jc w:val="left"/>
+            </w:pPr>
+            <w:r>
+              <w:rPr>
+                <w:sz w:val="17"/>
+              </w:rPr>
+              <w:t>SSTORE (isDeleted flag)</w:t>
+            </w:r>
+          </w:p>
+        </w:tc>
+        <w:tc>
+          <w:tcPr>
+            <w:tcW w:type="dxa" w:w="4896"/>
+            <w:shd w:val="clear" w:color="auto" w:fill="F8FAFC"/>
+            <w:tcMar>
+              <w:top w:w="50" w:type="dxa"/>
+              <w:bottom w:w="50" w:type="dxa"/>
+              <w:left w:w="70" w:type="dxa"/>
+              <w:right w:w="70" w:type="dxa"/>
+            </w:tcMar>
+          </w:tcPr>
+          <w:p>
+            <w:pPr>
+              <w:jc w:val="left"/>
+            </w:pPr>
+            <w:r>
+              <w:rPr>
+                <w:sz w:val="17"/>
+              </w:rPr>
+              <w:t>Update metadata struct field (warm slot)</w:t>
+            </w:r>
+          </w:p>
+        </w:tc>
+        <w:tc>
+          <w:tcPr>
+            <w:tcW w:type="dxa" w:w="1728"/>
+            <w:shd w:val="clear" w:color="auto" w:fill="F8FAFC"/>
+            <w:tcMar>
+              <w:top w:w="50" w:type="dxa"/>
+              <w:bottom w:w="50" w:type="dxa"/>
+              <w:left w:w="70" w:type="dxa"/>
+              <w:right w:w="70" w:type="dxa"/>
+            </w:tcMar>
+          </w:tcPr>
+          <w:p>
+            <w:pPr>
+              <w:jc w:val="center"/>
+            </w:pPr>
+            <w:r>
+              <w:rPr>
+                <w:sz w:val="17"/>
+              </w:rPr>
+              <w:t>5,000</w:t>
+            </w:r>
+          </w:p>
+        </w:tc>
+      </w:tr>
+      <w:tr>
+        <w:tc>
+          <w:tcPr>
+            <w:tcW w:type="dxa" w:w="3456"/>
             <w:shd w:val="clear" w:color="auto" w:fill="FFFFFF"/>
             <w:tcMar>
               <w:top w:w="50" w:type="dxa"/>
@@ -3417,13 +2494,13 @@
               <w:rPr>
                 <w:sz w:val="17"/>
               </w:rPr>
-              <w:t>LOG3</w:t>
+              <w:t>LOG3 (DocumentDeleted)</w:t>
             </w:r>
           </w:p>
         </w:tc>
         <w:tc>
           <w:tcPr>
-            <w:tcW w:type="dxa" w:w="5184"/>
+            <w:tcW w:type="dxa" w:w="4896"/>
             <w:shd w:val="clear" w:color="auto" w:fill="FFFFFF"/>
             <w:tcMar>
               <w:top w:w="50" w:type="dxa"/>
@@ -3440,7 +2517,7 @@
               <w:rPr>
                 <w:sz w:val="17"/>
               </w:rPr>
-              <w:t>Emit DocumentDeleted(docId, owner, timestamp) event</w:t>
+              <w:t>Emit event (base + 3 indexed topics + timestamp)</w:t>
             </w:r>
           </w:p>
         </w:tc>
@@ -3463,7 +2540,7 @@
               <w:rPr>
                 <w:sz w:val="17"/>
               </w:rPr>
-              <w:t>1,068</w:t>
+              <w:t>1,500</w:t>
             </w:r>
           </w:p>
         </w:tc>
@@ -3471,7 +2548,7 @@
       <w:tr>
         <w:tc>
           <w:tcPr>
-            <w:tcW w:type="dxa" w:w="3168"/>
+            <w:tcW w:type="dxa" w:w="3456"/>
             <w:shd w:val="clear" w:color="auto" w:fill="F8FAFC"/>
             <w:tcMar>
               <w:top w:w="50" w:type="dxa"/>
@@ -3488,13 +2565,13 @@
               <w:rPr>
                 <w:sz w:val="17"/>
               </w:rPr>
-              <w:t>JUMP / DUP / SWAP</w:t>
+              <w:t>Execution Overhead</w:t>
             </w:r>
           </w:p>
         </w:tc>
         <w:tc>
           <w:tcPr>
-            <w:tcW w:type="dxa" w:w="5184"/>
+            <w:tcW w:type="dxa" w:w="4896"/>
             <w:shd w:val="clear" w:color="auto" w:fill="F8FAFC"/>
             <w:tcMar>
               <w:top w:w="50" w:type="dxa"/>
@@ -3511,7 +2588,7 @@
               <w:rPr>
                 <w:sz w:val="17"/>
               </w:rPr>
-              <w:t>Stack manipulation, jumpdest, and execution control flow</w:t>
+              <w:t>Stack manipulation, JUMPDEST, flow control</w:t>
             </w:r>
           </w:p>
         </w:tc>
@@ -3534,7 +2611,7 @@
               <w:rPr>
                 <w:sz w:val="17"/>
               </w:rPr>
-              <w:t>14</w:t>
+              <w:t>~200</w:t>
             </w:r>
           </w:p>
         </w:tc>
@@ -3542,78 +2619,7 @@
       <w:tr>
         <w:tc>
           <w:tcPr>
-            <w:tcW w:type="dxa" w:w="3168"/>
-            <w:shd w:val="clear" w:color="auto" w:fill="FFFFFF"/>
-            <w:tcMar>
-              <w:top w:w="50" w:type="dxa"/>
-              <w:bottom w:w="50" w:type="dxa"/>
-              <w:left w:w="70" w:type="dxa"/>
-              <w:right w:w="70" w:type="dxa"/>
-            </w:tcMar>
-          </w:tcPr>
-          <w:p>
-            <w:pPr>
-              <w:jc w:val="left"/>
-            </w:pPr>
-            <w:r>
-              <w:rPr>
-                <w:sz w:val="17"/>
-              </w:rPr>
-              <w:t>Base Transaction</w:t>
-            </w:r>
-          </w:p>
-        </w:tc>
-        <w:tc>
-          <w:tcPr>
-            <w:tcW w:type="dxa" w:w="5184"/>
-            <w:shd w:val="clear" w:color="auto" w:fill="FFFFFF"/>
-            <w:tcMar>
-              <w:top w:w="50" w:type="dxa"/>
-              <w:bottom w:w="50" w:type="dxa"/>
-              <w:left w:w="70" w:type="dxa"/>
-              <w:right w:w="70" w:type="dxa"/>
-            </w:tcMar>
-          </w:tcPr>
-          <w:p>
-            <w:pPr>
-              <w:jc w:val="left"/>
-            </w:pPr>
-            <w:r>
-              <w:rPr>
-                <w:sz w:val="17"/>
-              </w:rPr>
-              <w:t>Standard Ethereum protocol baseline execution fee</w:t>
-            </w:r>
-          </w:p>
-        </w:tc>
-        <w:tc>
-          <w:tcPr>
-            <w:tcW w:type="dxa" w:w="1728"/>
-            <w:shd w:val="clear" w:color="auto" w:fill="FFFFFF"/>
-            <w:tcMar>
-              <w:top w:w="50" w:type="dxa"/>
-              <w:bottom w:w="50" w:type="dxa"/>
-              <w:left w:w="70" w:type="dxa"/>
-              <w:right w:w="70" w:type="dxa"/>
-            </w:tcMar>
-          </w:tcPr>
-          <w:p>
-            <w:pPr>
-              <w:jc w:val="center"/>
-            </w:pPr>
-            <w:r>
-              <w:rPr>
-                <w:sz w:val="17"/>
-              </w:rPr>
-              <w:t>21,000</w:t>
-            </w:r>
-          </w:p>
-        </w:tc>
-      </w:tr>
-      <w:tr>
-        <w:tc>
-          <w:tcPr>
-            <w:tcW w:type="dxa" w:w="3168"/>
+            <w:tcW w:type="dxa" w:w="3456"/>
             <w:shd w:val="clear" w:color="auto" w:fill="EFF6FF"/>
             <w:tcMar>
               <w:top w:w="50" w:type="dxa"/>
@@ -3632,13 +2638,13 @@
                 <w:color w:val="1D4ED8"/>
                 <w:sz w:val="17"/>
               </w:rPr>
-              <w:t>Total Fixed Gas</w:t>
+              <w:t>Theoretical Delete Cost</w:t>
             </w:r>
           </w:p>
         </w:tc>
         <w:tc>
           <w:tcPr>
-            <w:tcW w:type="dxa" w:w="5184"/>
+            <w:tcW w:type="dxa" w:w="4896"/>
             <w:shd w:val="clear" w:color="auto" w:fill="EFF6FF"/>
             <w:tcMar>
               <w:top w:w="50" w:type="dxa"/>
@@ -3657,7 +2663,7 @@
                 <w:color w:val="1D4ED8"/>
                 <w:sz w:val="17"/>
               </w:rPr>
-              <w:t>Invariant execution gas cost across all dataset sizes N</w:t>
+              <w:t>Sum of minimal EVM opcodes</w:t>
             </w:r>
           </w:p>
         </w:tc>
@@ -3682,7 +2688,161 @@
                 <w:color w:val="1D4ED8"/>
                 <w:sz w:val="17"/>
               </w:rPr>
-              <w:t>42,100</w:t>
+              <w:t>~47,733</w:t>
+            </w:r>
+          </w:p>
+        </w:tc>
+      </w:tr>
+      <w:tr>
+        <w:tc>
+          <w:tcPr>
+            <w:tcW w:type="dxa" w:w="3456"/>
+            <w:shd w:val="clear" w:color="auto" w:fill="EFF6FF"/>
+            <w:tcMar>
+              <w:top w:w="50" w:type="dxa"/>
+              <w:bottom w:w="50" w:type="dxa"/>
+              <w:left w:w="70" w:type="dxa"/>
+              <w:right w:w="70" w:type="dxa"/>
+            </w:tcMar>
+          </w:tcPr>
+          <w:p>
+            <w:pPr>
+              <w:jc w:val="left"/>
+            </w:pPr>
+            <w:r>
+              <w:rPr>
+                <w:b/>
+                <w:color w:val="1D4ED8"/>
+                <w:sz w:val="17"/>
+              </w:rPr>
+              <w:t>Sepolia deleteDocument()</w:t>
+            </w:r>
+          </w:p>
+        </w:tc>
+        <w:tc>
+          <w:tcPr>
+            <w:tcW w:type="dxa" w:w="4896"/>
+            <w:shd w:val="clear" w:color="auto" w:fill="EFF6FF"/>
+            <w:tcMar>
+              <w:top w:w="50" w:type="dxa"/>
+              <w:bottom w:w="50" w:type="dxa"/>
+              <w:left w:w="70" w:type="dxa"/>
+              <w:right w:w="70" w:type="dxa"/>
+            </w:tcMar>
+          </w:tcPr>
+          <w:p>
+            <w:pPr>
+              <w:jc w:val="left"/>
+            </w:pPr>
+            <w:r>
+              <w:rPr>
+                <w:b/>
+                <w:color w:val="1D4ED8"/>
+                <w:sz w:val="17"/>
+              </w:rPr>
+              <w:t>Receipt Gas (Tx: 0x008330... in Block #11975278)</w:t>
+            </w:r>
+          </w:p>
+        </w:tc>
+        <w:tc>
+          <w:tcPr>
+            <w:tcW w:type="dxa" w:w="1728"/>
+            <w:shd w:val="clear" w:color="auto" w:fill="EFF6FF"/>
+            <w:tcMar>
+              <w:top w:w="50" w:type="dxa"/>
+              <w:bottom w:w="50" w:type="dxa"/>
+              <w:left w:w="70" w:type="dxa"/>
+              <w:right w:w="70" w:type="dxa"/>
+            </w:tcMar>
+          </w:tcPr>
+          <w:p>
+            <w:pPr>
+              <w:jc w:val="center"/>
+            </w:pPr>
+            <w:r>
+              <w:rPr>
+                <w:b/>
+                <w:color w:val="1D4ED8"/>
+                <w:sz w:val="17"/>
+              </w:rPr>
+              <w:t>242,834</w:t>
+            </w:r>
+          </w:p>
+        </w:tc>
+      </w:tr>
+      <w:tr>
+        <w:tc>
+          <w:tcPr>
+            <w:tcW w:type="dxa" w:w="3456"/>
+            <w:shd w:val="clear" w:color="auto" w:fill="EFF6FF"/>
+            <w:tcMar>
+              <w:top w:w="50" w:type="dxa"/>
+              <w:bottom w:w="50" w:type="dxa"/>
+              <w:left w:w="70" w:type="dxa"/>
+              <w:right w:w="70" w:type="dxa"/>
+            </w:tcMar>
+          </w:tcPr>
+          <w:p>
+            <w:pPr>
+              <w:jc w:val="left"/>
+            </w:pPr>
+            <w:r>
+              <w:rPr>
+                <w:b/>
+                <w:color w:val="1D4ED8"/>
+                <w:sz w:val="17"/>
+              </w:rPr>
+              <w:t>Sepolia registerDocument()</w:t>
+            </w:r>
+          </w:p>
+        </w:tc>
+        <w:tc>
+          <w:tcPr>
+            <w:tcW w:type="dxa" w:w="4896"/>
+            <w:shd w:val="clear" w:color="auto" w:fill="EFF6FF"/>
+            <w:tcMar>
+              <w:top w:w="50" w:type="dxa"/>
+              <w:bottom w:w="50" w:type="dxa"/>
+              <w:left w:w="70" w:type="dxa"/>
+              <w:right w:w="70" w:type="dxa"/>
+            </w:tcMar>
+          </w:tcPr>
+          <w:p>
+            <w:pPr>
+              <w:jc w:val="left"/>
+            </w:pPr>
+            <w:r>
+              <w:rPr>
+                <w:b/>
+                <w:color w:val="1D4ED8"/>
+                <w:sz w:val="17"/>
+              </w:rPr>
+              <w:t>Receipt Gas (Tx: 0x363d3e... in Block #11975277)</w:t>
+            </w:r>
+          </w:p>
+        </w:tc>
+        <w:tc>
+          <w:tcPr>
+            <w:tcW w:type="dxa" w:w="1728"/>
+            <w:shd w:val="clear" w:color="auto" w:fill="EFF6FF"/>
+            <w:tcMar>
+              <w:top w:w="50" w:type="dxa"/>
+              <w:bottom w:w="50" w:type="dxa"/>
+              <w:left w:w="70" w:type="dxa"/>
+              <w:right w:w="70" w:type="dxa"/>
+            </w:tcMar>
+          </w:tcPr>
+          <w:p>
+            <w:pPr>
+              <w:jc w:val="center"/>
+            </w:pPr>
+            <w:r>
+              <w:rPr>
+                <w:b/>
+                <w:color w:val="1D4ED8"/>
+                <w:sz w:val="17"/>
+              </w:rPr>
+              <w:t>792,245</w:t>
             </w:r>
           </w:p>
         </w:tc>
@@ -3695,18 +2855,7 @@
     </w:p>
     <w:p>
       <w:pPr>
-        <w:spacing w:before="40" w:after="80" w:line="276" w:lineRule="auto"/>
-      </w:pPr>
-      <w:r>
-        <w:rPr>
-          <w:rFonts w:ascii="Times New Roman" w:hAnsi="Times New Roman"/>
-          <w:sz w:val="20"/>
-        </w:rPr>
-        <w:t>Linear regression across N in [10, 50000] documents yields: dGas/dN = 0.000000 and dTime/dN = +0.000058 microseconds, mathematically proving zero array traversal and confirming strict O(1) constant-time execution.</w:t>
-      </w:r>
-    </w:p>
-    <w:p>
-      <w:pPr>
+        <w:keepNext/>
         <w:spacing w:before="280" w:after="80"/>
       </w:pPr>
       <w:r>
@@ -3714,243 +2863,38 @@
           <w:rFonts w:ascii="Times New Roman" w:hAnsi="Times New Roman"/>
           <w:b/>
           <w:color w:val="0F172A"/>
-          <w:sz w:val="23"/>
+          <w:sz w:val="24"/>
         </w:rPr>
-        <w:t>VII.  FORMAL SECURITY ANALYSIS</w:t>
+        <w:t>VI. EXPERIMENTAL EVALUATION</w:t>
       </w:r>
     </w:p>
     <w:p>
       <w:pPr>
-        <w:spacing w:before="200" w:after="60"/>
+        <w:keepNext/>
+        <w:spacing w:before="160" w:after="40"/>
       </w:pPr>
       <w:r>
         <w:rPr>
           <w:rFonts w:ascii="Times New Roman" w:hAnsi="Times New Roman"/>
           <w:b/>
+          <w:i/>
           <w:color w:val="1E293B"/>
           <w:sz w:val="21"/>
         </w:rPr>
-        <w:t>A.  Theorem 1: IND-CKA Security (Zero Keyword Leakage)</w:t>
+        <w:t>A. Experimental Configuration</w:t>
       </w:r>
     </w:p>
     <w:p>
       <w:pPr>
-        <w:spacing w:before="40" w:after="80" w:line="276" w:lineRule="auto"/>
+        <w:spacing w:before="0" w:after="80" w:line="276" w:lineRule="auto"/>
+        <w:jc w:val="both"/>
       </w:pPr>
       <w:r>
         <w:rPr>
           <w:rFonts w:ascii="Times New Roman" w:hAnsi="Times New Roman"/>
           <w:sz w:val="20"/>
         </w:rPr>
-        <w:t>Theorem 1: The cloud index leaks zero plaintext keyword information under the Discrete Logarithm assumption in the Random Oracle model.</w:t>
-        <w:br/>
-        <w:t>Proof: Index entries are computed as Key_j = H_2('tok_' || g^{eta * H_1(w_j)} mod P). Since shared exponent eta is sampled uniformly at random by the KGC and withheld from the CSP, distinguishing between two keyword indices requires solving the Computational Diffie-Hellman (CDH) problem in G. Since H_2 is modeled as a random oracle, an adversary cannot obtain information regarding w_j without querying H_2 on the exact group element, which is computationally intractable.</w:t>
-      </w:r>
-    </w:p>
-    <w:p>
-      <w:pPr>
-        <w:spacing w:before="200" w:after="60"/>
-      </w:pPr>
-      <w:r>
-        <w:rPr>
-          <w:rFonts w:ascii="Times New Roman" w:hAnsi="Times New Roman"/>
-          <w:b/>
-          <w:color w:val="1E293B"/>
-          <w:sz w:val="21"/>
-        </w:rPr>
-        <w:t>B.  Theorem 2: Search Trapdoor Unlinkability</w:t>
-      </w:r>
-    </w:p>
-    <w:p>
-      <w:pPr>
-        <w:spacing w:before="40" w:after="80" w:line="276" w:lineRule="auto"/>
-      </w:pPr>
-      <w:r>
-        <w:rPr>
-          <w:rFonts w:ascii="Times New Roman" w:hAnsi="Times New Roman"/>
-          <w:sz w:val="20"/>
-        </w:rPr>
-        <w:t>Theorem 2: Trapdoors generated for identical keywords are computationally indistinguishable from independent random group elements.</w:t>
-        <w:br/>
-        <w:t>Proof: A trapdoor comprises (T_1, T_2, T_3), where T_1 = g^phi mod P and T_3 = g^{phi * sum H_1(w~_j)} mod P. For every query, a fresh session blinding secret phi in Z_{P-1}* is sampled uniformly. The isomorphism phi -&gt; g^phi ensures T_1 and T_3 are distributed uniformly and independently across distinct queries.</w:t>
-      </w:r>
-    </w:p>
-    <w:p>
-      <w:pPr>
-        <w:spacing w:before="200" w:after="60"/>
-      </w:pPr>
-      <w:r>
-        <w:rPr>
-          <w:rFonts w:ascii="Times New Roman" w:hAnsi="Times New Roman"/>
-          <w:b/>
-          <w:color w:val="1E293B"/>
-          <w:sz w:val="21"/>
-        </w:rPr>
-        <w:t>C.  Theorem 3: Correctness and Soundness of Conjunctive Matching</w:t>
-      </w:r>
-    </w:p>
-    <w:p>
-      <w:pPr>
-        <w:spacing w:before="40" w:after="80" w:line="276" w:lineRule="auto"/>
-      </w:pPr>
-      <w:r>
-        <w:rPr>
-          <w:rFonts w:ascii="Times New Roman" w:hAnsi="Times New Roman"/>
-          <w:sz w:val="20"/>
-        </w:rPr>
-        <w:t>Theorem 3: A query trapdoor matches document index W_doc if and only if W~ is a subset of W_doc.</w:t>
-        <w:br/>
-        <w:t>Proof: If W~ is a subset of W_doc, LHS = (I_prod)^phi = g^{phi * eta * sum H_1(w~_j)} mod P, and RHS = (T_3)^eta = g^{phi * eta * sum H_1(w~_j)} mod P. The equality holds with probability 1. If W~ is not a subset of W_doc, at least one query keyword is absent from the index, and equality holds with probability at most 1/(P-1), which is cryptographically negligible.</w:t>
-      </w:r>
-    </w:p>
-    <w:p>
-      <w:pPr>
-        <w:spacing w:before="200" w:after="60"/>
-      </w:pPr>
-      <w:r>
-        <w:rPr>
-          <w:rFonts w:ascii="Times New Roman" w:hAnsi="Times New Roman"/>
-          <w:b/>
-          <w:color w:val="1E293B"/>
-          <w:sz w:val="21"/>
-        </w:rPr>
-        <w:t>D.  Theorem 4: Soundness of Aggregated Schnorr NIZK Proofs</w:t>
-      </w:r>
-    </w:p>
-    <w:p>
-      <w:pPr>
-        <w:spacing w:before="40" w:after="80" w:line="276" w:lineRule="auto"/>
-      </w:pPr>
-      <w:r>
-        <w:rPr>
-          <w:rFonts w:ascii="Times New Roman" w:hAnsi="Times New Roman"/>
-          <w:sz w:val="20"/>
-        </w:rPr>
-        <w:t>Theorem 4: A dishonest CSP cannot forge a valid search proof without knowing the private document tags {sigma_k*}.</w:t>
-        <w:br/>
-        <w:t>Proof: Under the Fiat-Shamir heuristic, challenge h_k* = H_1(y_k* || R) binds the proof to session commitment R. Forging proof pi_hat without knowing sigma_k* requires computing the discrete logarithm sigma_k* = log_g(y_k*), which violates the DL assumption.</w:t>
-      </w:r>
-    </w:p>
-    <w:p>
-      <w:pPr>
-        <w:spacing w:before="200" w:after="60"/>
-      </w:pPr>
-      <w:r>
-        <w:rPr>
-          <w:rFonts w:ascii="Times New Roman" w:hAnsi="Times New Roman"/>
-          <w:b/>
-          <w:color w:val="1E293B"/>
-          <w:sz w:val="21"/>
-        </w:rPr>
-        <w:t>E.  Theorem 5: Revocation Non-Bypassability</w:t>
-      </w:r>
-    </w:p>
-    <w:p>
-      <w:pPr>
-        <w:spacing w:before="40" w:after="80" w:line="276" w:lineRule="auto"/>
-      </w:pPr>
-      <w:r>
-        <w:rPr>
-          <w:rFonts w:ascii="Times New Roman" w:hAnsi="Times New Roman"/>
-          <w:sz w:val="20"/>
-        </w:rPr>
-        <w:t>Theorem 5: A revoked document docId can never appear in a valid search result set.</w:t>
-        <w:br/>
-        <w:t>Proof: The smart contract enforces: require(!deletedDocRegistry[docId]). Because Ethereum state transitions are deterministic and immutable, any transaction containing a revoked document in the result set reverts automatically.</w:t>
-      </w:r>
-    </w:p>
-    <w:p>
-      <w:pPr>
-        <w:spacing w:before="200" w:after="60"/>
-      </w:pPr>
-      <w:r>
-        <w:rPr>
-          <w:rFonts w:ascii="Times New Roman" w:hAnsi="Times New Roman"/>
-          <w:b/>
-          <w:color w:val="1E293B"/>
-          <w:sz w:val="21"/>
-        </w:rPr>
-        <w:t>F.  Theorem 6: Collusion Resistance under CP-ABE</w:t>
-      </w:r>
-    </w:p>
-    <w:p>
-      <w:pPr>
-        <w:spacing w:before="40" w:after="80" w:line="276" w:lineRule="auto"/>
-      </w:pPr>
-      <w:r>
-        <w:rPr>
-          <w:rFonts w:ascii="Times New Roman" w:hAnsi="Times New Roman"/>
-          <w:sz w:val="20"/>
-        </w:rPr>
-        <w:t>Theorem 6: Unauthorized clinicians cannot pool attributes to decrypt a document whose policy neither clinician satisfies individually.</w:t>
-        <w:br/>
-        <w:t>Proof: User keys are tied to clinician identity uid via H_1(uid)^{-t} and H_1(uid)^{t * beta_i}. Pooling keys across distinct users introduces mismatched base elements H_1(uid_A) != H_1(uid_B) and different session randomness t_A != t_B that cannot be cancelled algebraically.</w:t>
-      </w:r>
-    </w:p>
-    <w:p>
-      <w:pPr>
-        <w:spacing w:before="280" w:after="80"/>
-      </w:pPr>
-      <w:r>
-        <w:rPr>
-          <w:rFonts w:ascii="Times New Roman" w:hAnsi="Times New Roman"/>
-          <w:b/>
-          <w:color w:val="0F172A"/>
-          <w:sz w:val="23"/>
-        </w:rPr>
-        <w:t>VIII.  EXPERIMENTAL EVALUATION &amp; DISCUSSION</w:t>
-      </w:r>
-    </w:p>
-    <w:p>
-      <w:pPr>
-        <w:spacing w:before="200" w:after="60"/>
-      </w:pPr>
-      <w:r>
-        <w:rPr>
-          <w:rFonts w:ascii="Times New Roman" w:hAnsi="Times New Roman"/>
-          <w:b/>
-          <w:color w:val="1E293B"/>
-          <w:sz w:val="21"/>
-        </w:rPr>
-        <w:t>A.  Experimental Setup and Clinical Dataset</w:t>
-      </w:r>
-    </w:p>
-    <w:p>
-      <w:pPr>
-        <w:spacing w:before="40" w:after="80" w:line="276" w:lineRule="auto"/>
-      </w:pPr>
-      <w:r>
-        <w:rPr>
-          <w:rFonts w:ascii="Times New Roman" w:hAnsi="Times New Roman"/>
-          <w:sz w:val="20"/>
-        </w:rPr>
-        <w:t>Experiments were conducted on an Intel Core i7 machine with 16 GB RAM running Python 3.11 on Windows 11. Latency was measured using high-resolution time.perf_counter() across 5 independently seeded runs; median values are reported. We evaluated an 8-record multi-departmental clinical EHR dataset adhering to HL7 FHIR standards (Cardiology ECGs, Telemetry JSON, Neurology MRIs, Stroke Lab CSVs, Oncology Biopsies, Pediatric Vaccines, Ward Vitals, Discharge Summaries).</w:t>
-      </w:r>
-    </w:p>
-    <w:p>
-      <w:pPr>
-        <w:spacing w:before="200" w:after="60"/>
-      </w:pPr>
-      <w:r>
-        <w:rPr>
-          <w:rFonts w:ascii="Times New Roman" w:hAnsi="Times New Roman"/>
-          <w:b/>
-          <w:color w:val="1E293B"/>
-          <w:sz w:val="21"/>
-        </w:rPr>
-        <w:t>B.  Empirical Benchmark &amp; Scalability Results</w:t>
-      </w:r>
-    </w:p>
-    <w:p>
-      <w:pPr>
-        <w:spacing w:before="40" w:after="80" w:line="276" w:lineRule="auto"/>
-      </w:pPr>
-      <w:r>
-        <w:rPr>
-          <w:rFonts w:ascii="Times New Roman" w:hAnsi="Times New Roman"/>
-          <w:sz w:val="20"/>
-        </w:rPr>
-        <w:t>Table IV and Fig. 2 present the empirical latency and speedup comparing base BAMKS against BAMKS-D dynamic operations as collection size L scales from 50 to 5,000 files.</w:t>
+        <w:t>All software experiments were conducted in Python 3.11.9 utilizing PyCryptodome and Web3.py on an Intel(R) Core(TM) i5-13420H processor (8 cores, 12 threads, up to 4.60 GHz) with 16.0 GB RAM running 64-bit Windows 11. Timings were collected using time.perf_counter() across 30 independent runs for each collection size with m=3 keywords per document. Mean and standard deviation values are reported in Table IV.</w:t>
       </w:r>
     </w:p>
     <w:p>
@@ -3963,7 +2907,7 @@
           <w:b/>
           <w:sz w:val="19"/>
         </w:rPr>
-        <w:t>TABLE IV: EMPIRICAL LATENCY AND SPEEDUP COMPARISON</w:t>
+        <w:t>TABLE IV: BENCHMARK RESULTS (30 RUNS, m=3, MEAN ± STD DEV)</w:t>
       </w:r>
     </w:p>
     <w:tbl>
@@ -3983,7 +2927,7 @@
       <w:tr>
         <w:tc>
           <w:tcPr>
-            <w:tcW w:type="dxa" w:w="1728"/>
+            <w:tcW w:type="dxa" w:w="1440"/>
             <w:shd w:val="clear" w:color="auto" w:fill="1E293B"/>
             <w:tcMar>
               <w:top w:w="60" w:type="dxa"/>
@@ -4027,7 +2971,7 @@
                 <w:color w:val="FFFFFF"/>
                 <w:sz w:val="17"/>
               </w:rPr>
-              <w:t>Base BAMKS</w:t>
+              <w:t>Naive Re-enc (ms)</w:t>
             </w:r>
           </w:p>
         </w:tc>
@@ -4052,7 +2996,7 @@
                 <w:color w:val="FFFFFF"/>
                 <w:sz w:val="17"/>
               </w:rPr>
-              <w:t>BAMKS-D (Add)</w:t>
+              <w:t>Cheng et al. [1] (ms)</w:t>
             </w:r>
           </w:p>
         </w:tc>
@@ -4077,13 +3021,13 @@
                 <w:color w:val="FFFFFF"/>
                 <w:sz w:val="17"/>
               </w:rPr>
-              <w:t>BAMKS-D (Del)</w:t>
+              <w:t>BAMKS-D (ms)</w:t>
             </w:r>
           </w:p>
         </w:tc>
         <w:tc>
           <w:tcPr>
-            <w:tcW w:type="dxa" w:w="1872"/>
+            <w:tcW w:type="dxa" w:w="2160"/>
             <w:shd w:val="clear" w:color="auto" w:fill="1E293B"/>
             <w:tcMar>
               <w:top w:w="60" w:type="dxa"/>
@@ -4102,7 +3046,7 @@
                 <w:color w:val="FFFFFF"/>
                 <w:sz w:val="17"/>
               </w:rPr>
-              <w:t>Speedup Factor</w:t>
+              <w:t>Speedup (vs Cheng)</w:t>
             </w:r>
           </w:p>
         </w:tc>
@@ -4110,8 +3054,125 @@
       <w:tr>
         <w:tc>
           <w:tcPr>
-            <w:tcW w:type="dxa" w:w="1728"/>
+            <w:tcW w:type="dxa" w:w="1440"/>
             <w:shd w:val="clear" w:color="auto" w:fill="F8FAFC"/>
+            <w:tcMar>
+              <w:top w:w="50" w:type="dxa"/>
+              <w:bottom w:w="50" w:type="dxa"/>
+              <w:left w:w="70" w:type="dxa"/>
+              <w:right w:w="70" w:type="dxa"/>
+            </w:tcMar>
+          </w:tcPr>
+          <w:p>
+            <w:pPr>
+              <w:jc w:val="center"/>
+            </w:pPr>
+            <w:r>
+              <w:rPr>
+                <w:sz w:val="17"/>
+              </w:rPr>
+              <w:t>10</w:t>
+            </w:r>
+          </w:p>
+        </w:tc>
+        <w:tc>
+          <w:tcPr>
+            <w:tcW w:type="dxa" w:w="2160"/>
+            <w:shd w:val="clear" w:color="auto" w:fill="F8FAFC"/>
+            <w:tcMar>
+              <w:top w:w="50" w:type="dxa"/>
+              <w:bottom w:w="50" w:type="dxa"/>
+              <w:left w:w="70" w:type="dxa"/>
+              <w:right w:w="70" w:type="dxa"/>
+            </w:tcMar>
+          </w:tcPr>
+          <w:p>
+            <w:pPr>
+              <w:jc w:val="center"/>
+            </w:pPr>
+            <w:r>
+              <w:rPr>
+                <w:sz w:val="17"/>
+              </w:rPr>
+              <w:t>9.27 ± 27.57</w:t>
+            </w:r>
+          </w:p>
+        </w:tc>
+        <w:tc>
+          <w:tcPr>
+            <w:tcW w:type="dxa" w:w="2160"/>
+            <w:shd w:val="clear" w:color="auto" w:fill="F8FAFC"/>
+            <w:tcMar>
+              <w:top w:w="50" w:type="dxa"/>
+              <w:bottom w:w="50" w:type="dxa"/>
+              <w:left w:w="70" w:type="dxa"/>
+              <w:right w:w="70" w:type="dxa"/>
+            </w:tcMar>
+          </w:tcPr>
+          <w:p>
+            <w:pPr>
+              <w:jc w:val="center"/>
+            </w:pPr>
+            <w:r>
+              <w:rPr>
+                <w:sz w:val="17"/>
+              </w:rPr>
+              <w:t>0.019 ± 0.004</w:t>
+            </w:r>
+          </w:p>
+        </w:tc>
+        <w:tc>
+          <w:tcPr>
+            <w:tcW w:type="dxa" w:w="2160"/>
+            <w:shd w:val="clear" w:color="auto" w:fill="F8FAFC"/>
+            <w:tcMar>
+              <w:top w:w="50" w:type="dxa"/>
+              <w:bottom w:w="50" w:type="dxa"/>
+              <w:left w:w="70" w:type="dxa"/>
+              <w:right w:w="70" w:type="dxa"/>
+            </w:tcMar>
+          </w:tcPr>
+          <w:p>
+            <w:pPr>
+              <w:jc w:val="center"/>
+            </w:pPr>
+            <w:r>
+              <w:rPr>
+                <w:sz w:val="17"/>
+              </w:rPr>
+              <w:t>0.449 ± 0.087</w:t>
+            </w:r>
+          </w:p>
+        </w:tc>
+        <w:tc>
+          <w:tcPr>
+            <w:tcW w:type="dxa" w:w="2160"/>
+            <w:shd w:val="clear" w:color="auto" w:fill="F8FAFC"/>
+            <w:tcMar>
+              <w:top w:w="50" w:type="dxa"/>
+              <w:bottom w:w="50" w:type="dxa"/>
+              <w:left w:w="70" w:type="dxa"/>
+              <w:right w:w="70" w:type="dxa"/>
+            </w:tcMar>
+          </w:tcPr>
+          <w:p>
+            <w:pPr>
+              <w:jc w:val="center"/>
+            </w:pPr>
+            <w:r>
+              <w:rPr>
+                <w:sz w:val="17"/>
+              </w:rPr>
+              <w:t>0.04x</w:t>
+            </w:r>
+          </w:p>
+        </w:tc>
+      </w:tr>
+      <w:tr>
+        <w:tc>
+          <w:tcPr>
+            <w:tcW w:type="dxa" w:w="1440"/>
+            <w:shd w:val="clear" w:color="auto" w:fill="FFFFFF"/>
             <w:tcMar>
               <w:top w:w="50" w:type="dxa"/>
               <w:bottom w:w="50" w:type="dxa"/>
@@ -4134,6 +3195,100 @@
         <w:tc>
           <w:tcPr>
             <w:tcW w:type="dxa" w:w="2160"/>
+            <w:shd w:val="clear" w:color="auto" w:fill="FFFFFF"/>
+            <w:tcMar>
+              <w:top w:w="50" w:type="dxa"/>
+              <w:bottom w:w="50" w:type="dxa"/>
+              <w:left w:w="70" w:type="dxa"/>
+              <w:right w:w="70" w:type="dxa"/>
+            </w:tcMar>
+          </w:tcPr>
+          <w:p>
+            <w:pPr>
+              <w:jc w:val="center"/>
+            </w:pPr>
+            <w:r>
+              <w:rPr>
+                <w:sz w:val="17"/>
+              </w:rPr>
+              <w:t>20.31 ± 1.72</w:t>
+            </w:r>
+          </w:p>
+        </w:tc>
+        <w:tc>
+          <w:tcPr>
+            <w:tcW w:type="dxa" w:w="2160"/>
+            <w:shd w:val="clear" w:color="auto" w:fill="FFFFFF"/>
+            <w:tcMar>
+              <w:top w:w="50" w:type="dxa"/>
+              <w:bottom w:w="50" w:type="dxa"/>
+              <w:left w:w="70" w:type="dxa"/>
+              <w:right w:w="70" w:type="dxa"/>
+            </w:tcMar>
+          </w:tcPr>
+          <w:p>
+            <w:pPr>
+              <w:jc w:val="center"/>
+            </w:pPr>
+            <w:r>
+              <w:rPr>
+                <w:sz w:val="17"/>
+              </w:rPr>
+              <w:t>0.084 ± 0.013</w:t>
+            </w:r>
+          </w:p>
+        </w:tc>
+        <w:tc>
+          <w:tcPr>
+            <w:tcW w:type="dxa" w:w="2160"/>
+            <w:shd w:val="clear" w:color="auto" w:fill="FFFFFF"/>
+            <w:tcMar>
+              <w:top w:w="50" w:type="dxa"/>
+              <w:bottom w:w="50" w:type="dxa"/>
+              <w:left w:w="70" w:type="dxa"/>
+              <w:right w:w="70" w:type="dxa"/>
+            </w:tcMar>
+          </w:tcPr>
+          <w:p>
+            <w:pPr>
+              <w:jc w:val="center"/>
+            </w:pPr>
+            <w:r>
+              <w:rPr>
+                <w:sz w:val="17"/>
+              </w:rPr>
+              <w:t>0.409 ± 0.050</w:t>
+            </w:r>
+          </w:p>
+        </w:tc>
+        <w:tc>
+          <w:tcPr>
+            <w:tcW w:type="dxa" w:w="2160"/>
+            <w:shd w:val="clear" w:color="auto" w:fill="FFFFFF"/>
+            <w:tcMar>
+              <w:top w:w="50" w:type="dxa"/>
+              <w:bottom w:w="50" w:type="dxa"/>
+              <w:left w:w="70" w:type="dxa"/>
+              <w:right w:w="70" w:type="dxa"/>
+            </w:tcMar>
+          </w:tcPr>
+          <w:p>
+            <w:pPr>
+              <w:jc w:val="center"/>
+            </w:pPr>
+            <w:r>
+              <w:rPr>
+                <w:sz w:val="17"/>
+              </w:rPr>
+              <w:t>0.21x</w:t>
+            </w:r>
+          </w:p>
+        </w:tc>
+      </w:tr>
+      <w:tr>
+        <w:tc>
+          <w:tcPr>
+            <w:tcW w:type="dxa" w:w="1440"/>
             <w:shd w:val="clear" w:color="auto" w:fill="F8FAFC"/>
             <w:tcMar>
               <w:top w:w="50" w:type="dxa"/>
@@ -4150,7 +3305,7 @@
               <w:rPr>
                 <w:sz w:val="17"/>
               </w:rPr>
-              <w:t>13.84 ms</w:t>
+              <w:t>100</w:t>
             </w:r>
           </w:p>
         </w:tc>
@@ -4173,7 +3328,7 @@
               <w:rPr>
                 <w:sz w:val="17"/>
               </w:rPr>
-              <w:t>0.2936 ms</w:t>
+              <w:t>42.89 ± 3.74</w:t>
             </w:r>
           </w:p>
         </w:tc>
@@ -4196,172 +3351,7 @@
               <w:rPr>
                 <w:sz w:val="17"/>
               </w:rPr>
-              <w:t>0.0007 ms</w:t>
-            </w:r>
-          </w:p>
-        </w:tc>
-        <w:tc>
-          <w:tcPr>
-            <w:tcW w:type="dxa" w:w="1872"/>
-            <w:shd w:val="clear" w:color="auto" w:fill="F8FAFC"/>
-            <w:tcMar>
-              <w:top w:w="50" w:type="dxa"/>
-              <w:bottom w:w="50" w:type="dxa"/>
-              <w:left w:w="70" w:type="dxa"/>
-              <w:right w:w="70" w:type="dxa"/>
-            </w:tcMar>
-          </w:tcPr>
-          <w:p>
-            <w:pPr>
-              <w:jc w:val="center"/>
-            </w:pPr>
-            <w:r>
-              <w:rPr>
-                <w:sz w:val="17"/>
-              </w:rPr>
-              <w:t>47.1x</w:t>
-            </w:r>
-          </w:p>
-        </w:tc>
-      </w:tr>
-      <w:tr>
-        <w:tc>
-          <w:tcPr>
-            <w:tcW w:type="dxa" w:w="1728"/>
-            <w:shd w:val="clear" w:color="auto" w:fill="FFFFFF"/>
-            <w:tcMar>
-              <w:top w:w="50" w:type="dxa"/>
-              <w:bottom w:w="50" w:type="dxa"/>
-              <w:left w:w="70" w:type="dxa"/>
-              <w:right w:w="70" w:type="dxa"/>
-            </w:tcMar>
-          </w:tcPr>
-          <w:p>
-            <w:pPr>
-              <w:jc w:val="center"/>
-            </w:pPr>
-            <w:r>
-              <w:rPr>
-                <w:sz w:val="17"/>
-              </w:rPr>
-              <w:t>100</w:t>
-            </w:r>
-          </w:p>
-        </w:tc>
-        <w:tc>
-          <w:tcPr>
-            <w:tcW w:type="dxa" w:w="2160"/>
-            <w:shd w:val="clear" w:color="auto" w:fill="FFFFFF"/>
-            <w:tcMar>
-              <w:top w:w="50" w:type="dxa"/>
-              <w:bottom w:w="50" w:type="dxa"/>
-              <w:left w:w="70" w:type="dxa"/>
-              <w:right w:w="70" w:type="dxa"/>
-            </w:tcMar>
-          </w:tcPr>
-          <w:p>
-            <w:pPr>
-              <w:jc w:val="center"/>
-            </w:pPr>
-            <w:r>
-              <w:rPr>
-                <w:sz w:val="17"/>
-              </w:rPr>
-              <w:t>28.12 ms</w:t>
-            </w:r>
-          </w:p>
-        </w:tc>
-        <w:tc>
-          <w:tcPr>
-            <w:tcW w:type="dxa" w:w="2160"/>
-            <w:shd w:val="clear" w:color="auto" w:fill="FFFFFF"/>
-            <w:tcMar>
-              <w:top w:w="50" w:type="dxa"/>
-              <w:bottom w:w="50" w:type="dxa"/>
-              <w:left w:w="70" w:type="dxa"/>
-              <w:right w:w="70" w:type="dxa"/>
-            </w:tcMar>
-          </w:tcPr>
-          <w:p>
-            <w:pPr>
-              <w:jc w:val="center"/>
-            </w:pPr>
-            <w:r>
-              <w:rPr>
-                <w:sz w:val="17"/>
-              </w:rPr>
-              <w:t>0.2912 ms</w:t>
-            </w:r>
-          </w:p>
-        </w:tc>
-        <w:tc>
-          <w:tcPr>
-            <w:tcW w:type="dxa" w:w="2160"/>
-            <w:shd w:val="clear" w:color="auto" w:fill="FFFFFF"/>
-            <w:tcMar>
-              <w:top w:w="50" w:type="dxa"/>
-              <w:bottom w:w="50" w:type="dxa"/>
-              <w:left w:w="70" w:type="dxa"/>
-              <w:right w:w="70" w:type="dxa"/>
-            </w:tcMar>
-          </w:tcPr>
-          <w:p>
-            <w:pPr>
-              <w:jc w:val="center"/>
-            </w:pPr>
-            <w:r>
-              <w:rPr>
-                <w:sz w:val="17"/>
-              </w:rPr>
-              <w:t>0.0007 ms</w:t>
-            </w:r>
-          </w:p>
-        </w:tc>
-        <w:tc>
-          <w:tcPr>
-            <w:tcW w:type="dxa" w:w="1872"/>
-            <w:shd w:val="clear" w:color="auto" w:fill="FFFFFF"/>
-            <w:tcMar>
-              <w:top w:w="50" w:type="dxa"/>
-              <w:bottom w:w="50" w:type="dxa"/>
-              <w:left w:w="70" w:type="dxa"/>
-              <w:right w:w="70" w:type="dxa"/>
-            </w:tcMar>
-          </w:tcPr>
-          <w:p>
-            <w:pPr>
-              <w:jc w:val="center"/>
-            </w:pPr>
-            <w:r>
-              <w:rPr>
-                <w:sz w:val="17"/>
-              </w:rPr>
-              <w:t>96.6x</w:t>
-            </w:r>
-          </w:p>
-        </w:tc>
-      </w:tr>
-      <w:tr>
-        <w:tc>
-          <w:tcPr>
-            <w:tcW w:type="dxa" w:w="1728"/>
-            <w:shd w:val="clear" w:color="auto" w:fill="F8FAFC"/>
-            <w:tcMar>
-              <w:top w:w="50" w:type="dxa"/>
-              <w:bottom w:w="50" w:type="dxa"/>
-              <w:left w:w="70" w:type="dxa"/>
-              <w:right w:w="70" w:type="dxa"/>
-            </w:tcMar>
-          </w:tcPr>
-          <w:p>
-            <w:pPr>
-              <w:jc w:val="center"/>
-            </w:pPr>
-            <w:r>
-              <w:rPr>
-                <w:sz w:val="17"/>
-              </w:rPr>
-              <w:t>200</w:t>
+              <w:t>0.164 ± 0.027</w:t>
             </w:r>
           </w:p>
         </w:tc>
@@ -4384,7 +3374,7 @@
               <w:rPr>
                 <w:sz w:val="17"/>
               </w:rPr>
-              <w:t>60.50 ms</w:t>
+              <w:t>0.447 ± 0.101</w:t>
             </w:r>
           </w:p>
         </w:tc>
@@ -4407,53 +3397,7 @@
               <w:rPr>
                 <w:sz w:val="17"/>
               </w:rPr>
-              <w:t>0.2963 ms</w:t>
-            </w:r>
-          </w:p>
-        </w:tc>
-        <w:tc>
-          <w:tcPr>
-            <w:tcW w:type="dxa" w:w="2160"/>
-            <w:shd w:val="clear" w:color="auto" w:fill="F8FAFC"/>
-            <w:tcMar>
-              <w:top w:w="50" w:type="dxa"/>
-              <w:bottom w:w="50" w:type="dxa"/>
-              <w:left w:w="70" w:type="dxa"/>
-              <w:right w:w="70" w:type="dxa"/>
-            </w:tcMar>
-          </w:tcPr>
-          <w:p>
-            <w:pPr>
-              <w:jc w:val="center"/>
-            </w:pPr>
-            <w:r>
-              <w:rPr>
-                <w:sz w:val="17"/>
-              </w:rPr>
-              <w:t>0.0008 ms</w:t>
-            </w:r>
-          </w:p>
-        </w:tc>
-        <w:tc>
-          <w:tcPr>
-            <w:tcW w:type="dxa" w:w="1872"/>
-            <w:shd w:val="clear" w:color="auto" w:fill="F8FAFC"/>
-            <w:tcMar>
-              <w:top w:w="50" w:type="dxa"/>
-              <w:bottom w:w="50" w:type="dxa"/>
-              <w:left w:w="70" w:type="dxa"/>
-              <w:right w:w="70" w:type="dxa"/>
-            </w:tcMar>
-          </w:tcPr>
-          <w:p>
-            <w:pPr>
-              <w:jc w:val="center"/>
-            </w:pPr>
-            <w:r>
-              <w:rPr>
-                <w:sz w:val="17"/>
-              </w:rPr>
-              <w:t>204.2x</w:t>
+              <w:t>0.37x</w:t>
             </w:r>
           </w:p>
         </w:tc>
@@ -4461,7 +3405,7 @@
       <w:tr>
         <w:tc>
           <w:tcPr>
-            <w:tcW w:type="dxa" w:w="1728"/>
+            <w:tcW w:type="dxa" w:w="1440"/>
             <w:shd w:val="clear" w:color="auto" w:fill="FFFFFF"/>
             <w:tcMar>
               <w:top w:w="50" w:type="dxa"/>
@@ -4501,7 +3445,7 @@
               <w:rPr>
                 <w:sz w:val="17"/>
               </w:rPr>
-              <w:t>141.63 ms</w:t>
+              <w:t>228.79 ± 18.76</w:t>
             </w:r>
           </w:p>
         </w:tc>
@@ -4524,7 +3468,7 @@
               <w:rPr>
                 <w:sz w:val="17"/>
               </w:rPr>
-              <w:t>0.2880 ms</w:t>
+              <w:t>0.816 ± 0.132</w:t>
             </w:r>
           </w:p>
         </w:tc>
@@ -4547,13 +3491,13 @@
               <w:rPr>
                 <w:sz w:val="17"/>
               </w:rPr>
-              <w:t>0.0006 ms</w:t>
+              <w:t>0.533 ± 0.217</w:t>
             </w:r>
           </w:p>
         </w:tc>
         <w:tc>
           <w:tcPr>
-            <w:tcW w:type="dxa" w:w="1872"/>
+            <w:tcW w:type="dxa" w:w="2160"/>
             <w:shd w:val="clear" w:color="auto" w:fill="FFFFFF"/>
             <w:tcMar>
               <w:top w:w="50" w:type="dxa"/>
@@ -4570,7 +3514,7 @@
               <w:rPr>
                 <w:sz w:val="17"/>
               </w:rPr>
-              <w:t>491.8x</w:t>
+              <w:t>1.53x</w:t>
             </w:r>
           </w:p>
         </w:tc>
@@ -4578,7 +3522,7 @@
       <w:tr>
         <w:tc>
           <w:tcPr>
-            <w:tcW w:type="dxa" w:w="1728"/>
+            <w:tcW w:type="dxa" w:w="1440"/>
             <w:shd w:val="clear" w:color="auto" w:fill="F8FAFC"/>
             <w:tcMar>
               <w:top w:w="50" w:type="dxa"/>
@@ -4618,7 +3562,7 @@
               <w:rPr>
                 <w:sz w:val="17"/>
               </w:rPr>
-              <w:t>285.87 ms</w:t>
+              <w:t>467.08 ± 45.65</w:t>
             </w:r>
           </w:p>
         </w:tc>
@@ -4641,7 +3585,7 @@
               <w:rPr>
                 <w:sz w:val="17"/>
               </w:rPr>
-              <w:t>0.4254 ms</w:t>
+              <w:t>1.559 ± 0.243</w:t>
             </w:r>
           </w:p>
         </w:tc>
@@ -4664,13 +3608,13 @@
               <w:rPr>
                 <w:sz w:val="17"/>
               </w:rPr>
-              <w:t>0.0009 ms</w:t>
+              <w:t>0.486 ± 0.070</w:t>
             </w:r>
           </w:p>
         </w:tc>
         <w:tc>
           <w:tcPr>
-            <w:tcW w:type="dxa" w:w="1872"/>
+            <w:tcW w:type="dxa" w:w="2160"/>
             <w:shd w:val="clear" w:color="auto" w:fill="F8FAFC"/>
             <w:tcMar>
               <w:top w:w="50" w:type="dxa"/>
@@ -4687,7 +3631,7 @@
               <w:rPr>
                 <w:sz w:val="17"/>
               </w:rPr>
-              <w:t>672.0x</w:t>
+              <w:t>3.20x</w:t>
             </w:r>
           </w:p>
         </w:tc>
@@ -4695,7 +3639,7 @@
       <w:tr>
         <w:tc>
           <w:tcPr>
-            <w:tcW w:type="dxa" w:w="1728"/>
+            <w:tcW w:type="dxa" w:w="1440"/>
             <w:shd w:val="clear" w:color="auto" w:fill="FFFFFF"/>
             <w:tcMar>
               <w:top w:w="50" w:type="dxa"/>
@@ -4735,7 +3679,7 @@
               <w:rPr>
                 <w:sz w:val="17"/>
               </w:rPr>
-              <w:t>572.40 ms</w:t>
+              <w:t>906.05 ± 77.24</w:t>
             </w:r>
           </w:p>
         </w:tc>
@@ -4758,7 +3702,7 @@
               <w:rPr>
                 <w:sz w:val="17"/>
               </w:rPr>
-              <w:t>0.3810 ms</w:t>
+              <w:t>3.323 ± 1.478</w:t>
             </w:r>
           </w:p>
         </w:tc>
@@ -4781,13 +3725,13 @@
               <w:rPr>
                 <w:sz w:val="17"/>
               </w:rPr>
-              <w:t>0.0010 ms</w:t>
+              <w:t>0.559 ± 0.143</w:t>
             </w:r>
           </w:p>
         </w:tc>
         <w:tc>
           <w:tcPr>
-            <w:tcW w:type="dxa" w:w="1872"/>
+            <w:tcW w:type="dxa" w:w="2160"/>
             <w:shd w:val="clear" w:color="auto" w:fill="FFFFFF"/>
             <w:tcMar>
               <w:top w:w="50" w:type="dxa"/>
@@ -4804,7 +3748,7 @@
               <w:rPr>
                 <w:sz w:val="17"/>
               </w:rPr>
-              <w:t>1,502.4x</w:t>
+              <w:t>5.94x</w:t>
             </w:r>
           </w:p>
         </w:tc>
@@ -4812,7 +3756,7 @@
       <w:tr>
         <w:tc>
           <w:tcPr>
-            <w:tcW w:type="dxa" w:w="1728"/>
+            <w:tcW w:type="dxa" w:w="1440"/>
             <w:shd w:val="clear" w:color="auto" w:fill="EFF6FF"/>
             <w:tcMar>
               <w:top w:w="50" w:type="dxa"/>
@@ -4856,7 +3800,7 @@
                 <w:color w:val="1D4ED8"/>
                 <w:sz w:val="17"/>
               </w:rPr>
-              <w:t>1,430.20 ms</w:t>
+              <w:t>2,363.01 ± 125.24</w:t>
             </w:r>
           </w:p>
         </w:tc>
@@ -4881,7 +3825,7 @@
                 <w:color w:val="1D4ED8"/>
                 <w:sz w:val="17"/>
               </w:rPr>
-              <w:t>0.3961 ms</w:t>
+              <w:t>8.112 ± 1.185</w:t>
             </w:r>
           </w:p>
         </w:tc>
@@ -4906,13 +3850,13 @@
                 <w:color w:val="1D4ED8"/>
                 <w:sz w:val="17"/>
               </w:rPr>
-              <w:t>0.0011 ms</w:t>
+              <w:t>0.670 ± 0.181</w:t>
             </w:r>
           </w:p>
         </w:tc>
         <w:tc>
           <w:tcPr>
-            <w:tcW w:type="dxa" w:w="1872"/>
+            <w:tcW w:type="dxa" w:w="2160"/>
             <w:shd w:val="clear" w:color="auto" w:fill="EFF6FF"/>
             <w:tcMar>
               <w:top w:w="50" w:type="dxa"/>
@@ -4931,7 +3875,7 @@
                 <w:color w:val="1D4ED8"/>
                 <w:sz w:val="17"/>
               </w:rPr>
-              <w:t>3,610.7x</w:t>
+              <w:t>12.11x</w:t>
             </w:r>
           </w:p>
         </w:tc>
@@ -4944,113 +3888,49 @@
     </w:p>
     <w:p>
       <w:pPr>
-        <w:spacing w:before="120" w:after="40"/>
-        <w:jc w:val="center"/>
-      </w:pPr>
-    </w:p>
-    <w:p>
-      <w:r>
-        <w:drawing>
-          <wp:inline xmlns:a="http://schemas.openxmlformats.org/drawingml/2006/main" xmlns:pic="http://schemas.openxmlformats.org/drawingml/2006/picture">
-            <wp:extent cx="5303520" cy="3409406"/>
-            <wp:docPr id="2" name="Picture 2"/>
-            <wp:cNvGraphicFramePr>
-              <a:graphicFrameLocks noChangeAspect="1"/>
-            </wp:cNvGraphicFramePr>
-            <a:graphic>
-              <a:graphicData uri="http://schemas.openxmlformats.org/drawingml/2006/picture">
-                <pic:pic>
-                  <pic:nvPicPr>
-                    <pic:cNvPr id="0" name="chart_scalability_multi_n.png"/>
-                    <pic:cNvPicPr/>
-                  </pic:nvPicPr>
-                  <pic:blipFill>
-                    <a:blip r:embed="rId10"/>
-                    <a:stretch>
-                      <a:fillRect/>
-                    </a:stretch>
-                  </pic:blipFill>
-                  <pic:spPr>
-                    <a:xfrm>
-                      <a:off x="0" y="0"/>
-                      <a:ext cx="5303520" cy="3409406"/>
-                    </a:xfrm>
-                    <a:prstGeom prst="rect"/>
-                  </pic:spPr>
-                </pic:pic>
-              </a:graphicData>
-            </a:graphic>
-          </wp:inline>
-        </w:drawing>
-      </w:r>
-    </w:p>
-    <w:p>
-      <w:pPr>
-        <w:spacing w:after="160"/>
-        <w:jc w:val="center"/>
-      </w:pPr>
-      <w:r>
-        <w:rPr>
-          <w:i/>
-          <w:sz w:val="17"/>
-        </w:rPr>
-        <w:t>Fig. 2. Empirical Scalability Comparison: Base BAMKS full re-indexing latency O(L * m) vs. BAMKS-D single-document addition O(m) and constant-time deletion O(1).</w:t>
-      </w:r>
-    </w:p>
-    <w:p>
-      <w:pPr>
-        <w:spacing w:before="200" w:after="60"/>
+        <w:keepNext/>
+        <w:spacing w:before="160" w:after="40"/>
       </w:pPr>
       <w:r>
         <w:rPr>
           <w:rFonts w:ascii="Times New Roman" w:hAnsi="Times New Roman"/>
           <w:b/>
+          <w:i/>
           <w:color w:val="1E293B"/>
           <w:sz w:val="21"/>
         </w:rPr>
-        <w:t>C.  Batch Addition and Storage Overhead</w:t>
+        <w:t>B. Comparative Discussion</w:t>
       </w:r>
     </w:p>
     <w:p>
       <w:pPr>
-        <w:spacing w:before="40" w:after="80" w:line="276" w:lineRule="auto"/>
+        <w:spacing w:before="0" w:after="80" w:line="276" w:lineRule="auto"/>
+        <w:jc w:val="both"/>
       </w:pPr>
       <w:r>
         <w:rPr>
           <w:rFonts w:ascii="Times New Roman" w:hAnsi="Times New Roman"/>
           <w:sz w:val="20"/>
         </w:rPr>
-        <w:t>Evaluating single_doc_add_batch across batches of clinical files confirmed flat per-file costs of ~0.213 ms/doc. Inverted index storage grew linearly at 452.0 bytes/document (4,098 bytes for 8 documents; 4,520 bytes added for 10 new records), confirming minimal storage overhead without memory fragmentation.</w:t>
+        <w:t>For small datasets (L &lt;= 100), Cheng et al. Section 5.10 index update is faster (0.02-0.16 ms) because updating a few dozen tokens via modular multiplication incurs less overhead than AES-GCM file encryption. However, because Cheng et al. scales linearly as O(L * m), the crossover point occurs at L ~ 300 documents. At L=5,000, BAMKS-D addition remains flat (0.67 ms), delivering a 12.11x speedup over Cheng et al. and a 3,527.7x speedup over naive full re-encryption (2,363 ms).</w:t>
       </w:r>
     </w:p>
     <w:p>
       <w:pPr>
-        <w:spacing w:before="200" w:after="60"/>
-      </w:pPr>
-      <w:r>
-        <w:rPr>
-          <w:rFonts w:ascii="Times New Roman" w:hAnsi="Times New Roman"/>
-          <w:b/>
-          <w:color w:val="1E293B"/>
-          <w:sz w:val="21"/>
-        </w:rPr>
-        <w:t>D.  Automated Correctness and Security Test Suite</w:t>
-      </w:r>
-    </w:p>
-    <w:p>
-      <w:pPr>
-        <w:spacing w:before="40" w:after="80" w:line="276" w:lineRule="auto"/>
+        <w:spacing w:before="0" w:after="80" w:line="276" w:lineRule="auto"/>
+        <w:jc w:val="both"/>
       </w:pPr>
       <w:r>
         <w:rPr>
           <w:rFonts w:ascii="Times New Roman" w:hAnsi="Times New Roman"/>
           <w:sz w:val="20"/>
         </w:rPr>
-        <w:t>Our automated test suite verified five essential security guarantees: (1) Test A confirmed zero false positives for mismatched trapdoors, (2) Test B verified that revoked documents are excluded from search in 0.0012 ms, (3) Test C confirmed CP-ABE policy enforcement denying unauthorized nurses decryption of cardiology records, (4) Test D validated batch addition, and (5) Test E verified linear index scaling.</w:t>
+        <w:t>Index storage scales strictly linearly: 4,098 bytes for the 8 baseline records (512.2 B/doc including schema metadata), with 10 added records consuming 4,520 bytes (452.0 B/doc).</w:t>
       </w:r>
     </w:p>
     <w:p>
       <w:pPr>
+        <w:keepNext/>
         <w:spacing w:before="280" w:after="80"/>
       </w:pPr>
       <w:r>
@@ -5058,61 +3938,39 @@
           <w:rFonts w:ascii="Times New Roman" w:hAnsi="Times New Roman"/>
           <w:b/>
           <w:color w:val="0F172A"/>
-          <w:sz w:val="23"/>
+          <w:sz w:val="24"/>
         </w:rPr>
-        <w:t>IX.  CONCLUSION &amp; FUTURE WORK</w:t>
+        <w:t>VII. LIMITATIONS &amp; THREATS TO VALIDITY</w:t>
       </w:r>
     </w:p>
     <w:p>
       <w:pPr>
-        <w:spacing w:before="40" w:after="80" w:line="276" w:lineRule="auto"/>
+        <w:spacing w:before="0" w:after="80" w:line="276" w:lineRule="auto"/>
+        <w:jc w:val="both"/>
       </w:pPr>
       <w:r>
         <w:rPr>
           <w:rFonts w:ascii="Times New Roman" w:hAnsi="Times New Roman"/>
           <w:sz w:val="20"/>
         </w:rPr>
-        <w:t>This paper presented BAMKS-D, solving the fundamental research gap posed in Section 8 of Cheng et al. [1]. By replacing monolithic collection re-keying with atomic SingleDocAdd (O(m)) and on-chain SingleDocDelete (O(1)), BAMKS-D delivers up to a 3,610.7x speedup at L=5,000 files while guaranteeing zero keyword leakage and CP-ABE access control. The protocol was fully implemented, mathematically proven, and deployed on Ethereum Sepolia and Pinata IPFS. Future research will explore forward-private dynamic searchable encryption and zero-knowledge batch verification.</w:t>
+        <w:t>To ensure complete academic transparency, we explicitly document the prototype limitations of this study:</w:t>
+        <w:br/>
+        <w:t>• Simulated Group Algebra: Field operations are evaluated in (Z_P*, *) using P = 2^256 - 2^32 - 977. This group has order P-1 (composite) and does not possess a bilinear map. Formal pairing-based security reductions require porting to a Type-III pairing curve (e.g., BN254 or BLS12-381).</w:t>
+        <w:br/>
+        <w:t>• Prototype CSP Separation: In the software demonstration script, the CSP search function receives parameters eta and phi directly. In production, bilinear pairings are required to evaluate matching without disclosing secrets.</w:t>
+        <w:br/>
+        <w:t>• Access-Pattern &amp; Token Leakage: Keyword tokens are deterministic per keyword across documents. Consequently, an untrusted CSP can observe document frequency and search access patterns over time. Addressing access pattern leakage via ORAM or forward-private searchable encryption [19] is vital future work.</w:t>
+        <w:br/>
+        <w:t>• Simulated Policy Evaluation: In the functional demonstration test suite, CP-ABE access policy satisfaction is evaluated via attribute set logic rather than an algebraic LSSS pairing engine.</w:t>
+        <w:br/>
+        <w:t>• Evaluation Dataset: The test suite utilizes 8 synthetic clinical records authored to model clinical formats (ECG, MRI, telemetry).</w:t>
+        <w:br/>
+        <w:t>• Local vs. On-Chain Latency: Local state flag updates take &lt; 0.001 ms in memory, whereas on-chain confirmation on Ethereum Sepolia requires block mining (21.83 s confirmation for deletion; 35.22 s for registration).</w:t>
       </w:r>
     </w:p>
     <w:p>
       <w:pPr>
-        <w:spacing w:before="160" w:after="80"/>
-      </w:pPr>
-      <w:r>
-        <w:rPr>
-          <w:b/>
-          <w:sz w:val="19"/>
-        </w:rPr>
-        <w:t xml:space="preserve">Data and Code Availability: </w:t>
-      </w:r>
-      <w:r>
-        <w:rPr>
-          <w:sz w:val="19"/>
-        </w:rPr>
-        <w:t>The complete reproducible source code, smart contracts, clinical EHR dataset, and automated verification scripts are openly available at: https://github.com/Prashant8991/BAMKS.git. The Sepolia smart contract is verified at: 0x3829bda65146D8fb0C2c6E2596F6A39936bF9DB5.</w:t>
-      </w:r>
-    </w:p>
-    <w:p>
-      <w:pPr>
-        <w:spacing w:before="80" w:after="160"/>
-      </w:pPr>
-      <w:r>
-        <w:rPr>
-          <w:b/>
-          <w:sz w:val="19"/>
-        </w:rPr>
-        <w:t xml:space="preserve">Author Contributions (CRediT): </w:t>
-      </w:r>
-      <w:r>
-        <w:rPr>
-          <w:sz w:val="19"/>
-        </w:rPr>
-        <w:t>Prashant Singh: Cryptographic protocol formulation, zero-leakage inverted indexing, CP-ABE policy matrix design, and clinical dashboard engineering. Rushikesh Adak: Solidity smart contract development, EVM opcode gas optimization, Sepolia testnet deployment, and empirical benchmark testing.</w:t>
-      </w:r>
-    </w:p>
-    <w:p>
-      <w:pPr>
+        <w:keepNext/>
         <w:spacing w:before="280" w:after="80"/>
       </w:pPr>
       <w:r>
@@ -5120,309 +3978,420 @@
           <w:rFonts w:ascii="Times New Roman" w:hAnsi="Times New Roman"/>
           <w:b/>
           <w:color w:val="0F172A"/>
-          <w:sz w:val="23"/>
+          <w:sz w:val="24"/>
         </w:rPr>
-        <w:t>X.  REFERENCES</w:t>
+        <w:t>VIII. CONCLUSION</w:t>
       </w:r>
     </w:p>
     <w:p>
       <w:pPr>
-        <w:spacing w:before="20" w:after="40" w:line="264" w:lineRule="auto"/>
+        <w:spacing w:before="0" w:after="80" w:line="276" w:lineRule="auto"/>
+        <w:jc w:val="both"/>
+      </w:pPr>
+      <w:r>
+        <w:rPr>
+          <w:rFonts w:ascii="Times New Roman" w:hAnsi="Times New Roman"/>
+          <w:sz w:val="20"/>
+        </w:rPr>
+        <w:t>This paper presented BAMKS-D, an algorithmic prototype and architecture integration layer addressing the dynamic file update challenge in blockchain-assisted ABKS. By decoupling inverted index generation, BAMKS-D achieves O(m) single-file additions, yielding a 12.11x speedup over Cheng et al. Section 5.10 index updates at L=5,000 files (and 3,527.7x over naive re-encryption). On-chain revocation is enforced in O(1) constant time via EVM mapping storage on Ethereum Sepolia. Future research will explore bilinear pairing integration on BN254 curves and forward-private multi-keyword search.</w:t>
+      </w:r>
+    </w:p>
+    <w:p>
+      <w:pPr>
+        <w:keepNext/>
+        <w:spacing w:before="280" w:after="80"/>
+      </w:pPr>
+      <w:r>
+        <w:rPr>
+          <w:rFonts w:ascii="Times New Roman" w:hAnsi="Times New Roman"/>
+          <w:b/>
+          <w:color w:val="0F172A"/>
+          <w:sz w:val="24"/>
+        </w:rPr>
+        <w:t>IX. DATA AND CODE AVAILABILITY</w:t>
+      </w:r>
+    </w:p>
+    <w:p>
+      <w:pPr>
+        <w:spacing w:before="0" w:after="80" w:line="276" w:lineRule="auto"/>
+        <w:jc w:val="both"/>
+      </w:pPr>
+      <w:r>
+        <w:rPr>
+          <w:rFonts w:ascii="Times New Roman" w:hAnsi="Times New Roman"/>
+          <w:sz w:val="20"/>
+        </w:rPr>
+        <w:t>Complete reproducible source code, Solidity contracts, clinical sample datasets, and benchmark scripts are openly available on GitHub at: https://github.com/Prashant8991/BAMKS.git. Verified Ethereum Sepolia contract: 0xfDC8615Bf6483c3B0f39c330F55A56Cb0f08C8D3.</w:t>
+      </w:r>
+    </w:p>
+    <w:p>
+      <w:pPr>
+        <w:keepNext/>
+        <w:spacing w:before="280" w:after="80"/>
+      </w:pPr>
+      <w:r>
+        <w:rPr>
+          <w:rFonts w:ascii="Times New Roman" w:hAnsi="Times New Roman"/>
+          <w:b/>
+          <w:color w:val="0F172A"/>
+          <w:sz w:val="24"/>
+        </w:rPr>
+        <w:t>X. AUTHOR CONTRIBUTIONS</w:t>
+      </w:r>
+    </w:p>
+    <w:p>
+      <w:pPr>
+        <w:spacing w:before="0" w:after="80" w:line="276" w:lineRule="auto"/>
+        <w:jc w:val="both"/>
+      </w:pPr>
+      <w:r>
+        <w:rPr>
+          <w:rFonts w:ascii="Times New Roman" w:hAnsi="Times New Roman"/>
+          <w:sz w:val="20"/>
+        </w:rPr>
+        <w:t>Prashant Singh: Conceptualization, cryptographic protocol simulation, dynamic index algorithms, REST API, benchmarking, manuscript writing.</w:t>
+        <w:br/>
+        <w:t>Rushikesh Adak: Solidity smart contract engineering, EVM opcode analysis, Sepolia testnet deployment, Web3 integration.</w:t>
+      </w:r>
+    </w:p>
+    <w:p>
+      <w:pPr>
+        <w:keepNext/>
+        <w:spacing w:before="280" w:after="80"/>
+      </w:pPr>
+      <w:r>
+        <w:rPr>
+          <w:rFonts w:ascii="Times New Roman" w:hAnsi="Times New Roman"/>
+          <w:b/>
+          <w:color w:val="0F172A"/>
+          <w:sz w:val="24"/>
+        </w:rPr>
+        <w:t>XI. REFERENCES</w:t>
+      </w:r>
+    </w:p>
+    <w:p>
+      <w:pPr>
+        <w:spacing w:before="0" w:after="40"/>
+        <w:ind w:left="360" w:hanging="360"/>
       </w:pPr>
       <w:r>
         <w:rPr>
           <w:rFonts w:ascii="Times New Roman" w:hAnsi="Times New Roman"/>
           <w:sz w:val="17"/>
         </w:rPr>
-        <w:t>[1] H. Cheng, S.-L. Lo, and J. Lu, 'Blockchain-assisted attribute-based multi-keyword search for dynamic encrypted data in cloud-edge-IoT,' Internet of Things, Elsevier, vol. 36, Art. no. 101838, Dec 2025/2026. DOI: 10.1016/j.iot.2025.101838.</w:t>
+        <w:t>[1] H. Cheng, S.-L. Lo, and J. Lu, 'Blockchain-assisted attribute-based multi-keyword search for dynamic encrypted data in cloud-edge-IoT,' Internet of Things, Elsevier, vol. 36, Art. no. 101838, 2026. DOI: 10.1016/j.iot.2025.101838.</w:t>
       </w:r>
     </w:p>
     <w:p>
       <w:pPr>
-        <w:spacing w:before="20" w:after="40" w:line="264" w:lineRule="auto"/>
+        <w:spacing w:before="0" w:after="40"/>
+        <w:ind w:left="360" w:hanging="360"/>
       </w:pPr>
       <w:r>
         <w:rPr>
           <w:rFonts w:ascii="Times New Roman" w:hAnsi="Times New Roman"/>
           <w:sz w:val="17"/>
         </w:rPr>
-        <w:t>[2] D. Gupta, S. Rani, S. Raza, et al., 'Security paradigm for remote health monitoring edge devices in internet of things,' J. King Saud Univ. Comput. Inf. Sci., vol. 35, no. 6, p. 101478, 2023.</w:t>
+        <w:t>[2] D. Gupta, S. Rani, S. Raza, et al., 'Security paradigm for remote health monitoring edge devices in internet of things,' J. King Saud Univ. Comput. Inf. Sci., vol. 35, no. 6, p. 101478, 2023. DOI: 10.1016/j.jksuci.2023.101478.</w:t>
       </w:r>
     </w:p>
     <w:p>
       <w:pPr>
-        <w:spacing w:before="20" w:after="40" w:line="264" w:lineRule="auto"/>
+        <w:spacing w:before="0" w:after="40"/>
+        <w:ind w:left="360" w:hanging="360"/>
       </w:pPr>
       <w:r>
         <w:rPr>
           <w:rFonts w:ascii="Times New Roman" w:hAnsi="Times New Roman"/>
           <w:sz w:val="17"/>
         </w:rPr>
-        <w:t>[3] D. Dhinakaran, N. J. Kumar, N. P. Ponnuviji, et al., 'Safeguarding confidentiality and privacy in cloud-enabled healthcare systems,' Expert Syst. Appl., vol. 279, p. 127584, 2025.</w:t>
+        <w:t>[3] D. Dhinakaran, N. J. Kumar, N. P. Ponnuviji, et al., 'Safeguarding confidentiality and privacy in cloud-enabled healthcare systems,' Expert Syst. Appl., vol. 279, p. 127584, 2025. DOI: 10.1016/j.eswa.2025.127584.</w:t>
       </w:r>
     </w:p>
     <w:p>
       <w:pPr>
-        <w:spacing w:before="20" w:after="40" w:line="264" w:lineRule="auto"/>
+        <w:spacing w:before="0" w:after="40"/>
+        <w:ind w:left="360" w:hanging="360"/>
       </w:pPr>
       <w:r>
         <w:rPr>
           <w:rFonts w:ascii="Times New Roman" w:hAnsi="Times New Roman"/>
           <w:sz w:val="17"/>
         </w:rPr>
-        <w:t>[4] V. Janarthanan and T. Annamalai, 'Privacy preservation in healthcare IoT,' Int. J. Inf. Secur., vol. 23, pp. 115-130, 2024.</w:t>
+        <w:t>[4] V. Janarthanan, T. Annamalai, M. Arumugam, et al., 'Enhancing healthcare in the digital era: a secure e-health system for heart disease prediction and cloud security,' Expert Syst. Appl., vol. 255, 2024, Art. no. 124479. DOI: 10.1016/j.eswa.2024.124479.</w:t>
       </w:r>
     </w:p>
     <w:p>
       <w:pPr>
-        <w:spacing w:before="20" w:after="40" w:line="264" w:lineRule="auto"/>
+        <w:spacing w:before="0" w:after="40"/>
+        <w:ind w:left="360" w:hanging="360"/>
       </w:pPr>
       <w:r>
         <w:rPr>
           <w:rFonts w:ascii="Times New Roman" w:hAnsi="Times New Roman"/>
           <w:sz w:val="17"/>
         </w:rPr>
-        <w:t>[5] D. Boneh, G. Di Crescenzo, R. Ostrovsky, and G. Persiano, 'Public Key Encryption with Keyword Search,' in Eurocrypt 2004, LNCS vol. 3027, Springer, 2004, pp. 506-522.</w:t>
+        <w:t>[5] D. Boneh, G. Di Crescenzo, R. Ostrovsky, and G. Persiano, 'Public Key Encryption with Keyword Search,' in Eurocrypt 2004, LNCS vol. 3027, Springer, 2004, pp. 506–522. DOI: 10.1007/978-3-540-24676-3_30.</w:t>
       </w:r>
     </w:p>
     <w:p>
       <w:pPr>
-        <w:spacing w:before="20" w:after="40" w:line="264" w:lineRule="auto"/>
+        <w:spacing w:before="0" w:after="40"/>
+        <w:ind w:left="360" w:hanging="360"/>
       </w:pPr>
       <w:r>
         <w:rPr>
           <w:rFonts w:ascii="Times New Roman" w:hAnsi="Times New Roman"/>
           <w:sz w:val="17"/>
         </w:rPr>
-        <w:t>[6] J. Bethencourt, A. Sahai, and B. Waters, 'Ciphertext-Policy Attribute-Based Encryption,' in IEEE Symposium on Security and Privacy (S&amp;P), 2007, pp. 321-334.</w:t>
+        <w:t>[6] J. Bethencourt, A. Sahai, and B. Waters, 'Ciphertext-Policy Attribute-Based Encryption,' in IEEE Symposium on Security and Privacy (S&amp;P), 2007, pp. 321–334. DOI: 10.1109/SP.2007.11.</w:t>
       </w:r>
     </w:p>
     <w:p>
       <w:pPr>
-        <w:spacing w:before="20" w:after="40" w:line="264" w:lineRule="auto"/>
+        <w:spacing w:before="0" w:after="40"/>
+        <w:ind w:left="360" w:hanging="360"/>
       </w:pPr>
       <w:r>
         <w:rPr>
           <w:rFonts w:ascii="Times New Roman" w:hAnsi="Times New Roman"/>
           <w:sz w:val="17"/>
         </w:rPr>
-        <w:t>[7] A. Sahai and B. Waters, 'Fuzzy identity-based encryption,' in Eurocrypt 2005, LNCS vol. 3494, Springer, 2005, pp. 457-473.</w:t>
+        <w:t>[7] A. Sahai and B. Waters, 'Fuzzy Identity-Based Encryption,' in Eurocrypt 2005, LNCS vol. 3494, Springer, 2005, pp. 457–473. DOI: 10.1007/11426639_27.</w:t>
       </w:r>
     </w:p>
     <w:p>
       <w:pPr>
-        <w:spacing w:before="20" w:after="40" w:line="264" w:lineRule="auto"/>
+        <w:spacing w:before="0" w:after="40"/>
+        <w:ind w:left="360" w:hanging="360"/>
       </w:pPr>
       <w:r>
         <w:rPr>
           <w:rFonts w:ascii="Times New Roman" w:hAnsi="Times New Roman"/>
           <w:sz w:val="17"/>
         </w:rPr>
-        <w:t>[8] B. Waters, 'Ciphertext-policy attribute-based encryption: An expressive, efficient, and provably secure realization,' in PKC 2011, LNCS vol. 6571, Springer, 2011, pp. 53-70.</w:t>
+        <w:t>[8] B. Waters, 'Ciphertext-Policy Attribute-Based Encryption: An Expressive, Efficient, and Provably Secure Realization,' in PKC 2011, LNCS vol. 6571, Springer, 2011, pp. 53–70. DOI: 10.1007/978-3-642-19377-4_4.</w:t>
       </w:r>
     </w:p>
     <w:p>
       <w:pPr>
-        <w:spacing w:before="20" w:after="40" w:line="264" w:lineRule="auto"/>
+        <w:spacing w:before="0" w:after="40"/>
+        <w:ind w:left="360" w:hanging="360"/>
       </w:pPr>
       <w:r>
         <w:rPr>
           <w:rFonts w:ascii="Times New Roman" w:hAnsi="Times New Roman"/>
           <w:sz w:val="17"/>
         </w:rPr>
-        <w:t>[9] J. Li, Y. Zhang, X. Chen, and Y. Xiang, 'Secure attribute-based data sharing for resource-constrained users in cloud computing,' IEEE Trans. Dependable Secure Comput., vol. 18, no. 2, pp. 794-805, 2021.</w:t>
+        <w:t>[9] J. Li, Y. Zhang, X. Chen, and Y. Xiang, 'Secure attribute-based data sharing for resource-constrained users in cloud computing,' IEEE Trans. Dependable Secure Comput., vol. 18, no. 2, pp. 784–795, 2021. DOI: 10.1109/TDSC.2019.2894101.</w:t>
       </w:r>
     </w:p>
     <w:p>
       <w:pPr>
-        <w:spacing w:before="20" w:after="40" w:line="264" w:lineRule="auto"/>
+        <w:spacing w:before="0" w:after="40"/>
+        <w:ind w:left="360" w:hanging="360"/>
       </w:pPr>
       <w:r>
         <w:rPr>
           <w:rFonts w:ascii="Times New Roman" w:hAnsi="Times New Roman"/>
           <w:sz w:val="17"/>
         </w:rPr>
-        <w:t>[10] Y. Zhang, C. Xu, H. Wang, et al., 'Dynamic multi-keyword searchable encryption over encrypted cloud data,' IEEE Trans. Inf. Forensics Security, vol. 18, pp. 1685-1697, 2023.</w:t>
+        <w:t>[10] K. Zhang, Z. Jiang, J. Ning, and X. Huang, 'Subversion-resistant and consistent attribute-based keyword search for secure cloud storage,' IEEE Trans. Inf. Forensics Security, vol. 17, pp. 1771–1784, 2022. DOI: 10.1109/TIFS.2022.3168233.</w:t>
       </w:r>
     </w:p>
     <w:p>
       <w:pPr>
-        <w:spacing w:before="20" w:after="40" w:line="264" w:lineRule="auto"/>
+        <w:spacing w:before="0" w:after="40"/>
+        <w:ind w:left="360" w:hanging="360"/>
       </w:pPr>
       <w:r>
         <w:rPr>
           <w:rFonts w:ascii="Times New Roman" w:hAnsi="Times New Roman"/>
           <w:sz w:val="17"/>
         </w:rPr>
-        <w:t>[11] C. P. Schnorr, 'Efficient signature generation by smart cards,' Journal of Cryptology, vol. 4, no. 3, pp. 161-174, 1991.</w:t>
+        <w:t>[11] C. P. Schnorr, 'Efficient signature generation by smart cards,' Journal of Cryptology, vol. 4, no. 3, pp. 161–174, 1991. DOI: 10.1007/BF00196725.</w:t>
       </w:r>
     </w:p>
     <w:p>
       <w:pPr>
-        <w:spacing w:before="20" w:after="40" w:line="264" w:lineRule="auto"/>
+        <w:spacing w:before="0" w:after="40"/>
+        <w:ind w:left="360" w:hanging="360"/>
       </w:pPr>
       <w:r>
         <w:rPr>
           <w:rFonts w:ascii="Times New Roman" w:hAnsi="Times New Roman"/>
           <w:sz w:val="17"/>
         </w:rPr>
-        <w:t>[12] G. Wood, 'Ethereum: A secure decentralised generalised transaction ledger (Yellow Paper),' Berlin Version, 2024.</w:t>
+        <w:t>[12] G. Wood, 'Ethereum: A secure decentralised generalised transaction ledger (Yellow Paper),' Berlin Version, Ethereum Project, 2024.</w:t>
       </w:r>
     </w:p>
     <w:p>
       <w:pPr>
-        <w:spacing w:before="20" w:after="40" w:line="264" w:lineRule="auto"/>
+        <w:spacing w:before="0" w:after="40"/>
+        <w:ind w:left="360" w:hanging="360"/>
       </w:pPr>
       <w:r>
         <w:rPr>
           <w:rFonts w:ascii="Times New Roman" w:hAnsi="Times New Roman"/>
           <w:sz w:val="17"/>
         </w:rPr>
-        <w:t>[13] J. Benet, 'IPFS - Content Addressed, Versioned, P2P File System,' Draft 3, Protocol Labs, 2014.</w:t>
+        <w:t>[13] J. Benet, 'IPFS - Content Addressed, Versioned, P2P File System,' Draft 3, Protocol Labs, 2014. arXiv:1407.3561.</w:t>
       </w:r>
     </w:p>
     <w:p>
       <w:pPr>
-        <w:spacing w:before="20" w:after="40" w:line="264" w:lineRule="auto"/>
+        <w:spacing w:before="0" w:after="40"/>
+        <w:ind w:left="360" w:hanging="360"/>
       </w:pPr>
       <w:r>
         <w:rPr>
           <w:rFonts w:ascii="Times New Roman" w:hAnsi="Times New Roman"/>
           <w:sz w:val="17"/>
         </w:rPr>
-        <w:t>[14] Y. Yang, X. Zheng, W. Guo, et al., 'Blockchain-based searchable encryption for healthcare IoT,' IEEE Internet of Things J., vol. 9, no. 19, pp. 18456-18468, 2022.</w:t>
+        <w:t>[14] Y. Yang, X. Zheng, W. Guo, et al., 'Blockchain-based searchable encryption for healthcare IoT,' IEEE Internet of Things J., vol. 9, no. 19, pp. 18456–18468, 2022. DOI: 10.1109/JIOT.2022.3164478.</w:t>
       </w:r>
     </w:p>
     <w:p>
       <w:pPr>
-        <w:spacing w:before="20" w:after="40" w:line="264" w:lineRule="auto"/>
+        <w:spacing w:before="0" w:after="40"/>
+        <w:ind w:left="360" w:hanging="360"/>
       </w:pPr>
       <w:r>
         <w:rPr>
           <w:rFonts w:ascii="Times New Roman" w:hAnsi="Times New Roman"/>
           <w:sz w:val="17"/>
         </w:rPr>
-        <w:t>[15] W. Sun, S. Chow, J. Choi, et al., 'Privacy-preserving searchable encryption with fine-grained access control,' IEEE Trans. Parallel Distrib. Syst., vol. 32, no. 4, pp. 883-895, 2021.</w:t>
+        <w:t>[15] W. Sun, S. Chow, J. Choi, et al., 'Privacy-preserving searchable encryption with fine-grained access control,' IEEE Trans. Parallel Distrib. Syst., vol. 32, no. 4, pp. 883–895, 2021. DOI: 10.1109/TPDS.2020.3031021.</w:t>
       </w:r>
     </w:p>
     <w:p>
       <w:pPr>
-        <w:spacing w:before="20" w:after="40" w:line="264" w:lineRule="auto"/>
+        <w:spacing w:before="0" w:after="40"/>
+        <w:ind w:left="360" w:hanging="360"/>
       </w:pPr>
       <w:r>
         <w:rPr>
           <w:rFonts w:ascii="Times New Roman" w:hAnsi="Times New Roman"/>
           <w:sz w:val="17"/>
         </w:rPr>
-        <w:t>[16] D. X. Song, D. Wagner, and A. Perrig, 'Practical techniques for searches on encrypted data,' in IEEE Symposium on Security and Privacy, 2000, pp. 44-55.</w:t>
+        <w:t>[16] D. X. Song, D. Wagner, and A. Perrig, 'Practical techniques for searches on encrypted data,' in IEEE Symposium on Security and Privacy (S&amp;P), 2000, pp. 44–55. DOI: 10.1109/SECPRI.2000.848445.</w:t>
       </w:r>
     </w:p>
     <w:p>
       <w:pPr>
-        <w:spacing w:before="20" w:after="40" w:line="264" w:lineRule="auto"/>
+        <w:spacing w:before="0" w:after="40"/>
+        <w:ind w:left="360" w:hanging="360"/>
       </w:pPr>
       <w:r>
         <w:rPr>
           <w:rFonts w:ascii="Times New Roman" w:hAnsi="Times New Roman"/>
           <w:sz w:val="17"/>
         </w:rPr>
-        <w:t>[17] R. Curtmola, J. Garay, S. Kamara, and R. Ostrovsky, 'Searchable symmetric encryption: Improved definitions and efficient constructions,' J. Comput. Secur., vol. 19, no. 5, pp. 895-934, 2011.</w:t>
+        <w:t>[17] R. Curtmola, J. Garay, S. Kamara, and R. Ostrovsky, 'Searchable symmetric encryption: Improved definitions and efficient constructions,' J. Comput. Secur., vol. 19, no. 5, pp. 895–934, 2011. DOI: 10.3233/JCS-2011-0426.</w:t>
       </w:r>
     </w:p>
     <w:p>
       <w:pPr>
-        <w:spacing w:before="20" w:after="40" w:line="264" w:lineRule="auto"/>
+        <w:spacing w:before="0" w:after="40"/>
+        <w:ind w:left="360" w:hanging="360"/>
       </w:pPr>
       <w:r>
         <w:rPr>
           <w:rFonts w:ascii="Times New Roman" w:hAnsi="Times New Roman"/>
           <w:sz w:val="17"/>
         </w:rPr>
-        <w:t>[18] S. Kamara, C. Papamanthou, and T. Roeder, 'Dynamic searchable symmetric encryption,' in ACM CCS 2012, pp. 965-976.</w:t>
+        <w:t>[18] S. Kamara, C. Papamanthou, and T. Roeder, 'Dynamic searchable symmetric encryption,' in ACM CCS 2012, pp. 965–976. DOI: 10.1145/2382196.2382298.</w:t>
       </w:r>
     </w:p>
     <w:p>
       <w:pPr>
-        <w:spacing w:before="20" w:after="40" w:line="264" w:lineRule="auto"/>
+        <w:spacing w:before="0" w:after="40"/>
+        <w:ind w:left="360" w:hanging="360"/>
       </w:pPr>
       <w:r>
         <w:rPr>
           <w:rFonts w:ascii="Times New Roman" w:hAnsi="Times New Roman"/>
           <w:sz w:val="17"/>
         </w:rPr>
-        <w:t>[19] R. Bost, 'Sigma o phi o varsigma: Forward secure searchable encryption,' in ACM CCS 2016, pp. 1143-1154.</w:t>
+        <w:t>[19] R. Bost, 'Sigma o phi o varsigma: Forward secure searchable encryption,' in ACM CCS 2016, pp. 1143–1154. DOI: 10.1145/2976749.2978342.</w:t>
       </w:r>
     </w:p>
     <w:p>
       <w:pPr>
-        <w:spacing w:before="20" w:after="40" w:line="264" w:lineRule="auto"/>
+        <w:spacing w:before="0" w:after="40"/>
+        <w:ind w:left="360" w:hanging="360"/>
       </w:pPr>
       <w:r>
         <w:rPr>
           <w:rFonts w:ascii="Times New Roman" w:hAnsi="Times New Roman"/>
           <w:sz w:val="17"/>
         </w:rPr>
-        <w:t>[20] J. Katz, A. Sahai, and B. Waters, 'Predicate encryption supporting disjunctions, polynomial equations, and inner products,' J. Cryptology, vol. 27, no. 2, pp. 191-224, 2014.</w:t>
+        <w:t>[20] J. Katz, A. Sahai, and B. Waters, 'Predicate encryption supporting disjunctions, polynomial equations, and inner products,' J. Cryptology, vol. 26, no. 2, pp. 191–224, 2013. DOI: 10.1007/s00145-012-9119-4.</w:t>
       </w:r>
     </w:p>
     <w:p>
       <w:pPr>
-        <w:spacing w:before="20" w:after="40" w:line="264" w:lineRule="auto"/>
+        <w:spacing w:before="0" w:after="40"/>
+        <w:ind w:left="360" w:hanging="360"/>
       </w:pPr>
       <w:r>
         <w:rPr>
           <w:rFonts w:ascii="Times New Roman" w:hAnsi="Times New Roman"/>
           <w:sz w:val="17"/>
         </w:rPr>
-        <w:t>[21] V. Goyal, O. Pandey, A. Sahai, and B. Waters, 'Attribute-based encryption for fine-grained access control of encrypted data,' in ACM CCS 2006, pp. 89-98.</w:t>
+        <w:t>[21] V. Goyal, O. Pandey, A. Sahai, and B. Waters, 'Attribute-based encryption for fine-grained access control of encrypted data,' in ACM CCS 2006, pp. 89–98. DOI: 10.1145/1180405.1180418.</w:t>
       </w:r>
     </w:p>
     <w:p>
       <w:pPr>
-        <w:spacing w:before="20" w:after="40" w:line="264" w:lineRule="auto"/>
+        <w:spacing w:before="0" w:after="40"/>
+        <w:ind w:left="360" w:hanging="360"/>
       </w:pPr>
       <w:r>
         <w:rPr>
           <w:rFonts w:ascii="Times New Roman" w:hAnsi="Times New Roman"/>
           <w:sz w:val="17"/>
         </w:rPr>
-        <w:t>[22] R. Ostrovsky, A. Sahai, and B. Waters, 'Attribute-based encryption with non-monotonic access structures,' in ACM CCS 2007, pp. 195-203.</w:t>
+        <w:t>[22] R. Ostrovsky, A. Sahai, and B. Waters, 'Attribute-based encryption with non-monotonic access structures,' in ACM CCS 2007, pp. 195–203. DOI: 10.1145/1315245.1315270.</w:t>
       </w:r>
     </w:p>
     <w:p>
       <w:pPr>
-        <w:spacing w:before="20" w:after="40" w:line="264" w:lineRule="auto"/>
+        <w:spacing w:before="0" w:after="40"/>
+        <w:ind w:left="360" w:hanging="360"/>
       </w:pPr>
       <w:r>
         <w:rPr>
           <w:rFonts w:ascii="Times New Roman" w:hAnsi="Times New Roman"/>
           <w:sz w:val="17"/>
         </w:rPr>
-        <w:t>[23] A. Lewko and B. Waters, 'Decentralizing attribute-based encryption,' in Eurocrypt 2011, LNCS vol. 6632, Springer, 2011, pp. 568-588.</w:t>
+        <w:t>[23] A. Lewko and B. Waters, 'Decentralizing attribute-based encryption,' in Eurocrypt 2011, LNCS vol. 6632, Springer, 2011, pp. 568–588. DOI: 10.1007/978-3-642-20465-4_31.</w:t>
       </w:r>
     </w:p>
     <w:p>
       <w:pPr>
-        <w:spacing w:before="20" w:after="40" w:line="264" w:lineRule="auto"/>
+        <w:spacing w:before="0" w:after="40"/>
+        <w:ind w:left="360" w:hanging="360"/>
       </w:pPr>
       <w:r>
         <w:rPr>
           <w:rFonts w:ascii="Times New Roman" w:hAnsi="Times New Roman"/>
           <w:sz w:val="17"/>
         </w:rPr>
-        <w:t>[24] M. Chase, 'Multi-authority attribute based encryption,' in TCC 2007, LNCS vol. 4392, Springer, 2007, pp. 515-534.</w:t>
+        <w:t>[24] M. Chase, 'Multi-authority attribute based encryption,' in TCC 2007, LNCS vol. 4392, Springer, 2007, pp. 515–534. DOI: 10.1007/978-3-540-70936-7_28.</w:t>
       </w:r>
     </w:p>
     <w:p>
       <w:pPr>
-        <w:spacing w:before="20" w:after="40" w:line="264" w:lineRule="auto"/>
+        <w:spacing w:before="0" w:after="40"/>
+        <w:ind w:left="360" w:hanging="360"/>
       </w:pPr>
       <w:r>
         <w:rPr>
           <w:rFonts w:ascii="Times New Roman" w:hAnsi="Times New Roman"/>
           <w:sz w:val="17"/>
         </w:rPr>
-        <w:t>[25] C. Delerablee, P. Paillier, and D. Pointcheval, 'Fully dynamic broadcast encryption with constant-size ciphertexts and private keys,' in Pairing 2007, LNCS vol. 4575, Springer, 2007, pp. 190-207.</w:t>
+        <w:t>[25] C. Delerablee, P. Paillier, and D. Pointcheval, 'Fully dynamic broadcast encryption with constant-size ciphertexts and private keys,' in Pairing 2007, LNCS vol. 4575, Springer, 2007, pp. 190–207. DOI: 10.1007/978-3-540-73489-5_11.</w:t>
       </w:r>
     </w:p>
     <w:sectPr>

--- a/submission_materials/2_Research_Paper_Source/IEEE_BAMKS_D_Research_Paper.docx
+++ b/submission_materials/2_Research_Paper_Source/IEEE_BAMKS_D_Research_Paper.docx
@@ -3912,7 +3912,7 @@
           <w:rFonts w:ascii="Times New Roman" w:hAnsi="Times New Roman"/>
           <w:sz w:val="20"/>
         </w:rPr>
-        <w:t>For small datasets (L &lt;= 100), Cheng et al. Section 5.10 index update is faster (0.02-0.16 ms) because updating a few dozen tokens via modular multiplication incurs less overhead than AES-GCM file encryption. However, because Cheng et al. scales linearly as O(L * m), the crossover point occurs at L ~ 300 documents. At L=5,000, BAMKS-D addition remains flat (0.67 ms), delivering a 12.11x speedup over Cheng et al. and a 3,527.7x speedup over naive full re-encryption (2,363 ms).</w:t>
+        <w:t>For small datasets (L &lt;= 100), Cheng et al. Section 5.10 index update is faster (0.02-0.16 ms) because updating a few dozen tokens via modular multiplication incurs less overhead than AES-GCM file encryption. However, because Cheng et al. scales linearly as O(L * m), the break-even crossover occurs at L ~ 300 documents (via linear interpolation between L=100 and L=500) and asymptotically at L ~ 410 against the L=5,000 measurement (0.67 ms). At L=5,000, BAMKS-D addition remains flat (0.67 ms), delivering a 12.11x speedup over Cheng et al. and a 3,527.7x speedup over naive full re-encryption (2,363 ms).</w:t>
       </w:r>
     </w:p>
     <w:p>

--- a/submission_materials/2_Research_Paper_Source/IEEE_BAMKS_D_Research_Paper.docx
+++ b/submission_materials/2_Research_Paper_Source/IEEE_BAMKS_D_Research_Paper.docx
@@ -85,7 +85,7 @@
                 <w:color w:val="334155"/>
                 <w:sz w:val="19"/>
               </w:rPr>
-              <w:t>In cloud-edge IoT architectures for healthcare, sharing encrypted Electronic Health Records (EHR) demands fine-grained access control, conjunctive keyword search, and verifiable query results. The BAMKS scheme (Cheng et al., Internet of Things, 2026) addressed multi-authority access control and blockchain result verification, yet its index update mechanism requires either re-indexing the entire collection or executing O(L * m) group updates across all existing documents. In this paper, we present BAMKS-D, an algorithmic prototype and architecture integration layer that introduces atomic file-level operations. Single-document addition operates in strict O(m) time, achieving a 12.11x speedup at L=5,000 files over Cheng et al. Section 5.10 index updates (and 3,527.7x over naive full re-encryption). Single-document revocation is mapped directly to Ethereum Virtual Machine (EVM) storage (mapping(uint256 =&gt; bool) deletedDocRegistry), achieving O(1) constant-time lookup with zero array traversal. We validate the architecture through live smart contract deployment on the Ethereum Sepolia Testnet (0xfDC8615Bf6483c3B0f39c330F55A56Cb0f08C8D3), decentralized IPFS storage, and a 30-run empirical benchmark (m=3). An honest assessment of prototype algebraic assumptions, inverted index access-pattern leakage, and threats to validity is presented.</w:t>
+              <w:t>In cloud-edge IoT architectures for healthcare, sharing encrypted Electronic Health Records (EHR) demands fine-grained access control, conjunctive keyword search, and verifiable query results. The BAMKS scheme (Cheng et al., Internet of Things, 2026) addressed multi-authority access control and blockchain result verification, yet its index update mechanism requires either re-indexing the entire collection or executing O(L * m) group updates across all existing documents. In this paper, we present BAMKS-D, an algorithmic prototype and architecture integration layer that introduces atomic file-level operations. Single-document addition operates in strict O(m) time, achieving a 5.27x speedup for pure index operations at L=5,000 files over Cheng et al. Section 5.10 updates (and 724.0x over naive full re-encryption). For like-for-like end-to-end file addition, BAMKS-D achieves a 5.46x speedup over Cheng et al. Single-document revocation is mapped directly to Ethereum Virtual Machine (EVM) storage (mapping(uint256 =&gt; bool) deletedDocRegistry), achieving O(1) constant-time lookup with zero array traversal on the deletion path. We validate the architecture through smart contract deployment on Ethereum Sepolia (0x17b09aad051BcD92EcfF3F08d87B1b333287cB1F), decentralized IPFS storage, and 30-run empirical benchmarks (m=3). An honest assessment of prototype algebraic assumptions, inverted index access-pattern leakage, and threats to validity is presented.</w:t>
               <w:br/>
               <w:br/>
               <w:t>Keywords: Searchable Encryption, Attribute-Based Encryption, Blockchain, Smart Contracts, Dynamic Revocation, Healthcare IoT, EVM.</w:t>
@@ -137,7 +137,7 @@
           <w:rFonts w:ascii="Times New Roman" w:hAnsi="Times New Roman"/>
           <w:sz w:val="20"/>
         </w:rPr>
-        <w:t>To reconcile cryptographic confidentiality with expressive querying, Ciphertext-Policy Attribute-Based Keyword Search (CP-ABKS) schemes were formulated [5], [6]. In CP-ABKS, data owners encrypt documents under an access structure (e.g., (Role_Doctor and Dept_Cardiology)), and only clinicians with valid attribute credentials can generate search trapdoors or decrypt returned records [7], [8]. Recently, Cheng et al. [1] proposed BAMKS, introducing decentralized multi-authority key generation, multi-owner collaborative indexing, and a blockchain Result Verification Smart Contract (RVSC) utilizing aggregated Schnorr Non-Interactive Zero-Knowledge (SNIZK) proofs [11].</w:t>
+        <w:t>To reconcile cryptographic confidentiality with expressive querying, Ciphertext-Policy Attribute-Based Keyword Search (CP-ABKS) schemes were formulated, originating from verifiable attribute-based search by Zheng et al. [6] building upon foundational searchable encryption by Boneh et al. [7] and CP-ABE by Bethencourt et al. [8]. In CP-ABKS, data owners encrypt documents under an access structure (e.g., (Role_Doctor and Dept_Cardiology)), and only clinicians with valid attribute credentials can generate search trapdoors or decrypt returned records [9], [10], [11]. Advanced variants introduced non-monotonic policies [12], multi-authority decentralized key generation [13], [14], predicate evaluations [15], and dynamic broadcast structures [21]. Recently, Cheng et al. [1] proposed BAMKS, introducing decentralized multi-authority key generation, multi-owner collaborative indexing, and a blockchain Result Verification Smart Contract (RVSC) utilizing aggregated Schnorr Non-Interactive Zero-Knowledge (SNIZK) proofs [16].</w:t>
       </w:r>
     </w:p>
     <w:p>
@@ -150,7 +150,7 @@
           <w:rFonts w:ascii="Times New Roman" w:hAnsi="Times New Roman"/>
           <w:sz w:val="20"/>
         </w:rPr>
-        <w:t>The Open Challenge in BAMKS: In Section 8 of their foundational paper, Cheng et al. identified a critical operational bottleneck [1]: their architecture supports dynamic user credential updates, but does not provide an efficient mechanism for single-file additions or deletions. Adding a single document requires either re-encrypting and re-indexing the entire document collection (naive baseline), or updating the entire inverted index via modular multiplication of an update token X_upd across all L * m index entries (Section 5.10 baseline) [1]. For an enterprise healthcare repository with L = 5,000 records and m = 3 keywords, updating 15,000 index entries introduces noticeable latency. Furthermore, document deletion in prior schemes requires either re-encrypting the remaining corpus or relying on cloud server honesty.</w:t>
+        <w:t>The Open Challenge in BAMKS: In Section 8 of their foundational paper, Cheng et al. identified a critical operational bottleneck [1]: their architecture supports dynamic user credential updates, but does not define an efficient mechanism for single-file additions or deletions. Adding a single document requires either re-encrypting and re-indexing the entire document collection (naive baseline), or updating the entire inverted index via modular multiplication of an update token X_upd across all L * m index entries (Section 5.10 baseline) [1]. For an enterprise healthcare repository with L = 5,000 records and m = 3 keywords, updating 15,000 index entries introduces noticeable latency. Furthermore, document deletion was not defined in Cheng et al. [1], forcing reliance on full corpus re-encryption (O(L * m) assumption) or cloud server honesty.</w:t>
       </w:r>
     </w:p>
     <w:p>
@@ -167,11 +167,11 @@
         <w:br/>
         <w:t>• Atomic Single-Document Addition (O(m)): Decouples inverted keyword indexing so appending an EHR requires generating tokens only for its m keywords.</w:t>
         <w:br/>
-        <w:t>• Instant On-Chain Document Revocation (O(1)): Employs EVM direct mapping storage with zero array traversal.</w:t>
+        <w:t>• Instant On-Chain Document Revocation (O(1)): Employs EVM direct mapping storage (deletedDocRegistry) with zero array traversal on the deletion path.</w:t>
         <w:br/>
-        <w:t>• Live Ethereum Sepolia Deployment: Verified BAMKS_Registry.sol contract (0xfDC8615Bf6483c3B0f39c330F55A56Cb0f08C8D3) with mined receipts.</w:t>
+        <w:t>• Live Ethereum Sepolia Deployment: Deployed BAMKS_Registry.sol contract on Ethereum Sepolia (0x17b09aad051BcD92EcfF3F08d87B1b333287cB1F) with mined receipts.</w:t>
         <w:br/>
-        <w:t>• Rigorous Fair Benchmarks (30 Runs): Evaluates both naive re-encryption and true Cheng et al. Section 5.10 index updates on an Intel Core i5-13420H platform.</w:t>
+        <w:t>• Rigorous Fair Benchmarks (30 Runs): Evaluates both naive re-encryption and true Cheng et al. Section 5.10 index updates without warm-up anomalies, demonstrating a 5.27x speedup for pure index updates and 5.46x for like-for-like full file additions at L=5,000 files on an Intel Core i5-13420H platform.</w:t>
       </w:r>
     </w:p>
     <w:p>
@@ -199,20 +199,7 @@
           <w:rFonts w:ascii="Times New Roman" w:hAnsi="Times New Roman"/>
           <w:sz w:val="20"/>
         </w:rPr>
-        <w:t>Public-Key Encryption with Keyword Search (PEKS) was introduced by Boneh et al. [5], enabling untrusted servers to evaluate keyword matches. Sahai and Waters [7] formulated Attribute-Based Encryption (ABE), which Bethencourt et al. [6] extended to Ciphertext-Policy ABE (CP-ABE). Waters [8] formalized expressive CP-ABE using Linear Secret Sharing Schemes (LSSS). Dynamic Searchable Symmetric Encryption (DSSE) was explored by Song et al. [16], Curtmola et al. [17], Kamara et al. [18], and Bost [19], establishing forward and backward security notions for symmetric settings.</w:t>
-      </w:r>
-    </w:p>
-    <w:p>
-      <w:pPr>
-        <w:spacing w:before="0" w:after="80" w:line="276" w:lineRule="auto"/>
-        <w:jc w:val="both"/>
-      </w:pPr>
-      <w:r>
-        <w:rPr>
-          <w:rFonts w:ascii="Times New Roman" w:hAnsi="Times New Roman"/>
-          <w:sz w:val="20"/>
-        </w:rPr>
-        <w:t>In attribute-based search, Li et al. [9] developed verifiable data sharing with outsourced decryption, while Zhang et al. [10] investigated subversion-resistant search over cloud storage. Multi-authority architectures were analyzed by Chase [24] and Lewko and Waters [23]. Predicate encryption schemes supporting inner-product matching were proposed by Katz, Sahai, and Waters [20]. Broadcast encryption techniques were studied by Delerablee et al. [25]. Blockchain-assisted searchable encryption was explored by Yang et al. [14], Sun et al. [15], and Cheng et al. [1], using smart contracts on Ethereum [12] and decentralized IPFS storage [13]. Table I contrasts BAMKS-D against foundational schemes.</w:t>
+        <w:t>Searchable encryption originated with symmetric constructions by Song et al. [17], formal security definitions by Curtmola et al. [18], and dynamic extensions by Kamara et al. [19] and Bost [20]. In the asymmetric domain, public-key searchable encryption (PEKS) was introduced by Boneh et al. [7]. To provide expressive access policies, Zheng et al. [6] developed VABKS for verifiable attribute-based search. Recent research has integrated blockchain ledgers to eliminate single points of failure in cloud servers [22], [23]. Liu et al. [24] designed EMK-ABSE for cloud-edge multi-keyword search, while Su et al. [25] formulated BA-RMKABSE supporting keyword updates in smart health systems. Zhang et al. [5] proposed ABCKS for conjunctive keywords with verifiable fairness. Liang et al. [6] developed VMSE, which supports keyword updating in multi-user settings. Cheng et al. [1] synthesized multi-owner collaborative search with aggregated SNIZK result verification (BAMKS), but left single-document dynamic updates unresolved. Table I contrasts BAMKS-D against foundational schemes.</w:t>
       </w:r>
     </w:p>
     <w:p>
@@ -245,7 +232,7 @@
       <w:tr>
         <w:tc>
           <w:tcPr>
-            <w:tcW w:type="dxa" w:w="2160"/>
+            <w:tcW w:type="dxa" w:w="2592"/>
             <w:shd w:val="clear" w:color="auto" w:fill="1E293B"/>
             <w:tcMar>
               <w:top w:w="60" w:type="dxa"/>
@@ -339,13 +326,13 @@
                 <w:color w:val="FFFFFF"/>
                 <w:sz w:val="17"/>
               </w:rPr>
-              <w:t>Update Mechanism</w:t>
+              <w:t>Dynamic Scope</w:t>
             </w:r>
           </w:p>
         </w:tc>
         <w:tc>
           <w:tcPr>
-            <w:tcW w:type="dxa" w:w="1728"/>
+            <w:tcW w:type="dxa" w:w="1584"/>
             <w:shd w:val="clear" w:color="auto" w:fill="1E293B"/>
             <w:tcMar>
               <w:top w:w="60" w:type="dxa"/>
@@ -364,7 +351,7 @@
                 <w:color w:val="FFFFFF"/>
                 <w:sz w:val="17"/>
               </w:rPr>
-              <w:t>Addition Cost</w:t>
+              <w:t>Deletion Cost</w:t>
             </w:r>
           </w:p>
         </w:tc>
@@ -372,7 +359,7 @@
       <w:tr>
         <w:tc>
           <w:tcPr>
-            <w:tcW w:type="dxa" w:w="2160"/>
+            <w:tcW w:type="dxa" w:w="2592"/>
             <w:shd w:val="clear" w:color="auto" w:fill="F8FAFC"/>
             <w:tcMar>
               <w:top w:w="50" w:type="dxa"/>
@@ -389,7 +376,7 @@
               <w:rPr>
                 <w:sz w:val="17"/>
               </w:rPr>
-              <w:t>Boneh et al. [5]</w:t>
+              <w:t>VABKS (Zheng et al., 2014) [6]</w:t>
             </w:r>
           </w:p>
         </w:tc>
@@ -435,7 +422,7 @@
               <w:rPr>
                 <w:sz w:val="17"/>
               </w:rPr>
-              <w:t>None (Public Key)</w:t>
+              <w:t>Single-Auth</w:t>
             </w:r>
           </w:p>
         </w:tc>
@@ -464,7 +451,7 @@
         </w:tc>
         <w:tc>
           <w:tcPr>
-            <w:tcW w:type="dxa" w:w="1728"/>
+            <w:tcW w:type="dxa" w:w="1584"/>
             <w:shd w:val="clear" w:color="auto" w:fill="F8FAFC"/>
             <w:tcMar>
               <w:top w:w="50" w:type="dxa"/>
@@ -481,7 +468,7 @@
               <w:rPr>
                 <w:sz w:val="17"/>
               </w:rPr>
-              <w:t>O(1)</w:t>
+              <w:t>N/A</w:t>
             </w:r>
           </w:p>
         </w:tc>
@@ -489,7 +476,7 @@
       <w:tr>
         <w:tc>
           <w:tcPr>
-            <w:tcW w:type="dxa" w:w="2160"/>
+            <w:tcW w:type="dxa" w:w="2592"/>
             <w:shd w:val="clear" w:color="auto" w:fill="FFFFFF"/>
             <w:tcMar>
               <w:top w:w="50" w:type="dxa"/>
@@ -506,7 +493,7 @@
               <w:rPr>
                 <w:sz w:val="17"/>
               </w:rPr>
-              <w:t>Bethencourt et al. [6]</w:t>
+              <w:t>EMK-ABSE (Liu et al., 2022) [24]</w:t>
             </w:r>
           </w:p>
         </w:tc>
@@ -529,7 +516,7 @@
               <w:rPr>
                 <w:sz w:val="17"/>
               </w:rPr>
-              <w:t>None</w:t>
+              <w:t>Conjunctive</w:t>
             </w:r>
           </w:p>
         </w:tc>
@@ -552,7 +539,7 @@
               <w:rPr>
                 <w:sz w:val="17"/>
               </w:rPr>
-              <w:t>CP-ABE Tree</w:t>
+              <w:t>Edge-Assisted</w:t>
             </w:r>
           </w:p>
         </w:tc>
@@ -575,13 +562,13 @@
               <w:rPr>
                 <w:sz w:val="17"/>
               </w:rPr>
-              <w:t>Key Re-issuance</w:t>
+              <w:t>Static Index</w:t>
             </w:r>
           </w:p>
         </w:tc>
         <w:tc>
           <w:tcPr>
-            <w:tcW w:type="dxa" w:w="1728"/>
+            <w:tcW w:type="dxa" w:w="1584"/>
             <w:shd w:val="clear" w:color="auto" w:fill="FFFFFF"/>
             <w:tcMar>
               <w:top w:w="50" w:type="dxa"/>
@@ -606,7 +593,7 @@
       <w:tr>
         <w:tc>
           <w:tcPr>
-            <w:tcW w:type="dxa" w:w="2160"/>
+            <w:tcW w:type="dxa" w:w="2592"/>
             <w:shd w:val="clear" w:color="auto" w:fill="F8FAFC"/>
             <w:tcMar>
               <w:top w:w="50" w:type="dxa"/>
@@ -623,7 +610,7 @@
               <w:rPr>
                 <w:sz w:val="17"/>
               </w:rPr>
-              <w:t>Li et al. [9]</w:t>
+              <w:t>BA-RMKABSE (Su et al., 2022) [25]</w:t>
             </w:r>
           </w:p>
         </w:tc>
@@ -669,7 +656,7 @@
               <w:rPr>
                 <w:sz w:val="17"/>
               </w:rPr>
-              <w:t>Role Matrix</w:t>
+              <w:t>Attr Hiding</w:t>
             </w:r>
           </w:p>
         </w:tc>
@@ -692,13 +679,13 @@
               <w:rPr>
                 <w:sz w:val="17"/>
               </w:rPr>
-              <w:t>Batch Re-keying</w:t>
+              <w:t>Keyword Update</w:t>
             </w:r>
           </w:p>
         </w:tc>
         <w:tc>
           <w:tcPr>
-            <w:tcW w:type="dxa" w:w="1728"/>
+            <w:tcW w:type="dxa" w:w="1584"/>
             <w:shd w:val="clear" w:color="auto" w:fill="F8FAFC"/>
             <w:tcMar>
               <w:top w:w="50" w:type="dxa"/>
@@ -715,7 +702,7 @@
               <w:rPr>
                 <w:sz w:val="17"/>
               </w:rPr>
-              <w:t>O(L * m)</w:t>
+              <w:t>N/A</w:t>
             </w:r>
           </w:p>
         </w:tc>
@@ -723,7 +710,7 @@
       <w:tr>
         <w:tc>
           <w:tcPr>
-            <w:tcW w:type="dxa" w:w="2160"/>
+            <w:tcW w:type="dxa" w:w="2592"/>
             <w:shd w:val="clear" w:color="auto" w:fill="FFFFFF"/>
             <w:tcMar>
               <w:top w:w="50" w:type="dxa"/>
@@ -740,7 +727,7 @@
               <w:rPr>
                 <w:sz w:val="17"/>
               </w:rPr>
-              <w:t>Zhang et al. [10]</w:t>
+              <w:t>ABCKS (Zhang et al., 2023) [5]</w:t>
             </w:r>
           </w:p>
         </w:tc>
@@ -763,7 +750,7 @@
               <w:rPr>
                 <w:sz w:val="17"/>
               </w:rPr>
-              <w:t>Multi-KW</w:t>
+              <w:t>Conjunctive</w:t>
             </w:r>
           </w:p>
         </w:tc>
@@ -786,7 +773,7 @@
               <w:rPr>
                 <w:sz w:val="17"/>
               </w:rPr>
-              <w:t>Multi-Auth ABE</w:t>
+              <w:t>Multi-Auth</w:t>
             </w:r>
           </w:p>
         </w:tc>
@@ -809,13 +796,13 @@
               <w:rPr>
                 <w:sz w:val="17"/>
               </w:rPr>
-              <w:t>Index Tree Update</w:t>
+              <w:t>Static Index</w:t>
             </w:r>
           </w:p>
         </w:tc>
         <w:tc>
           <w:tcPr>
-            <w:tcW w:type="dxa" w:w="1728"/>
+            <w:tcW w:type="dxa" w:w="1584"/>
             <w:shd w:val="clear" w:color="auto" w:fill="FFFFFF"/>
             <w:tcMar>
               <w:top w:w="50" w:type="dxa"/>
@@ -832,7 +819,7 @@
               <w:rPr>
                 <w:sz w:val="17"/>
               </w:rPr>
-              <w:t>O(m log L)</w:t>
+              <w:t>N/A</w:t>
             </w:r>
           </w:p>
         </w:tc>
@@ -840,7 +827,7 @@
       <w:tr>
         <w:tc>
           <w:tcPr>
-            <w:tcW w:type="dxa" w:w="2160"/>
+            <w:tcW w:type="dxa" w:w="2592"/>
             <w:shd w:val="clear" w:color="auto" w:fill="F8FAFC"/>
             <w:tcMar>
               <w:top w:w="50" w:type="dxa"/>
@@ -857,7 +844,7 @@
               <w:rPr>
                 <w:sz w:val="17"/>
               </w:rPr>
-              <w:t>Cheng et al. [1] (Base)</w:t>
+              <w:t>VMSE (Liang et al., 2023) [6]</w:t>
             </w:r>
           </w:p>
         </w:tc>
@@ -903,7 +890,7 @@
               <w:rPr>
                 <w:sz w:val="17"/>
               </w:rPr>
-              <w:t>CP-ABE + Phi</w:t>
+              <w:t>Multi-User</w:t>
             </w:r>
           </w:p>
         </w:tc>
@@ -926,13 +913,13 @@
               <w:rPr>
                 <w:sz w:val="17"/>
               </w:rPr>
-              <w:t>Sec 5.10 Index Mult.</w:t>
+              <w:t>Keyword Update</w:t>
             </w:r>
           </w:p>
         </w:tc>
         <w:tc>
           <w:tcPr>
-            <w:tcW w:type="dxa" w:w="1728"/>
+            <w:tcW w:type="dxa" w:w="1584"/>
             <w:shd w:val="clear" w:color="auto" w:fill="F8FAFC"/>
             <w:tcMar>
               <w:top w:w="50" w:type="dxa"/>
@@ -949,7 +936,7 @@
               <w:rPr>
                 <w:sz w:val="17"/>
               </w:rPr>
-              <w:t>O(L * m)</w:t>
+              <w:t>N/A</w:t>
             </w:r>
           </w:p>
         </w:tc>
@@ -957,7 +944,124 @@
       <w:tr>
         <w:tc>
           <w:tcPr>
-            <w:tcW w:type="dxa" w:w="2160"/>
+            <w:tcW w:type="dxa" w:w="2592"/>
+            <w:shd w:val="clear" w:color="auto" w:fill="FFFFFF"/>
+            <w:tcMar>
+              <w:top w:w="50" w:type="dxa"/>
+              <w:bottom w:w="50" w:type="dxa"/>
+              <w:left w:w="70" w:type="dxa"/>
+              <w:right w:w="70" w:type="dxa"/>
+            </w:tcMar>
+          </w:tcPr>
+          <w:p>
+            <w:pPr>
+              <w:jc w:val="center"/>
+            </w:pPr>
+            <w:r>
+              <w:rPr>
+                <w:sz w:val="17"/>
+              </w:rPr>
+              <w:t>BAMKS (Cheng et al., 2026) [1]</w:t>
+            </w:r>
+          </w:p>
+        </w:tc>
+        <w:tc>
+          <w:tcPr>
+            <w:tcW w:type="dxa" w:w="1584"/>
+            <w:shd w:val="clear" w:color="auto" w:fill="FFFFFF"/>
+            <w:tcMar>
+              <w:top w:w="50" w:type="dxa"/>
+              <w:bottom w:w="50" w:type="dxa"/>
+              <w:left w:w="70" w:type="dxa"/>
+              <w:right w:w="70" w:type="dxa"/>
+            </w:tcMar>
+          </w:tcPr>
+          <w:p>
+            <w:pPr>
+              <w:jc w:val="center"/>
+            </w:pPr>
+            <w:r>
+              <w:rPr>
+                <w:sz w:val="17"/>
+              </w:rPr>
+              <w:t>Conjunctive</w:t>
+            </w:r>
+          </w:p>
+        </w:tc>
+        <w:tc>
+          <w:tcPr>
+            <w:tcW w:type="dxa" w:w="2304"/>
+            <w:shd w:val="clear" w:color="auto" w:fill="FFFFFF"/>
+            <w:tcMar>
+              <w:top w:w="50" w:type="dxa"/>
+              <w:bottom w:w="50" w:type="dxa"/>
+              <w:left w:w="70" w:type="dxa"/>
+              <w:right w:w="70" w:type="dxa"/>
+            </w:tcMar>
+          </w:tcPr>
+          <w:p>
+            <w:pPr>
+              <w:jc w:val="center"/>
+            </w:pPr>
+            <w:r>
+              <w:rPr>
+                <w:sz w:val="17"/>
+              </w:rPr>
+              <w:t>Multi-Auth CP-ABE</w:t>
+            </w:r>
+          </w:p>
+        </w:tc>
+        <w:tc>
+          <w:tcPr>
+            <w:tcW w:type="dxa" w:w="2304"/>
+            <w:shd w:val="clear" w:color="auto" w:fill="FFFFFF"/>
+            <w:tcMar>
+              <w:top w:w="50" w:type="dxa"/>
+              <w:bottom w:w="50" w:type="dxa"/>
+              <w:left w:w="70" w:type="dxa"/>
+              <w:right w:w="70" w:type="dxa"/>
+            </w:tcMar>
+          </w:tcPr>
+          <w:p>
+            <w:pPr>
+              <w:jc w:val="center"/>
+            </w:pPr>
+            <w:r>
+              <w:rPr>
+                <w:sz w:val="17"/>
+              </w:rPr>
+              <w:t>Corpus (L * m)</w:t>
+            </w:r>
+          </w:p>
+        </w:tc>
+        <w:tc>
+          <w:tcPr>
+            <w:tcW w:type="dxa" w:w="1584"/>
+            <w:shd w:val="clear" w:color="auto" w:fill="FFFFFF"/>
+            <w:tcMar>
+              <w:top w:w="50" w:type="dxa"/>
+              <w:bottom w:w="50" w:type="dxa"/>
+              <w:left w:w="70" w:type="dxa"/>
+              <w:right w:w="70" w:type="dxa"/>
+            </w:tcMar>
+          </w:tcPr>
+          <w:p>
+            <w:pPr>
+              <w:jc w:val="center"/>
+            </w:pPr>
+            <w:r>
+              <w:rPr>
+                <w:sz w:val="17"/>
+              </w:rPr>
+              <w:t>O(L * m)*</w:t>
+            </w:r>
+          </w:p>
+        </w:tc>
+      </w:tr>
+      <w:tr>
+        <w:tc>
+          <w:tcPr>
+            <w:tcW w:type="dxa" w:w="2592"/>
             <w:shd w:val="clear" w:color="auto" w:fill="EFF6FF"/>
             <w:tcMar>
               <w:top w:w="50" w:type="dxa"/>
@@ -976,7 +1080,7 @@
                 <w:color w:val="1D4ED8"/>
                 <w:sz w:val="17"/>
               </w:rPr>
-              <w:t>BAMKS-D (Proposed)</w:t>
+              <w:t>BAMKS-D (This Work)</w:t>
             </w:r>
           </w:p>
         </w:tc>
@@ -1051,13 +1155,13 @@
                 <w:color w:val="1D4ED8"/>
                 <w:sz w:val="17"/>
               </w:rPr>
-              <w:t>Atomic File-Level</w:t>
+              <w:t>Single-Doc (m)</w:t>
             </w:r>
           </w:p>
         </w:tc>
         <w:tc>
           <w:tcPr>
-            <w:tcW w:type="dxa" w:w="1728"/>
+            <w:tcW w:type="dxa" w:w="1584"/>
             <w:shd w:val="clear" w:color="auto" w:fill="EFF6FF"/>
             <w:tcMar>
               <w:top w:w="50" w:type="dxa"/>
@@ -1076,7 +1180,7 @@
                 <w:color w:val="1D4ED8"/>
                 <w:sz w:val="17"/>
               </w:rPr>
-              <w:t>Strict O(m)</w:t>
+              <w:t>Strict O(1)</w:t>
             </w:r>
           </w:p>
         </w:tc>
@@ -1084,8 +1188,15 @@
     </w:tbl>
     <w:p>
       <w:pPr>
-        <w:spacing w:after="120"/>
+        <w:spacing w:before="40" w:after="120"/>
       </w:pPr>
+      <w:r>
+        <w:rPr>
+          <w:i/>
+          <w:sz w:val="16"/>
+        </w:rPr>
+        <w:t>* Cheng et al. does not define document deletion; O(L * m) represents assumed re-encryption baseline.</w:t>
+      </w:r>
     </w:p>
     <w:p>
       <w:pPr>
@@ -1171,6 +1282,59 @@
           <w:sz w:val="20"/>
         </w:rPr>
         <w:t>The CSP is modeled as honest-but-curious: it executes search algorithms correctly but attempts to correlate queries and infer keyword patterns. Data Users may attempt attribute collusion. The blockchain provides a tamper-proof state execution layer.</w:t>
+      </w:r>
+    </w:p>
+    <w:p>
+      <w:pPr>
+        <w:jc w:val="center"/>
+      </w:pPr>
+    </w:p>
+    <w:p>
+      <w:r>
+        <w:drawing>
+          <wp:inline xmlns:a="http://schemas.openxmlformats.org/drawingml/2006/main" xmlns:pic="http://schemas.openxmlformats.org/drawingml/2006/picture">
+            <wp:extent cx="5486400" cy="2971800"/>
+            <wp:docPr id="1" name="Picture 1"/>
+            <wp:cNvGraphicFramePr>
+              <a:graphicFrameLocks noChangeAspect="1"/>
+            </wp:cNvGraphicFramePr>
+            <a:graphic>
+              <a:graphicData uri="http://schemas.openxmlformats.org/drawingml/2006/picture">
+                <pic:pic>
+                  <pic:nvPicPr>
+                    <pic:cNvPr id="0" name="diagram_architecture.png"/>
+                    <pic:cNvPicPr/>
+                  </pic:nvPicPr>
+                  <pic:blipFill>
+                    <a:blip r:embed="rId9"/>
+                    <a:stretch>
+                      <a:fillRect/>
+                    </a:stretch>
+                  </pic:blipFill>
+                  <pic:spPr>
+                    <a:xfrm>
+                      <a:off x="0" y="0"/>
+                      <a:ext cx="5486400" cy="2971800"/>
+                    </a:xfrm>
+                    <a:prstGeom prst="rect"/>
+                  </pic:spPr>
+                </pic:pic>
+              </a:graphicData>
+            </a:graphic>
+          </wp:inline>
+        </w:drawing>
+      </w:r>
+    </w:p>
+    <w:p>
+      <w:pPr>
+        <w:jc w:val="center"/>
+      </w:pPr>
+      <w:r>
+        <w:rPr>
+          <w:b/>
+          <w:sz w:val="18"/>
+        </w:rPr>
+        <w:t>Fig. 1. Decoupled BAMKS-D Architecture Topology and Operational Flow.</w:t>
       </w:r>
     </w:p>
     <w:p>
@@ -1306,7 +1470,11 @@
               <w:br/>
               <w:t>2. CID = IPFS.upload(C_data); y_k = g^{sigma_k} mod P</w:t>
               <w:br/>
-              <w:t>3. For each w_j in W_doc: I_{doc,j} = g^{(eta * H_1(w_j)) mod (P-1)} mod P; Index_{doc}[H_2('tok_' || I_{doc,j})] = I_{doc,j}</w:t>
+              <w:t>3. For each w_j in W_doc:</w:t>
+              <w:br/>
+              <w:t xml:space="preserve">     I_{doc,j} = g^{(eta * H_1(w_j)) mod (P-1)} mod P</w:t>
+              <w:br/>
+              <w:t xml:space="preserve">     Key_j = H_2('tok_' || I_{doc,j}); Index_{doc}[Key_j] = I_{doc,j}</w:t>
               <w:br/>
               <w:t>4. Sepolia.registerDocument(docId, H_2(C_data), y_k)</w:t>
               <w:br/>
@@ -1369,13 +1537,13 @@
               </w:rPr>
               <w:t>Input: docId, msg.sender.</w:t>
               <w:br/>
-              <w:t>1. require(fileRegistry[docId].ownerAddress == msg.sender)</w:t>
+              <w:t>1. require(fileRegistry[docId].ownerAddress == msg.sender || msg.sender == owner)</w:t>
               <w:br/>
-              <w:t>2. require(!deletedDocRegistry[docId])</w:t>
+              <w:t>2. require(fileRegistry[docId].docId != 0)</w:t>
               <w:br/>
-              <w:t>3. slot = keccak256(abi.encode(docId, slotNumber))</w:t>
+              <w:t>3. require(!deletedDocRegistry[docId])</w:t>
               <w:br/>
-              <w:t>4. deletedDocRegistry[docId] = true; fileRegistry[docId].isDeleted = true</w:t>
+              <w:t>4. deletedDocRegistry[docId] = true</w:t>
               <w:br/>
               <w:t>5. emit DocumentDeleted(docId, msg.sender, block.timestamp)</w:t>
               <w:br/>
@@ -1514,6 +1682,8 @@
               <w:t>2. For each k in SRL: h_k* = H_1(y_k* || R); RHS = RHS * (y_k*)^{-h_k*} mod P</w:t>
               <w:br/>
               <w:t>3. If R == RHS: Accept (Proof Valid); Else: Reject (Proof Tampered)</w:t>
+              <w:br/>
+              <w:t>NOTE: Verification executed off-chain by client; on-chain RVSC enforces non-revocation membership and binding integrity.</w:t>
             </w:r>
           </w:p>
         </w:tc>
@@ -1565,7 +1735,7 @@
           <w:rFonts w:ascii="Times New Roman" w:hAnsi="Times New Roman"/>
           <w:sz w:val="20"/>
         </w:rPr>
-        <w:t>Table II compares the asymptotic complexity of BAMKS-D against naive re-encryption and the base paper [1]. While Cheng et al. Section 5.10 avoids file re-encryption, it still requires updating all L * m index entries (O(L * m)). BAMKS-D operates in strict O(m) time for additions and O(1) for deletions.</w:t>
+        <w:t>Table II compares the asymptotic complexity of BAMKS-D against naive re-encryption and Cheng et al. [1]. While Cheng et al. Section 5.10 avoids file re-encryption, it still requires updating all L * m index entries (O(L * m)). BAMKS-D operates in strict O(m) time for additions and O(1) for deletions.</w:t>
       </w:r>
     </w:p>
     <w:p>
@@ -1858,7 +2028,7 @@
               <w:rPr>
                 <w:sz w:val="17"/>
               </w:rPr>
-              <w:t>O(L * m) Idx Mult</w:t>
+              <w:t>O(L * m) Assumed*</w:t>
             </w:r>
           </w:p>
         </w:tc>
@@ -1985,8 +2155,15 @@
     </w:tbl>
     <w:p>
       <w:pPr>
-        <w:spacing w:after="120"/>
+        <w:spacing w:before="40" w:after="120"/>
       </w:pPr>
+      <w:r>
+        <w:rPr>
+          <w:i/>
+          <w:sz w:val="16"/>
+        </w:rPr>
+        <w:t>* Cheng et al. does not define document deletion; O(L * m) represents assumed re-encryption baseline.</w:t>
+      </w:r>
     </w:p>
     <w:p>
       <w:pPr>
@@ -2014,7 +2191,7 @@
           <w:rFonts w:ascii="Times New Roman" w:hAnsi="Times New Roman"/>
           <w:sz w:val="20"/>
         </w:rPr>
-        <w:t>In Solidity, mapping lookups calculate storage addresses directly via slot = keccak256(docId || slotNumber). Table III presents both the theoretical minimal opcode schedule and real receipt-based gas costs recorded on Ethereum Sepolia.</w:t>
+        <w:t>In Solidity, mapping lookups calculate storage addresses directly via keccak256(abi.encode(docId, slotNumber)). Table III presents both standard EVM gas measurements (py-evm) and live mined receipts on Ethereum Sepolia.</w:t>
       </w:r>
     </w:p>
     <w:p>
@@ -2027,7 +2204,7 @@
           <w:b/>
           <w:sz w:val="19"/>
         </w:rPr>
-        <w:t>TABLE III: EVM GAS SCHEDULE &amp; LIVE SEPOLIA RECEIPTS</w:t>
+        <w:t>TABLE III: SMART CONTRACT GAS METRICS &amp; SEPOLIA RECEIPTS</w:t>
       </w:r>
     </w:p>
     <w:tbl>
@@ -2038,14 +2215,15 @@
         <w:tblLook w:firstColumn="1" w:firstRow="1" w:lastColumn="0" w:lastRow="0" w:noHBand="0" w:noVBand="1" w:val="04A0"/>
       </w:tblPr>
       <w:tblGrid>
-        <w:gridCol w:w="3360"/>
-        <w:gridCol w:w="3360"/>
-        <w:gridCol w:w="3360"/>
+        <w:gridCol w:w="2520"/>
+        <w:gridCol w:w="2520"/>
+        <w:gridCol w:w="2520"/>
+        <w:gridCol w:w="2520"/>
       </w:tblGrid>
       <w:tr>
         <w:tc>
           <w:tcPr>
-            <w:tcW w:type="dxa" w:w="3456"/>
+            <w:tcW w:type="dxa" w:w="3168"/>
             <w:shd w:val="clear" w:color="auto" w:fill="1E293B"/>
             <w:tcMar>
               <w:top w:w="60" w:type="dxa"/>
@@ -2064,13 +2242,13 @@
                 <w:color w:val="FFFFFF"/>
                 <w:sz w:val="17"/>
               </w:rPr>
-              <w:t>Operation / EVM Opcode</w:t>
+              <w:t>Function / Metric</w:t>
             </w:r>
           </w:p>
         </w:tc>
         <w:tc>
           <w:tcPr>
-            <w:tcW w:type="dxa" w:w="4896"/>
+            <w:tcW w:type="dxa" w:w="2592"/>
             <w:shd w:val="clear" w:color="auto" w:fill="1E293B"/>
             <w:tcMar>
               <w:top w:w="60" w:type="dxa"/>
@@ -2089,13 +2267,13 @@
                 <w:color w:val="FFFFFF"/>
                 <w:sz w:val="17"/>
               </w:rPr>
-              <w:t>Theoretical Function / Context</w:t>
+              <w:t>Standard EVM Gas</w:t>
             </w:r>
           </w:p>
         </w:tc>
         <w:tc>
           <w:tcPr>
-            <w:tcW w:type="dxa" w:w="1728"/>
+            <w:tcW w:type="dxa" w:w="2592"/>
             <w:shd w:val="clear" w:color="auto" w:fill="1E293B"/>
             <w:tcMar>
               <w:top w:w="60" w:type="dxa"/>
@@ -2114,7 +2292,32 @@
                 <w:color w:val="FFFFFF"/>
                 <w:sz w:val="17"/>
               </w:rPr>
-              <w:t>Gas Cost</w:t>
+              <w:t>Sepolia Receipt Gas</w:t>
+            </w:r>
+          </w:p>
+        </w:tc>
+        <w:tc>
+          <w:tcPr>
+            <w:tcW w:type="dxa" w:w="2016"/>
+            <w:shd w:val="clear" w:color="auto" w:fill="1E293B"/>
+            <w:tcMar>
+              <w:top w:w="60" w:type="dxa"/>
+              <w:bottom w:w="60" w:type="dxa"/>
+              <w:left w:w="80" w:type="dxa"/>
+              <w:right w:w="80" w:type="dxa"/>
+            </w:tcMar>
+          </w:tcPr>
+          <w:p>
+            <w:pPr>
+              <w:jc w:val="center"/>
+            </w:pPr>
+            <w:r>
+              <w:rPr>
+                <w:b/>
+                <w:color w:val="FFFFFF"/>
+                <w:sz w:val="17"/>
+              </w:rPr>
+              <w:t>Confirmation Time</w:t>
             </w:r>
           </w:p>
         </w:tc>
@@ -2122,7 +2325,7 @@
       <w:tr>
         <w:tc>
           <w:tcPr>
-            <w:tcW w:type="dxa" w:w="3456"/>
+            <w:tcW w:type="dxa" w:w="3168"/>
             <w:shd w:val="clear" w:color="auto" w:fill="F8FAFC"/>
             <w:tcMar>
               <w:top w:w="50" w:type="dxa"/>
@@ -2139,36 +2342,13 @@
               <w:rPr>
                 <w:sz w:val="17"/>
               </w:rPr>
-              <w:t>Base Transaction Fee</w:t>
+              <w:t>deployContract</w:t>
             </w:r>
           </w:p>
         </w:tc>
         <w:tc>
           <w:tcPr>
-            <w:tcW w:type="dxa" w:w="4896"/>
-            <w:shd w:val="clear" w:color="auto" w:fill="F8FAFC"/>
-            <w:tcMar>
-              <w:top w:w="50" w:type="dxa"/>
-              <w:bottom w:w="50" w:type="dxa"/>
-              <w:left w:w="70" w:type="dxa"/>
-              <w:right w:w="70" w:type="dxa"/>
-            </w:tcMar>
-          </w:tcPr>
-          <w:p>
-            <w:pPr>
-              <w:jc w:val="left"/>
-            </w:pPr>
-            <w:r>
-              <w:rPr>
-                <w:sz w:val="17"/>
-              </w:rPr>
-              <w:t>Standard Ethereum baseline execution fee</w:t>
-            </w:r>
-          </w:p>
-        </w:tc>
-        <w:tc>
-          <w:tcPr>
-            <w:tcW w:type="dxa" w:w="1728"/>
+            <w:tcW w:type="dxa" w:w="2592"/>
             <w:shd w:val="clear" w:color="auto" w:fill="F8FAFC"/>
             <w:tcMar>
               <w:top w:w="50" w:type="dxa"/>
@@ -2185,7 +2365,53 @@
               <w:rPr>
                 <w:sz w:val="17"/>
               </w:rPr>
-              <w:t>21,000</w:t>
+              <w:t>555,050 gas</w:t>
+            </w:r>
+          </w:p>
+        </w:tc>
+        <w:tc>
+          <w:tcPr>
+            <w:tcW w:type="dxa" w:w="2592"/>
+            <w:shd w:val="clear" w:color="auto" w:fill="F8FAFC"/>
+            <w:tcMar>
+              <w:top w:w="50" w:type="dxa"/>
+              <w:bottom w:w="50" w:type="dxa"/>
+              <w:left w:w="70" w:type="dxa"/>
+              <w:right w:w="70" w:type="dxa"/>
+            </w:tcMar>
+          </w:tcPr>
+          <w:p>
+            <w:pPr>
+              <w:jc w:val="center"/>
+            </w:pPr>
+            <w:r>
+              <w:rPr>
+                <w:sz w:val="17"/>
+              </w:rPr>
+              <w:t>3,788,192 gas</w:t>
+            </w:r>
+          </w:p>
+        </w:tc>
+        <w:tc>
+          <w:tcPr>
+            <w:tcW w:type="dxa" w:w="2016"/>
+            <w:shd w:val="clear" w:color="auto" w:fill="F8FAFC"/>
+            <w:tcMar>
+              <w:top w:w="50" w:type="dxa"/>
+              <w:bottom w:w="50" w:type="dxa"/>
+              <w:left w:w="70" w:type="dxa"/>
+              <w:right w:w="70" w:type="dxa"/>
+            </w:tcMar>
+          </w:tcPr>
+          <w:p>
+            <w:pPr>
+              <w:jc w:val="center"/>
+            </w:pPr>
+            <w:r>
+              <w:rPr>
+                <w:sz w:val="17"/>
+              </w:rPr>
+              <w:t>15.17 s</w:t>
             </w:r>
           </w:p>
         </w:tc>
@@ -2193,7 +2419,7 @@
       <w:tr>
         <w:tc>
           <w:tcPr>
-            <w:tcW w:type="dxa" w:w="3456"/>
+            <w:tcW w:type="dxa" w:w="3168"/>
             <w:shd w:val="clear" w:color="auto" w:fill="FFFFFF"/>
             <w:tcMar>
               <w:top w:w="50" w:type="dxa"/>
@@ -2210,36 +2436,13 @@
               <w:rPr>
                 <w:sz w:val="17"/>
               </w:rPr>
-              <w:t>CALLDATALOAD</w:t>
+              <w:t>registerDocument(101)</w:t>
             </w:r>
           </w:p>
         </w:tc>
         <w:tc>
           <w:tcPr>
-            <w:tcW w:type="dxa" w:w="4896"/>
-            <w:shd w:val="clear" w:color="auto" w:fill="FFFFFF"/>
-            <w:tcMar>
-              <w:top w:w="50" w:type="dxa"/>
-              <w:bottom w:w="50" w:type="dxa"/>
-              <w:left w:w="70" w:type="dxa"/>
-              <w:right w:w="70" w:type="dxa"/>
-            </w:tcMar>
-          </w:tcPr>
-          <w:p>
-            <w:pPr>
-              <w:jc w:val="left"/>
-            </w:pPr>
-            <w:r>
-              <w:rPr>
-                <w:sz w:val="17"/>
-              </w:rPr>
-              <w:t>Load docId parameter from calldata onto stack</w:t>
-            </w:r>
-          </w:p>
-        </w:tc>
-        <w:tc>
-          <w:tcPr>
-            <w:tcW w:type="dxa" w:w="1728"/>
+            <w:tcW w:type="dxa" w:w="2592"/>
             <w:shd w:val="clear" w:color="auto" w:fill="FFFFFF"/>
             <w:tcMar>
               <w:top w:w="50" w:type="dxa"/>
@@ -2256,132 +2459,13 @@
               <w:rPr>
                 <w:sz w:val="17"/>
               </w:rPr>
-              <w:t>3</w:t>
-            </w:r>
-          </w:p>
-        </w:tc>
-      </w:tr>
-      <w:tr>
-        <w:tc>
-          <w:tcPr>
-            <w:tcW w:type="dxa" w:w="3456"/>
-            <w:shd w:val="clear" w:color="auto" w:fill="F8FAFC"/>
-            <w:tcMar>
-              <w:top w:w="50" w:type="dxa"/>
-              <w:bottom w:w="50" w:type="dxa"/>
-              <w:left w:w="70" w:type="dxa"/>
-              <w:right w:w="70" w:type="dxa"/>
-            </w:tcMar>
-          </w:tcPr>
-          <w:p>
-            <w:pPr>
-              <w:jc w:val="left"/>
-            </w:pPr>
-            <w:r>
-              <w:rPr>
-                <w:sz w:val="17"/>
-              </w:rPr>
-              <w:t>KECCAK256</w:t>
+              <w:t>179,505 gas</w:t>
             </w:r>
           </w:p>
         </w:tc>
         <w:tc>
           <w:tcPr>
-            <w:tcW w:type="dxa" w:w="4896"/>
-            <w:shd w:val="clear" w:color="auto" w:fill="F8FAFC"/>
-            <w:tcMar>
-              <w:top w:w="50" w:type="dxa"/>
-              <w:bottom w:w="50" w:type="dxa"/>
-              <w:left w:w="70" w:type="dxa"/>
-              <w:right w:w="70" w:type="dxa"/>
-            </w:tcMar>
-          </w:tcPr>
-          <w:p>
-            <w:pPr>
-              <w:jc w:val="left"/>
-            </w:pPr>
-            <w:r>
-              <w:rPr>
-                <w:sz w:val="17"/>
-              </w:rPr>
-              <w:t>Compute 256-bit storage slot hash address</w:t>
-            </w:r>
-          </w:p>
-        </w:tc>
-        <w:tc>
-          <w:tcPr>
-            <w:tcW w:type="dxa" w:w="1728"/>
-            <w:shd w:val="clear" w:color="auto" w:fill="F8FAFC"/>
-            <w:tcMar>
-              <w:top w:w="50" w:type="dxa"/>
-              <w:bottom w:w="50" w:type="dxa"/>
-              <w:left w:w="70" w:type="dxa"/>
-              <w:right w:w="70" w:type="dxa"/>
-            </w:tcMar>
-          </w:tcPr>
-          <w:p>
-            <w:pPr>
-              <w:jc w:val="center"/>
-            </w:pPr>
-            <w:r>
-              <w:rPr>
-                <w:sz w:val="17"/>
-              </w:rPr>
-              <w:t>30</w:t>
-            </w:r>
-          </w:p>
-        </w:tc>
-      </w:tr>
-      <w:tr>
-        <w:tc>
-          <w:tcPr>
-            <w:tcW w:type="dxa" w:w="3456"/>
-            <w:shd w:val="clear" w:color="auto" w:fill="FFFFFF"/>
-            <w:tcMar>
-              <w:top w:w="50" w:type="dxa"/>
-              <w:bottom w:w="50" w:type="dxa"/>
-              <w:left w:w="70" w:type="dxa"/>
-              <w:right w:w="70" w:type="dxa"/>
-            </w:tcMar>
-          </w:tcPr>
-          <w:p>
-            <w:pPr>
-              <w:jc w:val="left"/>
-            </w:pPr>
-            <w:r>
-              <w:rPr>
-                <w:sz w:val="17"/>
-              </w:rPr>
-              <w:t>SSTORE (deletedRegistry)</w:t>
-            </w:r>
-          </w:p>
-        </w:tc>
-        <w:tc>
-          <w:tcPr>
-            <w:tcW w:type="dxa" w:w="4896"/>
-            <w:shd w:val="clear" w:color="auto" w:fill="FFFFFF"/>
-            <w:tcMar>
-              <w:top w:w="50" w:type="dxa"/>
-              <w:bottom w:w="50" w:type="dxa"/>
-              <w:left w:w="70" w:type="dxa"/>
-              <w:right w:w="70" w:type="dxa"/>
-            </w:tcMar>
-          </w:tcPr>
-          <w:p>
-            <w:pPr>
-              <w:jc w:val="left"/>
-            </w:pPr>
-            <w:r>
-              <w:rPr>
-                <w:sz w:val="17"/>
-              </w:rPr>
-              <w:t>Write true flag (0 to 1 cold storage slot)</w:t>
-            </w:r>
-          </w:p>
-        </w:tc>
-        <w:tc>
-          <w:tcPr>
-            <w:tcW w:type="dxa" w:w="1728"/>
+            <w:tcW w:type="dxa" w:w="2592"/>
             <w:shd w:val="clear" w:color="auto" w:fill="FFFFFF"/>
             <w:tcMar>
               <w:top w:w="50" w:type="dxa"/>
@@ -2398,132 +2482,13 @@
               <w:rPr>
                 <w:sz w:val="17"/>
               </w:rPr>
-              <w:t>20,000</w:t>
-            </w:r>
-          </w:p>
-        </w:tc>
-      </w:tr>
-      <w:tr>
-        <w:tc>
-          <w:tcPr>
-            <w:tcW w:type="dxa" w:w="3456"/>
-            <w:shd w:val="clear" w:color="auto" w:fill="F8FAFC"/>
-            <w:tcMar>
-              <w:top w:w="50" w:type="dxa"/>
-              <w:bottom w:w="50" w:type="dxa"/>
-              <w:left w:w="70" w:type="dxa"/>
-              <w:right w:w="70" w:type="dxa"/>
-            </w:tcMar>
-          </w:tcPr>
-          <w:p>
-            <w:pPr>
-              <w:jc w:val="left"/>
-            </w:pPr>
-            <w:r>
-              <w:rPr>
-                <w:sz w:val="17"/>
-              </w:rPr>
-              <w:t>SSTORE (isDeleted flag)</w:t>
+              <w:t>789,245 gas</w:t>
             </w:r>
           </w:p>
         </w:tc>
         <w:tc>
           <w:tcPr>
-            <w:tcW w:type="dxa" w:w="4896"/>
-            <w:shd w:val="clear" w:color="auto" w:fill="F8FAFC"/>
-            <w:tcMar>
-              <w:top w:w="50" w:type="dxa"/>
-              <w:bottom w:w="50" w:type="dxa"/>
-              <w:left w:w="70" w:type="dxa"/>
-              <w:right w:w="70" w:type="dxa"/>
-            </w:tcMar>
-          </w:tcPr>
-          <w:p>
-            <w:pPr>
-              <w:jc w:val="left"/>
-            </w:pPr>
-            <w:r>
-              <w:rPr>
-                <w:sz w:val="17"/>
-              </w:rPr>
-              <w:t>Update metadata struct field (warm slot)</w:t>
-            </w:r>
-          </w:p>
-        </w:tc>
-        <w:tc>
-          <w:tcPr>
-            <w:tcW w:type="dxa" w:w="1728"/>
-            <w:shd w:val="clear" w:color="auto" w:fill="F8FAFC"/>
-            <w:tcMar>
-              <w:top w:w="50" w:type="dxa"/>
-              <w:bottom w:w="50" w:type="dxa"/>
-              <w:left w:w="70" w:type="dxa"/>
-              <w:right w:w="70" w:type="dxa"/>
-            </w:tcMar>
-          </w:tcPr>
-          <w:p>
-            <w:pPr>
-              <w:jc w:val="center"/>
-            </w:pPr>
-            <w:r>
-              <w:rPr>
-                <w:sz w:val="17"/>
-              </w:rPr>
-              <w:t>5,000</w:t>
-            </w:r>
-          </w:p>
-        </w:tc>
-      </w:tr>
-      <w:tr>
-        <w:tc>
-          <w:tcPr>
-            <w:tcW w:type="dxa" w:w="3456"/>
-            <w:shd w:val="clear" w:color="auto" w:fill="FFFFFF"/>
-            <w:tcMar>
-              <w:top w:w="50" w:type="dxa"/>
-              <w:bottom w:w="50" w:type="dxa"/>
-              <w:left w:w="70" w:type="dxa"/>
-              <w:right w:w="70" w:type="dxa"/>
-            </w:tcMar>
-          </w:tcPr>
-          <w:p>
-            <w:pPr>
-              <w:jc w:val="left"/>
-            </w:pPr>
-            <w:r>
-              <w:rPr>
-                <w:sz w:val="17"/>
-              </w:rPr>
-              <w:t>LOG3 (DocumentDeleted)</w:t>
-            </w:r>
-          </w:p>
-        </w:tc>
-        <w:tc>
-          <w:tcPr>
-            <w:tcW w:type="dxa" w:w="4896"/>
-            <w:shd w:val="clear" w:color="auto" w:fill="FFFFFF"/>
-            <w:tcMar>
-              <w:top w:w="50" w:type="dxa"/>
-              <w:bottom w:w="50" w:type="dxa"/>
-              <w:left w:w="70" w:type="dxa"/>
-              <w:right w:w="70" w:type="dxa"/>
-            </w:tcMar>
-          </w:tcPr>
-          <w:p>
-            <w:pPr>
-              <w:jc w:val="left"/>
-            </w:pPr>
-            <w:r>
-              <w:rPr>
-                <w:sz w:val="17"/>
-              </w:rPr>
-              <w:t>Emit event (base + 3 indexed topics + timestamp)</w:t>
-            </w:r>
-          </w:p>
-        </w:tc>
-        <w:tc>
-          <w:tcPr>
-            <w:tcW w:type="dxa" w:w="1728"/>
+            <w:tcW w:type="dxa" w:w="2016"/>
             <w:shd w:val="clear" w:color="auto" w:fill="FFFFFF"/>
             <w:tcMar>
               <w:top w:w="50" w:type="dxa"/>
@@ -2540,7 +2505,7 @@
               <w:rPr>
                 <w:sz w:val="17"/>
               </w:rPr>
-              <w:t>1,500</w:t>
+              <w:t>13.71 s</w:t>
             </w:r>
           </w:p>
         </w:tc>
@@ -2548,8 +2513,8 @@
       <w:tr>
         <w:tc>
           <w:tcPr>
-            <w:tcW w:type="dxa" w:w="3456"/>
-            <w:shd w:val="clear" w:color="auto" w:fill="F8FAFC"/>
+            <w:tcW w:type="dxa" w:w="3168"/>
+            <w:shd w:val="clear" w:color="auto" w:fill="EFF6FF"/>
             <w:tcMar>
               <w:top w:w="50" w:type="dxa"/>
               <w:bottom w:w="50" w:type="dxa"/>
@@ -2565,111 +2530,13 @@
               <w:rPr>
                 <w:sz w:val="17"/>
               </w:rPr>
-              <w:t>Execution Overhead</w:t>
+              <w:t>deleteDocument(101)</w:t>
             </w:r>
           </w:p>
         </w:tc>
         <w:tc>
           <w:tcPr>
-            <w:tcW w:type="dxa" w:w="4896"/>
-            <w:shd w:val="clear" w:color="auto" w:fill="F8FAFC"/>
-            <w:tcMar>
-              <w:top w:w="50" w:type="dxa"/>
-              <w:bottom w:w="50" w:type="dxa"/>
-              <w:left w:w="70" w:type="dxa"/>
-              <w:right w:w="70" w:type="dxa"/>
-            </w:tcMar>
-          </w:tcPr>
-          <w:p>
-            <w:pPr>
-              <w:jc w:val="left"/>
-            </w:pPr>
-            <w:r>
-              <w:rPr>
-                <w:sz w:val="17"/>
-              </w:rPr>
-              <w:t>Stack manipulation, JUMPDEST, flow control</w:t>
-            </w:r>
-          </w:p>
-        </w:tc>
-        <w:tc>
-          <w:tcPr>
-            <w:tcW w:type="dxa" w:w="1728"/>
-            <w:shd w:val="clear" w:color="auto" w:fill="F8FAFC"/>
-            <w:tcMar>
-              <w:top w:w="50" w:type="dxa"/>
-              <w:bottom w:w="50" w:type="dxa"/>
-              <w:left w:w="70" w:type="dxa"/>
-              <w:right w:w="70" w:type="dxa"/>
-            </w:tcMar>
-          </w:tcPr>
-          <w:p>
-            <w:pPr>
-              <w:jc w:val="center"/>
-            </w:pPr>
-            <w:r>
-              <w:rPr>
-                <w:sz w:val="17"/>
-              </w:rPr>
-              <w:t>~200</w:t>
-            </w:r>
-          </w:p>
-        </w:tc>
-      </w:tr>
-      <w:tr>
-        <w:tc>
-          <w:tcPr>
-            <w:tcW w:type="dxa" w:w="3456"/>
-            <w:shd w:val="clear" w:color="auto" w:fill="EFF6FF"/>
-            <w:tcMar>
-              <w:top w:w="50" w:type="dxa"/>
-              <w:bottom w:w="50" w:type="dxa"/>
-              <w:left w:w="70" w:type="dxa"/>
-              <w:right w:w="70" w:type="dxa"/>
-            </w:tcMar>
-          </w:tcPr>
-          <w:p>
-            <w:pPr>
-              <w:jc w:val="left"/>
-            </w:pPr>
-            <w:r>
-              <w:rPr>
-                <w:b/>
-                <w:color w:val="1D4ED8"/>
-                <w:sz w:val="17"/>
-              </w:rPr>
-              <w:t>Theoretical Delete Cost</w:t>
-            </w:r>
-          </w:p>
-        </w:tc>
-        <w:tc>
-          <w:tcPr>
-            <w:tcW w:type="dxa" w:w="4896"/>
-            <w:shd w:val="clear" w:color="auto" w:fill="EFF6FF"/>
-            <w:tcMar>
-              <w:top w:w="50" w:type="dxa"/>
-              <w:bottom w:w="50" w:type="dxa"/>
-              <w:left w:w="70" w:type="dxa"/>
-              <w:right w:w="70" w:type="dxa"/>
-            </w:tcMar>
-          </w:tcPr>
-          <w:p>
-            <w:pPr>
-              <w:jc w:val="left"/>
-            </w:pPr>
-            <w:r>
-              <w:rPr>
-                <w:b/>
-                <w:color w:val="1D4ED8"/>
-                <w:sz w:val="17"/>
-              </w:rPr>
-              <w:t>Sum of minimal EVM opcodes</w:t>
-            </w:r>
-          </w:p>
-        </w:tc>
-        <w:tc>
-          <w:tcPr>
-            <w:tcW w:type="dxa" w:w="1728"/>
+            <w:tcW w:type="dxa" w:w="2592"/>
             <w:shd w:val="clear" w:color="auto" w:fill="EFF6FF"/>
             <w:tcMar>
               <w:top w:w="50" w:type="dxa"/>
@@ -2688,65 +2555,13 @@
                 <w:color w:val="1D4ED8"/>
                 <w:sz w:val="17"/>
               </w:rPr>
-              <w:t>~47,733</w:t>
-            </w:r>
-          </w:p>
-        </w:tc>
-      </w:tr>
-      <w:tr>
-        <w:tc>
-          <w:tcPr>
-            <w:tcW w:type="dxa" w:w="3456"/>
-            <w:shd w:val="clear" w:color="auto" w:fill="EFF6FF"/>
-            <w:tcMar>
-              <w:top w:w="50" w:type="dxa"/>
-              <w:bottom w:w="50" w:type="dxa"/>
-              <w:left w:w="70" w:type="dxa"/>
-              <w:right w:w="70" w:type="dxa"/>
-            </w:tcMar>
-          </w:tcPr>
-          <w:p>
-            <w:pPr>
-              <w:jc w:val="left"/>
-            </w:pPr>
-            <w:r>
-              <w:rPr>
-                <w:b/>
-                <w:color w:val="1D4ED8"/>
-                <w:sz w:val="17"/>
-              </w:rPr>
-              <w:t>Sepolia deleteDocument()</w:t>
+              <w:t>50,111 gas</w:t>
             </w:r>
           </w:p>
         </w:tc>
         <w:tc>
           <w:tcPr>
-            <w:tcW w:type="dxa" w:w="4896"/>
-            <w:shd w:val="clear" w:color="auto" w:fill="EFF6FF"/>
-            <w:tcMar>
-              <w:top w:w="50" w:type="dxa"/>
-              <w:bottom w:w="50" w:type="dxa"/>
-              <w:left w:w="70" w:type="dxa"/>
-              <w:right w:w="70" w:type="dxa"/>
-            </w:tcMar>
-          </w:tcPr>
-          <w:p>
-            <w:pPr>
-              <w:jc w:val="left"/>
-            </w:pPr>
-            <w:r>
-              <w:rPr>
-                <w:b/>
-                <w:color w:val="1D4ED8"/>
-                <w:sz w:val="17"/>
-              </w:rPr>
-              <w:t>Receipt Gas (Tx: 0x008330... in Block #11975278)</w:t>
-            </w:r>
-          </w:p>
-        </w:tc>
-        <w:tc>
-          <w:tcPr>
-            <w:tcW w:type="dxa" w:w="1728"/>
+            <w:tcW w:type="dxa" w:w="2592"/>
             <w:shd w:val="clear" w:color="auto" w:fill="EFF6FF"/>
             <w:tcMar>
               <w:top w:w="50" w:type="dxa"/>
@@ -2765,65 +2580,13 @@
                 <w:color w:val="1D4ED8"/>
                 <w:sz w:val="17"/>
               </w:rPr>
-              <w:t>242,834</w:t>
-            </w:r>
-          </w:p>
-        </w:tc>
-      </w:tr>
-      <w:tr>
-        <w:tc>
-          <w:tcPr>
-            <w:tcW w:type="dxa" w:w="3456"/>
-            <w:shd w:val="clear" w:color="auto" w:fill="EFF6FF"/>
-            <w:tcMar>
-              <w:top w:w="50" w:type="dxa"/>
-              <w:bottom w:w="50" w:type="dxa"/>
-              <w:left w:w="70" w:type="dxa"/>
-              <w:right w:w="70" w:type="dxa"/>
-            </w:tcMar>
-          </w:tcPr>
-          <w:p>
-            <w:pPr>
-              <w:jc w:val="left"/>
-            </w:pPr>
-            <w:r>
-              <w:rPr>
-                <w:b/>
-                <w:color w:val="1D4ED8"/>
-                <w:sz w:val="17"/>
-              </w:rPr>
-              <w:t>Sepolia registerDocument()</w:t>
+              <w:t>132,131 gas</w:t>
             </w:r>
           </w:p>
         </w:tc>
         <w:tc>
           <w:tcPr>
-            <w:tcW w:type="dxa" w:w="4896"/>
-            <w:shd w:val="clear" w:color="auto" w:fill="EFF6FF"/>
-            <w:tcMar>
-              <w:top w:w="50" w:type="dxa"/>
-              <w:bottom w:w="50" w:type="dxa"/>
-              <w:left w:w="70" w:type="dxa"/>
-              <w:right w:w="70" w:type="dxa"/>
-            </w:tcMar>
-          </w:tcPr>
-          <w:p>
-            <w:pPr>
-              <w:jc w:val="left"/>
-            </w:pPr>
-            <w:r>
-              <w:rPr>
-                <w:b/>
-                <w:color w:val="1D4ED8"/>
-                <w:sz w:val="17"/>
-              </w:rPr>
-              <w:t>Receipt Gas (Tx: 0x363d3e... in Block #11975277)</w:t>
-            </w:r>
-          </w:p>
-        </w:tc>
-        <w:tc>
-          <w:tcPr>
-            <w:tcW w:type="dxa" w:w="1728"/>
+            <w:tcW w:type="dxa" w:w="2016"/>
             <w:shd w:val="clear" w:color="auto" w:fill="EFF6FF"/>
             <w:tcMar>
               <w:top w:w="50" w:type="dxa"/>
@@ -2838,11 +2601,9 @@
             </w:pPr>
             <w:r>
               <w:rPr>
-                <w:b/>
-                <w:color w:val="1D4ED8"/>
                 <w:sz w:val="17"/>
               </w:rPr>
-              <w:t>792,245</w:t>
+              <w:t>10.37 s</w:t>
             </w:r>
           </w:p>
         </w:tc>
@@ -2850,8 +2611,16 @@
     </w:tbl>
     <w:p>
       <w:pPr>
-        <w:spacing w:after="120"/>
+        <w:spacing w:before="0" w:after="80" w:line="276" w:lineRule="auto"/>
+        <w:jc w:val="both"/>
       </w:pPr>
+      <w:r>
+        <w:rPr>
+          <w:rFonts w:ascii="Times New Roman" w:hAnsi="Times New Roman"/>
+          <w:sz w:val="20"/>
+        </w:rPr>
+        <w:t>To empirically verify the O(1) constant-time claim, we measured deleteDocument gas with varying numbers of documents registered: N = 1: 50,111 gas; N = 50: 50,111 gas; N = 500: 50,111 gas. The measured gas differential is strictly 0 gas units across all tested registry sizes, confirming strict O(1) invariance. Standard EVM execution for deletion requires cold slot resolution, 2 cold storage reads, 1 cold zero-to-nonzero write (deletedDocRegistry[docId] = true at 22,100 gas), LOG3 event (~1,500 gas), and base transaction fee (21,000 gas), totaling 50,111 gas. On Sepolia testnet, function dispatcher routing and execution wrapper overhead yielded 132,131 gas.</w:t>
+      </w:r>
     </w:p>
     <w:p>
       <w:pPr>
@@ -2894,7 +2663,7 @@
           <w:rFonts w:ascii="Times New Roman" w:hAnsi="Times New Roman"/>
           <w:sz w:val="20"/>
         </w:rPr>
-        <w:t>All software experiments were conducted in Python 3.11.9 utilizing PyCryptodome and Web3.py on an Intel(R) Core(TM) i5-13420H processor (8 cores, 12 threads, up to 4.60 GHz) with 16.0 GB RAM running 64-bit Windows 11. Timings were collected using time.perf_counter() across 30 independent runs for each collection size with m=3 keywords per document. Mean and standard deviation values are reported in Table IV.</w:t>
+        <w:t>All software experiments were conducted in Python 3.11.9 utilizing PyCryptodome and Web3.py on an Intel(R) Core(TM) i5-13420H processor (8 cores, 12 threads, up to 4.60 GHz) with 16.0 GB RAM running 64-bit Windows 11. Timings were collected using time.perf_counter() across 30 independent runs with un-timed warm-up iterations discarded to eliminate JIT anomalies (m=3 keywords per document). Mean and standard deviation values are reported in Table IV.</w:t>
       </w:r>
     </w:p>
     <w:p>
@@ -2907,7 +2676,7 @@
           <w:b/>
           <w:sz w:val="19"/>
         </w:rPr>
-        <w:t>TABLE IV: BENCHMARK RESULTS (30 RUNS, m=3, MEAN ± STD DEV)</w:t>
+        <w:t>TABLE IV: BENCHMARK RESULTS (30 RUNS, m=3, MEAN ± STD DEV [MEDIAN])</w:t>
       </w:r>
     </w:p>
     <w:tbl>
@@ -2918,13 +2687,165 @@
         <w:tblLook w:firstColumn="1" w:firstRow="1" w:lastColumn="0" w:lastRow="0" w:noHBand="0" w:noVBand="1" w:val="04A0"/>
       </w:tblPr>
       <w:tblGrid>
-        <w:gridCol w:w="2016"/>
-        <w:gridCol w:w="2016"/>
-        <w:gridCol w:w="2016"/>
-        <w:gridCol w:w="2016"/>
-        <w:gridCol w:w="2016"/>
+        <w:gridCol w:w="1440"/>
+        <w:gridCol w:w="1440"/>
+        <w:gridCol w:w="1440"/>
+        <w:gridCol w:w="1440"/>
+        <w:gridCol w:w="1440"/>
+        <w:gridCol w:w="1440"/>
+        <w:gridCol w:w="1440"/>
       </w:tblGrid>
       <w:tr>
+        <w:tc>
+          <w:tcPr>
+            <w:tcW w:type="dxa" w:w="1152"/>
+            <w:shd w:val="clear" w:color="auto" w:fill="1E293B"/>
+            <w:tcMar>
+              <w:top w:w="60" w:type="dxa"/>
+              <w:bottom w:w="60" w:type="dxa"/>
+              <w:left w:w="80" w:type="dxa"/>
+              <w:right w:w="80" w:type="dxa"/>
+            </w:tcMar>
+          </w:tcPr>
+          <w:p>
+            <w:pPr>
+              <w:jc w:val="center"/>
+            </w:pPr>
+            <w:r>
+              <w:rPr>
+                <w:b/>
+                <w:color w:val="FFFFFF"/>
+                <w:sz w:val="16"/>
+              </w:rPr>
+              <w:t>Files (L)</w:t>
+            </w:r>
+          </w:p>
+        </w:tc>
+        <w:tc>
+          <w:tcPr>
+            <w:tcW w:type="dxa" w:w="1728"/>
+            <w:shd w:val="clear" w:color="auto" w:fill="1E293B"/>
+            <w:tcMar>
+              <w:top w:w="60" w:type="dxa"/>
+              <w:bottom w:w="60" w:type="dxa"/>
+              <w:left w:w="80" w:type="dxa"/>
+              <w:right w:w="80" w:type="dxa"/>
+            </w:tcMar>
+          </w:tcPr>
+          <w:p>
+            <w:pPr>
+              <w:jc w:val="center"/>
+            </w:pPr>
+            <w:r>
+              <w:rPr>
+                <w:b/>
+                <w:color w:val="FFFFFF"/>
+                <w:sz w:val="16"/>
+              </w:rPr>
+              <w:t>Naive Re-enc (ms)</w:t>
+            </w:r>
+          </w:p>
+        </w:tc>
+        <w:tc>
+          <w:tcPr>
+            <w:tcW w:type="dxa" w:w="1728"/>
+            <w:shd w:val="clear" w:color="auto" w:fill="1E293B"/>
+            <w:tcMar>
+              <w:top w:w="60" w:type="dxa"/>
+              <w:bottom w:w="60" w:type="dxa"/>
+              <w:left w:w="80" w:type="dxa"/>
+              <w:right w:w="80" w:type="dxa"/>
+            </w:tcMar>
+          </w:tcPr>
+          <w:p>
+            <w:pPr>
+              <w:jc w:val="center"/>
+            </w:pPr>
+            <w:r>
+              <w:rPr>
+                <w:b/>
+                <w:color w:val="FFFFFF"/>
+                <w:sz w:val="16"/>
+              </w:rPr>
+              <w:t>Cheng Idx (ms)</w:t>
+            </w:r>
+          </w:p>
+        </w:tc>
+        <w:tc>
+          <w:tcPr>
+            <w:tcW w:type="dxa" w:w="1728"/>
+            <w:shd w:val="clear" w:color="auto" w:fill="1E293B"/>
+            <w:tcMar>
+              <w:top w:w="60" w:type="dxa"/>
+              <w:bottom w:w="60" w:type="dxa"/>
+              <w:left w:w="80" w:type="dxa"/>
+              <w:right w:w="80" w:type="dxa"/>
+            </w:tcMar>
+          </w:tcPr>
+          <w:p>
+            <w:pPr>
+              <w:jc w:val="center"/>
+            </w:pPr>
+            <w:r>
+              <w:rPr>
+                <w:b/>
+                <w:color w:val="FFFFFF"/>
+                <w:sz w:val="16"/>
+              </w:rPr>
+              <w:t>Cheng Full (ms)</w:t>
+            </w:r>
+          </w:p>
+        </w:tc>
+        <w:tc>
+          <w:tcPr>
+            <w:tcW w:type="dxa" w:w="1584"/>
+            <w:shd w:val="clear" w:color="auto" w:fill="1E293B"/>
+            <w:tcMar>
+              <w:top w:w="60" w:type="dxa"/>
+              <w:bottom w:w="60" w:type="dxa"/>
+              <w:left w:w="80" w:type="dxa"/>
+              <w:right w:w="80" w:type="dxa"/>
+            </w:tcMar>
+          </w:tcPr>
+          <w:p>
+            <w:pPr>
+              <w:jc w:val="center"/>
+            </w:pPr>
+            <w:r>
+              <w:rPr>
+                <w:b/>
+                <w:color w:val="FFFFFF"/>
+                <w:sz w:val="16"/>
+              </w:rPr>
+              <w:t>BAMKS-D Idx</w:t>
+            </w:r>
+          </w:p>
+        </w:tc>
+        <w:tc>
+          <w:tcPr>
+            <w:tcW w:type="dxa" w:w="1584"/>
+            <w:shd w:val="clear" w:color="auto" w:fill="1E293B"/>
+            <w:tcMar>
+              <w:top w:w="60" w:type="dxa"/>
+              <w:bottom w:w="60" w:type="dxa"/>
+              <w:left w:w="80" w:type="dxa"/>
+              <w:right w:w="80" w:type="dxa"/>
+            </w:tcMar>
+          </w:tcPr>
+          <w:p>
+            <w:pPr>
+              <w:jc w:val="center"/>
+            </w:pPr>
+            <w:r>
+              <w:rPr>
+                <w:b/>
+                <w:color w:val="FFFFFF"/>
+                <w:sz w:val="16"/>
+              </w:rPr>
+              <w:t>BAMKS-D Full</w:t>
+            </w:r>
+          </w:p>
+        </w:tc>
         <w:tc>
           <w:tcPr>
             <w:tcW w:type="dxa" w:w="1440"/>
@@ -2944,21 +2865,23 @@
               <w:rPr>
                 <w:b/>
                 <w:color w:val="FFFFFF"/>
-                <w:sz w:val="17"/>
+                <w:sz w:val="16"/>
               </w:rPr>
-              <w:t>Files (L)</w:t>
+              <w:t>Speedup</w:t>
             </w:r>
           </w:p>
         </w:tc>
+      </w:tr>
+      <w:tr>
         <w:tc>
           <w:tcPr>
-            <w:tcW w:type="dxa" w:w="2160"/>
-            <w:shd w:val="clear" w:color="auto" w:fill="1E293B"/>
+            <w:tcW w:type="dxa" w:w="1152"/>
+            <w:shd w:val="clear" w:color="auto" w:fill="F8FAFC"/>
             <w:tcMar>
-              <w:top w:w="60" w:type="dxa"/>
-              <w:bottom w:w="60" w:type="dxa"/>
-              <w:left w:w="80" w:type="dxa"/>
-              <w:right w:w="80" w:type="dxa"/>
+              <w:top w:w="50" w:type="dxa"/>
+              <w:bottom w:w="50" w:type="dxa"/>
+              <w:left w:w="70" w:type="dxa"/>
+              <w:right w:w="70" w:type="dxa"/>
             </w:tcMar>
           </w:tcPr>
           <w:p>
@@ -2967,23 +2890,21 @@
             </w:pPr>
             <w:r>
               <w:rPr>
-                <w:b/>
-                <w:color w:val="FFFFFF"/>
-                <w:sz w:val="17"/>
+                <w:sz w:val="16"/>
               </w:rPr>
-              <w:t>Naive Re-enc (ms)</w:t>
+              <w:t>10</w:t>
             </w:r>
           </w:p>
         </w:tc>
         <w:tc>
           <w:tcPr>
-            <w:tcW w:type="dxa" w:w="2160"/>
-            <w:shd w:val="clear" w:color="auto" w:fill="1E293B"/>
+            <w:tcW w:type="dxa" w:w="1728"/>
+            <w:shd w:val="clear" w:color="auto" w:fill="F8FAFC"/>
             <w:tcMar>
-              <w:top w:w="60" w:type="dxa"/>
-              <w:bottom w:w="60" w:type="dxa"/>
-              <w:left w:w="80" w:type="dxa"/>
-              <w:right w:w="80" w:type="dxa"/>
+              <w:top w:w="50" w:type="dxa"/>
+              <w:bottom w:w="50" w:type="dxa"/>
+              <w:left w:w="70" w:type="dxa"/>
+              <w:right w:w="70" w:type="dxa"/>
             </w:tcMar>
           </w:tcPr>
           <w:p>
@@ -2992,23 +2913,21 @@
             </w:pPr>
             <w:r>
               <w:rPr>
-                <w:b/>
-                <w:color w:val="FFFFFF"/>
-                <w:sz w:val="17"/>
+                <w:sz w:val="16"/>
               </w:rPr>
-              <w:t>Cheng et al. [1] (ms)</w:t>
+              <w:t>0.49 [0.45]</w:t>
             </w:r>
           </w:p>
         </w:tc>
         <w:tc>
           <w:tcPr>
-            <w:tcW w:type="dxa" w:w="2160"/>
-            <w:shd w:val="clear" w:color="auto" w:fill="1E293B"/>
+            <w:tcW w:type="dxa" w:w="1728"/>
+            <w:shd w:val="clear" w:color="auto" w:fill="F8FAFC"/>
             <w:tcMar>
-              <w:top w:w="60" w:type="dxa"/>
-              <w:bottom w:w="60" w:type="dxa"/>
-              <w:left w:w="80" w:type="dxa"/>
-              <w:right w:w="80" w:type="dxa"/>
+              <w:top w:w="50" w:type="dxa"/>
+              <w:bottom w:w="50" w:type="dxa"/>
+              <w:left w:w="70" w:type="dxa"/>
+              <w:right w:w="70" w:type="dxa"/>
             </w:tcMar>
           </w:tcPr>
           <w:p>
@@ -3017,23 +2936,21 @@
             </w:pPr>
             <w:r>
               <w:rPr>
-                <w:b/>
-                <w:color w:val="FFFFFF"/>
-                <w:sz w:val="17"/>
+                <w:sz w:val="16"/>
               </w:rPr>
-              <w:t>BAMKS-D (ms)</w:t>
+              <w:t>0.003 [0.003]</w:t>
             </w:r>
           </w:p>
         </w:tc>
         <w:tc>
           <w:tcPr>
-            <w:tcW w:type="dxa" w:w="2160"/>
-            <w:shd w:val="clear" w:color="auto" w:fill="1E293B"/>
+            <w:tcW w:type="dxa" w:w="1728"/>
+            <w:shd w:val="clear" w:color="auto" w:fill="F8FAFC"/>
             <w:tcMar>
-              <w:top w:w="60" w:type="dxa"/>
-              <w:bottom w:w="60" w:type="dxa"/>
-              <w:left w:w="80" w:type="dxa"/>
-              <w:right w:w="80" w:type="dxa"/>
+              <w:top w:w="50" w:type="dxa"/>
+              <w:bottom w:w="50" w:type="dxa"/>
+              <w:left w:w="70" w:type="dxa"/>
+              <w:right w:w="70" w:type="dxa"/>
             </w:tcMar>
           </w:tcPr>
           <w:p>
@@ -3042,16 +2959,58 @@
             </w:pPr>
             <w:r>
               <w:rPr>
-                <w:b/>
-                <w:color w:val="FFFFFF"/>
-                <w:sz w:val="17"/>
+                <w:sz w:val="16"/>
               </w:rPr>
-              <w:t>Speedup (vs Cheng)</w:t>
+              <w:t>0.05 [0.05]</w:t>
             </w:r>
           </w:p>
         </w:tc>
-      </w:tr>
-      <w:tr>
+        <w:tc>
+          <w:tcPr>
+            <w:tcW w:type="dxa" w:w="1584"/>
+            <w:shd w:val="clear" w:color="auto" w:fill="F8FAFC"/>
+            <w:tcMar>
+              <w:top w:w="50" w:type="dxa"/>
+              <w:bottom w:w="50" w:type="dxa"/>
+              <w:left w:w="70" w:type="dxa"/>
+              <w:right w:w="70" w:type="dxa"/>
+            </w:tcMar>
+          </w:tcPr>
+          <w:p>
+            <w:pPr>
+              <w:jc w:val="center"/>
+            </w:pPr>
+            <w:r>
+              <w:rPr>
+                <w:sz w:val="16"/>
+              </w:rPr>
+              <w:t>0.23 [0.22]</w:t>
+            </w:r>
+          </w:p>
+        </w:tc>
+        <w:tc>
+          <w:tcPr>
+            <w:tcW w:type="dxa" w:w="1584"/>
+            <w:shd w:val="clear" w:color="auto" w:fill="F8FAFC"/>
+            <w:tcMar>
+              <w:top w:w="50" w:type="dxa"/>
+              <w:bottom w:w="50" w:type="dxa"/>
+              <w:left w:w="70" w:type="dxa"/>
+              <w:right w:w="70" w:type="dxa"/>
+            </w:tcMar>
+          </w:tcPr>
+          <w:p>
+            <w:pPr>
+              <w:jc w:val="center"/>
+            </w:pPr>
+            <w:r>
+              <w:rPr>
+                <w:sz w:val="16"/>
+              </w:rPr>
+              <w:t>0.27 [0.26]</w:t>
+            </w:r>
+          </w:p>
+        </w:tc>
         <w:tc>
           <w:tcPr>
             <w:tcW w:type="dxa" w:w="1440"/>
@@ -3069,16 +3028,18 @@
             </w:pPr>
             <w:r>
               <w:rPr>
-                <w:sz w:val="17"/>
+                <w:sz w:val="16"/>
               </w:rPr>
-              <w:t>10</w:t>
+              <w:t>0.01x / 0.17x</w:t>
             </w:r>
           </w:p>
         </w:tc>
+      </w:tr>
+      <w:tr>
         <w:tc>
           <w:tcPr>
-            <w:tcW w:type="dxa" w:w="2160"/>
-            <w:shd w:val="clear" w:color="auto" w:fill="F8FAFC"/>
+            <w:tcW w:type="dxa" w:w="1152"/>
+            <w:shd w:val="clear" w:color="auto" w:fill="FFFFFF"/>
             <w:tcMar>
               <w:top w:w="50" w:type="dxa"/>
               <w:bottom w:w="50" w:type="dxa"/>
@@ -3092,16 +3053,16 @@
             </w:pPr>
             <w:r>
               <w:rPr>
-                <w:sz w:val="17"/>
+                <w:sz w:val="16"/>
               </w:rPr>
-              <w:t>9.27 ± 27.57</w:t>
+              <w:t>50</w:t>
             </w:r>
           </w:p>
         </w:tc>
         <w:tc>
           <w:tcPr>
-            <w:tcW w:type="dxa" w:w="2160"/>
-            <w:shd w:val="clear" w:color="auto" w:fill="F8FAFC"/>
+            <w:tcW w:type="dxa" w:w="1728"/>
+            <w:shd w:val="clear" w:color="auto" w:fill="FFFFFF"/>
             <w:tcMar>
               <w:top w:w="50" w:type="dxa"/>
               <w:bottom w:w="50" w:type="dxa"/>
@@ -3115,16 +3076,16 @@
             </w:pPr>
             <w:r>
               <w:rPr>
-                <w:sz w:val="17"/>
+                <w:sz w:val="16"/>
               </w:rPr>
-              <w:t>0.019 ± 0.004</w:t>
+              <w:t>2.26 [2.20]</w:t>
             </w:r>
           </w:p>
         </w:tc>
         <w:tc>
           <w:tcPr>
-            <w:tcW w:type="dxa" w:w="2160"/>
-            <w:shd w:val="clear" w:color="auto" w:fill="F8FAFC"/>
+            <w:tcW w:type="dxa" w:w="1728"/>
+            <w:shd w:val="clear" w:color="auto" w:fill="FFFFFF"/>
             <w:tcMar>
               <w:top w:w="50" w:type="dxa"/>
               <w:bottom w:w="50" w:type="dxa"/>
@@ -3138,16 +3099,16 @@
             </w:pPr>
             <w:r>
               <w:rPr>
-                <w:sz w:val="17"/>
+                <w:sz w:val="16"/>
               </w:rPr>
-              <w:t>0.449 ± 0.087</w:t>
+              <w:t>0.015 [0.015]</w:t>
             </w:r>
           </w:p>
         </w:tc>
         <w:tc>
           <w:tcPr>
-            <w:tcW w:type="dxa" w:w="2160"/>
-            <w:shd w:val="clear" w:color="auto" w:fill="F8FAFC"/>
+            <w:tcW w:type="dxa" w:w="1728"/>
+            <w:shd w:val="clear" w:color="auto" w:fill="FFFFFF"/>
             <w:tcMar>
               <w:top w:w="50" w:type="dxa"/>
               <w:bottom w:w="50" w:type="dxa"/>
@@ -3161,14 +3122,58 @@
             </w:pPr>
             <w:r>
               <w:rPr>
-                <w:sz w:val="17"/>
+                <w:sz w:val="16"/>
               </w:rPr>
-              <w:t>0.04x</w:t>
+              <w:t>0.06 [0.06]</w:t>
             </w:r>
           </w:p>
         </w:tc>
-      </w:tr>
-      <w:tr>
+        <w:tc>
+          <w:tcPr>
+            <w:tcW w:type="dxa" w:w="1584"/>
+            <w:shd w:val="clear" w:color="auto" w:fill="FFFFFF"/>
+            <w:tcMar>
+              <w:top w:w="50" w:type="dxa"/>
+              <w:bottom w:w="50" w:type="dxa"/>
+              <w:left w:w="70" w:type="dxa"/>
+              <w:right w:w="70" w:type="dxa"/>
+            </w:tcMar>
+          </w:tcPr>
+          <w:p>
+            <w:pPr>
+              <w:jc w:val="center"/>
+            </w:pPr>
+            <w:r>
+              <w:rPr>
+                <w:sz w:val="16"/>
+              </w:rPr>
+              <w:t>0.23 [0.22]</w:t>
+            </w:r>
+          </w:p>
+        </w:tc>
+        <w:tc>
+          <w:tcPr>
+            <w:tcW w:type="dxa" w:w="1584"/>
+            <w:shd w:val="clear" w:color="auto" w:fill="FFFFFF"/>
+            <w:tcMar>
+              <w:top w:w="50" w:type="dxa"/>
+              <w:bottom w:w="50" w:type="dxa"/>
+              <w:left w:w="70" w:type="dxa"/>
+              <w:right w:w="70" w:type="dxa"/>
+            </w:tcMar>
+          </w:tcPr>
+          <w:p>
+            <w:pPr>
+              <w:jc w:val="center"/>
+            </w:pPr>
+            <w:r>
+              <w:rPr>
+                <w:sz w:val="16"/>
+              </w:rPr>
+              <w:t>0.27 [0.26]</w:t>
+            </w:r>
+          </w:p>
+        </w:tc>
         <w:tc>
           <w:tcPr>
             <w:tcW w:type="dxa" w:w="1440"/>
@@ -3186,16 +3191,18 @@
             </w:pPr>
             <w:r>
               <w:rPr>
-                <w:sz w:val="17"/>
+                <w:sz w:val="16"/>
               </w:rPr>
-              <w:t>50</w:t>
+              <w:t>0.06x / 0.23x</w:t>
             </w:r>
           </w:p>
         </w:tc>
+      </w:tr>
+      <w:tr>
         <w:tc>
           <w:tcPr>
-            <w:tcW w:type="dxa" w:w="2160"/>
-            <w:shd w:val="clear" w:color="auto" w:fill="FFFFFF"/>
+            <w:tcW w:type="dxa" w:w="1152"/>
+            <w:shd w:val="clear" w:color="auto" w:fill="F8FAFC"/>
             <w:tcMar>
               <w:top w:w="50" w:type="dxa"/>
               <w:bottom w:w="50" w:type="dxa"/>
@@ -3209,16 +3216,16 @@
             </w:pPr>
             <w:r>
               <w:rPr>
-                <w:sz w:val="17"/>
+                <w:sz w:val="16"/>
               </w:rPr>
-              <w:t>20.31 ± 1.72</w:t>
+              <w:t>100</w:t>
             </w:r>
           </w:p>
         </w:tc>
         <w:tc>
           <w:tcPr>
-            <w:tcW w:type="dxa" w:w="2160"/>
-            <w:shd w:val="clear" w:color="auto" w:fill="FFFFFF"/>
+            <w:tcW w:type="dxa" w:w="1728"/>
+            <w:shd w:val="clear" w:color="auto" w:fill="F8FAFC"/>
             <w:tcMar>
               <w:top w:w="50" w:type="dxa"/>
               <w:bottom w:w="50" w:type="dxa"/>
@@ -3232,16 +3239,16 @@
             </w:pPr>
             <w:r>
               <w:rPr>
-                <w:sz w:val="17"/>
+                <w:sz w:val="16"/>
               </w:rPr>
-              <w:t>0.084 ± 0.013</w:t>
+              <w:t>4.66 [4.57]</w:t>
             </w:r>
           </w:p>
         </w:tc>
         <w:tc>
           <w:tcPr>
-            <w:tcW w:type="dxa" w:w="2160"/>
-            <w:shd w:val="clear" w:color="auto" w:fill="FFFFFF"/>
+            <w:tcW w:type="dxa" w:w="1728"/>
+            <w:shd w:val="clear" w:color="auto" w:fill="F8FAFC"/>
             <w:tcMar>
               <w:top w:w="50" w:type="dxa"/>
               <w:bottom w:w="50" w:type="dxa"/>
@@ -3255,16 +3262,16 @@
             </w:pPr>
             <w:r>
               <w:rPr>
-                <w:sz w:val="17"/>
+                <w:sz w:val="16"/>
               </w:rPr>
-              <w:t>0.409 ± 0.050</w:t>
+              <w:t>0.032 [0.031]</w:t>
             </w:r>
           </w:p>
         </w:tc>
         <w:tc>
           <w:tcPr>
-            <w:tcW w:type="dxa" w:w="2160"/>
-            <w:shd w:val="clear" w:color="auto" w:fill="FFFFFF"/>
+            <w:tcW w:type="dxa" w:w="1728"/>
+            <w:shd w:val="clear" w:color="auto" w:fill="F8FAFC"/>
             <w:tcMar>
               <w:top w:w="50" w:type="dxa"/>
               <w:bottom w:w="50" w:type="dxa"/>
@@ -3278,14 +3285,58 @@
             </w:pPr>
             <w:r>
               <w:rPr>
-                <w:sz w:val="17"/>
+                <w:sz w:val="16"/>
               </w:rPr>
-              <w:t>0.21x</w:t>
+              <w:t>0.09 [0.08]</w:t>
             </w:r>
           </w:p>
         </w:tc>
-      </w:tr>
-      <w:tr>
+        <w:tc>
+          <w:tcPr>
+            <w:tcW w:type="dxa" w:w="1584"/>
+            <w:shd w:val="clear" w:color="auto" w:fill="F8FAFC"/>
+            <w:tcMar>
+              <w:top w:w="50" w:type="dxa"/>
+              <w:bottom w:w="50" w:type="dxa"/>
+              <w:left w:w="70" w:type="dxa"/>
+              <w:right w:w="70" w:type="dxa"/>
+            </w:tcMar>
+          </w:tcPr>
+          <w:p>
+            <w:pPr>
+              <w:jc w:val="center"/>
+            </w:pPr>
+            <w:r>
+              <w:rPr>
+                <w:sz w:val="16"/>
+              </w:rPr>
+              <w:t>0.22 [0.22]</w:t>
+            </w:r>
+          </w:p>
+        </w:tc>
+        <w:tc>
+          <w:tcPr>
+            <w:tcW w:type="dxa" w:w="1584"/>
+            <w:shd w:val="clear" w:color="auto" w:fill="F8FAFC"/>
+            <w:tcMar>
+              <w:top w:w="50" w:type="dxa"/>
+              <w:bottom w:w="50" w:type="dxa"/>
+              <w:left w:w="70" w:type="dxa"/>
+              <w:right w:w="70" w:type="dxa"/>
+            </w:tcMar>
+          </w:tcPr>
+          <w:p>
+            <w:pPr>
+              <w:jc w:val="center"/>
+            </w:pPr>
+            <w:r>
+              <w:rPr>
+                <w:sz w:val="16"/>
+              </w:rPr>
+              <w:t>0.27 [0.26]</w:t>
+            </w:r>
+          </w:p>
+        </w:tc>
         <w:tc>
           <w:tcPr>
             <w:tcW w:type="dxa" w:w="1440"/>
@@ -3303,16 +3354,18 @@
             </w:pPr>
             <w:r>
               <w:rPr>
-                <w:sz w:val="17"/>
+                <w:sz w:val="16"/>
               </w:rPr>
-              <w:t>100</w:t>
+              <w:t>0.12x / 0.34x</w:t>
             </w:r>
           </w:p>
         </w:tc>
+      </w:tr>
+      <w:tr>
         <w:tc>
           <w:tcPr>
-            <w:tcW w:type="dxa" w:w="2160"/>
-            <w:shd w:val="clear" w:color="auto" w:fill="F8FAFC"/>
+            <w:tcW w:type="dxa" w:w="1152"/>
+            <w:shd w:val="clear" w:color="auto" w:fill="FFFFFF"/>
             <w:tcMar>
               <w:top w:w="50" w:type="dxa"/>
               <w:bottom w:w="50" w:type="dxa"/>
@@ -3326,16 +3379,16 @@
             </w:pPr>
             <w:r>
               <w:rPr>
-                <w:sz w:val="17"/>
+                <w:sz w:val="16"/>
               </w:rPr>
-              <w:t>42.89 ± 3.74</w:t>
+              <w:t>500</w:t>
             </w:r>
           </w:p>
         </w:tc>
         <w:tc>
           <w:tcPr>
-            <w:tcW w:type="dxa" w:w="2160"/>
-            <w:shd w:val="clear" w:color="auto" w:fill="F8FAFC"/>
+            <w:tcW w:type="dxa" w:w="1728"/>
+            <w:shd w:val="clear" w:color="auto" w:fill="FFFFFF"/>
             <w:tcMar>
               <w:top w:w="50" w:type="dxa"/>
               <w:bottom w:w="50" w:type="dxa"/>
@@ -3349,16 +3402,16 @@
             </w:pPr>
             <w:r>
               <w:rPr>
-                <w:sz w:val="17"/>
+                <w:sz w:val="16"/>
               </w:rPr>
-              <w:t>0.164 ± 0.027</w:t>
+              <w:t>24.49 [23.39]</w:t>
             </w:r>
           </w:p>
         </w:tc>
         <w:tc>
           <w:tcPr>
-            <w:tcW w:type="dxa" w:w="2160"/>
-            <w:shd w:val="clear" w:color="auto" w:fill="F8FAFC"/>
+            <w:tcW w:type="dxa" w:w="1728"/>
+            <w:shd w:val="clear" w:color="auto" w:fill="FFFFFF"/>
             <w:tcMar>
               <w:top w:w="50" w:type="dxa"/>
               <w:bottom w:w="50" w:type="dxa"/>
@@ -3372,16 +3425,16 @@
             </w:pPr>
             <w:r>
               <w:rPr>
-                <w:sz w:val="17"/>
+                <w:sz w:val="16"/>
               </w:rPr>
-              <w:t>0.447 ± 0.101</w:t>
+              <w:t>0.183 [0.151]</w:t>
             </w:r>
           </w:p>
         </w:tc>
         <w:tc>
           <w:tcPr>
-            <w:tcW w:type="dxa" w:w="2160"/>
-            <w:shd w:val="clear" w:color="auto" w:fill="F8FAFC"/>
+            <w:tcW w:type="dxa" w:w="1728"/>
+            <w:shd w:val="clear" w:color="auto" w:fill="FFFFFF"/>
             <w:tcMar>
               <w:top w:w="50" w:type="dxa"/>
               <w:bottom w:w="50" w:type="dxa"/>
@@ -3395,14 +3448,58 @@
             </w:pPr>
             <w:r>
               <w:rPr>
-                <w:sz w:val="17"/>
+                <w:sz w:val="16"/>
               </w:rPr>
-              <w:t>0.37x</w:t>
+              <w:t>0.28 [0.25]</w:t>
             </w:r>
           </w:p>
         </w:tc>
-      </w:tr>
-      <w:tr>
+        <w:tc>
+          <w:tcPr>
+            <w:tcW w:type="dxa" w:w="1584"/>
+            <w:shd w:val="clear" w:color="auto" w:fill="FFFFFF"/>
+            <w:tcMar>
+              <w:top w:w="50" w:type="dxa"/>
+              <w:bottom w:w="50" w:type="dxa"/>
+              <w:left w:w="70" w:type="dxa"/>
+              <w:right w:w="70" w:type="dxa"/>
+            </w:tcMar>
+          </w:tcPr>
+          <w:p>
+            <w:pPr>
+              <w:jc w:val="center"/>
+            </w:pPr>
+            <w:r>
+              <w:rPr>
+                <w:sz w:val="16"/>
+              </w:rPr>
+              <w:t>0.25 [0.24]</w:t>
+            </w:r>
+          </w:p>
+        </w:tc>
+        <w:tc>
+          <w:tcPr>
+            <w:tcW w:type="dxa" w:w="1584"/>
+            <w:shd w:val="clear" w:color="auto" w:fill="FFFFFF"/>
+            <w:tcMar>
+              <w:top w:w="50" w:type="dxa"/>
+              <w:bottom w:w="50" w:type="dxa"/>
+              <w:left w:w="70" w:type="dxa"/>
+              <w:right w:w="70" w:type="dxa"/>
+            </w:tcMar>
+          </w:tcPr>
+          <w:p>
+            <w:pPr>
+              <w:jc w:val="center"/>
+            </w:pPr>
+            <w:r>
+              <w:rPr>
+                <w:sz w:val="16"/>
+              </w:rPr>
+              <w:t>0.31 [0.27]</w:t>
+            </w:r>
+          </w:p>
+        </w:tc>
         <w:tc>
           <w:tcPr>
             <w:tcW w:type="dxa" w:w="1440"/>
@@ -3420,16 +3517,18 @@
             </w:pPr>
             <w:r>
               <w:rPr>
-                <w:sz w:val="17"/>
+                <w:sz w:val="16"/>
               </w:rPr>
-              <w:t>500</w:t>
+              <w:t>0.58x / 0.90x</w:t>
             </w:r>
           </w:p>
         </w:tc>
+      </w:tr>
+      <w:tr>
         <w:tc>
           <w:tcPr>
-            <w:tcW w:type="dxa" w:w="2160"/>
-            <w:shd w:val="clear" w:color="auto" w:fill="FFFFFF"/>
+            <w:tcW w:type="dxa" w:w="1152"/>
+            <w:shd w:val="clear" w:color="auto" w:fill="F8FAFC"/>
             <w:tcMar>
               <w:top w:w="50" w:type="dxa"/>
               <w:bottom w:w="50" w:type="dxa"/>
@@ -3443,16 +3542,16 @@
             </w:pPr>
             <w:r>
               <w:rPr>
-                <w:sz w:val="17"/>
+                <w:sz w:val="16"/>
               </w:rPr>
-              <w:t>228.79 ± 18.76</w:t>
+              <w:t>1,000</w:t>
             </w:r>
           </w:p>
         </w:tc>
         <w:tc>
           <w:tcPr>
-            <w:tcW w:type="dxa" w:w="2160"/>
-            <w:shd w:val="clear" w:color="auto" w:fill="FFFFFF"/>
+            <w:tcW w:type="dxa" w:w="1728"/>
+            <w:shd w:val="clear" w:color="auto" w:fill="F8FAFC"/>
             <w:tcMar>
               <w:top w:w="50" w:type="dxa"/>
               <w:bottom w:w="50" w:type="dxa"/>
@@ -3466,16 +3565,16 @@
             </w:pPr>
             <w:r>
               <w:rPr>
-                <w:sz w:val="17"/>
+                <w:sz w:val="16"/>
               </w:rPr>
-              <w:t>0.816 ± 0.132</w:t>
+              <w:t>45.60 [45.54]</w:t>
             </w:r>
           </w:p>
         </w:tc>
         <w:tc>
           <w:tcPr>
-            <w:tcW w:type="dxa" w:w="2160"/>
-            <w:shd w:val="clear" w:color="auto" w:fill="FFFFFF"/>
+            <w:tcW w:type="dxa" w:w="1728"/>
+            <w:shd w:val="clear" w:color="auto" w:fill="F8FAFC"/>
             <w:tcMar>
               <w:top w:w="50" w:type="dxa"/>
               <w:bottom w:w="50" w:type="dxa"/>
@@ -3489,16 +3588,16 @@
             </w:pPr>
             <w:r>
               <w:rPr>
-                <w:sz w:val="17"/>
+                <w:sz w:val="16"/>
               </w:rPr>
-              <w:t>0.533 ± 0.217</w:t>
+              <w:t>0.325 [0.297]</w:t>
             </w:r>
           </w:p>
         </w:tc>
         <w:tc>
           <w:tcPr>
-            <w:tcW w:type="dxa" w:w="2160"/>
-            <w:shd w:val="clear" w:color="auto" w:fill="FFFFFF"/>
+            <w:tcW w:type="dxa" w:w="1728"/>
+            <w:shd w:val="clear" w:color="auto" w:fill="F8FAFC"/>
             <w:tcMar>
               <w:top w:w="50" w:type="dxa"/>
               <w:bottom w:w="50" w:type="dxa"/>
@@ -3512,14 +3611,58 @@
             </w:pPr>
             <w:r>
               <w:rPr>
-                <w:sz w:val="17"/>
+                <w:sz w:val="16"/>
               </w:rPr>
-              <w:t>1.53x</w:t>
+              <w:t>0.44 [0.41]</w:t>
             </w:r>
           </w:p>
         </w:tc>
-      </w:tr>
-      <w:tr>
+        <w:tc>
+          <w:tcPr>
+            <w:tcW w:type="dxa" w:w="1584"/>
+            <w:shd w:val="clear" w:color="auto" w:fill="F8FAFC"/>
+            <w:tcMar>
+              <w:top w:w="50" w:type="dxa"/>
+              <w:bottom w:w="50" w:type="dxa"/>
+              <w:left w:w="70" w:type="dxa"/>
+              <w:right w:w="70" w:type="dxa"/>
+            </w:tcMar>
+          </w:tcPr>
+          <w:p>
+            <w:pPr>
+              <w:jc w:val="center"/>
+            </w:pPr>
+            <w:r>
+              <w:rPr>
+                <w:sz w:val="16"/>
+              </w:rPr>
+              <w:t>0.23 [0.23]</w:t>
+            </w:r>
+          </w:p>
+        </w:tc>
+        <w:tc>
+          <w:tcPr>
+            <w:tcW w:type="dxa" w:w="1584"/>
+            <w:shd w:val="clear" w:color="auto" w:fill="F8FAFC"/>
+            <w:tcMar>
+              <w:top w:w="50" w:type="dxa"/>
+              <w:bottom w:w="50" w:type="dxa"/>
+              <w:left w:w="70" w:type="dxa"/>
+              <w:right w:w="70" w:type="dxa"/>
+            </w:tcMar>
+          </w:tcPr>
+          <w:p>
+            <w:pPr>
+              <w:jc w:val="center"/>
+            </w:pPr>
+            <w:r>
+              <w:rPr>
+                <w:sz w:val="16"/>
+              </w:rPr>
+              <w:t>0.28 [0.27]</w:t>
+            </w:r>
+          </w:p>
+        </w:tc>
         <w:tc>
           <w:tcPr>
             <w:tcW w:type="dxa" w:w="1440"/>
@@ -3537,16 +3680,18 @@
             </w:pPr>
             <w:r>
               <w:rPr>
-                <w:sz w:val="17"/>
+                <w:sz w:val="16"/>
               </w:rPr>
-              <w:t>1,000</w:t>
+              <w:t>1.15x / 1.56x</w:t>
             </w:r>
           </w:p>
         </w:tc>
+      </w:tr>
+      <w:tr>
         <w:tc>
           <w:tcPr>
-            <w:tcW w:type="dxa" w:w="2160"/>
-            <w:shd w:val="clear" w:color="auto" w:fill="F8FAFC"/>
+            <w:tcW w:type="dxa" w:w="1152"/>
+            <w:shd w:val="clear" w:color="auto" w:fill="FFFFFF"/>
             <w:tcMar>
               <w:top w:w="50" w:type="dxa"/>
               <w:bottom w:w="50" w:type="dxa"/>
@@ -3560,16 +3705,16 @@
             </w:pPr>
             <w:r>
               <w:rPr>
-                <w:sz w:val="17"/>
+                <w:sz w:val="16"/>
               </w:rPr>
-              <w:t>467.08 ± 45.65</w:t>
+              <w:t>2,000</w:t>
             </w:r>
           </w:p>
         </w:tc>
         <w:tc>
           <w:tcPr>
-            <w:tcW w:type="dxa" w:w="2160"/>
-            <w:shd w:val="clear" w:color="auto" w:fill="F8FAFC"/>
+            <w:tcW w:type="dxa" w:w="1728"/>
+            <w:shd w:val="clear" w:color="auto" w:fill="FFFFFF"/>
             <w:tcMar>
               <w:top w:w="50" w:type="dxa"/>
               <w:bottom w:w="50" w:type="dxa"/>
@@ -3583,16 +3728,16 @@
             </w:pPr>
             <w:r>
               <w:rPr>
-                <w:sz w:val="17"/>
+                <w:sz w:val="16"/>
               </w:rPr>
-              <w:t>1.559 ± 0.243</w:t>
+              <w:t>103.32 [98.32]</w:t>
             </w:r>
           </w:p>
         </w:tc>
         <w:tc>
           <w:tcPr>
-            <w:tcW w:type="dxa" w:w="2160"/>
-            <w:shd w:val="clear" w:color="auto" w:fill="F8FAFC"/>
+            <w:tcW w:type="dxa" w:w="1728"/>
+            <w:shd w:val="clear" w:color="auto" w:fill="FFFFFF"/>
             <w:tcMar>
               <w:top w:w="50" w:type="dxa"/>
               <w:bottom w:w="50" w:type="dxa"/>
@@ -3606,16 +3751,16 @@
             </w:pPr>
             <w:r>
               <w:rPr>
-                <w:sz w:val="17"/>
+                <w:sz w:val="16"/>
               </w:rPr>
-              <w:t>0.486 ± 0.070</w:t>
+              <w:t>0.662 [0.602]</w:t>
             </w:r>
           </w:p>
         </w:tc>
         <w:tc>
           <w:tcPr>
-            <w:tcW w:type="dxa" w:w="2160"/>
-            <w:shd w:val="clear" w:color="auto" w:fill="F8FAFC"/>
+            <w:tcW w:type="dxa" w:w="1728"/>
+            <w:shd w:val="clear" w:color="auto" w:fill="FFFFFF"/>
             <w:tcMar>
               <w:top w:w="50" w:type="dxa"/>
               <w:bottom w:w="50" w:type="dxa"/>
@@ -3629,14 +3774,58 @@
             </w:pPr>
             <w:r>
               <w:rPr>
-                <w:sz w:val="17"/>
+                <w:sz w:val="16"/>
               </w:rPr>
-              <w:t>3.20x</w:t>
+              <w:t>0.79 [0.74]</w:t>
             </w:r>
           </w:p>
         </w:tc>
-      </w:tr>
-      <w:tr>
+        <w:tc>
+          <w:tcPr>
+            <w:tcW w:type="dxa" w:w="1584"/>
+            <w:shd w:val="clear" w:color="auto" w:fill="FFFFFF"/>
+            <w:tcMar>
+              <w:top w:w="50" w:type="dxa"/>
+              <w:bottom w:w="50" w:type="dxa"/>
+              <w:left w:w="70" w:type="dxa"/>
+              <w:right w:w="70" w:type="dxa"/>
+            </w:tcMar>
+          </w:tcPr>
+          <w:p>
+            <w:pPr>
+              <w:jc w:val="center"/>
+            </w:pPr>
+            <w:r>
+              <w:rPr>
+                <w:sz w:val="16"/>
+              </w:rPr>
+              <w:t>0.25 [0.24]</w:t>
+            </w:r>
+          </w:p>
+        </w:tc>
+        <w:tc>
+          <w:tcPr>
+            <w:tcW w:type="dxa" w:w="1584"/>
+            <w:shd w:val="clear" w:color="auto" w:fill="FFFFFF"/>
+            <w:tcMar>
+              <w:top w:w="50" w:type="dxa"/>
+              <w:bottom w:w="50" w:type="dxa"/>
+              <w:left w:w="70" w:type="dxa"/>
+              <w:right w:w="70" w:type="dxa"/>
+            </w:tcMar>
+          </w:tcPr>
+          <w:p>
+            <w:pPr>
+              <w:jc w:val="center"/>
+            </w:pPr>
+            <w:r>
+              <w:rPr>
+                <w:sz w:val="16"/>
+              </w:rPr>
+              <w:t>0.32 [0.27]</w:t>
+            </w:r>
+          </w:p>
+        </w:tc>
         <w:tc>
           <w:tcPr>
             <w:tcW w:type="dxa" w:w="1440"/>
@@ -3654,16 +3843,18 @@
             </w:pPr>
             <w:r>
               <w:rPr>
-                <w:sz w:val="17"/>
+                <w:sz w:val="16"/>
               </w:rPr>
-              <w:t>2,000</w:t>
+              <w:t>2.04x / 2.42x</w:t>
             </w:r>
           </w:p>
         </w:tc>
+      </w:tr>
+      <w:tr>
         <w:tc>
           <w:tcPr>
-            <w:tcW w:type="dxa" w:w="2160"/>
-            <w:shd w:val="clear" w:color="auto" w:fill="FFFFFF"/>
+            <w:tcW w:type="dxa" w:w="1152"/>
+            <w:shd w:val="clear" w:color="auto" w:fill="EFF6FF"/>
             <w:tcMar>
               <w:top w:w="50" w:type="dxa"/>
               <w:bottom w:w="50" w:type="dxa"/>
@@ -3677,16 +3868,16 @@
             </w:pPr>
             <w:r>
               <w:rPr>
-                <w:sz w:val="17"/>
+                <w:sz w:val="16"/>
               </w:rPr>
-              <w:t>906.05 ± 77.24</w:t>
+              <w:t>5,000</w:t>
             </w:r>
           </w:p>
         </w:tc>
         <w:tc>
           <w:tcPr>
-            <w:tcW w:type="dxa" w:w="2160"/>
-            <w:shd w:val="clear" w:color="auto" w:fill="FFFFFF"/>
+            <w:tcW w:type="dxa" w:w="1728"/>
+            <w:shd w:val="clear" w:color="auto" w:fill="EFF6FF"/>
             <w:tcMar>
               <w:top w:w="50" w:type="dxa"/>
               <w:bottom w:w="50" w:type="dxa"/>
@@ -3700,16 +3891,16 @@
             </w:pPr>
             <w:r>
               <w:rPr>
-                <w:sz w:val="17"/>
+                <w:sz w:val="16"/>
               </w:rPr>
-              <w:t>3.323 ± 1.478</w:t>
+              <w:t>243.64 [238.70]</w:t>
             </w:r>
           </w:p>
         </w:tc>
         <w:tc>
           <w:tcPr>
-            <w:tcW w:type="dxa" w:w="2160"/>
-            <w:shd w:val="clear" w:color="auto" w:fill="FFFFFF"/>
+            <w:tcW w:type="dxa" w:w="1728"/>
+            <w:shd w:val="clear" w:color="auto" w:fill="EFF6FF"/>
             <w:tcMar>
               <w:top w:w="50" w:type="dxa"/>
               <w:bottom w:w="50" w:type="dxa"/>
@@ -3723,16 +3914,16 @@
             </w:pPr>
             <w:r>
               <w:rPr>
-                <w:sz w:val="17"/>
+                <w:sz w:val="16"/>
               </w:rPr>
-              <w:t>0.559 ± 0.143</w:t>
+              <w:t>1.772 [1.479]</w:t>
             </w:r>
           </w:p>
         </w:tc>
         <w:tc>
           <w:tcPr>
-            <w:tcW w:type="dxa" w:w="2160"/>
-            <w:shd w:val="clear" w:color="auto" w:fill="FFFFFF"/>
+            <w:tcW w:type="dxa" w:w="1728"/>
+            <w:shd w:val="clear" w:color="auto" w:fill="EFF6FF"/>
             <w:tcMar>
               <w:top w:w="50" w:type="dxa"/>
               <w:bottom w:w="50" w:type="dxa"/>
@@ -3746,14 +3937,58 @@
             </w:pPr>
             <w:r>
               <w:rPr>
-                <w:sz w:val="17"/>
+                <w:sz w:val="16"/>
               </w:rPr>
-              <w:t>5.94x</w:t>
+              <w:t>1.84 [1.60]</w:t>
             </w:r>
           </w:p>
         </w:tc>
-      </w:tr>
-      <w:tr>
+        <w:tc>
+          <w:tcPr>
+            <w:tcW w:type="dxa" w:w="1584"/>
+            <w:shd w:val="clear" w:color="auto" w:fill="EFF6FF"/>
+            <w:tcMar>
+              <w:top w:w="50" w:type="dxa"/>
+              <w:bottom w:w="50" w:type="dxa"/>
+              <w:left w:w="70" w:type="dxa"/>
+              <w:right w:w="70" w:type="dxa"/>
+            </w:tcMar>
+          </w:tcPr>
+          <w:p>
+            <w:pPr>
+              <w:jc w:val="center"/>
+            </w:pPr>
+            <w:r>
+              <w:rPr>
+                <w:sz w:val="16"/>
+              </w:rPr>
+              <w:t>0.25 [0.24]</w:t>
+            </w:r>
+          </w:p>
+        </w:tc>
+        <w:tc>
+          <w:tcPr>
+            <w:tcW w:type="dxa" w:w="1584"/>
+            <w:shd w:val="clear" w:color="auto" w:fill="EFF6FF"/>
+            <w:tcMar>
+              <w:top w:w="50" w:type="dxa"/>
+              <w:bottom w:w="50" w:type="dxa"/>
+              <w:left w:w="70" w:type="dxa"/>
+              <w:right w:w="70" w:type="dxa"/>
+            </w:tcMar>
+          </w:tcPr>
+          <w:p>
+            <w:pPr>
+              <w:jc w:val="center"/>
+            </w:pPr>
+            <w:r>
+              <w:rPr>
+                <w:sz w:val="16"/>
+              </w:rPr>
+              <w:t>0.34 [0.31]</w:t>
+            </w:r>
+          </w:p>
+        </w:tc>
         <w:tc>
           <w:tcPr>
             <w:tcW w:type="dxa" w:w="1440"/>
@@ -3773,109 +4008,9 @@
               <w:rPr>
                 <w:b/>
                 <w:color w:val="1D4ED8"/>
-                <w:sz w:val="17"/>
+                <w:sz w:val="16"/>
               </w:rPr>
-              <w:t>5,000</w:t>
-            </w:r>
-          </w:p>
-        </w:tc>
-        <w:tc>
-          <w:tcPr>
-            <w:tcW w:type="dxa" w:w="2160"/>
-            <w:shd w:val="clear" w:color="auto" w:fill="EFF6FF"/>
-            <w:tcMar>
-              <w:top w:w="50" w:type="dxa"/>
-              <w:bottom w:w="50" w:type="dxa"/>
-              <w:left w:w="70" w:type="dxa"/>
-              <w:right w:w="70" w:type="dxa"/>
-            </w:tcMar>
-          </w:tcPr>
-          <w:p>
-            <w:pPr>
-              <w:jc w:val="center"/>
-            </w:pPr>
-            <w:r>
-              <w:rPr>
-                <w:b/>
-                <w:color w:val="1D4ED8"/>
-                <w:sz w:val="17"/>
-              </w:rPr>
-              <w:t>2,363.01 ± 125.24</w:t>
-            </w:r>
-          </w:p>
-        </w:tc>
-        <w:tc>
-          <w:tcPr>
-            <w:tcW w:type="dxa" w:w="2160"/>
-            <w:shd w:val="clear" w:color="auto" w:fill="EFF6FF"/>
-            <w:tcMar>
-              <w:top w:w="50" w:type="dxa"/>
-              <w:bottom w:w="50" w:type="dxa"/>
-              <w:left w:w="70" w:type="dxa"/>
-              <w:right w:w="70" w:type="dxa"/>
-            </w:tcMar>
-          </w:tcPr>
-          <w:p>
-            <w:pPr>
-              <w:jc w:val="center"/>
-            </w:pPr>
-            <w:r>
-              <w:rPr>
-                <w:b/>
-                <w:color w:val="1D4ED8"/>
-                <w:sz w:val="17"/>
-              </w:rPr>
-              <w:t>8.112 ± 1.185</w:t>
-            </w:r>
-          </w:p>
-        </w:tc>
-        <w:tc>
-          <w:tcPr>
-            <w:tcW w:type="dxa" w:w="2160"/>
-            <w:shd w:val="clear" w:color="auto" w:fill="EFF6FF"/>
-            <w:tcMar>
-              <w:top w:w="50" w:type="dxa"/>
-              <w:bottom w:w="50" w:type="dxa"/>
-              <w:left w:w="70" w:type="dxa"/>
-              <w:right w:w="70" w:type="dxa"/>
-            </w:tcMar>
-          </w:tcPr>
-          <w:p>
-            <w:pPr>
-              <w:jc w:val="center"/>
-            </w:pPr>
-            <w:r>
-              <w:rPr>
-                <w:b/>
-                <w:color w:val="1D4ED8"/>
-                <w:sz w:val="17"/>
-              </w:rPr>
-              <w:t>0.670 ± 0.181</w:t>
-            </w:r>
-          </w:p>
-        </w:tc>
-        <w:tc>
-          <w:tcPr>
-            <w:tcW w:type="dxa" w:w="2160"/>
-            <w:shd w:val="clear" w:color="auto" w:fill="EFF6FF"/>
-            <w:tcMar>
-              <w:top w:w="50" w:type="dxa"/>
-              <w:bottom w:w="50" w:type="dxa"/>
-              <w:left w:w="70" w:type="dxa"/>
-              <w:right w:w="70" w:type="dxa"/>
-            </w:tcMar>
-          </w:tcPr>
-          <w:p>
-            <w:pPr>
-              <w:jc w:val="center"/>
-            </w:pPr>
-            <w:r>
-              <w:rPr>
-                <w:b/>
-                <w:color w:val="1D4ED8"/>
-                <w:sz w:val="17"/>
-              </w:rPr>
-              <w:t>12.11x</w:t>
+              <w:t>5.27x / 5.46x</w:t>
             </w:r>
           </w:p>
         </w:tc>
@@ -3885,6 +4020,59 @@
       <w:pPr>
         <w:spacing w:after="120"/>
       </w:pPr>
+    </w:p>
+    <w:p>
+      <w:pPr>
+        <w:jc w:val="center"/>
+      </w:pPr>
+    </w:p>
+    <w:p>
+      <w:r>
+        <w:drawing>
+          <wp:inline xmlns:a="http://schemas.openxmlformats.org/drawingml/2006/main" xmlns:pic="http://schemas.openxmlformats.org/drawingml/2006/picture">
+            <wp:extent cx="5486400" cy="3526971"/>
+            <wp:docPr id="2" name="Picture 2"/>
+            <wp:cNvGraphicFramePr>
+              <a:graphicFrameLocks noChangeAspect="1"/>
+            </wp:cNvGraphicFramePr>
+            <a:graphic>
+              <a:graphicData uri="http://schemas.openxmlformats.org/drawingml/2006/picture">
+                <pic:pic>
+                  <pic:nvPicPr>
+                    <pic:cNvPr id="0" name="chart_scalability_multi_n.png"/>
+                    <pic:cNvPicPr/>
+                  </pic:nvPicPr>
+                  <pic:blipFill>
+                    <a:blip r:embed="rId10"/>
+                    <a:stretch>
+                      <a:fillRect/>
+                    </a:stretch>
+                  </pic:blipFill>
+                  <pic:spPr>
+                    <a:xfrm>
+                      <a:off x="0" y="0"/>
+                      <a:ext cx="5486400" cy="3526971"/>
+                    </a:xfrm>
+                    <a:prstGeom prst="rect"/>
+                  </pic:spPr>
+                </pic:pic>
+              </a:graphicData>
+            </a:graphic>
+          </wp:inline>
+        </w:drawing>
+      </w:r>
+    </w:p>
+    <w:p>
+      <w:pPr>
+        <w:jc w:val="center"/>
+      </w:pPr>
+      <w:r>
+        <w:rPr>
+          <w:b/>
+          <w:sz w:val="18"/>
+        </w:rPr>
+        <w:t>Fig. 2. Scalability: Naive vs. Cheng et al. vs. BAMKS-D (m=3, 30 independent runs).</w:t>
+      </w:r>
     </w:p>
     <w:p>
       <w:pPr>
@@ -3912,20 +4100,7 @@
           <w:rFonts w:ascii="Times New Roman" w:hAnsi="Times New Roman"/>
           <w:sz w:val="20"/>
         </w:rPr>
-        <w:t>For small datasets (L &lt;= 100), Cheng et al. Section 5.10 index update is faster (0.02-0.16 ms) because updating a few dozen tokens via modular multiplication incurs less overhead than AES-GCM file encryption. However, because Cheng et al. scales linearly as O(L * m), the break-even crossover occurs at L ~ 300 documents (via linear interpolation between L=100 and L=500) and asymptotically at L ~ 410 against the L=5,000 measurement (0.67 ms). At L=5,000, BAMKS-D addition remains flat (0.67 ms), delivering a 12.11x speedup over Cheng et al. and a 3,527.7x speedup over naive full re-encryption (2,363 ms).</w:t>
-      </w:r>
-    </w:p>
-    <w:p>
-      <w:pPr>
-        <w:spacing w:before="0" w:after="80" w:line="276" w:lineRule="auto"/>
-        <w:jc w:val="both"/>
-      </w:pPr>
-      <w:r>
-        <w:rPr>
-          <w:rFonts w:ascii="Times New Roman" w:hAnsi="Times New Roman"/>
-          <w:sz w:val="20"/>
-        </w:rPr>
-        <w:t>Index storage scales strictly linearly: 4,098 bytes for the 8 baseline records (512.2 B/doc including schema metadata), with 10 added records consuming 4,520 bytes (452.0 B/doc).</w:t>
+        <w:t>Evaluating pure index updates, Cheng et al. is faster for L &lt;= 500 because computing modular multiplications takes less CPU time than modular exponentiations. The break-even crossover occurs at L ~ 800 documents for pure index operations, beyond which BAMKS-D achieves a 5.27x speedup at L = 5,000 files. In contrast, under like-for-like end-to-end file addition (including AES encryption of the new record), the crossover occurs at L ~ 600 files, reaching a 5.46x speedup over Cheng et al. and a 724.0x speedup over naive full re-encryption (243.6 ms).</w:t>
       </w:r>
     </w:p>
     <w:p>
@@ -3955,17 +4130,15 @@
         </w:rPr>
         <w:t>To ensure complete academic transparency, we explicitly document the prototype limitations of this study:</w:t>
         <w:br/>
-        <w:t>• Simulated Group Algebra: Field operations are evaluated in (Z_P*, *) using P = 2^256 - 2^32 - 977. This group has order P-1 (composite) and does not possess a bilinear map. Formal pairing-based security reductions require porting to a Type-III pairing curve (e.g., BN254 or BLS12-381).</w:t>
+        <w:t>• Simulated Group Algebra: Field operations are evaluated in (Z_P*, *) using P = 2^256 - 2^32 - 977. This group has order P-1 (composite) and does not possess a bilinear map. Formal pairing-based security reductions require porting to a Type-III pairing curve (e.g., BN254).</w:t>
         <w:br/>
-        <w:t>• Prototype CSP Separation: In the software demonstration script, the CSP search function receives parameters eta and phi directly. In production, bilinear pairings are required to evaluate matching without disclosing secrets.</w:t>
+        <w:t>• Off-Chain Verification Scope: Aggregated Schnorr NIZK verification is executed off-chain by the edge or client node; the on-chain smart contract enforces non-revocation membership and query binding.</w:t>
         <w:br/>
-        <w:t>• Access-Pattern &amp; Token Leakage: Keyword tokens are deterministic per keyword across documents. Consequently, an untrusted CSP can observe document frequency and search access patterns over time. Addressing access pattern leakage via ORAM or forward-private searchable encryption [19] is vital future work.</w:t>
+        <w:t>• Deterministic Keyword Tokens: Keyword tokens are deterministic per keyword across documents. Consequently, an untrusted CSP can observe document frequency and search access patterns over time. Addressing access pattern leakage via ORAM or forward-private searchable encryption [20] is vital future work.</w:t>
         <w:br/>
-        <w:t>• Simulated Policy Evaluation: In the functional demonstration test suite, CP-ABE access policy satisfaction is evaluated via attribute set logic rather than an algebraic LSSS pairing engine.</w:t>
+        <w:t>• Access Control Model: registerDocument permits multi-owner document onboarding without whitelist gating; deleteDocument is restricted to document owners or the contract administrator.</w:t>
         <w:br/>
-        <w:t>• Evaluation Dataset: The test suite utilizes 8 synthetic clinical records authored to model clinical formats (ECG, MRI, telemetry).</w:t>
-        <w:br/>
-        <w:t>• Local vs. On-Chain Latency: Local state flag updates take &lt; 0.001 ms in memory, whereas on-chain confirmation on Ethereum Sepolia requires block mining (21.83 s confirmation for deletion; 35.22 s for registration).</w:t>
+        <w:t>• Local vs. On-Chain Latency: Local state flag updates take &lt; 0.001 ms in memory, whereas on-chain confirmation on Ethereum Sepolia requires block mining (10.37 s confirmation for deletion; 13.71 s for registration).</w:t>
       </w:r>
     </w:p>
     <w:p>
@@ -3993,7 +4166,7 @@
           <w:rFonts w:ascii="Times New Roman" w:hAnsi="Times New Roman"/>
           <w:sz w:val="20"/>
         </w:rPr>
-        <w:t>This paper presented BAMKS-D, an algorithmic prototype and architecture integration layer addressing the dynamic file update challenge in blockchain-assisted ABKS. By decoupling inverted index generation, BAMKS-D achieves O(m) single-file additions, yielding a 12.11x speedup over Cheng et al. Section 5.10 index updates at L=5,000 files (and 3,527.7x over naive re-encryption). On-chain revocation is enforced in O(1) constant time via EVM mapping storage on Ethereum Sepolia. Future research will explore bilinear pairing integration on BN254 curves and forward-private multi-keyword search.</w:t>
+        <w:t>This paper presented BAMKS-D, an algorithmic prototype and architecture integration layer addressing the dynamic file update challenge in blockchain-assisted ABKS. By decoupling inverted index generation, BAMKS-D achieves O(m) single-file additions, yielding a 5.27x pure index speedup (and 5.46x full add speedup) over Cheng et al. Section 5.10 index updates at L=5,000 files (and 724.0x over naive re-encryption). On-chain revocation is enforced in O(1) constant time via EVM mapping storage on Ethereum Sepolia.</w:t>
       </w:r>
     </w:p>
     <w:p>
@@ -4021,7 +4194,7 @@
           <w:rFonts w:ascii="Times New Roman" w:hAnsi="Times New Roman"/>
           <w:sz w:val="20"/>
         </w:rPr>
-        <w:t>Complete reproducible source code, Solidity contracts, clinical sample datasets, and benchmark scripts are openly available on GitHub at: https://github.com/Prashant8991/BAMKS.git. Verified Ethereum Sepolia contract: 0xfDC8615Bf6483c3B0f39c330F55A56Cb0f08C8D3.</w:t>
+        <w:t>Complete reproducible source code, Solidity contracts, clinical sample datasets, and benchmark scripts are openly available on GitHub at: https://github.com/Prashant8991/BAMKS.git. Verified Ethereum Sepolia contract: 0x17b09aad051BcD92EcfF3F08d87B1b333287cB1F.</w:t>
       </w:r>
     </w:p>
     <w:p>
@@ -4131,7 +4304,7 @@
           <w:rFonts w:ascii="Times New Roman" w:hAnsi="Times New Roman"/>
           <w:sz w:val="17"/>
         </w:rPr>
-        <w:t>[5] D. Boneh, G. Di Crescenzo, R. Ostrovsky, and G. Persiano, 'Public Key Encryption with Keyword Search,' in Eurocrypt 2004, LNCS vol. 3027, Springer, 2004, pp. 506–522. DOI: 10.1007/978-3-540-24676-3_30.</w:t>
+        <w:t>[5] D. Zhang, S. Wang, Q. Zhang, and Y. Zhang, 'Attribute based conjunctive keywords search with verifiability and fair payment using blockchain,' IEEE Trans. Serv. Comput., vol. 16, no. 6, pp. 4168–4182, 2023. DOI: 10.1109/TSC.2023.3308170.</w:t>
       </w:r>
     </w:p>
     <w:p>
@@ -4144,7 +4317,7 @@
           <w:rFonts w:ascii="Times New Roman" w:hAnsi="Times New Roman"/>
           <w:sz w:val="17"/>
         </w:rPr>
-        <w:t>[6] J. Bethencourt, A. Sahai, and B. Waters, 'Ciphertext-Policy Attribute-Based Encryption,' in IEEE Symposium on Security and Privacy (S&amp;P), 2007, pp. 321–334. DOI: 10.1109/SP.2007.11.</w:t>
+        <w:t>[6] Q. Zheng, S. Xu, and G. Ateniese, 'VABKS: Verifiable attribute-based keyword search over outsourced encrypted data,' in Proc. IEEE INFOCOM 2014, 2014, pp. 522–530. DOI: 10.1109/INFOCOM.2014.6848198.</w:t>
       </w:r>
     </w:p>
     <w:p>
@@ -4157,7 +4330,7 @@
           <w:rFonts w:ascii="Times New Roman" w:hAnsi="Times New Roman"/>
           <w:sz w:val="17"/>
         </w:rPr>
-        <w:t>[7] A. Sahai and B. Waters, 'Fuzzy Identity-Based Encryption,' in Eurocrypt 2005, LNCS vol. 3494, Springer, 2005, pp. 457–473. DOI: 10.1007/11426639_27.</w:t>
+        <w:t>[7] D. Boneh, G. Di Crescenzo, R. Ostrovsky, and G. Persiano, 'Public key encryption with keyword search,' in Eurocrypt 2004, LNCS vol. 3027, Springer, 2004, pp. 506–522. DOI: 10.1007/978-3-540-24676-3_30.</w:t>
       </w:r>
     </w:p>
     <w:p>
@@ -4170,7 +4343,7 @@
           <w:rFonts w:ascii="Times New Roman" w:hAnsi="Times New Roman"/>
           <w:sz w:val="17"/>
         </w:rPr>
-        <w:t>[8] B. Waters, 'Ciphertext-Policy Attribute-Based Encryption: An Expressive, Efficient, and Provably Secure Realization,' in PKC 2011, LNCS vol. 6571, Springer, 2011, pp. 53–70. DOI: 10.1007/978-3-642-19377-4_4.</w:t>
+        <w:t>[8] J. Bethencourt, A. Sahai, and B. Waters, 'Ciphertext-policy attribute-based encryption,' in IEEE Symposium on Security and Privacy (S&amp;P), 2007, pp. 321–334. DOI: 10.1109/SP.2007.11.</w:t>
       </w:r>
     </w:p>
     <w:p>
@@ -4183,7 +4356,7 @@
           <w:rFonts w:ascii="Times New Roman" w:hAnsi="Times New Roman"/>
           <w:sz w:val="17"/>
         </w:rPr>
-        <w:t>[9] J. Li, Y. Zhang, X. Chen, and Y. Xiang, 'Secure attribute-based data sharing for resource-constrained users in cloud computing,' IEEE Trans. Dependable Secure Comput., vol. 18, no. 2, pp. 784–795, 2021. DOI: 10.1109/TDSC.2019.2894101.</w:t>
+        <w:t>[9] A. Sahai and B. Waters, 'Fuzzy identity-based encryption,' in Eurocrypt 2005, LNCS vol. 3494, Springer, 2005, pp. 457–473. DOI: 10.1007/11426639_27.</w:t>
       </w:r>
     </w:p>
     <w:p>
@@ -4196,7 +4369,7 @@
           <w:rFonts w:ascii="Times New Roman" w:hAnsi="Times New Roman"/>
           <w:sz w:val="17"/>
         </w:rPr>
-        <w:t>[10] K. Zhang, Z. Jiang, J. Ning, and X. Huang, 'Subversion-resistant and consistent attribute-based keyword search for secure cloud storage,' IEEE Trans. Inf. Forensics Security, vol. 17, pp. 1771–1784, 2022. DOI: 10.1109/TIFS.2022.3168233.</w:t>
+        <w:t>[10] B. Waters, 'Ciphertext-policy attribute-based encryption: An expressive, efficient, and provably secure realization,' in PKC 2011, LNCS vol. 6571, Springer, 2011, pp. 53–70. DOI: 10.1007/978-3-642-19377-4_4.</w:t>
       </w:r>
     </w:p>
     <w:p>
@@ -4209,7 +4382,7 @@
           <w:rFonts w:ascii="Times New Roman" w:hAnsi="Times New Roman"/>
           <w:sz w:val="17"/>
         </w:rPr>
-        <w:t>[11] C. P. Schnorr, 'Efficient signature generation by smart cards,' Journal of Cryptology, vol. 4, no. 3, pp. 161–174, 1991. DOI: 10.1007/BF00196725.</w:t>
+        <w:t>[11] V. Goyal, O. Pandey, A. Sahai, and B. Waters, 'Attribute-based encryption for fine-grained access control of encrypted data,' in ACM CCS 2006, 2006, pp. 89–98. DOI: 10.1145/1180405.1180418.</w:t>
       </w:r>
     </w:p>
     <w:p>
@@ -4222,7 +4395,7 @@
           <w:rFonts w:ascii="Times New Roman" w:hAnsi="Times New Roman"/>
           <w:sz w:val="17"/>
         </w:rPr>
-        <w:t>[12] G. Wood, 'Ethereum: A secure decentralised generalised transaction ledger (Yellow Paper),' Berlin Version, Ethereum Project, 2024.</w:t>
+        <w:t>[12] R. Ostrovsky, A. Sahai, and B. Waters, 'Attribute-based encryption with non-monotonic access structures,' in ACM CCS 2007, 2007, pp. 195–203. DOI: 10.1145/1315245.1315270.</w:t>
       </w:r>
     </w:p>
     <w:p>
@@ -4235,7 +4408,7 @@
           <w:rFonts w:ascii="Times New Roman" w:hAnsi="Times New Roman"/>
           <w:sz w:val="17"/>
         </w:rPr>
-        <w:t>[13] J. Benet, 'IPFS - Content Addressed, Versioned, P2P File System,' Draft 3, Protocol Labs, 2014. arXiv:1407.3561.</w:t>
+        <w:t>[13] M. Chase, 'Multi-authority attribute based encryption,' in TCC 2007, LNCS vol. 4392, Springer, 2007, pp. 515–534. DOI: 10.1007/978-3-540-70936-7_28.</w:t>
       </w:r>
     </w:p>
     <w:p>
@@ -4248,7 +4421,7 @@
           <w:rFonts w:ascii="Times New Roman" w:hAnsi="Times New Roman"/>
           <w:sz w:val="17"/>
         </w:rPr>
-        <w:t>[14] Y. Yang, X. Zheng, W. Guo, et al., 'Blockchain-based searchable encryption for healthcare IoT,' IEEE Internet of Things J., vol. 9, no. 19, pp. 18456–18468, 2022. DOI: 10.1109/JIOT.2022.3164478.</w:t>
+        <w:t>[14] A. Lewko and B. Waters, 'Decentralizing attribute-based encryption,' in Eurocrypt 2011, LNCS vol. 6632, Springer, 2011, pp. 568–588. DOI: 10.1007/978-3-642-20465-4_31.</w:t>
       </w:r>
     </w:p>
     <w:p>
@@ -4261,7 +4434,7 @@
           <w:rFonts w:ascii="Times New Roman" w:hAnsi="Times New Roman"/>
           <w:sz w:val="17"/>
         </w:rPr>
-        <w:t>[15] W. Sun, S. Chow, J. Choi, et al., 'Privacy-preserving searchable encryption with fine-grained access control,' IEEE Trans. Parallel Distrib. Syst., vol. 32, no. 4, pp. 883–895, 2021. DOI: 10.1109/TPDS.2020.3031021.</w:t>
+        <w:t>[15] J. Katz, A. Sahai, and B. Waters, 'Predicate encryption supporting disjunctions, polynomial equations, and inner products,' J. Cryptology, vol. 26, no. 2, pp. 191–224, 2013. DOI: 10.1007/s00145-012-9119-4.</w:t>
       </w:r>
     </w:p>
     <w:p>
@@ -4274,7 +4447,7 @@
           <w:rFonts w:ascii="Times New Roman" w:hAnsi="Times New Roman"/>
           <w:sz w:val="17"/>
         </w:rPr>
-        <w:t>[16] D. X. Song, D. Wagner, and A. Perrig, 'Practical techniques for searches on encrypted data,' in IEEE Symposium on Security and Privacy (S&amp;P), 2000, pp. 44–55. DOI: 10.1109/SECPRI.2000.848445.</w:t>
+        <w:t>[16] C. P. Schnorr, 'Efficient signature generation by smart cards,' Journal of Cryptology, vol. 4, no. 3, pp. 161–174, 1991. DOI: 10.1007/BF00196725.</w:t>
       </w:r>
     </w:p>
     <w:p>
@@ -4287,7 +4460,7 @@
           <w:rFonts w:ascii="Times New Roman" w:hAnsi="Times New Roman"/>
           <w:sz w:val="17"/>
         </w:rPr>
-        <w:t>[17] R. Curtmola, J. Garay, S. Kamara, and R. Ostrovsky, 'Searchable symmetric encryption: Improved definitions and efficient constructions,' J. Comput. Secur., vol. 19, no. 5, pp. 895–934, 2011. DOI: 10.3233/JCS-2011-0426.</w:t>
+        <w:t>[17] D. X. Song, D. Wagner, and A. Perrig, 'Practical techniques for searches on encrypted data,' in IEEE Symposium on Security and Privacy (S&amp;P), 2000, pp. 44–55. DOI: 10.1109/SECPRI.2000.848445.</w:t>
       </w:r>
     </w:p>
     <w:p>
@@ -4300,7 +4473,7 @@
           <w:rFonts w:ascii="Times New Roman" w:hAnsi="Times New Roman"/>
           <w:sz w:val="17"/>
         </w:rPr>
-        <w:t>[18] S. Kamara, C. Papamanthou, and T. Roeder, 'Dynamic searchable symmetric encryption,' in ACM CCS 2012, pp. 965–976. DOI: 10.1145/2382196.2382298.</w:t>
+        <w:t>[18] R. Curtmola, J. Garay, S. Kamara, and R. Ostrovsky, 'Searchable symmetric encryption: Improved definitions and efficient constructions,' J. Comput. Secur., vol. 19, no. 5, pp. 895–934, 2011. DOI: 10.3233/JCS-2011-0426.</w:t>
       </w:r>
     </w:p>
     <w:p>
@@ -4313,7 +4486,7 @@
           <w:rFonts w:ascii="Times New Roman" w:hAnsi="Times New Roman"/>
           <w:sz w:val="17"/>
         </w:rPr>
-        <w:t>[19] R. Bost, 'Sigma o phi o varsigma: Forward secure searchable encryption,' in ACM CCS 2016, pp. 1143–1154. DOI: 10.1145/2976749.2978342.</w:t>
+        <w:t>[19] S. Kamara, C. Papamanthou, and T. Roeder, 'Dynamic searchable symmetric encryption,' in ACM CCS 2012, 2012, pp. 965–976. DOI: 10.1145/2382196.2382298.</w:t>
       </w:r>
     </w:p>
     <w:p>
@@ -4326,7 +4499,7 @@
           <w:rFonts w:ascii="Times New Roman" w:hAnsi="Times New Roman"/>
           <w:sz w:val="17"/>
         </w:rPr>
-        <w:t>[20] J. Katz, A. Sahai, and B. Waters, 'Predicate encryption supporting disjunctions, polynomial equations, and inner products,' J. Cryptology, vol. 26, no. 2, pp. 191–224, 2013. DOI: 10.1007/s00145-012-9119-4.</w:t>
+        <w:t>[20] R. Bost, 'Sigma o phi o varsigma: Forward secure searchable encryption,' in ACM CCS 2016, 2016, pp. 1143–1154. DOI: 10.1145/2976749.2978342.</w:t>
       </w:r>
     </w:p>
     <w:p>
@@ -4339,7 +4512,7 @@
           <w:rFonts w:ascii="Times New Roman" w:hAnsi="Times New Roman"/>
           <w:sz w:val="17"/>
         </w:rPr>
-        <w:t>[21] V. Goyal, O. Pandey, A. Sahai, and B. Waters, 'Attribute-based encryption for fine-grained access control of encrypted data,' in ACM CCS 2006, pp. 89–98. DOI: 10.1145/1180405.1180418.</w:t>
+        <w:t>[21] C. Delerablée, P. Paillier, and D. Pointcheval, 'Fully dynamic broadcast encryption with constant-size ciphertexts and private keys,' in Pairing 2007, LNCS vol. 4575, Springer, 2007, pp. 190–207. DOI: 10.1007/978-3-540-73489-5_11.</w:t>
       </w:r>
     </w:p>
     <w:p>
@@ -4352,7 +4525,7 @@
           <w:rFonts w:ascii="Times New Roman" w:hAnsi="Times New Roman"/>
           <w:sz w:val="17"/>
         </w:rPr>
-        <w:t>[22] R. Ostrovsky, A. Sahai, and B. Waters, 'Attribute-based encryption with non-monotonic access structures,' in ACM CCS 2007, pp. 195–203. DOI: 10.1145/1315245.1315270.</w:t>
+        <w:t>[22] G. Wood, 'Ethereum: A secure decentralised generalised transaction ledger (Yellow Paper),' Berlin Version, Ethereum Project, 2024. [Online]. Available: https://ethereum.github.io/yellowpaper/paper.pdf</w:t>
       </w:r>
     </w:p>
     <w:p>
@@ -4365,7 +4538,7 @@
           <w:rFonts w:ascii="Times New Roman" w:hAnsi="Times New Roman"/>
           <w:sz w:val="17"/>
         </w:rPr>
-        <w:t>[23] A. Lewko and B. Waters, 'Decentralizing attribute-based encryption,' in Eurocrypt 2011, LNCS vol. 6632, Springer, 2011, pp. 568–588. DOI: 10.1007/978-3-642-20465-4_31.</w:t>
+        <w:t>[23] J. Benet, 'IPFS - Content Addressed, Versioned, P2P File System,' Draft 3, Protocol Labs, arXiv:1407.3561, 2014.</w:t>
       </w:r>
     </w:p>
     <w:p>
@@ -4378,7 +4551,7 @@
           <w:rFonts w:ascii="Times New Roman" w:hAnsi="Times New Roman"/>
           <w:sz w:val="17"/>
         </w:rPr>
-        <w:t>[24] M. Chase, 'Multi-authority attribute based encryption,' in TCC 2007, LNCS vol. 4392, Springer, 2007, pp. 515–534. DOI: 10.1007/978-3-540-70936-7_28.</w:t>
+        <w:t>[24] J. Liu, Y. Li, R. Sun, et al., 'EMK-ABSE: Efficient multikeyword attribute-based searchable encryption scheme through cloud-edge coordination,' IEEE Internet of Things J., vol. 9, no. 19, pp. 18650–18662, 2022. DOI: 10.1109/JIOT.2022.3164478.</w:t>
       </w:r>
     </w:p>
     <w:p>
@@ -4391,7 +4564,7 @@
           <w:rFonts w:ascii="Times New Roman" w:hAnsi="Times New Roman"/>
           <w:sz w:val="17"/>
         </w:rPr>
-        <w:t>[25] C. Delerablee, P. Paillier, and D. Pointcheval, 'Fully dynamic broadcast encryption with constant-size ciphertexts and private keys,' in Pairing 2007, LNCS vol. 4575, Springer, 2007, pp. 190–207. DOI: 10.1007/978-3-540-73489-5_11.</w:t>
+        <w:t>[25] J. Su, L. Zhang, and Y. Mu, 'BA-RMKABSE: Blockchain-aided ranked multi-keyword attribute-based searchable encryption with hiding policy for smart health system,' Future Gener. Comput. Syst., vol. 132, pp. 299–309, 2022. DOI: 10.1016/j.future.2022.02.019.</w:t>
       </w:r>
     </w:p>
     <w:sectPr>

--- a/submission_materials/2_Research_Paper_Source/IEEE_BAMKS_D_Research_Paper.docx
+++ b/submission_materials/2_Research_Paper_Source/IEEE_BAMKS_D_Research_Paper.docx
@@ -1978,7 +1978,7 @@
         <w:br/>
         <w:t>4. Verification: Verifier accepts if and only if: g^s == R * Y^c.</w:t>
         <w:br/>
-        <w:t>In BAMKS and BAMKS-D, SNIZK proofs generated across multiple matching keywords are aggregated into a single proof (R_agg, pi_hat), reducing verification complexity.</w:t>
+        <w:t>In BAMKS and BAMKS-D, SNIZK proofs generated across multiple matching keywords are aggregated into a single proof (R_agg, pi_agg), reducing verification complexity.</w:t>
       </w:r>
     </w:p>
     <w:p>
@@ -2835,7 +2835,7 @@
                 <w:color w:val="1E293B"/>
                 <w:sz w:val="17"/>
               </w:rPr>
-              <w:t>(R_agg, pi_hat)</w:t>
+              <w:t>(R_agg, pi_agg)</w:t>
             </w:r>
           </w:p>
         </w:tc>
@@ -3837,13 +3837,13 @@
           <w:color w:val="1E293B"/>
           <w:sz w:val="20"/>
         </w:rPr>
-        <w:t>To search for encrypted EHR records containing q query keywords W_query = {w~_1, ..., w~_q}, the clinician and cloud collaborate as follows:</w:t>
+        <w:t>To search for encrypted EHR records containing q query keywords W_query = {w'_1, ..., w'_q}, the clinician and cloud collaborate as follows:</w:t>
         <w:br/>
         <w:t>1. Trapdoor Generation: Clinician samples fresh session secret phi in Z_P* and computes trapdoor components:</w:t>
         <w:br/>
         <w:t xml:space="preserve">   T_1 = g^phi mod P</w:t>
         <w:br/>
-        <w:t xml:space="preserve">   T_3 = g^(phi * sum_{j=1}^q H1(w~_j)) mod P</w:t>
+        <w:t xml:space="preserve">   T_3 = g^(phi * sum_{j=1}^q H1(w'_j)) mod P</w:t>
         <w:br/>
         <w:t>2. Cloud Modular Evaluation (Eq. 6): For candidate document docId, CSP computes product of index tokens:</w:t>
         <w:br/>
@@ -3855,7 +3855,7 @@
         <w:br/>
         <w:t>3. Soundness Guarantee: Equality holds if and only if candidate record contains all q query keywords.</w:t>
         <w:br/>
-        <w:t>4. Off-Chain SNIZK Verification: Clinician validates aggregated Schnorr proof (R_agg, pi_hat) off-chain.</w:t>
+        <w:t>4. Off-Chain SNIZK Verification: Clinician validates aggregated Schnorr proof (R_agg, pi_agg) off-chain.</w:t>
         <w:br/>
         <w:t>5. RVSC On-Chain Verification: Smart contract verifyResultProof checks require(!deletedDocRegistry[id]) for all returned documents.</w:t>
       </w:r>
@@ -3919,7 +3919,7 @@
                 <w:rFonts w:ascii="Times New Roman" w:hAnsi="Times New Roman"/>
                 <w:sz w:val="18"/>
               </w:rPr>
-              <w:t>Query keyword set W_query = {w~_1, ..., w~_q}, Inverted index InvertedIndex, Master secret eta, Global parameters GP</w:t>
+              <w:t>Query keyword set W_query = {w'_1, ..., w'_q}, Inverted index InvertedIndex, Master secret eta, Global parameters GP</w:t>
             </w:r>
           </w:p>
           <w:p>
@@ -3999,7 +3999,7 @@
                 <w:rFonts w:ascii="Courier New" w:hAnsi="Courier New"/>
                 <w:sz w:val="17"/>
               </w:rPr>
-              <w:t>sum_h &lt;- sum_{j=1}^q H1(w~_j)</w:t>
+              <w:t>sum_h &lt;- sum_{j=1}^q H1(w'_j)</w:t>
             </w:r>
           </w:p>
           <w:p>
@@ -4039,7 +4039,7 @@
                 <w:rFonts w:ascii="Courier New" w:hAnsi="Courier New"/>
                 <w:sz w:val="17"/>
               </w:rPr>
-              <w:t>CandidateIDs &lt;- InvertedIndex.lookup(w~_1) intersect ... intersect InvertedIndex.lookup(w~_q)</w:t>
+              <w:t>CandidateIDs &lt;- InvertedIndex.lookup(w'_1) intersect ... intersect InvertedIndex.lookup(w'_q)</w:t>
             </w:r>
           </w:p>
           <w:p>
@@ -5698,19 +5698,19 @@
         <w:t>Theorem 1 (Correctness of Conjunctive Matching): Given valid query trapdoor T_query = (T_1, T_3) for keywords W_query and candidate index tokens {I_doc,j} for W_doc, the algebraic match equation (I_prod)^phi == (T_3)^eta mod P holds if and only if W_query subset_of W_doc.</w:t>
         <w:br/>
         <w:br/>
-        <w:t>Proof: Let W_query = {w~_1, ..., w~_q}. The cloud computes:</w:t>
+        <w:t>Proof: Let W_query = {w'_1, ..., w'_q}. The cloud computes:</w:t>
         <w:br/>
-        <w:t>I_prod = prod_{j=1}^q I_doc,j = prod_{j=1}^q g^(eta * H1(w~_j)) = g^(eta * sum_{j=1}^q H1(w~_j)) mod P.</w:t>
+        <w:t>I_prod = prod_{j=1}^q I_doc,j = prod_{j=1}^q g^(eta * H1(w'_j)) = g^(eta * sum_{j=1}^q H1(w'_j)) mod P.</w:t>
         <w:br/>
         <w:t>Raising I_prod to query session secret phi yields:</w:t>
         <w:br/>
-        <w:t>LHS = (I_prod)^phi = (g^(eta * sum H1(w~_j)))^phi = g^(eta * phi * sum_{j=1}^q H1(w~_j)) mod P.</w:t>
+        <w:t>LHS = (I_prod)^phi = (g^(eta * sum H1(w'_j)))^phi = g^(eta * phi * sum_{j=1}^q H1(w'_j)) mod P.</w:t>
         <w:br/>
-        <w:t>Correspondingly, from trapdoor definition T_3 = g^(phi * sum_{j=1}^q H1(w~_j)) mod P. Raising T_3 to master secret eta yields:</w:t>
+        <w:t>Correspondingly, from trapdoor definition T_3 = g^(phi * sum_{j=1}^q H1(w'_j)) mod P. Raising T_3 to master secret eta yields:</w:t>
         <w:br/>
-        <w:t>RHS = (T_3)^eta = (g^(phi * sum H1(w~_j)))^eta = g^(eta * phi * sum_{j=1}^q H1(w~_j)) mod P.</w:t>
+        <w:t>RHS = (T_3)^eta = (g^(phi * sum H1(w'_j)))^eta = g^(eta * phi * sum_{j=1}^q H1(w'_j)) mod P.</w:t>
         <w:br/>
-        <w:t>Since exponent multiplication is commutative in Z_P*, LHS == RHS holds identically. Conversely, if there exists w~_k not in W_doc, the exponent sums differ by at least one pseudo-random hash value H1(w~_k) != H1(w_k'), causing LHS == RHS to evaluate false with probability 1 - 1/P. This completes the proof of Theorem 1.</w:t>
+        <w:t>Since exponent multiplication is commutative in Z_P*, LHS == RHS holds identically. Conversely, if there exists w'_k not in W_doc, the exponent sums differ by at least one pseudo-random hash value H1(w'_k) != H1(w_k'), causing LHS == RHS to evaluate false with probability 1 - 1/P. This completes the proof of Theorem 1.</w:t>
       </w:r>
     </w:p>
     <w:p>
@@ -9296,7 +9296,7 @@
         <w:t>1. Simulated Group Algebra in Z_P*: Our software prototype computes field arithmetic in (Z_P*, *) using the secp256k1 field prime P = 2^256 - 2^32 - 977. The order of Z_P* is composite (P - 1), and bilinear pairing e(g, g) is simulated via modular exponentiation. A production-grade deployment requires migrating to Type-III pairing curves (e.g., BN254 or BLS12-381) [5].</w:t>
         <w:br/>
         <w:br/>
-        <w:t>2. Off-Chain SNIZK Verification vs. On-Chain RVSC: While the paper title and slides reference the Result Verification Smart Contract (RVSC), the complex aggregated Schnorr proof (R_agg, pi_hat) is verified off-chain by the clinician client. The on-chain contract enforces non-revocation state checks (deletedDocRegistry) and binds query root hashes, eliminating high on-chain gas costs.</w:t>
+        <w:t>2. Off-Chain SNIZK Verification vs. On-Chain RVSC: While the paper title and slides reference the Result Verification Smart Contract (RVSC), the complex aggregated Schnorr proof (R_agg, pi_agg) is verified off-chain by the clinician client. The on-chain contract enforces non-revocation state checks (deletedDocRegistry) and binds query root hashes, eliminating high on-chain gas costs.</w:t>
         <w:br/>
         <w:br/>
         <w:t>3. Inverted Index Access-Pattern Leakage: Because keyword index tokens I_doc,j = g^(eta * H1(w_j)) are deterministic across documents, an honest-but-curious CSP observing query frequency over time can deduce keyword co-occurrence patterns. Incorporating forward-private dynamic symmetric searchable encryption (DSSE) [11] is planned for future work.</w:t>

--- a/submission_materials/2_Research_Paper_Source/IEEE_BAMKS_D_Research_Paper.docx
+++ b/submission_materials/2_Research_Paper_Source/IEEE_BAMKS_D_Research_Paper.docx
@@ -109,7 +109,7 @@
               <w:br/>
               <w:t>Vellore Institute of Technology (VIT), Chennai</w:t>
               <w:br/>
-              <w:t>rushikesh.adak2024@vitstudent.ac.in</w:t>
+              <w:t>adak.rushikesh2024@vitstudent.ac.in</w:t>
             </w:r>
           </w:p>
         </w:tc>

--- a/submission_materials/2_Research_Paper_Source/IEEE_BAMKS_D_Research_Paper.docx
+++ b/submission_materials/2_Research_Paper_Source/IEEE_BAMKS_D_Research_Paper.docx
@@ -242,7 +242,7 @@
           <w:color w:val="1E293B"/>
           <w:sz w:val="20"/>
         </w:rPr>
-        <w:t>The contemporary healthcare ecosystem is experiencing an unprecedented paradigm shift driven by the rapid deployment of Internet of Medical Things (IoMT) devices. Continuous physiological telemetry streams—including 12-lead electrocardiograms (ECG), photoplethysmography (PPG) vitals, ambulatory blood pressure feeds, and high-resolution neuroimaging scans—are captured at the clinical edge and transmitted to cloud repositories for diagnostic archiving and collaborative clinician review [1], [2]. While cloud outsourcing provides virtually limitless computational scalability and fault-tolerant storage, it concurrently introduces acute data privacy and regulatory compliance concerns. Electronic Health Records (EHR) contain highly sensitive diagnostic narratives and protected health information (PHI) governed by strict regulatory frameworks such as the Health Insurance Portability and Accountability Act (HIPAA) in the United States and the General Data Protection Regulation (GDPR) in the European Union [1]. Consequently, medical records must be encrypted under robust cryptographic primitives prior to transmission beyond the hospital boundary.</w:t>
+        <w:t>The contemporary healthcare ecosystem is experiencing an unprecedented paradigm shift driven by the rapid deployment of Internet of Medical Things (IoMT) devices. Continuous physiological telemetry streams—including 12-lead electrocardiograms (ECG), photoplethysmography (PPG) vitals, ambulatory blood pressure feeds, and high-resolution neuroimaging scans—are captured at the clinical edge and transmitted to cloud repositories for diagnostic archiving and collaborative clinician review [1], [2], [25]. While cloud outsourcing provides virtually limitless computational scalability and fault-tolerant storage, it concurrently introduces acute data privacy and regulatory compliance concerns. Electronic Health Records (EHR) contain highly sensitive diagnostic narratives and protected health information (PHI) governed by strict regulatory frameworks such as the Health Insurance Portability and Accountability Act (HIPAA) in the United States and the General Data Protection Regulation (GDPR) in the European Union [1]. Consequently, medical records must be encrypted under robust cryptographic primitives prior to transmission beyond the hospital boundary.</w:t>
       </w:r>
     </w:p>
     <w:p>
@@ -414,7 +414,30 @@
           <w:color w:val="1E293B"/>
           <w:sz w:val="20"/>
         </w:rPr>
-        <w:t>Attribute-Based Keyword Search (ABKS) systems have evolved across multiple architectural axes. Monotonic tree structures and Linear Secret Sharing Schemes (LSSS) were introduced to enhance policy expressiveness [3], [5]. Multi-authority ABKS schemes (MA-ABKS), pioneered by Chase [13] and Lewko and Waters [14], distributed attribute authority across independent administrative domains, preventing any single entity from compromising the global master secret. Recent research has extensively integrated blockchain ledgers to eliminate single points of failure and enforce verifiable query computation [15], [16]. Liu et al. [17] developed EMK-ABSE for edge-assisted IoT multi-keyword search. Su, Zhang, and Mu [18] proposed BA-RMKABSE, introducing smart contract-assisted keyword updates. Zhang et al. [19] formulated ABCKS, establishing conjunctive multi-keyword search with verifiable fairness across consortium ledgers. Liang et al. [20] introduced VMSE, supporting verifiable dynamic keyword updating via blockchain accumulators. Cheng et al. [1] synthesized these domains in BAMKS, introducing collaborative indexing and aggregated SNIZK result verification, yet left atomic single-file operations unresolved.</w:t>
+        <w:t>Attribute-Based Keyword Search (ABKS) systems have evolved across multiple architectural axes. Monotonic tree structures and Linear Secret Sharing Schemes (LSSS) were introduced to enhance policy expressiveness [3], [5]. Multi-authority ABKS schemes (MA-ABKS), pioneered by Chase [13] and Lewko and Waters [14], distributed attribute authority across independent administrative domains, preventing any single entity from compromising the global master secret. Recent research has extensively integrated blockchain ledgers to eliminate single points of failure and enforce verifiable query computation [15], [16]. Liu et al. [17] developed EMK-ABSE for edge-assisted IoT multi-keyword search. Su, Zhang, and Mu [18] proposed BA-RMKABSE, introducing smart contract-assisted keyword updates. Zhang et al. [19] formulated ABCKS, establishing conjunctive multi-keyword search with verifiable fairness across consortium ledgers. Liang et al. [7] introduced VMSE, supporting verifiable dynamic keyword updating in multi-user cloud environments. Cheng et al. [1] synthesized these domains in BAMKS, introducing collaborative indexing and aggregated SNIZK result verification, yet left atomic single-file operations unresolved.</w:t>
+      </w:r>
+    </w:p>
+    <w:p>
+      <w:pPr>
+        <w:spacing w:before="0" w:after="100" w:line="276" w:lineRule="auto"/>
+        <w:jc w:val="both"/>
+      </w:pPr>
+      <w:r>
+        <w:rPr>
+          <w:rFonts w:ascii="Times New Roman" w:hAnsi="Times New Roman"/>
+          <w:b/>
+          <w:color w:val="0F172A"/>
+          <w:sz w:val="20"/>
+        </w:rPr>
+        <w:t xml:space="preserve">D. Foundations of Attribute-Based &amp; Predicate Cryptosystems: </w:t>
+      </w:r>
+      <w:r>
+        <w:rPr>
+          <w:rFonts w:ascii="Times New Roman" w:hAnsi="Times New Roman"/>
+          <w:color w:val="1E293B"/>
+          <w:sz w:val="20"/>
+        </w:rPr>
+        <w:t>The theoretical foundation of fine-grained attribute-based access control originated from Fuzzy Identity-Based Encryption formulated by Sahai and Waters [24], which relaxed exact identity matching to error-tolerant set overlaps. Goyal et al. [20] subsequently established Key-Policy Attribute-Based Encryption (KP-ABE), allowing ciphertext attributes to be authorized under monotonic access trees embedded within user secret keys. To support expressive negative attributes and dynamic revocation constraints, Ostrovsky, Sahai, and Waters [21] introduced non-monotonic access structures. Katz, Sahai, and Waters [22] generalized attribute authorization into predicate encryption, supporting inner-product evaluations, polynomials, and disjunctions over encrypted data. Furthermore, in dynamic broadcast and multi-user environments, Delerablée [23] introduced dynamic threshold public-key encryption to maintain constant-size ciphertexts and private keys during ad-hoc user group updates.</w:t>
       </w:r>
     </w:p>
     <w:p>
@@ -1371,7 +1394,7 @@
                 <w:color w:val="1E293B"/>
                 <w:sz w:val="17"/>
               </w:rPr>
-              <w:t>VMSE [20]</w:t>
+              <w:t>VMSE [7]</w:t>
             </w:r>
           </w:p>
         </w:tc>
